--- a/10-应急管理/运行记录类文件/ZGS-10-03-中国广电重庆BOSS系统存储维保项目-应急预案.docx
+++ b/10-应急管理/运行记录类文件/ZGS-10-03-中国广电重庆BOSS系统存储维保项目-应急预案.docx
@@ -21,6 +21,7 @@
         <w:spacing w:before="3120" w:beforeLines="1000"/>
         <w:textAlignment w:val="baseline"/>
       </w:pPr>
+      <w:bookmarkStart w:id="69" w:name="_GoBack"/>
       <w:bookmarkStart w:id="0" w:name="_Toc20899"/>
       <w:r>
         <w:drawing>
@@ -49,7 +50,7 @@
                     </pic:cNvPicPr>
                   </pic:nvPicPr>
                   <pic:blipFill>
-                    <a:blip r:embed="rId7"/>
+                    <a:blip r:embed="rId12"/>
                     <a:stretch>
                       <a:fillRect/>
                     </a:stretch>
@@ -104,7 +105,7 @@
                     </pic:cNvPicPr>
                   </pic:nvPicPr>
                   <pic:blipFill>
-                    <a:blip r:embed="rId8">
+                    <a:blip r:embed="rId13">
                       <a:alphaModFix amt="58000"/>
                       <a:lum contrast="-52000"/>
                     </a:blip>
@@ -220,59 +221,6 @@
           <w:szCs w:val="24"/>
         </w:rPr>
         <w:t>文件编号：ZGS-10-03</w:t>
-      </w:r>
-      <w:r>
-        <w:rPr>
-          <w:rFonts w:hint="eastAsia" w:ascii="宋体" w:hAnsi="宋体" w:eastAsia="宋体" w:cs="宋体"/>
-          <w:b/>
-          <w:bCs/>
-          <w:spacing w:val="-3"/>
-          <w:sz w:val="24"/>
-          <w:szCs w:val="24"/>
-          <w:lang w:val="en-US" w:eastAsia="zh-CN"/>
-        </w:rPr>
-      </w:r>
-      <w:r>
-        <w:rPr>
-          <w:rFonts w:ascii="宋体" w:hAnsi="宋体" w:eastAsia="宋体" w:cs="宋体"/>
-          <w:b/>
-          <w:bCs/>
-          <w:spacing w:val="-3"/>
-          <w:sz w:val="24"/>
-          <w:szCs w:val="24"/>
-        </w:rPr>
-      </w:r>
-      <w:r>
-        <w:rPr>
-          <w:rFonts w:hint="eastAsia" w:ascii="宋体" w:hAnsi="宋体" w:cs="宋体"/>
-          <w:b/>
-          <w:bCs/>
-          <w:spacing w:val="-3"/>
-          <w:sz w:val="24"/>
-          <w:szCs w:val="24"/>
-          <w:lang w:val="en-US" w:eastAsia="zh-CN"/>
-        </w:rPr>
-      </w:r>
-      <w:r>
-        <w:rPr>
-          <w:rFonts w:ascii="宋体" w:hAnsi="宋体" w:eastAsia="宋体" w:cs="宋体"/>
-          <w:b/>
-          <w:bCs/>
-          <w:spacing w:val="-3"/>
-          <w:sz w:val="24"/>
-          <w:szCs w:val="24"/>
-        </w:rPr>
-      </w:r>
-      <w:r>
-        <w:rPr>
-          <w:rFonts w:hint="eastAsia" w:ascii="宋体" w:hAnsi="宋体" w:cs="宋体"/>
-          <w:b/>
-          <w:bCs/>
-          <w:spacing w:val="-3"/>
-          <w:sz w:val="24"/>
-          <w:szCs w:val="24"/>
-          <w:lang w:val="en-US" w:eastAsia="zh-CN"/>
-        </w:rPr>
       </w:r>
     </w:p>
     <w:tbl>
@@ -310,12 +258,6 @@
             <w:insideH w:val="none" w:color="auto" w:sz="0" w:space="0"/>
             <w:insideV w:val="none" w:color="auto" w:sz="0" w:space="0"/>
           </w:tblBorders>
-          <w:tblCellMar>
-            <w:top w:w="0" w:type="dxa"/>
-            <w:left w:w="108" w:type="dxa"/>
-            <w:bottom w:w="0" w:type="dxa"/>
-            <w:right w:w="108" w:type="dxa"/>
-          </w:tblCellMar>
         </w:tblPrEx>
         <w:trPr>
           <w:trHeight w:val="810" w:hRule="atLeast"/>
@@ -657,31 +599,6 @@
                 <w:lang w:val="en-US" w:eastAsia="zh-CN"/>
               </w:rPr>
               <w:t>批准人:宋海滨</w:t>
-            </w:r>
-            <w:r>
-              <w:rPr>
-                <w:rFonts w:hint="eastAsia"/>
-                <w:spacing w:val="1"/>
-                <w:kern w:val="0"/>
-                <w:vertAlign w:val="baseline"/>
-                <w:lang w:val="en-US" w:eastAsia="zh-CN"/>
-              </w:rPr>
-            </w:r>
-            <w:r>
-              <w:rPr>
-                <w:rFonts w:hint="eastAsia" w:asciiTheme="minorAscii" w:hAnsiTheme="minorAscii" w:eastAsiaTheme="minorEastAsia"/>
-                <w:spacing w:val="227"/>
-                <w:sz w:val="21"/>
-                <w:vertAlign w:val="baseline"/>
-                <w:lang w:val="en-US" w:eastAsia="zh-CN"/>
-              </w:rPr>
-            </w:r>
-            <w:r>
-              <w:rPr>
-                <w:rFonts w:hint="eastAsia"/>
-                <w:u w:val="single"/>
-                <w:lang w:val="en-US" w:eastAsia="zh-CN"/>
-              </w:rPr>
             </w:r>
           </w:p>
         </w:tc>
@@ -1485,6 +1402,12 @@
             <w:insideH w:val="single" w:color="000000" w:sz="2" w:space="0"/>
             <w:insideV w:val="single" w:color="000000" w:sz="2" w:space="0"/>
           </w:tblBorders>
+          <w:tblCellMar>
+            <w:top w:w="0" w:type="dxa"/>
+            <w:left w:w="0" w:type="dxa"/>
+            <w:bottom w:w="0" w:type="dxa"/>
+            <w:right w:w="0" w:type="dxa"/>
+          </w:tblCellMar>
         </w:tblPrEx>
         <w:trPr>
           <w:trHeight w:val="557" w:hRule="atLeast"/>
@@ -1683,9 +1606,23 @@
         <w:p>
           <w:pPr>
             <w:pStyle w:val="16"/>
+            <w:keepNext w:val="0"/>
+            <w:keepLines w:val="0"/>
+            <w:pageBreakBefore w:val="0"/>
+            <w:widowControl w:val="0"/>
             <w:tabs>
               <w:tab w:val="right" w:leader="dot" w:pos="8306"/>
             </w:tabs>
+            <w:kinsoku w:val="0"/>
+            <w:wordWrap/>
+            <w:overflowPunct/>
+            <w:topLinePunct w:val="0"/>
+            <w:autoSpaceDE w:val="0"/>
+            <w:autoSpaceDN w:val="0"/>
+            <w:bidi w:val="0"/>
+            <w:adjustRightInd w:val="0"/>
+            <w:snapToGrid w:val="0"/>
+            <w:textAlignment w:val="baseline"/>
           </w:pPr>
           <w:r>
             <w:rPr>
@@ -1768,9 +1705,23 @@
         <w:p>
           <w:pPr>
             <w:pStyle w:val="16"/>
+            <w:keepNext w:val="0"/>
+            <w:keepLines w:val="0"/>
+            <w:pageBreakBefore w:val="0"/>
+            <w:widowControl w:val="0"/>
             <w:tabs>
               <w:tab w:val="right" w:leader="dot" w:pos="8306"/>
             </w:tabs>
+            <w:kinsoku w:val="0"/>
+            <w:wordWrap/>
+            <w:overflowPunct/>
+            <w:topLinePunct w:val="0"/>
+            <w:autoSpaceDE w:val="0"/>
+            <w:autoSpaceDN w:val="0"/>
+            <w:bidi w:val="0"/>
+            <w:adjustRightInd w:val="0"/>
+            <w:snapToGrid w:val="0"/>
+            <w:textAlignment w:val="baseline"/>
           </w:pPr>
           <w:r>
             <w:rPr>
@@ -1831,9 +1782,23 @@
         <w:p>
           <w:pPr>
             <w:pStyle w:val="17"/>
+            <w:keepNext w:val="0"/>
+            <w:keepLines w:val="0"/>
+            <w:pageBreakBefore w:val="0"/>
+            <w:widowControl w:val="0"/>
             <w:tabs>
               <w:tab w:val="right" w:leader="dot" w:pos="8306"/>
             </w:tabs>
+            <w:kinsoku w:val="0"/>
+            <w:wordWrap/>
+            <w:overflowPunct/>
+            <w:topLinePunct w:val="0"/>
+            <w:autoSpaceDE w:val="0"/>
+            <w:autoSpaceDN w:val="0"/>
+            <w:bidi w:val="0"/>
+            <w:adjustRightInd w:val="0"/>
+            <w:snapToGrid w:val="0"/>
+            <w:textAlignment w:val="baseline"/>
           </w:pPr>
           <w:r>
             <w:rPr>
@@ -1894,9 +1859,23 @@
         <w:p>
           <w:pPr>
             <w:pStyle w:val="17"/>
+            <w:keepNext w:val="0"/>
+            <w:keepLines w:val="0"/>
+            <w:pageBreakBefore w:val="0"/>
+            <w:widowControl w:val="0"/>
             <w:tabs>
               <w:tab w:val="right" w:leader="dot" w:pos="8306"/>
             </w:tabs>
+            <w:kinsoku w:val="0"/>
+            <w:wordWrap/>
+            <w:overflowPunct/>
+            <w:topLinePunct w:val="0"/>
+            <w:autoSpaceDE w:val="0"/>
+            <w:autoSpaceDN w:val="0"/>
+            <w:bidi w:val="0"/>
+            <w:adjustRightInd w:val="0"/>
+            <w:snapToGrid w:val="0"/>
+            <w:textAlignment w:val="baseline"/>
           </w:pPr>
           <w:r>
             <w:rPr>
@@ -1957,9 +1936,23 @@
         <w:p>
           <w:pPr>
             <w:pStyle w:val="17"/>
+            <w:keepNext w:val="0"/>
+            <w:keepLines w:val="0"/>
+            <w:pageBreakBefore w:val="0"/>
+            <w:widowControl w:val="0"/>
             <w:tabs>
               <w:tab w:val="right" w:leader="dot" w:pos="8306"/>
             </w:tabs>
+            <w:kinsoku w:val="0"/>
+            <w:wordWrap/>
+            <w:overflowPunct/>
+            <w:topLinePunct w:val="0"/>
+            <w:autoSpaceDE w:val="0"/>
+            <w:autoSpaceDN w:val="0"/>
+            <w:bidi w:val="0"/>
+            <w:adjustRightInd w:val="0"/>
+            <w:snapToGrid w:val="0"/>
+            <w:textAlignment w:val="baseline"/>
           </w:pPr>
           <w:r>
             <w:rPr>
@@ -2020,9 +2013,23 @@
         <w:p>
           <w:pPr>
             <w:pStyle w:val="16"/>
+            <w:keepNext w:val="0"/>
+            <w:keepLines w:val="0"/>
+            <w:pageBreakBefore w:val="0"/>
+            <w:widowControl w:val="0"/>
             <w:tabs>
               <w:tab w:val="right" w:leader="dot" w:pos="8306"/>
             </w:tabs>
+            <w:kinsoku w:val="0"/>
+            <w:wordWrap/>
+            <w:overflowPunct/>
+            <w:topLinePunct w:val="0"/>
+            <w:autoSpaceDE w:val="0"/>
+            <w:autoSpaceDN w:val="0"/>
+            <w:bidi w:val="0"/>
+            <w:adjustRightInd w:val="0"/>
+            <w:snapToGrid w:val="0"/>
+            <w:textAlignment w:val="baseline"/>
           </w:pPr>
           <w:r>
             <w:rPr>
@@ -2083,9 +2090,23 @@
         <w:p>
           <w:pPr>
             <w:pStyle w:val="17"/>
+            <w:keepNext w:val="0"/>
+            <w:keepLines w:val="0"/>
+            <w:pageBreakBefore w:val="0"/>
+            <w:widowControl w:val="0"/>
             <w:tabs>
               <w:tab w:val="right" w:leader="dot" w:pos="8306"/>
             </w:tabs>
+            <w:kinsoku w:val="0"/>
+            <w:wordWrap/>
+            <w:overflowPunct/>
+            <w:topLinePunct w:val="0"/>
+            <w:autoSpaceDE w:val="0"/>
+            <w:autoSpaceDN w:val="0"/>
+            <w:bidi w:val="0"/>
+            <w:adjustRightInd w:val="0"/>
+            <w:snapToGrid w:val="0"/>
+            <w:textAlignment w:val="baseline"/>
           </w:pPr>
           <w:r>
             <w:rPr>
@@ -2156,9 +2177,23 @@
         <w:p>
           <w:pPr>
             <w:pStyle w:val="17"/>
+            <w:keepNext w:val="0"/>
+            <w:keepLines w:val="0"/>
+            <w:pageBreakBefore w:val="0"/>
+            <w:widowControl w:val="0"/>
             <w:tabs>
               <w:tab w:val="right" w:leader="dot" w:pos="8306"/>
             </w:tabs>
+            <w:kinsoku w:val="0"/>
+            <w:wordWrap/>
+            <w:overflowPunct/>
+            <w:topLinePunct w:val="0"/>
+            <w:autoSpaceDE w:val="0"/>
+            <w:autoSpaceDN w:val="0"/>
+            <w:bidi w:val="0"/>
+            <w:adjustRightInd w:val="0"/>
+            <w:snapToGrid w:val="0"/>
+            <w:textAlignment w:val="baseline"/>
           </w:pPr>
           <w:r>
             <w:rPr>
@@ -2219,9 +2254,23 @@
         <w:p>
           <w:pPr>
             <w:pStyle w:val="16"/>
+            <w:keepNext w:val="0"/>
+            <w:keepLines w:val="0"/>
+            <w:pageBreakBefore w:val="0"/>
+            <w:widowControl w:val="0"/>
             <w:tabs>
               <w:tab w:val="right" w:leader="dot" w:pos="8306"/>
             </w:tabs>
+            <w:kinsoku w:val="0"/>
+            <w:wordWrap/>
+            <w:overflowPunct/>
+            <w:topLinePunct w:val="0"/>
+            <w:autoSpaceDE w:val="0"/>
+            <w:autoSpaceDN w:val="0"/>
+            <w:bidi w:val="0"/>
+            <w:adjustRightInd w:val="0"/>
+            <w:snapToGrid w:val="0"/>
+            <w:textAlignment w:val="baseline"/>
           </w:pPr>
           <w:r>
             <w:rPr>
@@ -2282,9 +2331,23 @@
         <w:p>
           <w:pPr>
             <w:pStyle w:val="17"/>
+            <w:keepNext w:val="0"/>
+            <w:keepLines w:val="0"/>
+            <w:pageBreakBefore w:val="0"/>
+            <w:widowControl w:val="0"/>
             <w:tabs>
               <w:tab w:val="right" w:leader="dot" w:pos="8306"/>
             </w:tabs>
+            <w:kinsoku w:val="0"/>
+            <w:wordWrap/>
+            <w:overflowPunct/>
+            <w:topLinePunct w:val="0"/>
+            <w:autoSpaceDE w:val="0"/>
+            <w:autoSpaceDN w:val="0"/>
+            <w:bidi w:val="0"/>
+            <w:adjustRightInd w:val="0"/>
+            <w:snapToGrid w:val="0"/>
+            <w:textAlignment w:val="baseline"/>
           </w:pPr>
           <w:r>
             <w:rPr>
@@ -2345,9 +2408,23 @@
         <w:p>
           <w:pPr>
             <w:pStyle w:val="17"/>
+            <w:keepNext w:val="0"/>
+            <w:keepLines w:val="0"/>
+            <w:pageBreakBefore w:val="0"/>
+            <w:widowControl w:val="0"/>
             <w:tabs>
               <w:tab w:val="right" w:leader="dot" w:pos="8306"/>
             </w:tabs>
+            <w:kinsoku w:val="0"/>
+            <w:wordWrap/>
+            <w:overflowPunct/>
+            <w:topLinePunct w:val="0"/>
+            <w:autoSpaceDE w:val="0"/>
+            <w:autoSpaceDN w:val="0"/>
+            <w:bidi w:val="0"/>
+            <w:adjustRightInd w:val="0"/>
+            <w:snapToGrid w:val="0"/>
+            <w:textAlignment w:val="baseline"/>
           </w:pPr>
           <w:r>
             <w:rPr>
@@ -2408,9 +2485,23 @@
         <w:p>
           <w:pPr>
             <w:pStyle w:val="16"/>
+            <w:keepNext w:val="0"/>
+            <w:keepLines w:val="0"/>
+            <w:pageBreakBefore w:val="0"/>
+            <w:widowControl w:val="0"/>
             <w:tabs>
               <w:tab w:val="right" w:leader="dot" w:pos="8306"/>
             </w:tabs>
+            <w:kinsoku w:val="0"/>
+            <w:wordWrap/>
+            <w:overflowPunct/>
+            <w:topLinePunct w:val="0"/>
+            <w:autoSpaceDE w:val="0"/>
+            <w:autoSpaceDN w:val="0"/>
+            <w:bidi w:val="0"/>
+            <w:adjustRightInd w:val="0"/>
+            <w:snapToGrid w:val="0"/>
+            <w:textAlignment w:val="baseline"/>
           </w:pPr>
           <w:r>
             <w:rPr>
@@ -2471,9 +2562,23 @@
         <w:p>
           <w:pPr>
             <w:pStyle w:val="17"/>
+            <w:keepNext w:val="0"/>
+            <w:keepLines w:val="0"/>
+            <w:pageBreakBefore w:val="0"/>
+            <w:widowControl w:val="0"/>
             <w:tabs>
               <w:tab w:val="right" w:leader="dot" w:pos="8306"/>
             </w:tabs>
+            <w:kinsoku w:val="0"/>
+            <w:wordWrap/>
+            <w:overflowPunct/>
+            <w:topLinePunct w:val="0"/>
+            <w:autoSpaceDE w:val="0"/>
+            <w:autoSpaceDN w:val="0"/>
+            <w:bidi w:val="0"/>
+            <w:adjustRightInd w:val="0"/>
+            <w:snapToGrid w:val="0"/>
+            <w:textAlignment w:val="baseline"/>
           </w:pPr>
           <w:r>
             <w:rPr>
@@ -2534,9 +2639,23 @@
         <w:p>
           <w:pPr>
             <w:pStyle w:val="17"/>
+            <w:keepNext w:val="0"/>
+            <w:keepLines w:val="0"/>
+            <w:pageBreakBefore w:val="0"/>
+            <w:widowControl w:val="0"/>
             <w:tabs>
               <w:tab w:val="right" w:leader="dot" w:pos="8306"/>
             </w:tabs>
+            <w:kinsoku w:val="0"/>
+            <w:wordWrap/>
+            <w:overflowPunct/>
+            <w:topLinePunct w:val="0"/>
+            <w:autoSpaceDE w:val="0"/>
+            <w:autoSpaceDN w:val="0"/>
+            <w:bidi w:val="0"/>
+            <w:adjustRightInd w:val="0"/>
+            <w:snapToGrid w:val="0"/>
+            <w:textAlignment w:val="baseline"/>
           </w:pPr>
           <w:r>
             <w:rPr>
@@ -2597,9 +2716,23 @@
         <w:p>
           <w:pPr>
             <w:pStyle w:val="17"/>
+            <w:keepNext w:val="0"/>
+            <w:keepLines w:val="0"/>
+            <w:pageBreakBefore w:val="0"/>
+            <w:widowControl w:val="0"/>
             <w:tabs>
               <w:tab w:val="right" w:leader="dot" w:pos="8306"/>
             </w:tabs>
+            <w:kinsoku w:val="0"/>
+            <w:wordWrap/>
+            <w:overflowPunct/>
+            <w:topLinePunct w:val="0"/>
+            <w:autoSpaceDE w:val="0"/>
+            <w:autoSpaceDN w:val="0"/>
+            <w:bidi w:val="0"/>
+            <w:adjustRightInd w:val="0"/>
+            <w:snapToGrid w:val="0"/>
+            <w:textAlignment w:val="baseline"/>
           </w:pPr>
           <w:r>
             <w:rPr>
@@ -2660,9 +2793,23 @@
         <w:p>
           <w:pPr>
             <w:pStyle w:val="17"/>
+            <w:keepNext w:val="0"/>
+            <w:keepLines w:val="0"/>
+            <w:pageBreakBefore w:val="0"/>
+            <w:widowControl w:val="0"/>
             <w:tabs>
               <w:tab w:val="right" w:leader="dot" w:pos="8306"/>
             </w:tabs>
+            <w:kinsoku w:val="0"/>
+            <w:wordWrap/>
+            <w:overflowPunct/>
+            <w:topLinePunct w:val="0"/>
+            <w:autoSpaceDE w:val="0"/>
+            <w:autoSpaceDN w:val="0"/>
+            <w:bidi w:val="0"/>
+            <w:adjustRightInd w:val="0"/>
+            <w:snapToGrid w:val="0"/>
+            <w:textAlignment w:val="baseline"/>
           </w:pPr>
           <w:r>
             <w:rPr>
@@ -2723,9 +2870,23 @@
         <w:p>
           <w:pPr>
             <w:pStyle w:val="17"/>
+            <w:keepNext w:val="0"/>
+            <w:keepLines w:val="0"/>
+            <w:pageBreakBefore w:val="0"/>
+            <w:widowControl w:val="0"/>
             <w:tabs>
               <w:tab w:val="right" w:leader="dot" w:pos="8306"/>
             </w:tabs>
+            <w:kinsoku w:val="0"/>
+            <w:wordWrap/>
+            <w:overflowPunct/>
+            <w:topLinePunct w:val="0"/>
+            <w:autoSpaceDE w:val="0"/>
+            <w:autoSpaceDN w:val="0"/>
+            <w:bidi w:val="0"/>
+            <w:adjustRightInd w:val="0"/>
+            <w:snapToGrid w:val="0"/>
+            <w:textAlignment w:val="baseline"/>
           </w:pPr>
           <w:r>
             <w:rPr>
@@ -2786,9 +2947,23 @@
         <w:p>
           <w:pPr>
             <w:pStyle w:val="16"/>
+            <w:keepNext w:val="0"/>
+            <w:keepLines w:val="0"/>
+            <w:pageBreakBefore w:val="0"/>
+            <w:widowControl w:val="0"/>
             <w:tabs>
               <w:tab w:val="right" w:leader="dot" w:pos="8306"/>
             </w:tabs>
+            <w:kinsoku w:val="0"/>
+            <w:wordWrap/>
+            <w:overflowPunct/>
+            <w:topLinePunct w:val="0"/>
+            <w:autoSpaceDE w:val="0"/>
+            <w:autoSpaceDN w:val="0"/>
+            <w:bidi w:val="0"/>
+            <w:adjustRightInd w:val="0"/>
+            <w:snapToGrid w:val="0"/>
+            <w:textAlignment w:val="baseline"/>
           </w:pPr>
           <w:r>
             <w:rPr>
@@ -2849,9 +3024,23 @@
         <w:p>
           <w:pPr>
             <w:pStyle w:val="17"/>
+            <w:keepNext w:val="0"/>
+            <w:keepLines w:val="0"/>
+            <w:pageBreakBefore w:val="0"/>
+            <w:widowControl w:val="0"/>
             <w:tabs>
               <w:tab w:val="right" w:leader="dot" w:pos="8306"/>
             </w:tabs>
+            <w:kinsoku w:val="0"/>
+            <w:wordWrap/>
+            <w:overflowPunct/>
+            <w:topLinePunct w:val="0"/>
+            <w:autoSpaceDE w:val="0"/>
+            <w:autoSpaceDN w:val="0"/>
+            <w:bidi w:val="0"/>
+            <w:adjustRightInd w:val="0"/>
+            <w:snapToGrid w:val="0"/>
+            <w:textAlignment w:val="baseline"/>
           </w:pPr>
           <w:r>
             <w:rPr>
@@ -2912,9 +3101,23 @@
         <w:p>
           <w:pPr>
             <w:pStyle w:val="17"/>
+            <w:keepNext w:val="0"/>
+            <w:keepLines w:val="0"/>
+            <w:pageBreakBefore w:val="0"/>
+            <w:widowControl w:val="0"/>
             <w:tabs>
               <w:tab w:val="right" w:leader="dot" w:pos="8306"/>
             </w:tabs>
+            <w:kinsoku w:val="0"/>
+            <w:wordWrap/>
+            <w:overflowPunct/>
+            <w:topLinePunct w:val="0"/>
+            <w:autoSpaceDE w:val="0"/>
+            <w:autoSpaceDN w:val="0"/>
+            <w:bidi w:val="0"/>
+            <w:adjustRightInd w:val="0"/>
+            <w:snapToGrid w:val="0"/>
+            <w:textAlignment w:val="baseline"/>
           </w:pPr>
           <w:r>
             <w:rPr>
@@ -2975,9 +3178,23 @@
         <w:p>
           <w:pPr>
             <w:pStyle w:val="17"/>
+            <w:keepNext w:val="0"/>
+            <w:keepLines w:val="0"/>
+            <w:pageBreakBefore w:val="0"/>
+            <w:widowControl w:val="0"/>
             <w:tabs>
               <w:tab w:val="right" w:leader="dot" w:pos="8306"/>
             </w:tabs>
+            <w:kinsoku w:val="0"/>
+            <w:wordWrap/>
+            <w:overflowPunct/>
+            <w:topLinePunct w:val="0"/>
+            <w:autoSpaceDE w:val="0"/>
+            <w:autoSpaceDN w:val="0"/>
+            <w:bidi w:val="0"/>
+            <w:adjustRightInd w:val="0"/>
+            <w:snapToGrid w:val="0"/>
+            <w:textAlignment w:val="baseline"/>
           </w:pPr>
           <w:r>
             <w:rPr>
@@ -3038,9 +3255,23 @@
         <w:p>
           <w:pPr>
             <w:pStyle w:val="17"/>
+            <w:keepNext w:val="0"/>
+            <w:keepLines w:val="0"/>
+            <w:pageBreakBefore w:val="0"/>
+            <w:widowControl w:val="0"/>
             <w:tabs>
               <w:tab w:val="right" w:leader="dot" w:pos="8306"/>
             </w:tabs>
+            <w:kinsoku w:val="0"/>
+            <w:wordWrap/>
+            <w:overflowPunct/>
+            <w:topLinePunct w:val="0"/>
+            <w:autoSpaceDE w:val="0"/>
+            <w:autoSpaceDN w:val="0"/>
+            <w:bidi w:val="0"/>
+            <w:adjustRightInd w:val="0"/>
+            <w:snapToGrid w:val="0"/>
+            <w:textAlignment w:val="baseline"/>
           </w:pPr>
           <w:r>
             <w:rPr>
@@ -3101,9 +3332,23 @@
         <w:p>
           <w:pPr>
             <w:pStyle w:val="17"/>
+            <w:keepNext w:val="0"/>
+            <w:keepLines w:val="0"/>
+            <w:pageBreakBefore w:val="0"/>
+            <w:widowControl w:val="0"/>
             <w:tabs>
               <w:tab w:val="right" w:leader="dot" w:pos="8306"/>
             </w:tabs>
+            <w:kinsoku w:val="0"/>
+            <w:wordWrap/>
+            <w:overflowPunct/>
+            <w:topLinePunct w:val="0"/>
+            <w:autoSpaceDE w:val="0"/>
+            <w:autoSpaceDN w:val="0"/>
+            <w:bidi w:val="0"/>
+            <w:adjustRightInd w:val="0"/>
+            <w:snapToGrid w:val="0"/>
+            <w:textAlignment w:val="baseline"/>
           </w:pPr>
           <w:r>
             <w:rPr>
@@ -3164,9 +3409,23 @@
         <w:p>
           <w:pPr>
             <w:pStyle w:val="17"/>
+            <w:keepNext w:val="0"/>
+            <w:keepLines w:val="0"/>
+            <w:pageBreakBefore w:val="0"/>
+            <w:widowControl w:val="0"/>
             <w:tabs>
               <w:tab w:val="right" w:leader="dot" w:pos="8306"/>
             </w:tabs>
+            <w:kinsoku w:val="0"/>
+            <w:wordWrap/>
+            <w:overflowPunct/>
+            <w:topLinePunct w:val="0"/>
+            <w:autoSpaceDE w:val="0"/>
+            <w:autoSpaceDN w:val="0"/>
+            <w:bidi w:val="0"/>
+            <w:adjustRightInd w:val="0"/>
+            <w:snapToGrid w:val="0"/>
+            <w:textAlignment w:val="baseline"/>
           </w:pPr>
           <w:r>
             <w:rPr>
@@ -3227,9 +3486,23 @@
         <w:p>
           <w:pPr>
             <w:pStyle w:val="16"/>
+            <w:keepNext w:val="0"/>
+            <w:keepLines w:val="0"/>
+            <w:pageBreakBefore w:val="0"/>
+            <w:widowControl w:val="0"/>
             <w:tabs>
               <w:tab w:val="right" w:leader="dot" w:pos="8306"/>
             </w:tabs>
+            <w:kinsoku w:val="0"/>
+            <w:wordWrap/>
+            <w:overflowPunct/>
+            <w:topLinePunct w:val="0"/>
+            <w:autoSpaceDE w:val="0"/>
+            <w:autoSpaceDN w:val="0"/>
+            <w:bidi w:val="0"/>
+            <w:adjustRightInd w:val="0"/>
+            <w:snapToGrid w:val="0"/>
+            <w:textAlignment w:val="baseline"/>
           </w:pPr>
           <w:r>
             <w:rPr>
@@ -3290,9 +3563,23 @@
         <w:p>
           <w:pPr>
             <w:pStyle w:val="17"/>
+            <w:keepNext w:val="0"/>
+            <w:keepLines w:val="0"/>
+            <w:pageBreakBefore w:val="0"/>
+            <w:widowControl w:val="0"/>
             <w:tabs>
               <w:tab w:val="right" w:leader="dot" w:pos="8306"/>
             </w:tabs>
+            <w:kinsoku w:val="0"/>
+            <w:wordWrap/>
+            <w:overflowPunct/>
+            <w:topLinePunct w:val="0"/>
+            <w:autoSpaceDE w:val="0"/>
+            <w:autoSpaceDN w:val="0"/>
+            <w:bidi w:val="0"/>
+            <w:adjustRightInd w:val="0"/>
+            <w:snapToGrid w:val="0"/>
+            <w:textAlignment w:val="baseline"/>
           </w:pPr>
           <w:r>
             <w:rPr>
@@ -3353,9 +3640,23 @@
         <w:p>
           <w:pPr>
             <w:pStyle w:val="17"/>
+            <w:keepNext w:val="0"/>
+            <w:keepLines w:val="0"/>
+            <w:pageBreakBefore w:val="0"/>
+            <w:widowControl w:val="0"/>
             <w:tabs>
               <w:tab w:val="right" w:leader="dot" w:pos="8306"/>
             </w:tabs>
+            <w:kinsoku w:val="0"/>
+            <w:wordWrap/>
+            <w:overflowPunct/>
+            <w:topLinePunct w:val="0"/>
+            <w:autoSpaceDE w:val="0"/>
+            <w:autoSpaceDN w:val="0"/>
+            <w:bidi w:val="0"/>
+            <w:adjustRightInd w:val="0"/>
+            <w:snapToGrid w:val="0"/>
+            <w:textAlignment w:val="baseline"/>
           </w:pPr>
           <w:r>
             <w:rPr>
@@ -3416,9 +3717,23 @@
         <w:p>
           <w:pPr>
             <w:pStyle w:val="17"/>
+            <w:keepNext w:val="0"/>
+            <w:keepLines w:val="0"/>
+            <w:pageBreakBefore w:val="0"/>
+            <w:widowControl w:val="0"/>
             <w:tabs>
               <w:tab w:val="right" w:leader="dot" w:pos="8306"/>
             </w:tabs>
+            <w:kinsoku w:val="0"/>
+            <w:wordWrap/>
+            <w:overflowPunct/>
+            <w:topLinePunct w:val="0"/>
+            <w:autoSpaceDE w:val="0"/>
+            <w:autoSpaceDN w:val="0"/>
+            <w:bidi w:val="0"/>
+            <w:adjustRightInd w:val="0"/>
+            <w:snapToGrid w:val="0"/>
+            <w:textAlignment w:val="baseline"/>
           </w:pPr>
           <w:r>
             <w:rPr>
@@ -3479,9 +3794,23 @@
         <w:p>
           <w:pPr>
             <w:pStyle w:val="17"/>
+            <w:keepNext w:val="0"/>
+            <w:keepLines w:val="0"/>
+            <w:pageBreakBefore w:val="0"/>
+            <w:widowControl w:val="0"/>
             <w:tabs>
               <w:tab w:val="right" w:leader="dot" w:pos="8306"/>
             </w:tabs>
+            <w:kinsoku w:val="0"/>
+            <w:wordWrap/>
+            <w:overflowPunct/>
+            <w:topLinePunct w:val="0"/>
+            <w:autoSpaceDE w:val="0"/>
+            <w:autoSpaceDN w:val="0"/>
+            <w:bidi w:val="0"/>
+            <w:adjustRightInd w:val="0"/>
+            <w:snapToGrid w:val="0"/>
+            <w:textAlignment w:val="baseline"/>
           </w:pPr>
           <w:r>
             <w:rPr>
@@ -3542,9 +3871,23 @@
         <w:p>
           <w:pPr>
             <w:pStyle w:val="16"/>
+            <w:keepNext w:val="0"/>
+            <w:keepLines w:val="0"/>
+            <w:pageBreakBefore w:val="0"/>
+            <w:widowControl w:val="0"/>
             <w:tabs>
               <w:tab w:val="right" w:leader="dot" w:pos="8306"/>
             </w:tabs>
+            <w:kinsoku w:val="0"/>
+            <w:wordWrap/>
+            <w:overflowPunct/>
+            <w:topLinePunct w:val="0"/>
+            <w:autoSpaceDE w:val="0"/>
+            <w:autoSpaceDN w:val="0"/>
+            <w:bidi w:val="0"/>
+            <w:adjustRightInd w:val="0"/>
+            <w:snapToGrid w:val="0"/>
+            <w:textAlignment w:val="baseline"/>
           </w:pPr>
           <w:r>
             <w:rPr>
@@ -3605,9 +3948,23 @@
         <w:p>
           <w:pPr>
             <w:pStyle w:val="17"/>
+            <w:keepNext w:val="0"/>
+            <w:keepLines w:val="0"/>
+            <w:pageBreakBefore w:val="0"/>
+            <w:widowControl w:val="0"/>
             <w:tabs>
               <w:tab w:val="right" w:leader="dot" w:pos="8306"/>
             </w:tabs>
+            <w:kinsoku w:val="0"/>
+            <w:wordWrap/>
+            <w:overflowPunct/>
+            <w:topLinePunct w:val="0"/>
+            <w:autoSpaceDE w:val="0"/>
+            <w:autoSpaceDN w:val="0"/>
+            <w:bidi w:val="0"/>
+            <w:adjustRightInd w:val="0"/>
+            <w:snapToGrid w:val="0"/>
+            <w:textAlignment w:val="baseline"/>
           </w:pPr>
           <w:r>
             <w:rPr>
@@ -3668,9 +4025,23 @@
         <w:p>
           <w:pPr>
             <w:pStyle w:val="17"/>
+            <w:keepNext w:val="0"/>
+            <w:keepLines w:val="0"/>
+            <w:pageBreakBefore w:val="0"/>
+            <w:widowControl w:val="0"/>
             <w:tabs>
               <w:tab w:val="right" w:leader="dot" w:pos="8306"/>
             </w:tabs>
+            <w:kinsoku w:val="0"/>
+            <w:wordWrap/>
+            <w:overflowPunct/>
+            <w:topLinePunct w:val="0"/>
+            <w:autoSpaceDE w:val="0"/>
+            <w:autoSpaceDN w:val="0"/>
+            <w:bidi w:val="0"/>
+            <w:adjustRightInd w:val="0"/>
+            <w:snapToGrid w:val="0"/>
+            <w:textAlignment w:val="baseline"/>
           </w:pPr>
           <w:r>
             <w:rPr>
@@ -3731,9 +4102,23 @@
         <w:p>
           <w:pPr>
             <w:pStyle w:val="17"/>
+            <w:keepNext w:val="0"/>
+            <w:keepLines w:val="0"/>
+            <w:pageBreakBefore w:val="0"/>
+            <w:widowControl w:val="0"/>
             <w:tabs>
               <w:tab w:val="right" w:leader="dot" w:pos="8306"/>
             </w:tabs>
+            <w:kinsoku w:val="0"/>
+            <w:wordWrap/>
+            <w:overflowPunct/>
+            <w:topLinePunct w:val="0"/>
+            <w:autoSpaceDE w:val="0"/>
+            <w:autoSpaceDN w:val="0"/>
+            <w:bidi w:val="0"/>
+            <w:adjustRightInd w:val="0"/>
+            <w:snapToGrid w:val="0"/>
+            <w:textAlignment w:val="baseline"/>
           </w:pPr>
           <w:r>
             <w:rPr>
@@ -3794,9 +4179,23 @@
         <w:p>
           <w:pPr>
             <w:pStyle w:val="17"/>
+            <w:keepNext w:val="0"/>
+            <w:keepLines w:val="0"/>
+            <w:pageBreakBefore w:val="0"/>
+            <w:widowControl w:val="0"/>
             <w:tabs>
               <w:tab w:val="right" w:leader="dot" w:pos="8306"/>
             </w:tabs>
+            <w:kinsoku w:val="0"/>
+            <w:wordWrap/>
+            <w:overflowPunct/>
+            <w:topLinePunct w:val="0"/>
+            <w:autoSpaceDE w:val="0"/>
+            <w:autoSpaceDN w:val="0"/>
+            <w:bidi w:val="0"/>
+            <w:adjustRightInd w:val="0"/>
+            <w:snapToGrid w:val="0"/>
+            <w:textAlignment w:val="baseline"/>
           </w:pPr>
           <w:r>
             <w:rPr>
@@ -3857,9 +4256,23 @@
         <w:p>
           <w:pPr>
             <w:pStyle w:val="16"/>
+            <w:keepNext w:val="0"/>
+            <w:keepLines w:val="0"/>
+            <w:pageBreakBefore w:val="0"/>
+            <w:widowControl w:val="0"/>
             <w:tabs>
               <w:tab w:val="right" w:leader="dot" w:pos="8306"/>
             </w:tabs>
+            <w:kinsoku w:val="0"/>
+            <w:wordWrap/>
+            <w:overflowPunct/>
+            <w:topLinePunct w:val="0"/>
+            <w:autoSpaceDE w:val="0"/>
+            <w:autoSpaceDN w:val="0"/>
+            <w:bidi w:val="0"/>
+            <w:adjustRightInd w:val="0"/>
+            <w:snapToGrid w:val="0"/>
+            <w:textAlignment w:val="baseline"/>
           </w:pPr>
           <w:r>
             <w:rPr>
@@ -3995,7 +4408,20 @@
     <w:p>
       <w:pPr>
         <w:pStyle w:val="28"/>
+        <w:keepNext w:val="0"/>
+        <w:keepLines w:val="0"/>
+        <w:pageBreakBefore w:val="0"/>
+        <w:widowControl w:val="0"/>
+        <w:kinsoku w:val="0"/>
+        <w:wordWrap/>
+        <w:overflowPunct/>
+        <w:topLinePunct w:val="0"/>
+        <w:autoSpaceDE w:val="0"/>
+        <w:autoSpaceDN w:val="0"/>
         <w:bidi w:val="0"/>
+        <w:adjustRightInd w:val="0"/>
+        <w:snapToGrid w:val="0"/>
+        <w:textAlignment w:val="baseline"/>
       </w:pPr>
       <w:bookmarkStart w:id="1" w:name="heading_2"/>
       <w:bookmarkStart w:id="2" w:name="_Toc21081"/>
@@ -4008,7 +4434,20 @@
     <w:p>
       <w:pPr>
         <w:pStyle w:val="30"/>
+        <w:keepNext w:val="0"/>
+        <w:keepLines w:val="0"/>
+        <w:pageBreakBefore w:val="0"/>
+        <w:widowControl w:val="0"/>
+        <w:kinsoku w:val="0"/>
+        <w:wordWrap/>
+        <w:overflowPunct/>
+        <w:topLinePunct w:val="0"/>
+        <w:autoSpaceDE w:val="0"/>
+        <w:autoSpaceDN w:val="0"/>
         <w:bidi w:val="0"/>
+        <w:adjustRightInd w:val="0"/>
+        <w:snapToGrid w:val="0"/>
+        <w:textAlignment w:val="baseline"/>
       </w:pPr>
       <w:bookmarkStart w:id="3" w:name="heading_3"/>
       <w:bookmarkStart w:id="4" w:name="_Toc10966"/>
@@ -4021,19 +4460,45 @@
     <w:p>
       <w:pPr>
         <w:pStyle w:val="29"/>
+        <w:keepNext w:val="0"/>
+        <w:keepLines w:val="0"/>
+        <w:pageBreakBefore w:val="0"/>
+        <w:widowControl w:val="0"/>
+        <w:kinsoku w:val="0"/>
+        <w:wordWrap/>
+        <w:overflowPunct/>
+        <w:topLinePunct w:val="0"/>
+        <w:autoSpaceDE w:val="0"/>
+        <w:autoSpaceDN w:val="0"/>
         <w:bidi w:val="0"/>
-      </w:pPr>
-      <w:r>
-        <w:t>为建立健全新余美康盛德医学检验实验室有限公司（以下简称“甲方”）服务器托管项目突发事件应急处置机制，规范应急响应流程，快速、高效、有序地处置各类机房环境、硬件设备、安防系统等突发故障与灾难事件，最大限度降低事件对甲方业务运行及数据安全造成的损失，保障托管设备稳定、持续、安全运行，特制定本预案。</w:t>
+        <w:adjustRightInd w:val="0"/>
+        <w:snapToGrid w:val="0"/>
+        <w:textAlignment w:val="baseline"/>
+      </w:pPr>
+      <w:r>
+        <w:t>为建立健全中国广电重庆网络股份有限公司（以下简称“甲方”）存储维保项目突发事件应急处置机制，规范应急响应流程，快速、高效、有序地处置各类机房环境、硬件设备、安防系统等突发故障与灾难事件，最大限度降低事件对甲方业务运行及数据安全造成的损失，保障托管设备稳定、持续、安全运行，特制定本预案。</w:t>
       </w:r>
     </w:p>
     <w:p>
       <w:pPr>
         <w:pStyle w:val="30"/>
+        <w:keepNext w:val="0"/>
+        <w:keepLines w:val="0"/>
+        <w:pageBreakBefore w:val="0"/>
+        <w:widowControl w:val="0"/>
+        <w:kinsoku w:val="0"/>
+        <w:wordWrap/>
+        <w:overflowPunct/>
+        <w:topLinePunct w:val="0"/>
+        <w:autoSpaceDE w:val="0"/>
+        <w:autoSpaceDN w:val="0"/>
         <w:bidi w:val="0"/>
-      </w:pPr>
-      <w:bookmarkStart w:id="5" w:name="heading_4"/>
-      <w:bookmarkStart w:id="6" w:name="_Toc6453"/>
+        <w:adjustRightInd w:val="0"/>
+        <w:snapToGrid w:val="0"/>
+        <w:textAlignment w:val="baseline"/>
+      </w:pPr>
+      <w:bookmarkStart w:id="5" w:name="_Toc6453"/>
+      <w:bookmarkStart w:id="6" w:name="heading_4"/>
       <w:r>
         <w:t>适用范围</w:t>
       </w:r>
@@ -4043,7 +4508,20 @@
     <w:p>
       <w:pPr>
         <w:pStyle w:val="29"/>
+        <w:keepNext w:val="0"/>
+        <w:keepLines w:val="0"/>
+        <w:pageBreakBefore w:val="0"/>
+        <w:widowControl w:val="0"/>
+        <w:kinsoku w:val="0"/>
+        <w:wordWrap/>
+        <w:overflowPunct/>
+        <w:topLinePunct w:val="0"/>
+        <w:autoSpaceDE w:val="0"/>
+        <w:autoSpaceDN w:val="0"/>
         <w:bidi w:val="0"/>
+        <w:adjustRightInd w:val="0"/>
+        <w:snapToGrid w:val="0"/>
+        <w:textAlignment w:val="baseline"/>
       </w:pPr>
       <w:r>
         <w:t>本预案适用于本项目运维服务期间发生的各类机房环境异常、硬件设备故障、电力中断、安防审计异常等突发事件的预防、预警、处置及后续恢复工作，覆盖运维服务全流程及所有参与运维工作的人员、设备与业务场景。</w:t>
@@ -4052,7 +4530,20 @@
     <w:p>
       <w:pPr>
         <w:pStyle w:val="30"/>
+        <w:keepNext w:val="0"/>
+        <w:keepLines w:val="0"/>
+        <w:pageBreakBefore w:val="0"/>
+        <w:widowControl w:val="0"/>
+        <w:kinsoku w:val="0"/>
+        <w:wordWrap/>
+        <w:overflowPunct/>
+        <w:topLinePunct w:val="0"/>
+        <w:autoSpaceDE w:val="0"/>
+        <w:autoSpaceDN w:val="0"/>
         <w:bidi w:val="0"/>
+        <w:adjustRightInd w:val="0"/>
+        <w:snapToGrid w:val="0"/>
+        <w:textAlignment w:val="baseline"/>
       </w:pPr>
       <w:bookmarkStart w:id="7" w:name="heading_5"/>
       <w:bookmarkStart w:id="8" w:name="_Toc3974"/>
@@ -4065,7 +4556,20 @@
     <w:p>
       <w:pPr>
         <w:pStyle w:val="29"/>
+        <w:keepNext w:val="0"/>
+        <w:keepLines w:val="0"/>
+        <w:pageBreakBefore w:val="0"/>
+        <w:widowControl w:val="0"/>
+        <w:kinsoku w:val="0"/>
+        <w:wordWrap/>
+        <w:overflowPunct/>
+        <w:topLinePunct w:val="0"/>
+        <w:autoSpaceDE w:val="0"/>
+        <w:autoSpaceDN w:val="0"/>
         <w:bidi w:val="0"/>
+        <w:adjustRightInd w:val="0"/>
+        <w:snapToGrid w:val="0"/>
+        <w:textAlignment w:val="baseline"/>
       </w:pPr>
       <w:r>
         <w:t>预防为主，防治结合：常态化开展风险排查与隐患整改，加强机房环境巡检、硬件状态监控及应急演练，提前防范各类潜在风险，做到早发现、早预警、早处置。</w:t>
@@ -4074,7 +4578,20 @@
     <w:p>
       <w:pPr>
         <w:pStyle w:val="29"/>
+        <w:keepNext w:val="0"/>
+        <w:keepLines w:val="0"/>
+        <w:pageBreakBefore w:val="0"/>
+        <w:widowControl w:val="0"/>
+        <w:kinsoku w:val="0"/>
+        <w:wordWrap/>
+        <w:overflowPunct/>
+        <w:topLinePunct w:val="0"/>
+        <w:autoSpaceDE w:val="0"/>
+        <w:autoSpaceDN w:val="0"/>
         <w:bidi w:val="0"/>
+        <w:adjustRightInd w:val="0"/>
+        <w:snapToGrid w:val="0"/>
+        <w:textAlignment w:val="baseline"/>
       </w:pPr>
       <w:r>
         <w:t>分级响应，快速处置：根据突发事件的严重程度划分故障等级，对应启动不同层级的应急响应，明确各层级处置权限与流程，确保响应及时、处置高效。</w:t>
@@ -4083,7 +4600,20 @@
     <w:p>
       <w:pPr>
         <w:pStyle w:val="29"/>
+        <w:keepNext w:val="0"/>
+        <w:keepLines w:val="0"/>
+        <w:pageBreakBefore w:val="0"/>
+        <w:widowControl w:val="0"/>
+        <w:kinsoku w:val="0"/>
+        <w:wordWrap/>
+        <w:overflowPunct/>
+        <w:topLinePunct w:val="0"/>
+        <w:autoSpaceDE w:val="0"/>
+        <w:autoSpaceDN w:val="0"/>
         <w:bidi w:val="0"/>
+        <w:adjustRightInd w:val="0"/>
+        <w:snapToGrid w:val="0"/>
+        <w:textAlignment w:val="baseline"/>
       </w:pPr>
       <w:r>
         <w:t>协同联动，权责清晰：明确应急组织架构中各部门、各岗位的职责分工，加强内部协同及与甲方、数据中心运维方、设备厂商等外部单位的联动配合，形成应急处置合力。</w:t>
@@ -4092,7 +4622,20 @@
     <w:p>
       <w:pPr>
         <w:pStyle w:val="29"/>
+        <w:keepNext w:val="0"/>
+        <w:keepLines w:val="0"/>
+        <w:pageBreakBefore w:val="0"/>
+        <w:widowControl w:val="0"/>
+        <w:kinsoku w:val="0"/>
+        <w:wordWrap/>
+        <w:overflowPunct/>
+        <w:topLinePunct w:val="0"/>
+        <w:autoSpaceDE w:val="0"/>
+        <w:autoSpaceDN w:val="0"/>
         <w:bidi w:val="0"/>
+        <w:adjustRightInd w:val="0"/>
+        <w:snapToGrid w:val="0"/>
+        <w:textAlignment w:val="baseline"/>
       </w:pPr>
       <w:r>
         <w:t>闭环管理，持续优化：应急事件处置完成后，及时开展复盘总结，分析事件原因、评估处置效果，优化应急预案与运维策略，持续提升应急处置能力。</w:t>
@@ -4101,10 +4644,23 @@
     <w:p>
       <w:pPr>
         <w:pStyle w:val="28"/>
+        <w:keepNext w:val="0"/>
+        <w:keepLines w:val="0"/>
+        <w:pageBreakBefore w:val="0"/>
+        <w:widowControl w:val="0"/>
+        <w:kinsoku w:val="0"/>
+        <w:wordWrap/>
+        <w:overflowPunct/>
+        <w:topLinePunct w:val="0"/>
+        <w:autoSpaceDE w:val="0"/>
+        <w:autoSpaceDN w:val="0"/>
         <w:bidi w:val="0"/>
-      </w:pPr>
-      <w:bookmarkStart w:id="9" w:name="heading_6"/>
-      <w:bookmarkStart w:id="10" w:name="_Toc11637"/>
+        <w:adjustRightInd w:val="0"/>
+        <w:snapToGrid w:val="0"/>
+        <w:textAlignment w:val="baseline"/>
+      </w:pPr>
+      <w:bookmarkStart w:id="9" w:name="_Toc11637"/>
+      <w:bookmarkStart w:id="10" w:name="heading_6"/>
       <w:r>
         <w:t>应急组织架构与职责</w:t>
       </w:r>
@@ -4114,10 +4670,23 @@
     <w:p>
       <w:pPr>
         <w:pStyle w:val="30"/>
+        <w:keepNext w:val="0"/>
+        <w:keepLines w:val="0"/>
+        <w:pageBreakBefore w:val="0"/>
+        <w:widowControl w:val="0"/>
+        <w:kinsoku w:val="0"/>
+        <w:wordWrap/>
+        <w:overflowPunct/>
+        <w:topLinePunct w:val="0"/>
+        <w:autoSpaceDE w:val="0"/>
+        <w:autoSpaceDN w:val="0"/>
         <w:bidi w:val="0"/>
-      </w:pPr>
-      <w:bookmarkStart w:id="11" w:name="heading_7"/>
-      <w:bookmarkStart w:id="12" w:name="_Toc16755"/>
+        <w:adjustRightInd w:val="0"/>
+        <w:snapToGrid w:val="0"/>
+        <w:textAlignment w:val="baseline"/>
+      </w:pPr>
+      <w:bookmarkStart w:id="11" w:name="_Toc16755"/>
+      <w:bookmarkStart w:id="12" w:name="heading_7"/>
       <w:r>
         <w:t>应急</w:t>
       </w:r>
@@ -4137,7 +4706,20 @@
     <w:p>
       <w:pPr>
         <w:pStyle w:val="29"/>
+        <w:keepNext w:val="0"/>
+        <w:keepLines w:val="0"/>
+        <w:pageBreakBefore w:val="0"/>
+        <w:widowControl w:val="0"/>
+        <w:kinsoku w:val="0"/>
+        <w:wordWrap/>
+        <w:overflowPunct/>
+        <w:topLinePunct w:val="0"/>
+        <w:autoSpaceDE w:val="0"/>
+        <w:autoSpaceDN w:val="0"/>
         <w:bidi w:val="0"/>
+        <w:adjustRightInd w:val="0"/>
+        <w:snapToGrid w:val="0"/>
+        <w:textAlignment w:val="baseline"/>
       </w:pPr>
       <w:r>
         <w:t>成立应急</w:t>
@@ -4175,9 +4757,9 @@
         </w:tblCellMar>
       </w:tblPr>
       <w:tblGrid>
-        <w:gridCol w:w="1106"/>
-        <w:gridCol w:w="1765"/>
-        <w:gridCol w:w="5651"/>
+        <w:gridCol w:w="1321"/>
+        <w:gridCol w:w="1615"/>
+        <w:gridCol w:w="5586"/>
       </w:tblGrid>
       <w:tr>
         <w:tblPrEx>
@@ -4203,7 +4785,7 @@
         </w:trPr>
         <w:tc>
           <w:tcPr>
-            <w:tcW w:w="1106" w:type="dxa"/>
+            <w:tcW w:w="1321" w:type="dxa"/>
             <w:tcBorders>
               <w:top w:val="single" w:color="auto" w:sz="12" w:space="0"/>
               <w:left w:val="single" w:color="auto" w:sz="12" w:space="0"/>
@@ -4221,11 +4803,23 @@
           <w:p>
             <w:pPr>
               <w:pStyle w:val="29"/>
+              <w:keepNext w:val="0"/>
+              <w:keepLines w:val="0"/>
+              <w:pageBreakBefore w:val="0"/>
+              <w:widowControl w:val="0"/>
+              <w:kinsoku w:val="0"/>
+              <w:wordWrap/>
+              <w:overflowPunct/>
+              <w:topLinePunct w:val="0"/>
+              <w:autoSpaceDE w:val="0"/>
+              <w:autoSpaceDN w:val="0"/>
               <w:bidi w:val="0"/>
+              <w:adjustRightInd w:val="0"/>
               <w:snapToGrid w:val="0"/>
               <w:spacing w:line="240" w:lineRule="auto"/>
               <w:ind w:left="0" w:leftChars="0" w:right="0" w:rightChars="0" w:firstLine="0" w:firstLineChars="0"/>
               <w:jc w:val="center"/>
+              <w:textAlignment w:val="baseline"/>
               <w:rPr>
                 <w:b/>
               </w:rPr>
@@ -4240,7 +4834,7 @@
         </w:tc>
         <w:tc>
           <w:tcPr>
-            <w:tcW w:w="1765" w:type="dxa"/>
+            <w:tcW w:w="1615" w:type="dxa"/>
             <w:tcBorders>
               <w:top w:val="single" w:color="auto" w:sz="12" w:space="0"/>
               <w:left w:val="single" w:color="auto" w:sz="4" w:space="0"/>
@@ -4258,11 +4852,23 @@
           <w:p>
             <w:pPr>
               <w:pStyle w:val="29"/>
+              <w:keepNext w:val="0"/>
+              <w:keepLines w:val="0"/>
+              <w:pageBreakBefore w:val="0"/>
+              <w:widowControl w:val="0"/>
+              <w:kinsoku w:val="0"/>
+              <w:wordWrap/>
+              <w:overflowPunct/>
+              <w:topLinePunct w:val="0"/>
+              <w:autoSpaceDE w:val="0"/>
+              <w:autoSpaceDN w:val="0"/>
               <w:bidi w:val="0"/>
+              <w:adjustRightInd w:val="0"/>
               <w:snapToGrid w:val="0"/>
               <w:spacing w:line="240" w:lineRule="auto"/>
               <w:ind w:left="0" w:leftChars="0" w:right="0" w:rightChars="0" w:firstLine="0" w:firstLineChars="0"/>
               <w:jc w:val="center"/>
+              <w:textAlignment w:val="baseline"/>
               <w:rPr>
                 <w:b/>
               </w:rPr>
@@ -4277,7 +4883,7 @@
         </w:tc>
         <w:tc>
           <w:tcPr>
-            <w:tcW w:w="5651" w:type="dxa"/>
+            <w:tcW w:w="5586" w:type="dxa"/>
             <w:tcBorders>
               <w:top w:val="single" w:color="auto" w:sz="12" w:space="0"/>
               <w:left w:val="single" w:color="auto" w:sz="4" w:space="0"/>
@@ -4295,11 +4901,23 @@
           <w:p>
             <w:pPr>
               <w:pStyle w:val="29"/>
+              <w:keepNext w:val="0"/>
+              <w:keepLines w:val="0"/>
+              <w:pageBreakBefore w:val="0"/>
+              <w:widowControl w:val="0"/>
+              <w:kinsoku w:val="0"/>
+              <w:wordWrap/>
+              <w:overflowPunct/>
+              <w:topLinePunct w:val="0"/>
+              <w:autoSpaceDE w:val="0"/>
+              <w:autoSpaceDN w:val="0"/>
               <w:bidi w:val="0"/>
+              <w:adjustRightInd w:val="0"/>
               <w:snapToGrid w:val="0"/>
               <w:spacing w:line="240" w:lineRule="auto"/>
               <w:ind w:left="0" w:leftChars="0" w:right="0" w:rightChars="0" w:firstLine="0" w:firstLineChars="0"/>
               <w:jc w:val="center"/>
+              <w:textAlignment w:val="baseline"/>
               <w:rPr>
                 <w:b/>
               </w:rPr>
@@ -4336,7 +4954,7 @@
         </w:trPr>
         <w:tc>
           <w:tcPr>
-            <w:tcW w:w="1106" w:type="dxa"/>
+            <w:tcW w:w="1321" w:type="dxa"/>
             <w:tcBorders>
               <w:top w:val="single" w:color="auto" w:sz="4" w:space="0"/>
               <w:left w:val="single" w:color="auto" w:sz="12" w:space="0"/>
@@ -4353,10 +4971,23 @@
           </w:tcPr>
           <w:p>
             <w:pPr>
+              <w:keepNext w:val="0"/>
+              <w:keepLines w:val="0"/>
+              <w:pageBreakBefore w:val="0"/>
+              <w:widowControl w:val="0"/>
+              <w:kinsoku w:val="0"/>
+              <w:wordWrap/>
+              <w:overflowPunct/>
+              <w:topLinePunct w:val="0"/>
+              <w:autoSpaceDE w:val="0"/>
+              <w:autoSpaceDN w:val="0"/>
+              <w:bidi w:val="0"/>
+              <w:adjustRightInd w:val="0"/>
               <w:snapToGrid w:val="0"/>
               <w:spacing w:before="120" w:after="120" w:line="240" w:lineRule="auto"/>
               <w:ind w:left="0" w:leftChars="0" w:right="0" w:rightChars="0" w:firstLine="0" w:firstLineChars="0"/>
               <w:jc w:val="center"/>
+              <w:textAlignment w:val="baseline"/>
               <w:rPr>
                 <w:rFonts w:ascii="Arial" w:eastAsia="宋体"/>
                 <w:sz w:val="24"/>
@@ -4374,7 +5005,7 @@
         </w:tc>
         <w:tc>
           <w:tcPr>
-            <w:tcW w:w="1765" w:type="dxa"/>
+            <w:tcW w:w="1615" w:type="dxa"/>
             <w:tcBorders>
               <w:top w:val="single" w:color="auto" w:sz="4" w:space="0"/>
               <w:left w:val="single" w:color="auto" w:sz="4" w:space="0"/>
@@ -4392,11 +5023,23 @@
           <w:p>
             <w:pPr>
               <w:pStyle w:val="29"/>
+              <w:keepNext w:val="0"/>
+              <w:keepLines w:val="0"/>
+              <w:pageBreakBefore w:val="0"/>
+              <w:widowControl w:val="0"/>
+              <w:kinsoku w:val="0"/>
+              <w:wordWrap/>
+              <w:overflowPunct/>
+              <w:topLinePunct w:val="0"/>
+              <w:autoSpaceDE w:val="0"/>
+              <w:autoSpaceDN w:val="0"/>
               <w:bidi w:val="0"/>
+              <w:adjustRightInd w:val="0"/>
               <w:snapToGrid w:val="0"/>
               <w:spacing w:line="240" w:lineRule="auto"/>
               <w:ind w:left="0" w:leftChars="0" w:right="0" w:rightChars="0" w:firstLine="0" w:firstLineChars="0"/>
               <w:jc w:val="left"/>
+              <w:textAlignment w:val="baseline"/>
               <w:rPr>
                 <w:rFonts w:ascii="Arial" w:eastAsia="宋体"/>
                 <w:sz w:val="24"/>
@@ -4413,7 +5056,7 @@
         </w:tc>
         <w:tc>
           <w:tcPr>
-            <w:tcW w:w="5651" w:type="dxa"/>
+            <w:tcW w:w="5586" w:type="dxa"/>
             <w:tcBorders>
               <w:top w:val="single" w:color="auto" w:sz="4" w:space="0"/>
               <w:left w:val="single" w:color="auto" w:sz="4" w:space="0"/>
@@ -4430,22 +5073,23 @@
           </w:tcPr>
           <w:p>
             <w:pPr>
-              <w:pStyle w:val="29"/>
+              <w:pStyle w:val="40"/>
+              <w:keepNext w:val="0"/>
+              <w:keepLines w:val="0"/>
+              <w:pageBreakBefore w:val="0"/>
+              <w:widowControl w:val="0"/>
+              <w:kinsoku w:val="0"/>
+              <w:wordWrap/>
+              <w:overflowPunct/>
+              <w:topLinePunct w:val="0"/>
+              <w:autoSpaceDE w:val="0"/>
+              <w:autoSpaceDN w:val="0"/>
               <w:bidi w:val="0"/>
+              <w:adjustRightInd w:val="0"/>
               <w:snapToGrid w:val="0"/>
-              <w:spacing w:line="240" w:lineRule="auto"/>
-              <w:ind w:left="0" w:leftChars="0" w:right="0" w:rightChars="0" w:firstLine="0" w:firstLineChars="0"/>
-              <w:jc w:val="center"/>
-              <w:rPr>
-                <w:rFonts w:ascii="Arial" w:eastAsia="宋体"/>
-                <w:sz w:val="24"/>
-              </w:rPr>
+              <w:textAlignment w:val="baseline"/>
             </w:pPr>
             <w:r>
-              <w:rPr>
-                <w:rFonts w:ascii="Arial" w:eastAsia="宋体"/>
-                <w:sz w:val="24"/>
-              </w:rPr>
               <w:t>负责应急预案的启动与终止审批，制定重大应急处置决策；统筹协调应急资源，协调外部支持力量；监督应急处置全过程，评估应急处置效果</w:t>
             </w:r>
           </w:p>
@@ -4474,7 +5118,7 @@
         </w:trPr>
         <w:tc>
           <w:tcPr>
-            <w:tcW w:w="1106" w:type="dxa"/>
+            <w:tcW w:w="1321" w:type="dxa"/>
             <w:tcBorders>
               <w:top w:val="single" w:color="auto" w:sz="4" w:space="0"/>
               <w:left w:val="single" w:color="auto" w:sz="12" w:space="0"/>
@@ -4491,10 +5135,23 @@
           </w:tcPr>
           <w:p>
             <w:pPr>
+              <w:keepNext w:val="0"/>
+              <w:keepLines w:val="0"/>
+              <w:pageBreakBefore w:val="0"/>
+              <w:widowControl w:val="0"/>
+              <w:kinsoku w:val="0"/>
+              <w:wordWrap/>
+              <w:overflowPunct/>
+              <w:topLinePunct w:val="0"/>
+              <w:autoSpaceDE w:val="0"/>
+              <w:autoSpaceDN w:val="0"/>
+              <w:bidi w:val="0"/>
+              <w:adjustRightInd w:val="0"/>
               <w:snapToGrid w:val="0"/>
               <w:spacing w:before="120" w:after="120" w:line="240" w:lineRule="auto"/>
               <w:ind w:left="0" w:leftChars="0" w:right="0" w:rightChars="0" w:firstLine="0" w:firstLineChars="0"/>
               <w:jc w:val="center"/>
+              <w:textAlignment w:val="baseline"/>
               <w:rPr>
                 <w:rFonts w:ascii="Arial" w:eastAsia="宋体"/>
                 <w:sz w:val="24"/>
@@ -4512,7 +5169,7 @@
         </w:tc>
         <w:tc>
           <w:tcPr>
-            <w:tcW w:w="1765" w:type="dxa"/>
+            <w:tcW w:w="1615" w:type="dxa"/>
             <w:tcBorders>
               <w:top w:val="single" w:color="auto" w:sz="4" w:space="0"/>
               <w:left w:val="single" w:color="auto" w:sz="4" w:space="0"/>
@@ -4530,18 +5187,29 @@
           <w:p>
             <w:pPr>
               <w:pStyle w:val="29"/>
+              <w:keepNext w:val="0"/>
+              <w:keepLines w:val="0"/>
+              <w:pageBreakBefore w:val="0"/>
+              <w:widowControl w:val="0"/>
+              <w:kinsoku w:val="0"/>
+              <w:wordWrap/>
+              <w:overflowPunct/>
+              <w:topLinePunct w:val="0"/>
+              <w:autoSpaceDE w:val="0"/>
+              <w:autoSpaceDN w:val="0"/>
               <w:bidi w:val="0"/>
+              <w:adjustRightInd w:val="0"/>
               <w:snapToGrid w:val="0"/>
               <w:spacing w:line="240" w:lineRule="auto"/>
               <w:ind w:left="0" w:leftChars="0" w:right="0" w:rightChars="0" w:firstLine="0" w:firstLineChars="0"/>
               <w:jc w:val="left"/>
+              <w:textAlignment w:val="baseline"/>
               <w:rPr>
                 <w:rFonts w:hint="eastAsia" w:ascii="Arial" w:eastAsia="宋体"/>
                 <w:sz w:val="24"/>
                 <w:lang w:val="en-US" w:eastAsia="zh-CN"/>
               </w:rPr>
             </w:pPr>
-            <w:bookmarkStart w:id="69" w:name="_GoBack"/>
             <w:r>
               <w:rPr>
                 <w:rFonts w:ascii="Arial" w:eastAsia="宋体"/>
@@ -4557,12 +5225,11 @@
               </w:rPr>
               <w:t>长</w:t>
             </w:r>
-            <w:bookmarkEnd w:id="69"/>
           </w:p>
         </w:tc>
         <w:tc>
           <w:tcPr>
-            <w:tcW w:w="5651" w:type="dxa"/>
+            <w:tcW w:w="5586" w:type="dxa"/>
             <w:tcBorders>
               <w:top w:val="single" w:color="auto" w:sz="4" w:space="0"/>
               <w:left w:val="single" w:color="auto" w:sz="4" w:space="0"/>
@@ -4579,22 +5246,23 @@
           </w:tcPr>
           <w:p>
             <w:pPr>
-              <w:pStyle w:val="29"/>
+              <w:pStyle w:val="40"/>
+              <w:keepNext w:val="0"/>
+              <w:keepLines w:val="0"/>
+              <w:pageBreakBefore w:val="0"/>
+              <w:widowControl w:val="0"/>
+              <w:kinsoku w:val="0"/>
+              <w:wordWrap/>
+              <w:overflowPunct/>
+              <w:topLinePunct w:val="0"/>
+              <w:autoSpaceDE w:val="0"/>
+              <w:autoSpaceDN w:val="0"/>
               <w:bidi w:val="0"/>
+              <w:adjustRightInd w:val="0"/>
               <w:snapToGrid w:val="0"/>
-              <w:spacing w:line="240" w:lineRule="auto"/>
-              <w:ind w:left="0" w:leftChars="0" w:right="0" w:rightChars="0" w:firstLine="0" w:firstLineChars="0"/>
-              <w:jc w:val="center"/>
-              <w:rPr>
-                <w:rFonts w:ascii="Arial" w:eastAsia="宋体"/>
-                <w:sz w:val="24"/>
-              </w:rPr>
+              <w:textAlignment w:val="baseline"/>
             </w:pPr>
             <w:r>
-              <w:rPr>
-                <w:rFonts w:ascii="Arial" w:eastAsia="宋体"/>
-                <w:sz w:val="24"/>
-              </w:rPr>
               <w:t>协调甲方内部资源，确认恢复结果，参与重大决策</w:t>
             </w:r>
           </w:p>
@@ -4623,7 +5291,7 @@
         </w:trPr>
         <w:tc>
           <w:tcPr>
-            <w:tcW w:w="1106" w:type="dxa"/>
+            <w:tcW w:w="1321" w:type="dxa"/>
             <w:tcBorders>
               <w:top w:val="single" w:color="auto" w:sz="4" w:space="0"/>
               <w:left w:val="single" w:color="auto" w:sz="12" w:space="0"/>
@@ -4640,10 +5308,23 @@
           </w:tcPr>
           <w:p>
             <w:pPr>
+              <w:keepNext w:val="0"/>
+              <w:keepLines w:val="0"/>
+              <w:pageBreakBefore w:val="0"/>
+              <w:widowControl w:val="0"/>
+              <w:kinsoku w:val="0"/>
+              <w:wordWrap/>
+              <w:overflowPunct/>
+              <w:topLinePunct w:val="0"/>
+              <w:autoSpaceDE w:val="0"/>
+              <w:autoSpaceDN w:val="0"/>
+              <w:bidi w:val="0"/>
+              <w:adjustRightInd w:val="0"/>
               <w:snapToGrid w:val="0"/>
               <w:spacing w:before="120" w:after="120" w:line="240" w:lineRule="auto"/>
               <w:ind w:left="0" w:leftChars="0" w:right="0" w:rightChars="0" w:firstLine="0" w:firstLineChars="0"/>
               <w:jc w:val="center"/>
+              <w:textAlignment w:val="baseline"/>
               <w:rPr>
                 <w:rFonts w:ascii="Arial" w:eastAsia="宋体"/>
                 <w:sz w:val="24"/>
@@ -4661,7 +5342,7 @@
         </w:tc>
         <w:tc>
           <w:tcPr>
-            <w:tcW w:w="1765" w:type="dxa"/>
+            <w:tcW w:w="1615" w:type="dxa"/>
             <w:tcBorders>
               <w:top w:val="single" w:color="auto" w:sz="4" w:space="0"/>
               <w:left w:val="single" w:color="auto" w:sz="4" w:space="0"/>
@@ -4679,11 +5360,23 @@
           <w:p>
             <w:pPr>
               <w:pStyle w:val="29"/>
+              <w:keepNext w:val="0"/>
+              <w:keepLines w:val="0"/>
+              <w:pageBreakBefore w:val="0"/>
+              <w:widowControl w:val="0"/>
+              <w:kinsoku w:val="0"/>
+              <w:wordWrap/>
+              <w:overflowPunct/>
+              <w:topLinePunct w:val="0"/>
+              <w:autoSpaceDE w:val="0"/>
+              <w:autoSpaceDN w:val="0"/>
               <w:bidi w:val="0"/>
+              <w:adjustRightInd w:val="0"/>
               <w:snapToGrid w:val="0"/>
               <w:spacing w:line="240" w:lineRule="auto"/>
               <w:ind w:left="0" w:leftChars="0" w:right="0" w:rightChars="0" w:firstLine="0" w:firstLineChars="0"/>
               <w:jc w:val="left"/>
+              <w:textAlignment w:val="baseline"/>
               <w:rPr>
                 <w:rFonts w:ascii="Arial" w:eastAsia="宋体"/>
                 <w:sz w:val="24"/>
@@ -4700,7 +5393,7 @@
         </w:tc>
         <w:tc>
           <w:tcPr>
-            <w:tcW w:w="5651" w:type="dxa"/>
+            <w:tcW w:w="5586" w:type="dxa"/>
             <w:tcBorders>
               <w:top w:val="single" w:color="auto" w:sz="4" w:space="0"/>
               <w:left w:val="single" w:color="auto" w:sz="4" w:space="0"/>
@@ -4717,22 +5410,23 @@
           </w:tcPr>
           <w:p>
             <w:pPr>
-              <w:pStyle w:val="29"/>
+              <w:pStyle w:val="40"/>
+              <w:keepNext w:val="0"/>
+              <w:keepLines w:val="0"/>
+              <w:pageBreakBefore w:val="0"/>
+              <w:widowControl w:val="0"/>
+              <w:kinsoku w:val="0"/>
+              <w:wordWrap/>
+              <w:overflowPunct/>
+              <w:topLinePunct w:val="0"/>
+              <w:autoSpaceDE w:val="0"/>
+              <w:autoSpaceDN w:val="0"/>
               <w:bidi w:val="0"/>
+              <w:adjustRightInd w:val="0"/>
               <w:snapToGrid w:val="0"/>
-              <w:spacing w:line="240" w:lineRule="auto"/>
-              <w:ind w:left="0" w:leftChars="0" w:right="0" w:rightChars="0" w:firstLine="0" w:firstLineChars="0"/>
-              <w:jc w:val="center"/>
-              <w:rPr>
-                <w:rFonts w:ascii="Arial" w:eastAsia="宋体"/>
-                <w:sz w:val="24"/>
-              </w:rPr>
+              <w:textAlignment w:val="baseline"/>
             </w:pPr>
             <w:r>
-              <w:rPr>
-                <w:rFonts w:ascii="Arial" w:eastAsia="宋体"/>
-                <w:sz w:val="24"/>
-              </w:rPr>
               <w:t>参与应急决策，提供技术支持，监督处置过程</w:t>
             </w:r>
           </w:p>
@@ -4742,10 +5436,23 @@
     <w:p>
       <w:pPr>
         <w:pStyle w:val="30"/>
+        <w:keepNext w:val="0"/>
+        <w:keepLines w:val="0"/>
+        <w:pageBreakBefore w:val="0"/>
+        <w:widowControl w:val="0"/>
+        <w:kinsoku w:val="0"/>
+        <w:wordWrap/>
+        <w:overflowPunct/>
+        <w:topLinePunct w:val="0"/>
+        <w:autoSpaceDE w:val="0"/>
+        <w:autoSpaceDN w:val="0"/>
         <w:bidi w:val="0"/>
-      </w:pPr>
-      <w:bookmarkStart w:id="13" w:name="heading_8"/>
-      <w:bookmarkStart w:id="14" w:name="_Toc10949"/>
+        <w:adjustRightInd w:val="0"/>
+        <w:snapToGrid w:val="0"/>
+        <w:textAlignment w:val="baseline"/>
+      </w:pPr>
+      <w:bookmarkStart w:id="13" w:name="_Toc10949"/>
+      <w:bookmarkStart w:id="14" w:name="heading_8"/>
       <w:r>
         <w:t>专项应急工作组</w:t>
       </w:r>
@@ -4755,7 +5462,20 @@
     <w:p>
       <w:pPr>
         <w:pStyle w:val="29"/>
+        <w:keepNext w:val="0"/>
+        <w:keepLines w:val="0"/>
+        <w:pageBreakBefore w:val="0"/>
+        <w:widowControl w:val="0"/>
+        <w:kinsoku w:val="0"/>
+        <w:wordWrap/>
+        <w:overflowPunct/>
+        <w:topLinePunct w:val="0"/>
+        <w:autoSpaceDE w:val="0"/>
+        <w:autoSpaceDN w:val="0"/>
         <w:bidi w:val="0"/>
+        <w:adjustRightInd w:val="0"/>
+        <w:snapToGrid w:val="0"/>
+        <w:textAlignment w:val="baseline"/>
       </w:pPr>
       <w:r>
         <w:rPr>
@@ -4836,11 +5556,23 @@
           <w:p>
             <w:pPr>
               <w:pStyle w:val="29"/>
+              <w:keepNext w:val="0"/>
+              <w:keepLines w:val="0"/>
+              <w:pageBreakBefore w:val="0"/>
+              <w:widowControl w:val="0"/>
+              <w:kinsoku w:val="0"/>
+              <w:wordWrap/>
+              <w:overflowPunct/>
+              <w:topLinePunct w:val="0"/>
+              <w:autoSpaceDE w:val="0"/>
+              <w:autoSpaceDN w:val="0"/>
               <w:bidi w:val="0"/>
+              <w:adjustRightInd w:val="0"/>
               <w:snapToGrid w:val="0"/>
               <w:spacing w:line="240" w:lineRule="auto"/>
               <w:ind w:left="0" w:leftChars="0" w:right="0" w:rightChars="0" w:firstLine="0" w:firstLineChars="0"/>
               <w:jc w:val="center"/>
+              <w:textAlignment w:val="baseline"/>
               <w:rPr>
                 <w:b/>
               </w:rPr>
@@ -4873,11 +5605,23 @@
           <w:p>
             <w:pPr>
               <w:pStyle w:val="29"/>
+              <w:keepNext w:val="0"/>
+              <w:keepLines w:val="0"/>
+              <w:pageBreakBefore w:val="0"/>
+              <w:widowControl w:val="0"/>
+              <w:kinsoku w:val="0"/>
+              <w:wordWrap/>
+              <w:overflowPunct/>
+              <w:topLinePunct w:val="0"/>
+              <w:autoSpaceDE w:val="0"/>
+              <w:autoSpaceDN w:val="0"/>
               <w:bidi w:val="0"/>
+              <w:adjustRightInd w:val="0"/>
               <w:snapToGrid w:val="0"/>
               <w:spacing w:line="240" w:lineRule="auto"/>
               <w:ind w:left="0" w:leftChars="0" w:right="0" w:rightChars="0" w:firstLine="0" w:firstLineChars="0"/>
               <w:jc w:val="center"/>
+              <w:textAlignment w:val="baseline"/>
               <w:rPr>
                 <w:b/>
               </w:rPr>
@@ -4910,11 +5654,23 @@
           <w:p>
             <w:pPr>
               <w:pStyle w:val="29"/>
+              <w:keepNext w:val="0"/>
+              <w:keepLines w:val="0"/>
+              <w:pageBreakBefore w:val="0"/>
+              <w:widowControl w:val="0"/>
+              <w:kinsoku w:val="0"/>
+              <w:wordWrap/>
+              <w:overflowPunct/>
+              <w:topLinePunct w:val="0"/>
+              <w:autoSpaceDE w:val="0"/>
+              <w:autoSpaceDN w:val="0"/>
               <w:bidi w:val="0"/>
+              <w:adjustRightInd w:val="0"/>
               <w:snapToGrid w:val="0"/>
               <w:spacing w:line="240" w:lineRule="auto"/>
               <w:ind w:left="0" w:leftChars="0" w:right="0" w:rightChars="0" w:firstLine="0" w:firstLineChars="0"/>
               <w:jc w:val="center"/>
+              <w:textAlignment w:val="baseline"/>
               <w:rPr>
                 <w:b/>
               </w:rPr>
@@ -4968,10 +5724,23 @@
           </w:tcPr>
           <w:p>
             <w:pPr>
+              <w:keepNext w:val="0"/>
+              <w:keepLines w:val="0"/>
+              <w:pageBreakBefore w:val="0"/>
+              <w:widowControl w:val="0"/>
+              <w:kinsoku w:val="0"/>
+              <w:wordWrap/>
+              <w:overflowPunct/>
+              <w:topLinePunct w:val="0"/>
+              <w:autoSpaceDE w:val="0"/>
+              <w:autoSpaceDN w:val="0"/>
+              <w:bidi w:val="0"/>
+              <w:adjustRightInd w:val="0"/>
               <w:snapToGrid w:val="0"/>
               <w:spacing w:before="120" w:after="120" w:line="240" w:lineRule="auto"/>
               <w:ind w:left="0" w:leftChars="0" w:right="0" w:rightChars="0" w:firstLine="0" w:firstLineChars="0"/>
               <w:jc w:val="center"/>
+              <w:textAlignment w:val="baseline"/>
               <w:rPr>
                 <w:rFonts w:ascii="Arial" w:eastAsia="宋体"/>
                 <w:sz w:val="24"/>
@@ -5007,11 +5776,23 @@
           <w:p>
             <w:pPr>
               <w:pStyle w:val="29"/>
+              <w:keepNext w:val="0"/>
+              <w:keepLines w:val="0"/>
+              <w:pageBreakBefore w:val="0"/>
+              <w:widowControl w:val="0"/>
+              <w:kinsoku w:val="0"/>
+              <w:wordWrap/>
+              <w:overflowPunct/>
+              <w:topLinePunct w:val="0"/>
+              <w:autoSpaceDE w:val="0"/>
+              <w:autoSpaceDN w:val="0"/>
               <w:bidi w:val="0"/>
+              <w:adjustRightInd w:val="0"/>
               <w:snapToGrid w:val="0"/>
               <w:spacing w:line="240" w:lineRule="auto"/>
               <w:ind w:left="0" w:leftChars="0" w:right="0" w:rightChars="0" w:firstLine="0" w:firstLineChars="0"/>
               <w:jc w:val="center"/>
+              <w:textAlignment w:val="baseline"/>
               <w:rPr>
                 <w:rFonts w:ascii="Arial" w:eastAsia="宋体"/>
                 <w:sz w:val="24"/>
@@ -5046,11 +5827,23 @@
           <w:p>
             <w:pPr>
               <w:pStyle w:val="29"/>
+              <w:keepNext w:val="0"/>
+              <w:keepLines w:val="0"/>
+              <w:pageBreakBefore w:val="0"/>
+              <w:widowControl w:val="0"/>
+              <w:kinsoku w:val="0"/>
+              <w:wordWrap/>
+              <w:overflowPunct/>
+              <w:topLinePunct w:val="0"/>
+              <w:autoSpaceDE w:val="0"/>
+              <w:autoSpaceDN w:val="0"/>
               <w:bidi w:val="0"/>
+              <w:adjustRightInd w:val="0"/>
               <w:snapToGrid w:val="0"/>
               <w:spacing w:line="240" w:lineRule="auto"/>
               <w:ind w:left="0" w:leftChars="0" w:right="0" w:rightChars="0" w:firstLine="0" w:firstLineChars="0"/>
               <w:jc w:val="left"/>
+              <w:textAlignment w:val="baseline"/>
               <w:rPr>
                 <w:rFonts w:ascii="Arial" w:eastAsia="宋体"/>
                 <w:sz w:val="24"/>
@@ -5106,10 +5899,23 @@
           </w:tcPr>
           <w:p>
             <w:pPr>
+              <w:keepNext w:val="0"/>
+              <w:keepLines w:val="0"/>
+              <w:pageBreakBefore w:val="0"/>
+              <w:widowControl w:val="0"/>
+              <w:kinsoku w:val="0"/>
+              <w:wordWrap/>
+              <w:overflowPunct/>
+              <w:topLinePunct w:val="0"/>
+              <w:autoSpaceDE w:val="0"/>
+              <w:autoSpaceDN w:val="0"/>
+              <w:bidi w:val="0"/>
+              <w:adjustRightInd w:val="0"/>
               <w:snapToGrid w:val="0"/>
               <w:spacing w:before="120" w:after="120" w:line="240" w:lineRule="auto"/>
               <w:ind w:left="0" w:leftChars="0" w:right="0" w:rightChars="0" w:firstLine="0" w:firstLineChars="0"/>
               <w:jc w:val="center"/>
+              <w:textAlignment w:val="baseline"/>
               <w:rPr>
                 <w:rFonts w:ascii="Arial" w:eastAsia="宋体"/>
                 <w:sz w:val="24"/>
@@ -5145,11 +5951,23 @@
           <w:p>
             <w:pPr>
               <w:pStyle w:val="29"/>
+              <w:keepNext w:val="0"/>
+              <w:keepLines w:val="0"/>
+              <w:pageBreakBefore w:val="0"/>
+              <w:widowControl w:val="0"/>
+              <w:kinsoku w:val="0"/>
+              <w:wordWrap/>
+              <w:overflowPunct/>
+              <w:topLinePunct w:val="0"/>
+              <w:autoSpaceDE w:val="0"/>
+              <w:autoSpaceDN w:val="0"/>
               <w:bidi w:val="0"/>
+              <w:adjustRightInd w:val="0"/>
               <w:snapToGrid w:val="0"/>
               <w:spacing w:line="240" w:lineRule="auto"/>
               <w:ind w:left="0" w:leftChars="0" w:right="0" w:rightChars="0" w:firstLine="0" w:firstLineChars="0"/>
               <w:jc w:val="center"/>
+              <w:textAlignment w:val="baseline"/>
               <w:rPr>
                 <w:rFonts w:ascii="Arial" w:eastAsia="宋体"/>
                 <w:sz w:val="24"/>
@@ -5184,11 +6002,23 @@
           <w:p>
             <w:pPr>
               <w:pStyle w:val="29"/>
+              <w:keepNext w:val="0"/>
+              <w:keepLines w:val="0"/>
+              <w:pageBreakBefore w:val="0"/>
+              <w:widowControl w:val="0"/>
+              <w:kinsoku w:val="0"/>
+              <w:wordWrap/>
+              <w:overflowPunct/>
+              <w:topLinePunct w:val="0"/>
+              <w:autoSpaceDE w:val="0"/>
+              <w:autoSpaceDN w:val="0"/>
               <w:bidi w:val="0"/>
+              <w:adjustRightInd w:val="0"/>
               <w:snapToGrid w:val="0"/>
               <w:spacing w:line="240" w:lineRule="auto"/>
               <w:ind w:left="0" w:leftChars="0" w:right="0" w:rightChars="0" w:firstLine="0" w:firstLineChars="0"/>
               <w:jc w:val="left"/>
+              <w:textAlignment w:val="baseline"/>
               <w:rPr>
                 <w:rFonts w:ascii="Arial" w:eastAsia="宋体"/>
                 <w:sz w:val="24"/>
@@ -5244,10 +6074,23 @@
           </w:tcPr>
           <w:p>
             <w:pPr>
+              <w:keepNext w:val="0"/>
+              <w:keepLines w:val="0"/>
+              <w:pageBreakBefore w:val="0"/>
+              <w:widowControl w:val="0"/>
+              <w:kinsoku w:val="0"/>
+              <w:wordWrap/>
+              <w:overflowPunct/>
+              <w:topLinePunct w:val="0"/>
+              <w:autoSpaceDE w:val="0"/>
+              <w:autoSpaceDN w:val="0"/>
+              <w:bidi w:val="0"/>
+              <w:adjustRightInd w:val="0"/>
               <w:snapToGrid w:val="0"/>
               <w:spacing w:before="120" w:after="120" w:line="240" w:lineRule="auto"/>
               <w:ind w:left="0" w:leftChars="0" w:right="0" w:rightChars="0" w:firstLine="0" w:firstLineChars="0"/>
               <w:jc w:val="center"/>
+              <w:textAlignment w:val="baseline"/>
               <w:rPr>
                 <w:rFonts w:ascii="Arial" w:eastAsia="宋体"/>
                 <w:sz w:val="24"/>
@@ -5283,11 +6126,23 @@
           <w:p>
             <w:pPr>
               <w:pStyle w:val="29"/>
+              <w:keepNext w:val="0"/>
+              <w:keepLines w:val="0"/>
+              <w:pageBreakBefore w:val="0"/>
+              <w:widowControl w:val="0"/>
+              <w:kinsoku w:val="0"/>
+              <w:wordWrap/>
+              <w:overflowPunct/>
+              <w:topLinePunct w:val="0"/>
+              <w:autoSpaceDE w:val="0"/>
+              <w:autoSpaceDN w:val="0"/>
               <w:bidi w:val="0"/>
+              <w:adjustRightInd w:val="0"/>
               <w:snapToGrid w:val="0"/>
               <w:spacing w:line="240" w:lineRule="auto"/>
               <w:ind w:left="0" w:leftChars="0" w:right="0" w:rightChars="0" w:firstLine="0" w:firstLineChars="0"/>
               <w:jc w:val="center"/>
+              <w:textAlignment w:val="baseline"/>
               <w:rPr>
                 <w:rFonts w:ascii="Arial" w:eastAsia="宋体"/>
                 <w:sz w:val="24"/>
@@ -5322,11 +6177,23 @@
           <w:p>
             <w:pPr>
               <w:pStyle w:val="29"/>
+              <w:keepNext w:val="0"/>
+              <w:keepLines w:val="0"/>
+              <w:pageBreakBefore w:val="0"/>
+              <w:widowControl w:val="0"/>
+              <w:kinsoku w:val="0"/>
+              <w:wordWrap/>
+              <w:overflowPunct/>
+              <w:topLinePunct w:val="0"/>
+              <w:autoSpaceDE w:val="0"/>
+              <w:autoSpaceDN w:val="0"/>
               <w:bidi w:val="0"/>
+              <w:adjustRightInd w:val="0"/>
               <w:snapToGrid w:val="0"/>
               <w:spacing w:line="240" w:lineRule="auto"/>
               <w:ind w:left="0" w:leftChars="0" w:right="0" w:rightChars="0" w:firstLine="0" w:firstLineChars="0"/>
               <w:jc w:val="left"/>
+              <w:textAlignment w:val="baseline"/>
               <w:rPr>
                 <w:rFonts w:ascii="Arial" w:eastAsia="宋体"/>
                 <w:sz w:val="24"/>
@@ -5382,10 +6249,23 @@
           </w:tcPr>
           <w:p>
             <w:pPr>
+              <w:keepNext w:val="0"/>
+              <w:keepLines w:val="0"/>
+              <w:pageBreakBefore w:val="0"/>
+              <w:widowControl w:val="0"/>
+              <w:kinsoku w:val="0"/>
+              <w:wordWrap/>
+              <w:overflowPunct/>
+              <w:topLinePunct w:val="0"/>
+              <w:autoSpaceDE w:val="0"/>
+              <w:autoSpaceDN w:val="0"/>
+              <w:bidi w:val="0"/>
+              <w:adjustRightInd w:val="0"/>
               <w:snapToGrid w:val="0"/>
               <w:spacing w:before="120" w:after="120" w:line="240" w:lineRule="auto"/>
               <w:ind w:left="0" w:leftChars="0" w:right="0" w:rightChars="0" w:firstLine="0" w:firstLineChars="0"/>
               <w:jc w:val="center"/>
+              <w:textAlignment w:val="baseline"/>
               <w:rPr>
                 <w:rFonts w:ascii="Arial" w:eastAsia="宋体"/>
                 <w:sz w:val="24"/>
@@ -5421,11 +6301,23 @@
           <w:p>
             <w:pPr>
               <w:pStyle w:val="29"/>
+              <w:keepNext w:val="0"/>
+              <w:keepLines w:val="0"/>
+              <w:pageBreakBefore w:val="0"/>
+              <w:widowControl w:val="0"/>
+              <w:kinsoku w:val="0"/>
+              <w:wordWrap/>
+              <w:overflowPunct/>
+              <w:topLinePunct w:val="0"/>
+              <w:autoSpaceDE w:val="0"/>
+              <w:autoSpaceDN w:val="0"/>
               <w:bidi w:val="0"/>
+              <w:adjustRightInd w:val="0"/>
               <w:snapToGrid w:val="0"/>
               <w:spacing w:line="240" w:lineRule="auto"/>
               <w:ind w:left="0" w:leftChars="0" w:right="0" w:rightChars="0" w:firstLine="0" w:firstLineChars="0"/>
               <w:jc w:val="center"/>
+              <w:textAlignment w:val="baseline"/>
               <w:rPr>
                 <w:rFonts w:ascii="Arial" w:eastAsia="宋体"/>
                 <w:sz w:val="24"/>
@@ -5460,11 +6352,23 @@
           <w:p>
             <w:pPr>
               <w:pStyle w:val="29"/>
+              <w:keepNext w:val="0"/>
+              <w:keepLines w:val="0"/>
+              <w:pageBreakBefore w:val="0"/>
+              <w:widowControl w:val="0"/>
+              <w:kinsoku w:val="0"/>
+              <w:wordWrap/>
+              <w:overflowPunct/>
+              <w:topLinePunct w:val="0"/>
+              <w:autoSpaceDE w:val="0"/>
+              <w:autoSpaceDN w:val="0"/>
               <w:bidi w:val="0"/>
+              <w:adjustRightInd w:val="0"/>
               <w:snapToGrid w:val="0"/>
               <w:spacing w:line="240" w:lineRule="auto"/>
               <w:ind w:left="0" w:leftChars="0" w:right="0" w:rightChars="0" w:firstLine="0" w:firstLineChars="0"/>
               <w:jc w:val="left"/>
+              <w:textAlignment w:val="baseline"/>
               <w:rPr>
                 <w:rFonts w:ascii="Arial" w:eastAsia="宋体"/>
                 <w:sz w:val="24"/>
@@ -5484,7 +6388,20 @@
     <w:p>
       <w:pPr>
         <w:pStyle w:val="28"/>
+        <w:keepNext w:val="0"/>
+        <w:keepLines w:val="0"/>
+        <w:pageBreakBefore w:val="0"/>
+        <w:widowControl w:val="0"/>
+        <w:kinsoku w:val="0"/>
+        <w:wordWrap/>
+        <w:overflowPunct/>
+        <w:topLinePunct w:val="0"/>
+        <w:autoSpaceDE w:val="0"/>
+        <w:autoSpaceDN w:val="0"/>
         <w:bidi w:val="0"/>
+        <w:adjustRightInd w:val="0"/>
+        <w:snapToGrid w:val="0"/>
+        <w:textAlignment w:val="baseline"/>
       </w:pPr>
       <w:bookmarkStart w:id="15" w:name="heading_9"/>
       <w:bookmarkStart w:id="16" w:name="_Toc29402"/>
@@ -5497,10 +6414,23 @@
     <w:p>
       <w:pPr>
         <w:pStyle w:val="30"/>
+        <w:keepNext w:val="0"/>
+        <w:keepLines w:val="0"/>
+        <w:pageBreakBefore w:val="0"/>
+        <w:widowControl w:val="0"/>
+        <w:kinsoku w:val="0"/>
+        <w:wordWrap/>
+        <w:overflowPunct/>
+        <w:topLinePunct w:val="0"/>
+        <w:autoSpaceDE w:val="0"/>
+        <w:autoSpaceDN w:val="0"/>
         <w:bidi w:val="0"/>
-      </w:pPr>
-      <w:bookmarkStart w:id="17" w:name="heading_10"/>
-      <w:bookmarkStart w:id="18" w:name="_Toc29353"/>
+        <w:adjustRightInd w:val="0"/>
+        <w:snapToGrid w:val="0"/>
+        <w:textAlignment w:val="baseline"/>
+      </w:pPr>
+      <w:bookmarkStart w:id="17" w:name="_Toc29353"/>
+      <w:bookmarkStart w:id="18" w:name="heading_10"/>
       <w:r>
         <w:t>风险分级标准</w:t>
       </w:r>
@@ -5510,10 +6440,23 @@
     <w:p>
       <w:pPr>
         <w:pStyle w:val="29"/>
+        <w:keepNext w:val="0"/>
+        <w:keepLines w:val="0"/>
+        <w:pageBreakBefore w:val="0"/>
+        <w:widowControl w:val="0"/>
+        <w:kinsoku w:val="0"/>
+        <w:wordWrap/>
+        <w:overflowPunct/>
+        <w:topLinePunct w:val="0"/>
+        <w:autoSpaceDE w:val="0"/>
+        <w:autoSpaceDN w:val="0"/>
         <w:bidi w:val="0"/>
-      </w:pPr>
-      <w:r>
-        <w:t>结合服务器托管服务特点及对甲方业务的影响，将突发事件划分为四级：</w:t>
+        <w:adjustRightInd w:val="0"/>
+        <w:snapToGrid w:val="0"/>
+        <w:textAlignment w:val="baseline"/>
+      </w:pPr>
+      <w:r>
+        <w:t>结合存储维保服务特点及对甲方业务的影响，将突发事件划分为四级：</w:t>
       </w:r>
     </w:p>
     <w:tbl>
@@ -5584,11 +6527,23 @@
           <w:p>
             <w:pPr>
               <w:pStyle w:val="29"/>
+              <w:keepNext w:val="0"/>
+              <w:keepLines w:val="0"/>
+              <w:pageBreakBefore w:val="0"/>
+              <w:widowControl w:val="0"/>
+              <w:kinsoku w:val="0"/>
+              <w:wordWrap/>
+              <w:overflowPunct/>
+              <w:topLinePunct w:val="0"/>
+              <w:autoSpaceDE w:val="0"/>
+              <w:autoSpaceDN w:val="0"/>
               <w:bidi w:val="0"/>
+              <w:adjustRightInd w:val="0"/>
               <w:snapToGrid w:val="0"/>
               <w:spacing w:line="240" w:lineRule="auto"/>
               <w:ind w:left="0" w:leftChars="0" w:right="0" w:rightChars="0" w:firstLine="0" w:firstLineChars="0"/>
               <w:jc w:val="center"/>
+              <w:textAlignment w:val="baseline"/>
               <w:rPr>
                 <w:b/>
               </w:rPr>
@@ -5621,11 +6576,23 @@
           <w:p>
             <w:pPr>
               <w:pStyle w:val="29"/>
+              <w:keepNext w:val="0"/>
+              <w:keepLines w:val="0"/>
+              <w:pageBreakBefore w:val="0"/>
+              <w:widowControl w:val="0"/>
+              <w:kinsoku w:val="0"/>
+              <w:wordWrap/>
+              <w:overflowPunct/>
+              <w:topLinePunct w:val="0"/>
+              <w:autoSpaceDE w:val="0"/>
+              <w:autoSpaceDN w:val="0"/>
               <w:bidi w:val="0"/>
+              <w:adjustRightInd w:val="0"/>
               <w:snapToGrid w:val="0"/>
               <w:spacing w:line="240" w:lineRule="auto"/>
               <w:ind w:left="0" w:leftChars="0" w:right="0" w:rightChars="0" w:firstLine="0" w:firstLineChars="0"/>
               <w:jc w:val="center"/>
+              <w:textAlignment w:val="baseline"/>
               <w:rPr>
                 <w:b/>
               </w:rPr>
@@ -5658,11 +6625,23 @@
           <w:p>
             <w:pPr>
               <w:pStyle w:val="29"/>
+              <w:keepNext w:val="0"/>
+              <w:keepLines w:val="0"/>
+              <w:pageBreakBefore w:val="0"/>
+              <w:widowControl w:val="0"/>
+              <w:kinsoku w:val="0"/>
+              <w:wordWrap/>
+              <w:overflowPunct/>
+              <w:topLinePunct w:val="0"/>
+              <w:autoSpaceDE w:val="0"/>
+              <w:autoSpaceDN w:val="0"/>
               <w:bidi w:val="0"/>
+              <w:adjustRightInd w:val="0"/>
               <w:snapToGrid w:val="0"/>
               <w:spacing w:line="240" w:lineRule="auto"/>
               <w:ind w:left="0" w:leftChars="0" w:right="0" w:rightChars="0" w:firstLine="0" w:firstLineChars="0"/>
               <w:jc w:val="center"/>
+              <w:textAlignment w:val="baseline"/>
               <w:rPr>
                 <w:b/>
               </w:rPr>
@@ -5716,10 +6695,23 @@
           </w:tcPr>
           <w:p>
             <w:pPr>
+              <w:keepNext w:val="0"/>
+              <w:keepLines w:val="0"/>
+              <w:pageBreakBefore w:val="0"/>
+              <w:widowControl w:val="0"/>
+              <w:kinsoku w:val="0"/>
+              <w:wordWrap/>
+              <w:overflowPunct/>
+              <w:topLinePunct w:val="0"/>
+              <w:autoSpaceDE w:val="0"/>
+              <w:autoSpaceDN w:val="0"/>
+              <w:bidi w:val="0"/>
+              <w:adjustRightInd w:val="0"/>
               <w:snapToGrid w:val="0"/>
               <w:spacing w:before="120" w:after="120" w:line="240" w:lineRule="auto"/>
               <w:ind w:left="0" w:leftChars="0" w:right="0" w:rightChars="0" w:firstLine="0" w:firstLineChars="0"/>
               <w:jc w:val="center"/>
+              <w:textAlignment w:val="baseline"/>
               <w:rPr>
                 <w:rFonts w:ascii="Arial" w:eastAsia="宋体"/>
                 <w:sz w:val="24"/>
@@ -5755,11 +6747,23 @@
           <w:p>
             <w:pPr>
               <w:pStyle w:val="29"/>
+              <w:keepNext w:val="0"/>
+              <w:keepLines w:val="0"/>
+              <w:pageBreakBefore w:val="0"/>
+              <w:widowControl w:val="0"/>
+              <w:kinsoku w:val="0"/>
+              <w:wordWrap/>
+              <w:overflowPunct/>
+              <w:topLinePunct w:val="0"/>
+              <w:autoSpaceDE w:val="0"/>
+              <w:autoSpaceDN w:val="0"/>
               <w:bidi w:val="0"/>
+              <w:adjustRightInd w:val="0"/>
               <w:snapToGrid w:val="0"/>
               <w:spacing w:line="240" w:lineRule="auto"/>
               <w:ind w:left="0" w:leftChars="0" w:right="0" w:rightChars="0" w:firstLine="0" w:firstLineChars="0"/>
               <w:jc w:val="center"/>
+              <w:textAlignment w:val="baseline"/>
               <w:rPr>
                 <w:rFonts w:ascii="Arial" w:eastAsia="宋体"/>
                 <w:sz w:val="24"/>
@@ -5794,11 +6798,23 @@
           <w:p>
             <w:pPr>
               <w:pStyle w:val="29"/>
+              <w:keepNext w:val="0"/>
+              <w:keepLines w:val="0"/>
+              <w:pageBreakBefore w:val="0"/>
+              <w:widowControl w:val="0"/>
+              <w:kinsoku w:val="0"/>
+              <w:wordWrap/>
+              <w:overflowPunct/>
+              <w:topLinePunct w:val="0"/>
+              <w:autoSpaceDE w:val="0"/>
+              <w:autoSpaceDN w:val="0"/>
               <w:bidi w:val="0"/>
+              <w:adjustRightInd w:val="0"/>
               <w:snapToGrid w:val="0"/>
               <w:spacing w:line="240" w:lineRule="auto"/>
               <w:ind w:left="0" w:leftChars="0" w:right="0" w:rightChars="0" w:firstLine="0" w:firstLineChars="0"/>
               <w:jc w:val="left"/>
+              <w:textAlignment w:val="baseline"/>
               <w:rPr>
                 <w:rFonts w:ascii="Arial" w:eastAsia="宋体"/>
                 <w:sz w:val="24"/>
@@ -5854,10 +6870,23 @@
           </w:tcPr>
           <w:p>
             <w:pPr>
+              <w:keepNext w:val="0"/>
+              <w:keepLines w:val="0"/>
+              <w:pageBreakBefore w:val="0"/>
+              <w:widowControl w:val="0"/>
+              <w:kinsoku w:val="0"/>
+              <w:wordWrap/>
+              <w:overflowPunct/>
+              <w:topLinePunct w:val="0"/>
+              <w:autoSpaceDE w:val="0"/>
+              <w:autoSpaceDN w:val="0"/>
+              <w:bidi w:val="0"/>
+              <w:adjustRightInd w:val="0"/>
               <w:snapToGrid w:val="0"/>
               <w:spacing w:before="120" w:after="120" w:line="240" w:lineRule="auto"/>
               <w:ind w:left="0" w:leftChars="0" w:right="0" w:rightChars="0" w:firstLine="0" w:firstLineChars="0"/>
               <w:jc w:val="center"/>
+              <w:textAlignment w:val="baseline"/>
               <w:rPr>
                 <w:rFonts w:ascii="Arial" w:eastAsia="宋体"/>
                 <w:sz w:val="24"/>
@@ -5893,11 +6922,23 @@
           <w:p>
             <w:pPr>
               <w:pStyle w:val="29"/>
+              <w:keepNext w:val="0"/>
+              <w:keepLines w:val="0"/>
+              <w:pageBreakBefore w:val="0"/>
+              <w:widowControl w:val="0"/>
+              <w:kinsoku w:val="0"/>
+              <w:wordWrap/>
+              <w:overflowPunct/>
+              <w:topLinePunct w:val="0"/>
+              <w:autoSpaceDE w:val="0"/>
+              <w:autoSpaceDN w:val="0"/>
               <w:bidi w:val="0"/>
+              <w:adjustRightInd w:val="0"/>
               <w:snapToGrid w:val="0"/>
               <w:spacing w:line="240" w:lineRule="auto"/>
               <w:ind w:left="0" w:leftChars="0" w:right="0" w:rightChars="0" w:firstLine="0" w:firstLineChars="0"/>
               <w:jc w:val="center"/>
+              <w:textAlignment w:val="baseline"/>
               <w:rPr>
                 <w:rFonts w:ascii="Arial" w:eastAsia="宋体"/>
                 <w:sz w:val="24"/>
@@ -5932,11 +6973,23 @@
           <w:p>
             <w:pPr>
               <w:pStyle w:val="29"/>
+              <w:keepNext w:val="0"/>
+              <w:keepLines w:val="0"/>
+              <w:pageBreakBefore w:val="0"/>
+              <w:widowControl w:val="0"/>
+              <w:kinsoku w:val="0"/>
+              <w:wordWrap/>
+              <w:overflowPunct/>
+              <w:topLinePunct w:val="0"/>
+              <w:autoSpaceDE w:val="0"/>
+              <w:autoSpaceDN w:val="0"/>
               <w:bidi w:val="0"/>
+              <w:adjustRightInd w:val="0"/>
               <w:snapToGrid w:val="0"/>
               <w:spacing w:line="240" w:lineRule="auto"/>
               <w:ind w:left="0" w:leftChars="0" w:right="0" w:rightChars="0" w:firstLine="0" w:firstLineChars="0"/>
               <w:jc w:val="left"/>
+              <w:textAlignment w:val="baseline"/>
               <w:rPr>
                 <w:rFonts w:ascii="Arial" w:eastAsia="宋体"/>
                 <w:sz w:val="24"/>
@@ -5992,10 +7045,23 @@
           </w:tcPr>
           <w:p>
             <w:pPr>
+              <w:keepNext w:val="0"/>
+              <w:keepLines w:val="0"/>
+              <w:pageBreakBefore w:val="0"/>
+              <w:widowControl w:val="0"/>
+              <w:kinsoku w:val="0"/>
+              <w:wordWrap/>
+              <w:overflowPunct/>
+              <w:topLinePunct w:val="0"/>
+              <w:autoSpaceDE w:val="0"/>
+              <w:autoSpaceDN w:val="0"/>
+              <w:bidi w:val="0"/>
+              <w:adjustRightInd w:val="0"/>
               <w:snapToGrid w:val="0"/>
               <w:spacing w:before="120" w:after="120" w:line="240" w:lineRule="auto"/>
               <w:ind w:left="0" w:leftChars="0" w:right="0" w:rightChars="0" w:firstLine="0" w:firstLineChars="0"/>
               <w:jc w:val="center"/>
+              <w:textAlignment w:val="baseline"/>
               <w:rPr>
                 <w:rFonts w:ascii="Arial" w:eastAsia="宋体"/>
                 <w:sz w:val="24"/>
@@ -6031,11 +7097,23 @@
           <w:p>
             <w:pPr>
               <w:pStyle w:val="29"/>
+              <w:keepNext w:val="0"/>
+              <w:keepLines w:val="0"/>
+              <w:pageBreakBefore w:val="0"/>
+              <w:widowControl w:val="0"/>
+              <w:kinsoku w:val="0"/>
+              <w:wordWrap/>
+              <w:overflowPunct/>
+              <w:topLinePunct w:val="0"/>
+              <w:autoSpaceDE w:val="0"/>
+              <w:autoSpaceDN w:val="0"/>
               <w:bidi w:val="0"/>
+              <w:adjustRightInd w:val="0"/>
               <w:snapToGrid w:val="0"/>
               <w:spacing w:line="240" w:lineRule="auto"/>
               <w:ind w:left="0" w:leftChars="0" w:right="0" w:rightChars="0" w:firstLine="0" w:firstLineChars="0"/>
               <w:jc w:val="center"/>
+              <w:textAlignment w:val="baseline"/>
               <w:rPr>
                 <w:rFonts w:ascii="Arial" w:eastAsia="宋体"/>
                 <w:sz w:val="24"/>
@@ -6070,11 +7148,23 @@
           <w:p>
             <w:pPr>
               <w:pStyle w:val="29"/>
+              <w:keepNext w:val="0"/>
+              <w:keepLines w:val="0"/>
+              <w:pageBreakBefore w:val="0"/>
+              <w:widowControl w:val="0"/>
+              <w:kinsoku w:val="0"/>
+              <w:wordWrap/>
+              <w:overflowPunct/>
+              <w:topLinePunct w:val="0"/>
+              <w:autoSpaceDE w:val="0"/>
+              <w:autoSpaceDN w:val="0"/>
               <w:bidi w:val="0"/>
+              <w:adjustRightInd w:val="0"/>
               <w:snapToGrid w:val="0"/>
               <w:spacing w:line="240" w:lineRule="auto"/>
               <w:ind w:left="0" w:leftChars="0" w:right="0" w:rightChars="0" w:firstLine="0" w:firstLineChars="0"/>
               <w:jc w:val="left"/>
+              <w:textAlignment w:val="baseline"/>
               <w:rPr>
                 <w:rFonts w:ascii="Arial" w:eastAsia="宋体"/>
                 <w:sz w:val="24"/>
@@ -6130,10 +7220,23 @@
           </w:tcPr>
           <w:p>
             <w:pPr>
+              <w:keepNext w:val="0"/>
+              <w:keepLines w:val="0"/>
+              <w:pageBreakBefore w:val="0"/>
+              <w:widowControl w:val="0"/>
+              <w:kinsoku w:val="0"/>
+              <w:wordWrap/>
+              <w:overflowPunct/>
+              <w:topLinePunct w:val="0"/>
+              <w:autoSpaceDE w:val="0"/>
+              <w:autoSpaceDN w:val="0"/>
+              <w:bidi w:val="0"/>
+              <w:adjustRightInd w:val="0"/>
               <w:snapToGrid w:val="0"/>
               <w:spacing w:before="120" w:after="120" w:line="240" w:lineRule="auto"/>
               <w:ind w:left="0" w:leftChars="0" w:right="0" w:rightChars="0" w:firstLine="0" w:firstLineChars="0"/>
               <w:jc w:val="center"/>
+              <w:textAlignment w:val="baseline"/>
               <w:rPr>
                 <w:rFonts w:ascii="Arial" w:eastAsia="宋体"/>
                 <w:sz w:val="24"/>
@@ -6169,11 +7272,23 @@
           <w:p>
             <w:pPr>
               <w:pStyle w:val="29"/>
+              <w:keepNext w:val="0"/>
+              <w:keepLines w:val="0"/>
+              <w:pageBreakBefore w:val="0"/>
+              <w:widowControl w:val="0"/>
+              <w:kinsoku w:val="0"/>
+              <w:wordWrap/>
+              <w:overflowPunct/>
+              <w:topLinePunct w:val="0"/>
+              <w:autoSpaceDE w:val="0"/>
+              <w:autoSpaceDN w:val="0"/>
               <w:bidi w:val="0"/>
+              <w:adjustRightInd w:val="0"/>
               <w:snapToGrid w:val="0"/>
               <w:spacing w:line="240" w:lineRule="auto"/>
               <w:ind w:left="0" w:leftChars="0" w:right="0" w:rightChars="0" w:firstLine="0" w:firstLineChars="0"/>
               <w:jc w:val="center"/>
+              <w:textAlignment w:val="baseline"/>
               <w:rPr>
                 <w:rFonts w:ascii="Arial" w:eastAsia="宋体"/>
                 <w:sz w:val="24"/>
@@ -6208,11 +7323,23 @@
           <w:p>
             <w:pPr>
               <w:pStyle w:val="29"/>
+              <w:keepNext w:val="0"/>
+              <w:keepLines w:val="0"/>
+              <w:pageBreakBefore w:val="0"/>
+              <w:widowControl w:val="0"/>
+              <w:kinsoku w:val="0"/>
+              <w:wordWrap/>
+              <w:overflowPunct/>
+              <w:topLinePunct w:val="0"/>
+              <w:autoSpaceDE w:val="0"/>
+              <w:autoSpaceDN w:val="0"/>
               <w:bidi w:val="0"/>
+              <w:adjustRightInd w:val="0"/>
               <w:snapToGrid w:val="0"/>
               <w:spacing w:line="240" w:lineRule="auto"/>
               <w:ind w:left="0" w:leftChars="0" w:right="0" w:rightChars="0" w:firstLine="0" w:firstLineChars="0"/>
               <w:jc w:val="left"/>
+              <w:textAlignment w:val="baseline"/>
               <w:rPr>
                 <w:rFonts w:ascii="Arial" w:eastAsia="宋体"/>
                 <w:sz w:val="24"/>
@@ -6232,7 +7359,20 @@
     <w:p>
       <w:pPr>
         <w:pStyle w:val="30"/>
+        <w:keepNext w:val="0"/>
+        <w:keepLines w:val="0"/>
+        <w:pageBreakBefore w:val="0"/>
+        <w:widowControl w:val="0"/>
+        <w:kinsoku w:val="0"/>
+        <w:wordWrap/>
+        <w:overflowPunct/>
+        <w:topLinePunct w:val="0"/>
+        <w:autoSpaceDE w:val="0"/>
+        <w:autoSpaceDN w:val="0"/>
         <w:bidi w:val="0"/>
+        <w:adjustRightInd w:val="0"/>
+        <w:snapToGrid w:val="0"/>
+        <w:textAlignment w:val="baseline"/>
       </w:pPr>
       <w:bookmarkStart w:id="19" w:name="heading_11"/>
       <w:bookmarkStart w:id="20" w:name="_Toc32386"/>
@@ -6312,11 +7452,23 @@
           <w:p>
             <w:pPr>
               <w:pStyle w:val="29"/>
+              <w:keepNext w:val="0"/>
+              <w:keepLines w:val="0"/>
+              <w:pageBreakBefore w:val="0"/>
+              <w:widowControl w:val="0"/>
+              <w:kinsoku w:val="0"/>
+              <w:wordWrap/>
+              <w:overflowPunct/>
+              <w:topLinePunct w:val="0"/>
+              <w:autoSpaceDE w:val="0"/>
+              <w:autoSpaceDN w:val="0"/>
               <w:bidi w:val="0"/>
+              <w:adjustRightInd w:val="0"/>
               <w:snapToGrid w:val="0"/>
               <w:spacing w:line="240" w:lineRule="auto"/>
               <w:ind w:left="0" w:leftChars="0" w:right="0" w:rightChars="0" w:firstLine="0" w:firstLineChars="0"/>
               <w:jc w:val="center"/>
+              <w:textAlignment w:val="baseline"/>
               <w:rPr>
                 <w:b/>
               </w:rPr>
@@ -6349,11 +7501,23 @@
           <w:p>
             <w:pPr>
               <w:pStyle w:val="29"/>
+              <w:keepNext w:val="0"/>
+              <w:keepLines w:val="0"/>
+              <w:pageBreakBefore w:val="0"/>
+              <w:widowControl w:val="0"/>
+              <w:kinsoku w:val="0"/>
+              <w:wordWrap/>
+              <w:overflowPunct/>
+              <w:topLinePunct w:val="0"/>
+              <w:autoSpaceDE w:val="0"/>
+              <w:autoSpaceDN w:val="0"/>
               <w:bidi w:val="0"/>
+              <w:adjustRightInd w:val="0"/>
               <w:snapToGrid w:val="0"/>
               <w:spacing w:line="240" w:lineRule="auto"/>
               <w:ind w:left="0" w:leftChars="0" w:right="0" w:rightChars="0" w:firstLine="0" w:firstLineChars="0"/>
               <w:jc w:val="center"/>
+              <w:textAlignment w:val="baseline"/>
               <w:rPr>
                 <w:b/>
               </w:rPr>
@@ -6386,11 +7550,23 @@
           <w:p>
             <w:pPr>
               <w:pStyle w:val="29"/>
+              <w:keepNext w:val="0"/>
+              <w:keepLines w:val="0"/>
+              <w:pageBreakBefore w:val="0"/>
+              <w:widowControl w:val="0"/>
+              <w:kinsoku w:val="0"/>
+              <w:wordWrap/>
+              <w:overflowPunct/>
+              <w:topLinePunct w:val="0"/>
+              <w:autoSpaceDE w:val="0"/>
+              <w:autoSpaceDN w:val="0"/>
               <w:bidi w:val="0"/>
+              <w:adjustRightInd w:val="0"/>
               <w:snapToGrid w:val="0"/>
               <w:spacing w:line="240" w:lineRule="auto"/>
               <w:ind w:left="0" w:leftChars="0" w:right="0" w:rightChars="0" w:firstLine="0" w:firstLineChars="0"/>
               <w:jc w:val="center"/>
+              <w:textAlignment w:val="baseline"/>
               <w:rPr>
                 <w:b/>
               </w:rPr>
@@ -6423,11 +7599,23 @@
           <w:p>
             <w:pPr>
               <w:pStyle w:val="29"/>
+              <w:keepNext w:val="0"/>
+              <w:keepLines w:val="0"/>
+              <w:pageBreakBefore w:val="0"/>
+              <w:widowControl w:val="0"/>
+              <w:kinsoku w:val="0"/>
+              <w:wordWrap/>
+              <w:overflowPunct/>
+              <w:topLinePunct w:val="0"/>
+              <w:autoSpaceDE w:val="0"/>
+              <w:autoSpaceDN w:val="0"/>
               <w:bidi w:val="0"/>
+              <w:adjustRightInd w:val="0"/>
               <w:snapToGrid w:val="0"/>
               <w:spacing w:line="240" w:lineRule="auto"/>
               <w:ind w:left="0" w:leftChars="0" w:right="0" w:rightChars="0" w:firstLine="0" w:firstLineChars="0"/>
               <w:jc w:val="center"/>
+              <w:textAlignment w:val="baseline"/>
               <w:rPr>
                 <w:b/>
               </w:rPr>
@@ -6460,11 +7648,23 @@
           <w:p>
             <w:pPr>
               <w:pStyle w:val="29"/>
+              <w:keepNext w:val="0"/>
+              <w:keepLines w:val="0"/>
+              <w:pageBreakBefore w:val="0"/>
+              <w:widowControl w:val="0"/>
+              <w:kinsoku w:val="0"/>
+              <w:wordWrap/>
+              <w:overflowPunct/>
+              <w:topLinePunct w:val="0"/>
+              <w:autoSpaceDE w:val="0"/>
+              <w:autoSpaceDN w:val="0"/>
               <w:bidi w:val="0"/>
+              <w:adjustRightInd w:val="0"/>
               <w:snapToGrid w:val="0"/>
               <w:spacing w:line="240" w:lineRule="auto"/>
               <w:ind w:left="0" w:leftChars="0" w:right="0" w:rightChars="0" w:firstLine="0" w:firstLineChars="0"/>
               <w:jc w:val="center"/>
+              <w:textAlignment w:val="baseline"/>
               <w:rPr>
                 <w:b/>
               </w:rPr>
@@ -6518,10 +7718,23 @@
           </w:tcPr>
           <w:p>
             <w:pPr>
+              <w:keepNext w:val="0"/>
+              <w:keepLines w:val="0"/>
+              <w:pageBreakBefore w:val="0"/>
+              <w:widowControl w:val="0"/>
+              <w:kinsoku w:val="0"/>
+              <w:wordWrap/>
+              <w:overflowPunct/>
+              <w:topLinePunct w:val="0"/>
+              <w:autoSpaceDE w:val="0"/>
+              <w:autoSpaceDN w:val="0"/>
+              <w:bidi w:val="0"/>
+              <w:adjustRightInd w:val="0"/>
               <w:snapToGrid w:val="0"/>
               <w:spacing w:before="120" w:after="120" w:line="240" w:lineRule="auto"/>
               <w:ind w:left="0" w:leftChars="0" w:right="0" w:rightChars="0" w:firstLine="0" w:firstLineChars="0"/>
               <w:jc w:val="center"/>
+              <w:textAlignment w:val="baseline"/>
               <w:rPr>
                 <w:rFonts w:ascii="Arial" w:eastAsia="宋体"/>
                 <w:sz w:val="24"/>
@@ -6557,11 +7770,23 @@
           <w:p>
             <w:pPr>
               <w:pStyle w:val="29"/>
+              <w:keepNext w:val="0"/>
+              <w:keepLines w:val="0"/>
+              <w:pageBreakBefore w:val="0"/>
+              <w:widowControl w:val="0"/>
+              <w:kinsoku w:val="0"/>
+              <w:wordWrap/>
+              <w:overflowPunct/>
+              <w:topLinePunct w:val="0"/>
+              <w:autoSpaceDE w:val="0"/>
+              <w:autoSpaceDN w:val="0"/>
               <w:bidi w:val="0"/>
+              <w:adjustRightInd w:val="0"/>
               <w:snapToGrid w:val="0"/>
               <w:spacing w:line="240" w:lineRule="auto"/>
               <w:ind w:left="0" w:leftChars="0" w:right="0" w:rightChars="0" w:firstLine="0" w:firstLineChars="0"/>
               <w:jc w:val="center"/>
+              <w:textAlignment w:val="baseline"/>
               <w:rPr>
                 <w:rFonts w:ascii="Arial" w:eastAsia="宋体"/>
                 <w:sz w:val="24"/>
@@ -6604,11 +7829,23 @@
           <w:p>
             <w:pPr>
               <w:pStyle w:val="29"/>
+              <w:keepNext w:val="0"/>
+              <w:keepLines w:val="0"/>
+              <w:pageBreakBefore w:val="0"/>
+              <w:widowControl w:val="0"/>
+              <w:kinsoku w:val="0"/>
+              <w:wordWrap/>
+              <w:overflowPunct/>
+              <w:topLinePunct w:val="0"/>
+              <w:autoSpaceDE w:val="0"/>
+              <w:autoSpaceDN w:val="0"/>
               <w:bidi w:val="0"/>
+              <w:adjustRightInd w:val="0"/>
               <w:snapToGrid w:val="0"/>
               <w:spacing w:line="240" w:lineRule="auto"/>
               <w:ind w:left="0" w:leftChars="0" w:right="0" w:rightChars="0" w:firstLine="0" w:firstLineChars="0"/>
               <w:jc w:val="left"/>
+              <w:textAlignment w:val="baseline"/>
               <w:rPr>
                 <w:rFonts w:ascii="Arial" w:eastAsia="宋体"/>
                 <w:sz w:val="24"/>
@@ -6643,11 +7880,23 @@
           <w:p>
             <w:pPr>
               <w:pStyle w:val="29"/>
+              <w:keepNext w:val="0"/>
+              <w:keepLines w:val="0"/>
+              <w:pageBreakBefore w:val="0"/>
+              <w:widowControl w:val="0"/>
+              <w:kinsoku w:val="0"/>
+              <w:wordWrap/>
+              <w:overflowPunct/>
+              <w:topLinePunct w:val="0"/>
+              <w:autoSpaceDE w:val="0"/>
+              <w:autoSpaceDN w:val="0"/>
               <w:bidi w:val="0"/>
+              <w:adjustRightInd w:val="0"/>
               <w:snapToGrid w:val="0"/>
               <w:spacing w:line="240" w:lineRule="auto"/>
               <w:ind w:left="0" w:leftChars="0" w:right="0" w:rightChars="0" w:firstLine="0" w:firstLineChars="0"/>
               <w:jc w:val="left"/>
+              <w:textAlignment w:val="baseline"/>
               <w:rPr>
                 <w:rFonts w:ascii="Arial" w:eastAsia="宋体"/>
                 <w:sz w:val="24"/>
@@ -6682,11 +7931,23 @@
           <w:p>
             <w:pPr>
               <w:pStyle w:val="29"/>
+              <w:keepNext w:val="0"/>
+              <w:keepLines w:val="0"/>
+              <w:pageBreakBefore w:val="0"/>
+              <w:widowControl w:val="0"/>
+              <w:kinsoku w:val="0"/>
+              <w:wordWrap/>
+              <w:overflowPunct/>
+              <w:topLinePunct w:val="0"/>
+              <w:autoSpaceDE w:val="0"/>
+              <w:autoSpaceDN w:val="0"/>
               <w:bidi w:val="0"/>
+              <w:adjustRightInd w:val="0"/>
               <w:snapToGrid w:val="0"/>
               <w:spacing w:line="240" w:lineRule="auto"/>
               <w:ind w:left="0" w:leftChars="0" w:right="0" w:rightChars="0" w:firstLine="0" w:firstLineChars="0"/>
               <w:jc w:val="center"/>
+              <w:textAlignment w:val="baseline"/>
               <w:rPr>
                 <w:rFonts w:ascii="Arial" w:eastAsia="宋体"/>
                 <w:sz w:val="24"/>
@@ -6742,10 +8003,23 @@
           </w:tcPr>
           <w:p>
             <w:pPr>
+              <w:keepNext w:val="0"/>
+              <w:keepLines w:val="0"/>
+              <w:pageBreakBefore w:val="0"/>
+              <w:widowControl w:val="0"/>
+              <w:kinsoku w:val="0"/>
+              <w:wordWrap/>
+              <w:overflowPunct/>
+              <w:topLinePunct w:val="0"/>
+              <w:autoSpaceDE w:val="0"/>
+              <w:autoSpaceDN w:val="0"/>
+              <w:bidi w:val="0"/>
+              <w:adjustRightInd w:val="0"/>
               <w:snapToGrid w:val="0"/>
               <w:spacing w:before="120" w:after="120" w:line="240" w:lineRule="auto"/>
               <w:ind w:left="0" w:leftChars="0" w:right="0" w:rightChars="0" w:firstLine="0" w:firstLineChars="0"/>
               <w:jc w:val="center"/>
+              <w:textAlignment w:val="baseline"/>
               <w:rPr>
                 <w:rFonts w:ascii="Arial" w:eastAsia="宋体"/>
                 <w:sz w:val="24"/>
@@ -6781,11 +8055,23 @@
           <w:p>
             <w:pPr>
               <w:pStyle w:val="29"/>
+              <w:keepNext w:val="0"/>
+              <w:keepLines w:val="0"/>
+              <w:pageBreakBefore w:val="0"/>
+              <w:widowControl w:val="0"/>
+              <w:kinsoku w:val="0"/>
+              <w:wordWrap/>
+              <w:overflowPunct/>
+              <w:topLinePunct w:val="0"/>
+              <w:autoSpaceDE w:val="0"/>
+              <w:autoSpaceDN w:val="0"/>
               <w:bidi w:val="0"/>
+              <w:adjustRightInd w:val="0"/>
               <w:snapToGrid w:val="0"/>
               <w:spacing w:line="240" w:lineRule="auto"/>
               <w:ind w:left="0" w:leftChars="0" w:right="0" w:rightChars="0" w:firstLine="0" w:firstLineChars="0"/>
               <w:jc w:val="center"/>
+              <w:textAlignment w:val="baseline"/>
               <w:rPr>
                 <w:rFonts w:ascii="Arial" w:eastAsia="宋体"/>
                 <w:sz w:val="24"/>
@@ -6820,11 +8106,23 @@
           <w:p>
             <w:pPr>
               <w:pStyle w:val="29"/>
+              <w:keepNext w:val="0"/>
+              <w:keepLines w:val="0"/>
+              <w:pageBreakBefore w:val="0"/>
+              <w:widowControl w:val="0"/>
+              <w:kinsoku w:val="0"/>
+              <w:wordWrap/>
+              <w:overflowPunct/>
+              <w:topLinePunct w:val="0"/>
+              <w:autoSpaceDE w:val="0"/>
+              <w:autoSpaceDN w:val="0"/>
               <w:bidi w:val="0"/>
+              <w:adjustRightInd w:val="0"/>
               <w:snapToGrid w:val="0"/>
               <w:spacing w:line="240" w:lineRule="auto"/>
               <w:ind w:left="0" w:leftChars="0" w:right="0" w:rightChars="0" w:firstLine="0" w:firstLineChars="0"/>
               <w:jc w:val="left"/>
+              <w:textAlignment w:val="baseline"/>
               <w:rPr>
                 <w:rFonts w:ascii="Arial" w:eastAsia="宋体"/>
                 <w:sz w:val="24"/>
@@ -6859,11 +8157,23 @@
           <w:p>
             <w:pPr>
               <w:pStyle w:val="29"/>
+              <w:keepNext w:val="0"/>
+              <w:keepLines w:val="0"/>
+              <w:pageBreakBefore w:val="0"/>
+              <w:widowControl w:val="0"/>
+              <w:kinsoku w:val="0"/>
+              <w:wordWrap/>
+              <w:overflowPunct/>
+              <w:topLinePunct w:val="0"/>
+              <w:autoSpaceDE w:val="0"/>
+              <w:autoSpaceDN w:val="0"/>
               <w:bidi w:val="0"/>
+              <w:adjustRightInd w:val="0"/>
               <w:snapToGrid w:val="0"/>
               <w:spacing w:line="240" w:lineRule="auto"/>
               <w:ind w:left="0" w:leftChars="0" w:right="0" w:rightChars="0" w:firstLine="0" w:firstLineChars="0"/>
               <w:jc w:val="left"/>
+              <w:textAlignment w:val="baseline"/>
               <w:rPr>
                 <w:rFonts w:ascii="Arial" w:eastAsia="宋体"/>
                 <w:sz w:val="24"/>
@@ -6898,11 +8208,23 @@
           <w:p>
             <w:pPr>
               <w:pStyle w:val="29"/>
+              <w:keepNext w:val="0"/>
+              <w:keepLines w:val="0"/>
+              <w:pageBreakBefore w:val="0"/>
+              <w:widowControl w:val="0"/>
+              <w:kinsoku w:val="0"/>
+              <w:wordWrap/>
+              <w:overflowPunct/>
+              <w:topLinePunct w:val="0"/>
+              <w:autoSpaceDE w:val="0"/>
+              <w:autoSpaceDN w:val="0"/>
               <w:bidi w:val="0"/>
+              <w:adjustRightInd w:val="0"/>
               <w:snapToGrid w:val="0"/>
               <w:spacing w:line="240" w:lineRule="auto"/>
               <w:ind w:left="0" w:leftChars="0" w:right="0" w:rightChars="0" w:firstLine="0" w:firstLineChars="0"/>
               <w:jc w:val="center"/>
+              <w:textAlignment w:val="baseline"/>
               <w:rPr>
                 <w:rFonts w:ascii="Arial" w:eastAsia="宋体"/>
                 <w:sz w:val="24"/>
@@ -6958,10 +8280,23 @@
           </w:tcPr>
           <w:p>
             <w:pPr>
+              <w:keepNext w:val="0"/>
+              <w:keepLines w:val="0"/>
+              <w:pageBreakBefore w:val="0"/>
+              <w:widowControl w:val="0"/>
+              <w:kinsoku w:val="0"/>
+              <w:wordWrap/>
+              <w:overflowPunct/>
+              <w:topLinePunct w:val="0"/>
+              <w:autoSpaceDE w:val="0"/>
+              <w:autoSpaceDN w:val="0"/>
+              <w:bidi w:val="0"/>
+              <w:adjustRightInd w:val="0"/>
               <w:snapToGrid w:val="0"/>
               <w:spacing w:before="120" w:after="120" w:line="240" w:lineRule="auto"/>
               <w:ind w:left="0" w:leftChars="0" w:right="0" w:rightChars="0" w:firstLine="0" w:firstLineChars="0"/>
               <w:jc w:val="center"/>
+              <w:textAlignment w:val="baseline"/>
               <w:rPr>
                 <w:rFonts w:ascii="Arial" w:eastAsia="宋体"/>
                 <w:sz w:val="24"/>
@@ -6997,11 +8332,23 @@
           <w:p>
             <w:pPr>
               <w:pStyle w:val="29"/>
+              <w:keepNext w:val="0"/>
+              <w:keepLines w:val="0"/>
+              <w:pageBreakBefore w:val="0"/>
+              <w:widowControl w:val="0"/>
+              <w:kinsoku w:val="0"/>
+              <w:wordWrap/>
+              <w:overflowPunct/>
+              <w:topLinePunct w:val="0"/>
+              <w:autoSpaceDE w:val="0"/>
+              <w:autoSpaceDN w:val="0"/>
               <w:bidi w:val="0"/>
+              <w:adjustRightInd w:val="0"/>
               <w:snapToGrid w:val="0"/>
               <w:spacing w:line="240" w:lineRule="auto"/>
               <w:ind w:left="0" w:leftChars="0" w:right="0" w:rightChars="0" w:firstLine="0" w:firstLineChars="0"/>
               <w:jc w:val="center"/>
+              <w:textAlignment w:val="baseline"/>
               <w:rPr>
                 <w:rFonts w:ascii="Arial" w:eastAsia="宋体"/>
                 <w:sz w:val="24"/>
@@ -7036,11 +8383,23 @@
           <w:p>
             <w:pPr>
               <w:pStyle w:val="29"/>
+              <w:keepNext w:val="0"/>
+              <w:keepLines w:val="0"/>
+              <w:pageBreakBefore w:val="0"/>
+              <w:widowControl w:val="0"/>
+              <w:kinsoku w:val="0"/>
+              <w:wordWrap/>
+              <w:overflowPunct/>
+              <w:topLinePunct w:val="0"/>
+              <w:autoSpaceDE w:val="0"/>
+              <w:autoSpaceDN w:val="0"/>
               <w:bidi w:val="0"/>
+              <w:adjustRightInd w:val="0"/>
               <w:snapToGrid w:val="0"/>
               <w:spacing w:line="240" w:lineRule="auto"/>
               <w:ind w:left="0" w:leftChars="0" w:right="0" w:rightChars="0" w:firstLine="0" w:firstLineChars="0"/>
               <w:jc w:val="left"/>
+              <w:textAlignment w:val="baseline"/>
               <w:rPr>
                 <w:rFonts w:ascii="Arial" w:eastAsia="宋体"/>
                 <w:sz w:val="24"/>
@@ -7075,11 +8434,23 @@
           <w:p>
             <w:pPr>
               <w:pStyle w:val="29"/>
+              <w:keepNext w:val="0"/>
+              <w:keepLines w:val="0"/>
+              <w:pageBreakBefore w:val="0"/>
+              <w:widowControl w:val="0"/>
+              <w:kinsoku w:val="0"/>
+              <w:wordWrap/>
+              <w:overflowPunct/>
+              <w:topLinePunct w:val="0"/>
+              <w:autoSpaceDE w:val="0"/>
+              <w:autoSpaceDN w:val="0"/>
               <w:bidi w:val="0"/>
+              <w:adjustRightInd w:val="0"/>
               <w:snapToGrid w:val="0"/>
               <w:spacing w:line="240" w:lineRule="auto"/>
               <w:ind w:left="0" w:leftChars="0" w:right="0" w:rightChars="0" w:firstLine="0" w:firstLineChars="0"/>
               <w:jc w:val="left"/>
+              <w:textAlignment w:val="baseline"/>
               <w:rPr>
                 <w:rFonts w:ascii="Arial" w:eastAsia="宋体"/>
                 <w:sz w:val="24"/>
@@ -7114,11 +8485,23 @@
           <w:p>
             <w:pPr>
               <w:pStyle w:val="29"/>
+              <w:keepNext w:val="0"/>
+              <w:keepLines w:val="0"/>
+              <w:pageBreakBefore w:val="0"/>
+              <w:widowControl w:val="0"/>
+              <w:kinsoku w:val="0"/>
+              <w:wordWrap/>
+              <w:overflowPunct/>
+              <w:topLinePunct w:val="0"/>
+              <w:autoSpaceDE w:val="0"/>
+              <w:autoSpaceDN w:val="0"/>
               <w:bidi w:val="0"/>
+              <w:adjustRightInd w:val="0"/>
               <w:snapToGrid w:val="0"/>
               <w:spacing w:line="240" w:lineRule="auto"/>
               <w:ind w:left="0" w:leftChars="0" w:right="0" w:rightChars="0" w:firstLine="0" w:firstLineChars="0"/>
               <w:jc w:val="center"/>
+              <w:textAlignment w:val="baseline"/>
               <w:rPr>
                 <w:rFonts w:ascii="Arial" w:eastAsia="宋体"/>
                 <w:sz w:val="24"/>
@@ -7174,10 +8557,23 @@
           </w:tcPr>
           <w:p>
             <w:pPr>
+              <w:keepNext w:val="0"/>
+              <w:keepLines w:val="0"/>
+              <w:pageBreakBefore w:val="0"/>
+              <w:widowControl w:val="0"/>
+              <w:kinsoku w:val="0"/>
+              <w:wordWrap/>
+              <w:overflowPunct/>
+              <w:topLinePunct w:val="0"/>
+              <w:autoSpaceDE w:val="0"/>
+              <w:autoSpaceDN w:val="0"/>
+              <w:bidi w:val="0"/>
+              <w:adjustRightInd w:val="0"/>
               <w:snapToGrid w:val="0"/>
               <w:spacing w:before="120" w:after="120" w:line="240" w:lineRule="auto"/>
               <w:ind w:left="0" w:leftChars="0" w:right="0" w:rightChars="0" w:firstLine="0" w:firstLineChars="0"/>
               <w:jc w:val="center"/>
+              <w:textAlignment w:val="baseline"/>
               <w:rPr>
                 <w:rFonts w:ascii="Arial" w:eastAsia="宋体"/>
                 <w:sz w:val="24"/>
@@ -7213,11 +8609,23 @@
           <w:p>
             <w:pPr>
               <w:pStyle w:val="29"/>
+              <w:keepNext w:val="0"/>
+              <w:keepLines w:val="0"/>
+              <w:pageBreakBefore w:val="0"/>
+              <w:widowControl w:val="0"/>
+              <w:kinsoku w:val="0"/>
+              <w:wordWrap/>
+              <w:overflowPunct/>
+              <w:topLinePunct w:val="0"/>
+              <w:autoSpaceDE w:val="0"/>
+              <w:autoSpaceDN w:val="0"/>
               <w:bidi w:val="0"/>
+              <w:adjustRightInd w:val="0"/>
               <w:snapToGrid w:val="0"/>
               <w:spacing w:line="240" w:lineRule="auto"/>
               <w:ind w:left="0" w:leftChars="0" w:right="0" w:rightChars="0" w:firstLine="0" w:firstLineChars="0"/>
               <w:jc w:val="center"/>
+              <w:textAlignment w:val="baseline"/>
               <w:rPr>
                 <w:rFonts w:ascii="Arial" w:eastAsia="宋体"/>
                 <w:sz w:val="24"/>
@@ -7252,11 +8660,23 @@
           <w:p>
             <w:pPr>
               <w:pStyle w:val="29"/>
+              <w:keepNext w:val="0"/>
+              <w:keepLines w:val="0"/>
+              <w:pageBreakBefore w:val="0"/>
+              <w:widowControl w:val="0"/>
+              <w:kinsoku w:val="0"/>
+              <w:wordWrap/>
+              <w:overflowPunct/>
+              <w:topLinePunct w:val="0"/>
+              <w:autoSpaceDE w:val="0"/>
+              <w:autoSpaceDN w:val="0"/>
               <w:bidi w:val="0"/>
+              <w:adjustRightInd w:val="0"/>
               <w:snapToGrid w:val="0"/>
               <w:spacing w:line="240" w:lineRule="auto"/>
               <w:ind w:left="0" w:leftChars="0" w:right="0" w:rightChars="0" w:firstLine="0" w:firstLineChars="0"/>
               <w:jc w:val="left"/>
+              <w:textAlignment w:val="baseline"/>
               <w:rPr>
                 <w:rFonts w:ascii="Arial" w:eastAsia="宋体"/>
                 <w:sz w:val="24"/>
@@ -7291,11 +8711,23 @@
           <w:p>
             <w:pPr>
               <w:pStyle w:val="29"/>
+              <w:keepNext w:val="0"/>
+              <w:keepLines w:val="0"/>
+              <w:pageBreakBefore w:val="0"/>
+              <w:widowControl w:val="0"/>
+              <w:kinsoku w:val="0"/>
+              <w:wordWrap/>
+              <w:overflowPunct/>
+              <w:topLinePunct w:val="0"/>
+              <w:autoSpaceDE w:val="0"/>
+              <w:autoSpaceDN w:val="0"/>
               <w:bidi w:val="0"/>
+              <w:adjustRightInd w:val="0"/>
               <w:snapToGrid w:val="0"/>
               <w:spacing w:line="240" w:lineRule="auto"/>
               <w:ind w:left="0" w:leftChars="0" w:right="0" w:rightChars="0" w:firstLine="0" w:firstLineChars="0"/>
               <w:jc w:val="left"/>
+              <w:textAlignment w:val="baseline"/>
               <w:rPr>
                 <w:rFonts w:ascii="Arial" w:eastAsia="宋体"/>
                 <w:sz w:val="24"/>
@@ -7330,11 +8762,23 @@
           <w:p>
             <w:pPr>
               <w:pStyle w:val="29"/>
+              <w:keepNext w:val="0"/>
+              <w:keepLines w:val="0"/>
+              <w:pageBreakBefore w:val="0"/>
+              <w:widowControl w:val="0"/>
+              <w:kinsoku w:val="0"/>
+              <w:wordWrap/>
+              <w:overflowPunct/>
+              <w:topLinePunct w:val="0"/>
+              <w:autoSpaceDE w:val="0"/>
+              <w:autoSpaceDN w:val="0"/>
               <w:bidi w:val="0"/>
+              <w:adjustRightInd w:val="0"/>
               <w:snapToGrid w:val="0"/>
               <w:spacing w:line="240" w:lineRule="auto"/>
               <w:ind w:left="0" w:leftChars="0" w:right="0" w:rightChars="0" w:firstLine="0" w:firstLineChars="0"/>
               <w:jc w:val="center"/>
+              <w:textAlignment w:val="baseline"/>
               <w:rPr>
                 <w:rFonts w:ascii="Arial" w:eastAsia="宋体"/>
                 <w:sz w:val="24"/>
@@ -7354,10 +8798,23 @@
     <w:p>
       <w:pPr>
         <w:pStyle w:val="28"/>
+        <w:keepNext w:val="0"/>
+        <w:keepLines w:val="0"/>
+        <w:pageBreakBefore w:val="0"/>
+        <w:widowControl w:val="0"/>
+        <w:kinsoku w:val="0"/>
+        <w:wordWrap/>
+        <w:overflowPunct/>
+        <w:topLinePunct w:val="0"/>
+        <w:autoSpaceDE w:val="0"/>
+        <w:autoSpaceDN w:val="0"/>
         <w:bidi w:val="0"/>
-      </w:pPr>
-      <w:bookmarkStart w:id="21" w:name="heading_12"/>
-      <w:bookmarkStart w:id="22" w:name="_Toc16086"/>
+        <w:adjustRightInd w:val="0"/>
+        <w:snapToGrid w:val="0"/>
+        <w:textAlignment w:val="baseline"/>
+      </w:pPr>
+      <w:bookmarkStart w:id="21" w:name="_Toc16086"/>
+      <w:bookmarkStart w:id="22" w:name="heading_12"/>
       <w:r>
         <w:t>应急处置通用流程</w:t>
       </w:r>
@@ -7367,7 +8824,20 @@
     <w:p>
       <w:pPr>
         <w:pStyle w:val="30"/>
+        <w:keepNext w:val="0"/>
+        <w:keepLines w:val="0"/>
+        <w:pageBreakBefore w:val="0"/>
+        <w:widowControl w:val="0"/>
+        <w:kinsoku w:val="0"/>
+        <w:wordWrap/>
+        <w:overflowPunct/>
+        <w:topLinePunct w:val="0"/>
+        <w:autoSpaceDE w:val="0"/>
+        <w:autoSpaceDN w:val="0"/>
         <w:bidi w:val="0"/>
+        <w:adjustRightInd w:val="0"/>
+        <w:snapToGrid w:val="0"/>
+        <w:textAlignment w:val="baseline"/>
       </w:pPr>
       <w:bookmarkStart w:id="23" w:name="heading_13"/>
       <w:bookmarkStart w:id="24" w:name="_Toc302"/>
@@ -7380,7 +8850,20 @@
     <w:p>
       <w:pPr>
         <w:pStyle w:val="29"/>
+        <w:keepNext w:val="0"/>
+        <w:keepLines w:val="0"/>
+        <w:pageBreakBefore w:val="0"/>
+        <w:widowControl w:val="0"/>
+        <w:kinsoku w:val="0"/>
+        <w:wordWrap/>
+        <w:overflowPunct/>
+        <w:topLinePunct w:val="0"/>
+        <w:autoSpaceDE w:val="0"/>
+        <w:autoSpaceDN w:val="0"/>
         <w:bidi w:val="0"/>
+        <w:adjustRightInd w:val="0"/>
+        <w:snapToGrid w:val="0"/>
+        <w:textAlignment w:val="baseline"/>
       </w:pPr>
       <w:r>
         <w:t>运维人员通过监控平台、日常巡检、甲方反馈等渠道发现异常后，立即进行初步核查，判定故障级别。</w:t>
@@ -7389,7 +8872,20 @@
     <w:p>
       <w:pPr>
         <w:pStyle w:val="29"/>
+        <w:keepNext w:val="0"/>
+        <w:keepLines w:val="0"/>
+        <w:pageBreakBefore w:val="0"/>
+        <w:widowControl w:val="0"/>
+        <w:kinsoku w:val="0"/>
+        <w:wordWrap/>
+        <w:overflowPunct/>
+        <w:topLinePunct w:val="0"/>
+        <w:autoSpaceDE w:val="0"/>
+        <w:autoSpaceDN w:val="0"/>
         <w:bidi w:val="0"/>
+        <w:adjustRightInd w:val="0"/>
+        <w:snapToGrid w:val="0"/>
+        <w:textAlignment w:val="baseline"/>
       </w:pPr>
       <w:r>
         <w:t>Ⅰ、Ⅱ级故障需在5分钟内上报</w:t>
@@ -7408,7 +8904,20 @@
     <w:p>
       <w:pPr>
         <w:pStyle w:val="29"/>
+        <w:keepNext w:val="0"/>
+        <w:keepLines w:val="0"/>
+        <w:pageBreakBefore w:val="0"/>
+        <w:widowControl w:val="0"/>
+        <w:kinsoku w:val="0"/>
+        <w:wordWrap/>
+        <w:overflowPunct/>
+        <w:topLinePunct w:val="0"/>
+        <w:autoSpaceDE w:val="0"/>
+        <w:autoSpaceDN w:val="0"/>
         <w:bidi w:val="0"/>
+        <w:adjustRightInd w:val="0"/>
+        <w:snapToGrid w:val="0"/>
+        <w:textAlignment w:val="baseline"/>
       </w:pPr>
       <w:r>
         <w:t>上报内容需包含：故障发生时间、地点、现象、影响范围、初步判定级别及已采取的临时措施。</w:t>
@@ -7417,7 +8926,20 @@
     <w:p>
       <w:pPr>
         <w:pStyle w:val="30"/>
+        <w:keepNext w:val="0"/>
+        <w:keepLines w:val="0"/>
+        <w:pageBreakBefore w:val="0"/>
+        <w:widowControl w:val="0"/>
+        <w:kinsoku w:val="0"/>
+        <w:wordWrap/>
+        <w:overflowPunct/>
+        <w:topLinePunct w:val="0"/>
+        <w:autoSpaceDE w:val="0"/>
+        <w:autoSpaceDN w:val="0"/>
         <w:bidi w:val="0"/>
+        <w:adjustRightInd w:val="0"/>
+        <w:snapToGrid w:val="0"/>
+        <w:textAlignment w:val="baseline"/>
       </w:pPr>
       <w:bookmarkStart w:id="25" w:name="heading_14"/>
       <w:bookmarkStart w:id="26" w:name="_Toc25437"/>
@@ -7430,7 +8952,20 @@
     <w:p>
       <w:pPr>
         <w:pStyle w:val="29"/>
+        <w:keepNext w:val="0"/>
+        <w:keepLines w:val="0"/>
+        <w:pageBreakBefore w:val="0"/>
+        <w:widowControl w:val="0"/>
+        <w:kinsoku w:val="0"/>
+        <w:wordWrap/>
+        <w:overflowPunct/>
+        <w:topLinePunct w:val="0"/>
+        <w:autoSpaceDE w:val="0"/>
+        <w:autoSpaceDN w:val="0"/>
         <w:bidi w:val="0"/>
+        <w:adjustRightInd w:val="0"/>
+        <w:snapToGrid w:val="0"/>
+        <w:textAlignment w:val="baseline"/>
       </w:pPr>
       <w:r>
         <w:rPr>
@@ -7446,10 +8981,23 @@
     <w:p>
       <w:pPr>
         <w:pStyle w:val="30"/>
+        <w:keepNext w:val="0"/>
+        <w:keepLines w:val="0"/>
+        <w:pageBreakBefore w:val="0"/>
+        <w:widowControl w:val="0"/>
+        <w:kinsoku w:val="0"/>
+        <w:wordWrap/>
+        <w:overflowPunct/>
+        <w:topLinePunct w:val="0"/>
+        <w:autoSpaceDE w:val="0"/>
+        <w:autoSpaceDN w:val="0"/>
         <w:bidi w:val="0"/>
-      </w:pPr>
-      <w:bookmarkStart w:id="27" w:name="heading_15"/>
-      <w:bookmarkStart w:id="28" w:name="_Toc26522"/>
+        <w:adjustRightInd w:val="0"/>
+        <w:snapToGrid w:val="0"/>
+        <w:textAlignment w:val="baseline"/>
+      </w:pPr>
+      <w:bookmarkStart w:id="27" w:name="_Toc26522"/>
+      <w:bookmarkStart w:id="28" w:name="heading_15"/>
       <w:r>
         <w:t>现场处置</w:t>
       </w:r>
@@ -7459,7 +9007,20 @@
     <w:p>
       <w:pPr>
         <w:pStyle w:val="29"/>
+        <w:keepNext w:val="0"/>
+        <w:keepLines w:val="0"/>
+        <w:pageBreakBefore w:val="0"/>
+        <w:widowControl w:val="0"/>
+        <w:kinsoku w:val="0"/>
+        <w:wordWrap/>
+        <w:overflowPunct/>
+        <w:topLinePunct w:val="0"/>
+        <w:autoSpaceDE w:val="0"/>
+        <w:autoSpaceDN w:val="0"/>
         <w:bidi w:val="0"/>
+        <w:adjustRightInd w:val="0"/>
+        <w:snapToGrid w:val="0"/>
+        <w:textAlignment w:val="baseline"/>
       </w:pPr>
       <w:r>
         <w:t>各专项工作组按照指令开展协同处置，优先采取临时保障措施减少损失，如启动备用电力、隔离故障设备、切换至备用链路等，再逐步实施根治性解决方案。处置过程中及时向指挥部汇报进展，遇突发情况随时请求支援。</w:t>
@@ -7468,7 +9029,20 @@
     <w:p>
       <w:pPr>
         <w:pStyle w:val="30"/>
+        <w:keepNext w:val="0"/>
+        <w:keepLines w:val="0"/>
+        <w:pageBreakBefore w:val="0"/>
+        <w:widowControl w:val="0"/>
+        <w:kinsoku w:val="0"/>
+        <w:wordWrap/>
+        <w:overflowPunct/>
+        <w:topLinePunct w:val="0"/>
+        <w:autoSpaceDE w:val="0"/>
+        <w:autoSpaceDN w:val="0"/>
         <w:bidi w:val="0"/>
+        <w:adjustRightInd w:val="0"/>
+        <w:snapToGrid w:val="0"/>
+        <w:textAlignment w:val="baseline"/>
       </w:pPr>
       <w:bookmarkStart w:id="29" w:name="heading_16"/>
       <w:bookmarkStart w:id="30" w:name="_Toc10033"/>
@@ -7481,7 +9055,20 @@
     <w:p>
       <w:pPr>
         <w:pStyle w:val="29"/>
+        <w:keepNext w:val="0"/>
+        <w:keepLines w:val="0"/>
+        <w:pageBreakBefore w:val="0"/>
+        <w:widowControl w:val="0"/>
+        <w:kinsoku w:val="0"/>
+        <w:wordWrap/>
+        <w:overflowPunct/>
+        <w:topLinePunct w:val="0"/>
+        <w:autoSpaceDE w:val="0"/>
+        <w:autoSpaceDN w:val="0"/>
         <w:bidi w:val="0"/>
+        <w:adjustRightInd w:val="0"/>
+        <w:snapToGrid w:val="0"/>
+        <w:textAlignment w:val="baseline"/>
       </w:pPr>
       <w:r>
         <w:t>故障处置完成后，技术保障组对机房环境、硬件状态、安防审计进行全面检测，确认达到恢复标准后，逐步恢复正常运行；信息联络组向甲方提交处置结果报告，获取甲方签字确认。</w:t>
@@ -7490,7 +9077,20 @@
     <w:p>
       <w:pPr>
         <w:pStyle w:val="30"/>
+        <w:keepNext w:val="0"/>
+        <w:keepLines w:val="0"/>
+        <w:pageBreakBefore w:val="0"/>
+        <w:widowControl w:val="0"/>
+        <w:kinsoku w:val="0"/>
+        <w:wordWrap/>
+        <w:overflowPunct/>
+        <w:topLinePunct w:val="0"/>
+        <w:autoSpaceDE w:val="0"/>
+        <w:autoSpaceDN w:val="0"/>
         <w:bidi w:val="0"/>
+        <w:adjustRightInd w:val="0"/>
+        <w:snapToGrid w:val="0"/>
+        <w:textAlignment w:val="baseline"/>
       </w:pPr>
       <w:bookmarkStart w:id="31" w:name="heading_17"/>
       <w:bookmarkStart w:id="32" w:name="_Toc23923"/>
@@ -7503,7 +9103,20 @@
     <w:p>
       <w:pPr>
         <w:pStyle w:val="29"/>
+        <w:keepNext w:val="0"/>
+        <w:keepLines w:val="0"/>
+        <w:pageBreakBefore w:val="0"/>
+        <w:widowControl w:val="0"/>
+        <w:kinsoku w:val="0"/>
+        <w:wordWrap/>
+        <w:overflowPunct/>
+        <w:topLinePunct w:val="0"/>
+        <w:autoSpaceDE w:val="0"/>
+        <w:autoSpaceDN w:val="0"/>
         <w:bidi w:val="0"/>
+        <w:adjustRightInd w:val="0"/>
+        <w:snapToGrid w:val="0"/>
+        <w:textAlignment w:val="baseline"/>
       </w:pPr>
       <w:r>
         <w:t>系统完全恢复正常运行，甲方验收通过后，</w:t>
@@ -7522,7 +9135,20 @@
     <w:p>
       <w:pPr>
         <w:pStyle w:val="28"/>
+        <w:keepNext w:val="0"/>
+        <w:keepLines w:val="0"/>
+        <w:pageBreakBefore w:val="0"/>
+        <w:widowControl w:val="0"/>
+        <w:kinsoku w:val="0"/>
+        <w:wordWrap/>
+        <w:overflowPunct/>
+        <w:topLinePunct w:val="0"/>
+        <w:autoSpaceDE w:val="0"/>
+        <w:autoSpaceDN w:val="0"/>
         <w:bidi w:val="0"/>
+        <w:adjustRightInd w:val="0"/>
+        <w:snapToGrid w:val="0"/>
+        <w:textAlignment w:val="baseline"/>
       </w:pPr>
       <w:bookmarkStart w:id="33" w:name="heading_18"/>
       <w:bookmarkStart w:id="34" w:name="_Toc3530"/>
@@ -7535,7 +9161,20 @@
     <w:p>
       <w:pPr>
         <w:pStyle w:val="30"/>
+        <w:keepNext w:val="0"/>
+        <w:keepLines w:val="0"/>
+        <w:pageBreakBefore w:val="0"/>
+        <w:widowControl w:val="0"/>
+        <w:kinsoku w:val="0"/>
+        <w:wordWrap/>
+        <w:overflowPunct/>
+        <w:topLinePunct w:val="0"/>
+        <w:autoSpaceDE w:val="0"/>
+        <w:autoSpaceDN w:val="0"/>
         <w:bidi w:val="0"/>
+        <w:adjustRightInd w:val="0"/>
+        <w:snapToGrid w:val="0"/>
+        <w:textAlignment w:val="baseline"/>
       </w:pPr>
       <w:bookmarkStart w:id="35" w:name="heading_19"/>
       <w:bookmarkStart w:id="36" w:name="_Toc11490"/>
@@ -7548,7 +9187,20 @@
     <w:p>
       <w:pPr>
         <w:pStyle w:val="29"/>
+        <w:keepNext w:val="0"/>
+        <w:keepLines w:val="0"/>
+        <w:pageBreakBefore w:val="0"/>
+        <w:widowControl w:val="0"/>
+        <w:kinsoku w:val="0"/>
+        <w:wordWrap/>
+        <w:overflowPunct/>
+        <w:topLinePunct w:val="0"/>
+        <w:autoSpaceDE w:val="0"/>
+        <w:autoSpaceDN w:val="0"/>
         <w:bidi w:val="0"/>
+        <w:adjustRightInd w:val="0"/>
+        <w:snapToGrid w:val="0"/>
+        <w:textAlignment w:val="baseline"/>
       </w:pPr>
       <w:r>
         <w:t>症状：市电供应中断，UPS开始放电，柴油发电机未自动启动，托管设备面临断电风险。</w:t>
@@ -7557,7 +9209,20 @@
     <w:p>
       <w:pPr>
         <w:pStyle w:val="29"/>
+        <w:keepNext w:val="0"/>
+        <w:keepLines w:val="0"/>
+        <w:pageBreakBefore w:val="0"/>
+        <w:widowControl w:val="0"/>
+        <w:kinsoku w:val="0"/>
+        <w:wordWrap/>
+        <w:overflowPunct/>
+        <w:topLinePunct w:val="0"/>
+        <w:autoSpaceDE w:val="0"/>
+        <w:autoSpaceDN w:val="0"/>
         <w:bidi w:val="0"/>
+        <w:adjustRightInd w:val="0"/>
+        <w:snapToGrid w:val="0"/>
+        <w:textAlignment w:val="baseline"/>
       </w:pPr>
       <w:r>
         <w:t>处置步骤：</w:t>
@@ -7566,12 +9231,25 @@
     <w:p>
       <w:pPr>
         <w:pStyle w:val="40"/>
+        <w:keepNext w:val="0"/>
+        <w:keepLines w:val="0"/>
+        <w:pageBreakBefore w:val="0"/>
+        <w:widowControl w:val="0"/>
         <w:numPr>
           <w:ilvl w:val="0"/>
           <w:numId w:val="2"/>
         </w:numPr>
+        <w:kinsoku w:val="0"/>
+        <w:wordWrap/>
+        <w:overflowPunct/>
+        <w:topLinePunct w:val="0"/>
+        <w:autoSpaceDE w:val="0"/>
+        <w:autoSpaceDN w:val="0"/>
         <w:bidi w:val="0"/>
+        <w:adjustRightInd w:val="0"/>
+        <w:snapToGrid w:val="0"/>
         <w:ind w:left="425" w:leftChars="0" w:hanging="425" w:firstLineChars="0"/>
+        <w:textAlignment w:val="baseline"/>
       </w:pPr>
       <w:r>
         <w:t>立即确认UPS剩余供电时间，通报</w:t>
@@ -7590,12 +9268,25 @@
     <w:p>
       <w:pPr>
         <w:pStyle w:val="40"/>
+        <w:keepNext w:val="0"/>
+        <w:keepLines w:val="0"/>
+        <w:pageBreakBefore w:val="0"/>
+        <w:widowControl w:val="0"/>
         <w:numPr>
           <w:ilvl w:val="0"/>
           <w:numId w:val="2"/>
         </w:numPr>
+        <w:kinsoku w:val="0"/>
+        <w:wordWrap/>
+        <w:overflowPunct/>
+        <w:topLinePunct w:val="0"/>
+        <w:autoSpaceDE w:val="0"/>
+        <w:autoSpaceDN w:val="0"/>
         <w:bidi w:val="0"/>
+        <w:adjustRightInd w:val="0"/>
+        <w:snapToGrid w:val="0"/>
         <w:ind w:left="425" w:leftChars="0" w:hanging="425" w:firstLineChars="0"/>
+        <w:textAlignment w:val="baseline"/>
       </w:pPr>
       <w:r>
         <w:t>手动启动柴油发电机，若发电机故障，立即联系数据中心运维方抢修；</w:t>
@@ -7604,12 +9295,25 @@
     <w:p>
       <w:pPr>
         <w:pStyle w:val="40"/>
+        <w:keepNext w:val="0"/>
+        <w:keepLines w:val="0"/>
+        <w:pageBreakBefore w:val="0"/>
+        <w:widowControl w:val="0"/>
         <w:numPr>
           <w:ilvl w:val="0"/>
           <w:numId w:val="2"/>
         </w:numPr>
+        <w:kinsoku w:val="0"/>
+        <w:wordWrap/>
+        <w:overflowPunct/>
+        <w:topLinePunct w:val="0"/>
+        <w:autoSpaceDE w:val="0"/>
+        <w:autoSpaceDN w:val="0"/>
         <w:bidi w:val="0"/>
+        <w:adjustRightInd w:val="0"/>
+        <w:snapToGrid w:val="0"/>
         <w:ind w:left="425" w:leftChars="0" w:hanging="425" w:firstLineChars="0"/>
+        <w:textAlignment w:val="baseline"/>
       </w:pPr>
       <w:r>
         <w:t>评估电力恢复时间，若UPS供电时间不足，按优先级逐步关闭非核心设备；</w:t>
@@ -7618,12 +9322,25 @@
     <w:p>
       <w:pPr>
         <w:pStyle w:val="40"/>
+        <w:keepNext w:val="0"/>
+        <w:keepLines w:val="0"/>
+        <w:pageBreakBefore w:val="0"/>
+        <w:widowControl w:val="0"/>
         <w:numPr>
           <w:ilvl w:val="0"/>
           <w:numId w:val="2"/>
         </w:numPr>
+        <w:kinsoku w:val="0"/>
+        <w:wordWrap/>
+        <w:overflowPunct/>
+        <w:topLinePunct w:val="0"/>
+        <w:autoSpaceDE w:val="0"/>
+        <w:autoSpaceDN w:val="0"/>
         <w:bidi w:val="0"/>
+        <w:adjustRightInd w:val="0"/>
+        <w:snapToGrid w:val="0"/>
         <w:ind w:left="425" w:leftChars="0" w:hanging="425" w:firstLineChars="0"/>
+        <w:textAlignment w:val="baseline"/>
       </w:pPr>
       <w:r>
         <w:t>电力恢复后，逐步重启设备，验证硬件状态和网络连通性；</w:t>
@@ -7632,12 +9349,25 @@
     <w:p>
       <w:pPr>
         <w:pStyle w:val="40"/>
+        <w:keepNext w:val="0"/>
+        <w:keepLines w:val="0"/>
+        <w:pageBreakBefore w:val="0"/>
+        <w:widowControl w:val="0"/>
         <w:numPr>
           <w:ilvl w:val="0"/>
           <w:numId w:val="2"/>
         </w:numPr>
+        <w:kinsoku w:val="0"/>
+        <w:wordWrap/>
+        <w:overflowPunct/>
+        <w:topLinePunct w:val="0"/>
+        <w:autoSpaceDE w:val="0"/>
+        <w:autoSpaceDN w:val="0"/>
         <w:bidi w:val="0"/>
+        <w:adjustRightInd w:val="0"/>
+        <w:snapToGrid w:val="0"/>
         <w:ind w:left="425" w:leftChars="0" w:hanging="425" w:firstLineChars="0"/>
+        <w:textAlignment w:val="baseline"/>
       </w:pPr>
       <w:r>
         <w:t>分析故障原因，优化电力保障预案。</w:t>
@@ -7646,10 +9376,23 @@
     <w:p>
       <w:pPr>
         <w:pStyle w:val="30"/>
+        <w:keepNext w:val="0"/>
+        <w:keepLines w:val="0"/>
+        <w:pageBreakBefore w:val="0"/>
+        <w:widowControl w:val="0"/>
+        <w:kinsoku w:val="0"/>
+        <w:wordWrap/>
+        <w:overflowPunct/>
+        <w:topLinePunct w:val="0"/>
+        <w:autoSpaceDE w:val="0"/>
+        <w:autoSpaceDN w:val="0"/>
         <w:bidi w:val="0"/>
-      </w:pPr>
-      <w:bookmarkStart w:id="37" w:name="heading_20"/>
-      <w:bookmarkStart w:id="38" w:name="_Toc755"/>
+        <w:adjustRightInd w:val="0"/>
+        <w:snapToGrid w:val="0"/>
+        <w:textAlignment w:val="baseline"/>
+      </w:pPr>
+      <w:bookmarkStart w:id="37" w:name="_Toc755"/>
+      <w:bookmarkStart w:id="38" w:name="heading_20"/>
       <w:r>
         <w:t>机房空调故障</w:t>
       </w:r>
@@ -7659,7 +9402,20 @@
     <w:p>
       <w:pPr>
         <w:pStyle w:val="29"/>
+        <w:keepNext w:val="0"/>
+        <w:keepLines w:val="0"/>
+        <w:pageBreakBefore w:val="0"/>
+        <w:widowControl w:val="0"/>
+        <w:kinsoku w:val="0"/>
+        <w:wordWrap/>
+        <w:overflowPunct/>
+        <w:topLinePunct w:val="0"/>
+        <w:autoSpaceDE w:val="0"/>
+        <w:autoSpaceDN w:val="0"/>
         <w:bidi w:val="0"/>
+        <w:adjustRightInd w:val="0"/>
+        <w:snapToGrid w:val="0"/>
+        <w:textAlignment w:val="baseline"/>
       </w:pPr>
       <w:r>
         <w:t>症状：空调停止工作，机房温度/湿度异常升高，设备可能过热宕机。</w:t>
@@ -7668,7 +9424,20 @@
     <w:p>
       <w:pPr>
         <w:pStyle w:val="29"/>
+        <w:keepNext w:val="0"/>
+        <w:keepLines w:val="0"/>
+        <w:pageBreakBefore w:val="0"/>
+        <w:widowControl w:val="0"/>
+        <w:kinsoku w:val="0"/>
+        <w:wordWrap/>
+        <w:overflowPunct/>
+        <w:topLinePunct w:val="0"/>
+        <w:autoSpaceDE w:val="0"/>
+        <w:autoSpaceDN w:val="0"/>
         <w:bidi w:val="0"/>
+        <w:adjustRightInd w:val="0"/>
+        <w:snapToGrid w:val="0"/>
+        <w:textAlignment w:val="baseline"/>
       </w:pPr>
       <w:r>
         <w:t>处置步骤：</w:t>
@@ -7677,12 +9446,25 @@
     <w:p>
       <w:pPr>
         <w:pStyle w:val="40"/>
+        <w:keepNext w:val="0"/>
+        <w:keepLines w:val="0"/>
+        <w:pageBreakBefore w:val="0"/>
+        <w:widowControl w:val="0"/>
         <w:numPr>
           <w:ilvl w:val="0"/>
           <w:numId w:val="3"/>
         </w:numPr>
+        <w:kinsoku w:val="0"/>
+        <w:wordWrap/>
+        <w:overflowPunct/>
+        <w:topLinePunct w:val="0"/>
+        <w:autoSpaceDE w:val="0"/>
+        <w:autoSpaceDN w:val="0"/>
         <w:bidi w:val="0"/>
+        <w:adjustRightInd w:val="0"/>
+        <w:snapToGrid w:val="0"/>
         <w:ind w:left="425" w:leftChars="0" w:hanging="425" w:firstLineChars="0"/>
+        <w:textAlignment w:val="baseline"/>
       </w:pPr>
       <w:r>
         <w:t>立即通报</w:t>
@@ -7701,12 +9483,25 @@
     <w:p>
       <w:pPr>
         <w:pStyle w:val="40"/>
+        <w:keepNext w:val="0"/>
+        <w:keepLines w:val="0"/>
+        <w:pageBreakBefore w:val="0"/>
+        <w:widowControl w:val="0"/>
         <w:numPr>
           <w:ilvl w:val="0"/>
           <w:numId w:val="3"/>
         </w:numPr>
+        <w:kinsoku w:val="0"/>
+        <w:wordWrap/>
+        <w:overflowPunct/>
+        <w:topLinePunct w:val="0"/>
+        <w:autoSpaceDE w:val="0"/>
+        <w:autoSpaceDN w:val="0"/>
         <w:bidi w:val="0"/>
+        <w:adjustRightInd w:val="0"/>
+        <w:snapToGrid w:val="0"/>
         <w:ind w:left="425" w:leftChars="0" w:hanging="425" w:firstLineChars="0"/>
+        <w:textAlignment w:val="baseline"/>
       </w:pPr>
       <w:r>
         <w:t>开启备用空调或应急降温设备（如移动空调、风扇）；</w:t>
@@ -7715,12 +9510,25 @@
     <w:p>
       <w:pPr>
         <w:pStyle w:val="40"/>
+        <w:keepNext w:val="0"/>
+        <w:keepLines w:val="0"/>
+        <w:pageBreakBefore w:val="0"/>
+        <w:widowControl w:val="0"/>
         <w:numPr>
           <w:ilvl w:val="0"/>
           <w:numId w:val="3"/>
         </w:numPr>
+        <w:kinsoku w:val="0"/>
+        <w:wordWrap/>
+        <w:overflowPunct/>
+        <w:topLinePunct w:val="0"/>
+        <w:autoSpaceDE w:val="0"/>
+        <w:autoSpaceDN w:val="0"/>
         <w:bidi w:val="0"/>
+        <w:adjustRightInd w:val="0"/>
+        <w:snapToGrid w:val="0"/>
         <w:ind w:left="425" w:leftChars="0" w:hanging="425" w:firstLineChars="0"/>
+        <w:textAlignment w:val="baseline"/>
       </w:pPr>
       <w:r>
         <w:t>打开机房通风口，临时降低温度；</w:t>
@@ -7729,12 +9537,25 @@
     <w:p>
       <w:pPr>
         <w:pStyle w:val="40"/>
+        <w:keepNext w:val="0"/>
+        <w:keepLines w:val="0"/>
+        <w:pageBreakBefore w:val="0"/>
+        <w:widowControl w:val="0"/>
         <w:numPr>
           <w:ilvl w:val="0"/>
           <w:numId w:val="3"/>
         </w:numPr>
+        <w:kinsoku w:val="0"/>
+        <w:wordWrap/>
+        <w:overflowPunct/>
+        <w:topLinePunct w:val="0"/>
+        <w:autoSpaceDE w:val="0"/>
+        <w:autoSpaceDN w:val="0"/>
         <w:bidi w:val="0"/>
+        <w:adjustRightInd w:val="0"/>
+        <w:snapToGrid w:val="0"/>
         <w:ind w:left="425" w:leftChars="0" w:hanging="425" w:firstLineChars="0"/>
+        <w:textAlignment w:val="baseline"/>
       </w:pPr>
       <w:r>
         <w:t>若温度持续升高，按优先级逐步关闭非核心设备；</w:t>
@@ -7743,12 +9564,25 @@
     <w:p>
       <w:pPr>
         <w:pStyle w:val="40"/>
+        <w:keepNext w:val="0"/>
+        <w:keepLines w:val="0"/>
+        <w:pageBreakBefore w:val="0"/>
+        <w:widowControl w:val="0"/>
         <w:numPr>
           <w:ilvl w:val="0"/>
           <w:numId w:val="3"/>
         </w:numPr>
+        <w:kinsoku w:val="0"/>
+        <w:wordWrap/>
+        <w:overflowPunct/>
+        <w:topLinePunct w:val="0"/>
+        <w:autoSpaceDE w:val="0"/>
+        <w:autoSpaceDN w:val="0"/>
         <w:bidi w:val="0"/>
+        <w:adjustRightInd w:val="0"/>
+        <w:snapToGrid w:val="0"/>
         <w:ind w:left="425" w:leftChars="0" w:hanging="425" w:firstLineChars="0"/>
+        <w:textAlignment w:val="baseline"/>
       </w:pPr>
       <w:r>
         <w:t>空调修复后，恢复正常环境，验证设备运行状态；</w:t>
@@ -7757,12 +9591,25 @@
     <w:p>
       <w:pPr>
         <w:pStyle w:val="40"/>
+        <w:keepNext w:val="0"/>
+        <w:keepLines w:val="0"/>
+        <w:pageBreakBefore w:val="0"/>
+        <w:widowControl w:val="0"/>
         <w:numPr>
           <w:ilvl w:val="0"/>
           <w:numId w:val="3"/>
         </w:numPr>
+        <w:kinsoku w:val="0"/>
+        <w:wordWrap/>
+        <w:overflowPunct/>
+        <w:topLinePunct w:val="0"/>
+        <w:autoSpaceDE w:val="0"/>
+        <w:autoSpaceDN w:val="0"/>
         <w:bidi w:val="0"/>
+        <w:adjustRightInd w:val="0"/>
+        <w:snapToGrid w:val="0"/>
         <w:ind w:left="425" w:leftChars="0" w:hanging="425" w:firstLineChars="0"/>
+        <w:textAlignment w:val="baseline"/>
       </w:pPr>
       <w:r>
         <w:t>分析故障原因，优化空调监控阈值和预警机制。</w:t>
@@ -7771,10 +9618,23 @@
     <w:p>
       <w:pPr>
         <w:pStyle w:val="30"/>
+        <w:keepNext w:val="0"/>
+        <w:keepLines w:val="0"/>
+        <w:pageBreakBefore w:val="0"/>
+        <w:widowControl w:val="0"/>
+        <w:kinsoku w:val="0"/>
+        <w:wordWrap/>
+        <w:overflowPunct/>
+        <w:topLinePunct w:val="0"/>
+        <w:autoSpaceDE w:val="0"/>
+        <w:autoSpaceDN w:val="0"/>
         <w:bidi w:val="0"/>
-      </w:pPr>
-      <w:bookmarkStart w:id="39" w:name="heading_21"/>
-      <w:bookmarkStart w:id="40" w:name="_Toc23461"/>
+        <w:adjustRightInd w:val="0"/>
+        <w:snapToGrid w:val="0"/>
+        <w:textAlignment w:val="baseline"/>
+      </w:pPr>
+      <w:bookmarkStart w:id="39" w:name="_Toc23461"/>
+      <w:bookmarkStart w:id="40" w:name="heading_21"/>
       <w:r>
         <w:t>核心硬件故障</w:t>
       </w:r>
@@ -7784,7 +9644,20 @@
     <w:p>
       <w:pPr>
         <w:pStyle w:val="29"/>
+        <w:keepNext w:val="0"/>
+        <w:keepLines w:val="0"/>
+        <w:pageBreakBefore w:val="0"/>
+        <w:widowControl w:val="0"/>
+        <w:kinsoku w:val="0"/>
+        <w:wordWrap/>
+        <w:overflowPunct/>
+        <w:topLinePunct w:val="0"/>
+        <w:autoSpaceDE w:val="0"/>
+        <w:autoSpaceDN w:val="0"/>
         <w:bidi w:val="0"/>
+        <w:adjustRightInd w:val="0"/>
+        <w:snapToGrid w:val="0"/>
+        <w:textAlignment w:val="baseline"/>
       </w:pPr>
       <w:r>
         <w:t>症状：服务器宕机、硬盘故障、内存报错、电源失效。</w:t>
@@ -7793,7 +9666,20 @@
     <w:p>
       <w:pPr>
         <w:pStyle w:val="29"/>
+        <w:keepNext w:val="0"/>
+        <w:keepLines w:val="0"/>
+        <w:pageBreakBefore w:val="0"/>
+        <w:widowControl w:val="0"/>
+        <w:kinsoku w:val="0"/>
+        <w:wordWrap/>
+        <w:overflowPunct/>
+        <w:topLinePunct w:val="0"/>
+        <w:autoSpaceDE w:val="0"/>
+        <w:autoSpaceDN w:val="0"/>
         <w:bidi w:val="0"/>
+        <w:adjustRightInd w:val="0"/>
+        <w:snapToGrid w:val="0"/>
+        <w:textAlignment w:val="baseline"/>
       </w:pPr>
       <w:r>
         <w:t>处置步骤：</w:t>
@@ -7802,12 +9688,25 @@
     <w:p>
       <w:pPr>
         <w:pStyle w:val="40"/>
+        <w:keepNext w:val="0"/>
+        <w:keepLines w:val="0"/>
+        <w:pageBreakBefore w:val="0"/>
+        <w:widowControl w:val="0"/>
         <w:numPr>
           <w:ilvl w:val="0"/>
           <w:numId w:val="4"/>
         </w:numPr>
+        <w:kinsoku w:val="0"/>
+        <w:wordWrap/>
+        <w:overflowPunct/>
+        <w:topLinePunct w:val="0"/>
+        <w:autoSpaceDE w:val="0"/>
+        <w:autoSpaceDN w:val="0"/>
         <w:bidi w:val="0"/>
+        <w:adjustRightInd w:val="0"/>
+        <w:snapToGrid w:val="0"/>
         <w:ind w:left="425" w:leftChars="0" w:hanging="425" w:firstLineChars="0"/>
+        <w:textAlignment w:val="baseline"/>
       </w:pPr>
       <w:r>
         <w:t>快速判定故障类型和影响范围；</w:t>
@@ -7816,12 +9715,25 @@
     <w:p>
       <w:pPr>
         <w:pStyle w:val="40"/>
+        <w:keepNext w:val="0"/>
+        <w:keepLines w:val="0"/>
+        <w:pageBreakBefore w:val="0"/>
+        <w:widowControl w:val="0"/>
         <w:numPr>
           <w:ilvl w:val="0"/>
           <w:numId w:val="4"/>
         </w:numPr>
+        <w:kinsoku w:val="0"/>
+        <w:wordWrap/>
+        <w:overflowPunct/>
+        <w:topLinePunct w:val="0"/>
+        <w:autoSpaceDE w:val="0"/>
+        <w:autoSpaceDN w:val="0"/>
         <w:bidi w:val="0"/>
+        <w:adjustRightInd w:val="0"/>
+        <w:snapToGrid w:val="0"/>
         <w:ind w:left="425" w:leftChars="0" w:hanging="425" w:firstLineChars="0"/>
+        <w:textAlignment w:val="baseline"/>
       </w:pPr>
       <w:r>
         <w:t>若为单台设备故障，尝试将业务切换至备用设备（如有）；</w:t>
@@ -7830,12 +9742,25 @@
     <w:p>
       <w:pPr>
         <w:pStyle w:val="40"/>
+        <w:keepNext w:val="0"/>
+        <w:keepLines w:val="0"/>
+        <w:pageBreakBefore w:val="0"/>
+        <w:widowControl w:val="0"/>
         <w:numPr>
           <w:ilvl w:val="0"/>
           <w:numId w:val="4"/>
         </w:numPr>
+        <w:kinsoku w:val="0"/>
+        <w:wordWrap/>
+        <w:overflowPunct/>
+        <w:topLinePunct w:val="0"/>
+        <w:autoSpaceDE w:val="0"/>
+        <w:autoSpaceDN w:val="0"/>
         <w:bidi w:val="0"/>
+        <w:adjustRightInd w:val="0"/>
+        <w:snapToGrid w:val="0"/>
         <w:ind w:left="425" w:leftChars="0" w:hanging="425" w:firstLineChars="0"/>
+        <w:textAlignment w:val="baseline"/>
       </w:pPr>
       <w:r>
         <w:t>收集故障信息（日志、告警、状态灯），初步诊断故障原因；</w:t>
@@ -7844,12 +9769,25 @@
     <w:p>
       <w:pPr>
         <w:pStyle w:val="40"/>
+        <w:keepNext w:val="0"/>
+        <w:keepLines w:val="0"/>
+        <w:pageBreakBefore w:val="0"/>
+        <w:widowControl w:val="0"/>
         <w:numPr>
           <w:ilvl w:val="0"/>
           <w:numId w:val="4"/>
         </w:numPr>
+        <w:kinsoku w:val="0"/>
+        <w:wordWrap/>
+        <w:overflowPunct/>
+        <w:topLinePunct w:val="0"/>
+        <w:autoSpaceDE w:val="0"/>
+        <w:autoSpaceDN w:val="0"/>
         <w:bidi w:val="0"/>
+        <w:adjustRightInd w:val="0"/>
+        <w:snapToGrid w:val="0"/>
         <w:ind w:left="425" w:leftChars="0" w:hanging="425" w:firstLineChars="0"/>
+        <w:textAlignment w:val="baseline"/>
       </w:pPr>
       <w:r>
         <w:t>立即联系设备厂商，提交报修申请，全程跟踪报修进度；</w:t>
@@ -7858,12 +9796,25 @@
     <w:p>
       <w:pPr>
         <w:pStyle w:val="40"/>
+        <w:keepNext w:val="0"/>
+        <w:keepLines w:val="0"/>
+        <w:pageBreakBefore w:val="0"/>
+        <w:widowControl w:val="0"/>
         <w:numPr>
           <w:ilvl w:val="0"/>
           <w:numId w:val="4"/>
         </w:numPr>
+        <w:kinsoku w:val="0"/>
+        <w:wordWrap/>
+        <w:overflowPunct/>
+        <w:topLinePunct w:val="0"/>
+        <w:autoSpaceDE w:val="0"/>
+        <w:autoSpaceDN w:val="0"/>
         <w:bidi w:val="0"/>
+        <w:adjustRightInd w:val="0"/>
+        <w:snapToGrid w:val="0"/>
         <w:ind w:left="425" w:leftChars="0" w:hanging="425" w:firstLineChars="0"/>
+        <w:textAlignment w:val="baseline"/>
       </w:pPr>
       <w:r>
         <w:t>向甲方提供临时环境建议（如资源调整、业务迁移等）；</w:t>
@@ -7872,12 +9823,25 @@
     <w:p>
       <w:pPr>
         <w:pStyle w:val="40"/>
+        <w:keepNext w:val="0"/>
+        <w:keepLines w:val="0"/>
+        <w:pageBreakBefore w:val="0"/>
+        <w:widowControl w:val="0"/>
         <w:numPr>
           <w:ilvl w:val="0"/>
           <w:numId w:val="4"/>
         </w:numPr>
+        <w:kinsoku w:val="0"/>
+        <w:wordWrap/>
+        <w:overflowPunct/>
+        <w:topLinePunct w:val="0"/>
+        <w:autoSpaceDE w:val="0"/>
+        <w:autoSpaceDN w:val="0"/>
         <w:bidi w:val="0"/>
+        <w:adjustRightInd w:val="0"/>
+        <w:snapToGrid w:val="0"/>
         <w:ind w:left="425" w:leftChars="0" w:hanging="425" w:firstLineChars="0"/>
+        <w:textAlignment w:val="baseline"/>
       </w:pPr>
       <w:r>
         <w:t>硬件修复后，验证设备状态，恢复业务运行。</w:t>
@@ -7886,10 +9850,23 @@
     <w:p>
       <w:pPr>
         <w:pStyle w:val="30"/>
+        <w:keepNext w:val="0"/>
+        <w:keepLines w:val="0"/>
+        <w:pageBreakBefore w:val="0"/>
+        <w:widowControl w:val="0"/>
+        <w:kinsoku w:val="0"/>
+        <w:wordWrap/>
+        <w:overflowPunct/>
+        <w:topLinePunct w:val="0"/>
+        <w:autoSpaceDE w:val="0"/>
+        <w:autoSpaceDN w:val="0"/>
         <w:bidi w:val="0"/>
-      </w:pPr>
-      <w:bookmarkStart w:id="41" w:name="heading_22"/>
-      <w:bookmarkStart w:id="42" w:name="_Toc8716"/>
+        <w:adjustRightInd w:val="0"/>
+        <w:snapToGrid w:val="0"/>
+        <w:textAlignment w:val="baseline"/>
+      </w:pPr>
+      <w:bookmarkStart w:id="41" w:name="_Toc8716"/>
+      <w:bookmarkStart w:id="42" w:name="heading_22"/>
       <w:r>
         <w:t>安防审计异常</w:t>
       </w:r>
@@ -7899,7 +9876,20 @@
     <w:p>
       <w:pPr>
         <w:pStyle w:val="29"/>
+        <w:keepNext w:val="0"/>
+        <w:keepLines w:val="0"/>
+        <w:pageBreakBefore w:val="0"/>
+        <w:widowControl w:val="0"/>
+        <w:kinsoku w:val="0"/>
+        <w:wordWrap/>
+        <w:overflowPunct/>
+        <w:topLinePunct w:val="0"/>
+        <w:autoSpaceDE w:val="0"/>
+        <w:autoSpaceDN w:val="0"/>
         <w:bidi w:val="0"/>
+        <w:adjustRightInd w:val="0"/>
+        <w:snapToGrid w:val="0"/>
+        <w:textAlignment w:val="baseline"/>
       </w:pPr>
       <w:r>
         <w:t>症状：数据库审计Agent离线、日志审计系统停止收集、审计日志缺失。</w:t>
@@ -7908,7 +9898,20 @@
     <w:p>
       <w:pPr>
         <w:pStyle w:val="29"/>
+        <w:keepNext w:val="0"/>
+        <w:keepLines w:val="0"/>
+        <w:pageBreakBefore w:val="0"/>
+        <w:widowControl w:val="0"/>
+        <w:kinsoku w:val="0"/>
+        <w:wordWrap/>
+        <w:overflowPunct/>
+        <w:topLinePunct w:val="0"/>
+        <w:autoSpaceDE w:val="0"/>
+        <w:autoSpaceDN w:val="0"/>
         <w:bidi w:val="0"/>
+        <w:adjustRightInd w:val="0"/>
+        <w:snapToGrid w:val="0"/>
+        <w:textAlignment w:val="baseline"/>
       </w:pPr>
       <w:r>
         <w:t>处置步骤：</w:t>
@@ -7917,12 +9920,25 @@
     <w:p>
       <w:pPr>
         <w:pStyle w:val="40"/>
+        <w:keepNext w:val="0"/>
+        <w:keepLines w:val="0"/>
+        <w:pageBreakBefore w:val="0"/>
+        <w:widowControl w:val="0"/>
         <w:numPr>
           <w:ilvl w:val="0"/>
           <w:numId w:val="5"/>
         </w:numPr>
+        <w:kinsoku w:val="0"/>
+        <w:wordWrap/>
+        <w:overflowPunct/>
+        <w:topLinePunct w:val="0"/>
+        <w:autoSpaceDE w:val="0"/>
+        <w:autoSpaceDN w:val="0"/>
         <w:bidi w:val="0"/>
+        <w:adjustRightInd w:val="0"/>
+        <w:snapToGrid w:val="0"/>
         <w:ind w:left="425" w:leftChars="0" w:hanging="425" w:firstLineChars="0"/>
+        <w:textAlignment w:val="baseline"/>
       </w:pPr>
       <w:r>
         <w:t>确认异常范围和影响程度；</w:t>
@@ -7931,12 +9947,25 @@
     <w:p>
       <w:pPr>
         <w:pStyle w:val="40"/>
+        <w:keepNext w:val="0"/>
+        <w:keepLines w:val="0"/>
+        <w:pageBreakBefore w:val="0"/>
+        <w:widowControl w:val="0"/>
         <w:numPr>
           <w:ilvl w:val="0"/>
           <w:numId w:val="5"/>
         </w:numPr>
+        <w:kinsoku w:val="0"/>
+        <w:wordWrap/>
+        <w:overflowPunct/>
+        <w:topLinePunct w:val="0"/>
+        <w:autoSpaceDE w:val="0"/>
+        <w:autoSpaceDN w:val="0"/>
         <w:bidi w:val="0"/>
+        <w:adjustRightInd w:val="0"/>
+        <w:snapToGrid w:val="0"/>
         <w:ind w:left="425" w:leftChars="0" w:hanging="425" w:firstLineChars="0"/>
+        <w:textAlignment w:val="baseline"/>
       </w:pPr>
       <w:r>
         <w:t>尝试重启审计Agent或审计系统服务；</w:t>
@@ -7945,12 +9974,25 @@
     <w:p>
       <w:pPr>
         <w:pStyle w:val="40"/>
+        <w:keepNext w:val="0"/>
+        <w:keepLines w:val="0"/>
+        <w:pageBreakBefore w:val="0"/>
+        <w:widowControl w:val="0"/>
         <w:numPr>
           <w:ilvl w:val="0"/>
           <w:numId w:val="5"/>
         </w:numPr>
+        <w:kinsoku w:val="0"/>
+        <w:wordWrap/>
+        <w:overflowPunct/>
+        <w:topLinePunct w:val="0"/>
+        <w:autoSpaceDE w:val="0"/>
+        <w:autoSpaceDN w:val="0"/>
         <w:bidi w:val="0"/>
+        <w:adjustRightInd w:val="0"/>
+        <w:snapToGrid w:val="0"/>
         <w:ind w:left="425" w:leftChars="0" w:hanging="425" w:firstLineChars="0"/>
+        <w:textAlignment w:val="baseline"/>
       </w:pPr>
       <w:r>
         <w:t>检查网络连通性和端口状态，排除网络故障；</w:t>
@@ -7959,12 +10001,25 @@
     <w:p>
       <w:pPr>
         <w:pStyle w:val="40"/>
+        <w:keepNext w:val="0"/>
+        <w:keepLines w:val="0"/>
+        <w:pageBreakBefore w:val="0"/>
+        <w:widowControl w:val="0"/>
         <w:numPr>
           <w:ilvl w:val="0"/>
           <w:numId w:val="5"/>
         </w:numPr>
+        <w:kinsoku w:val="0"/>
+        <w:wordWrap/>
+        <w:overflowPunct/>
+        <w:topLinePunct w:val="0"/>
+        <w:autoSpaceDE w:val="0"/>
+        <w:autoSpaceDN w:val="0"/>
         <w:bidi w:val="0"/>
+        <w:adjustRightInd w:val="0"/>
+        <w:snapToGrid w:val="0"/>
         <w:ind w:left="425" w:leftChars="0" w:hanging="425" w:firstLineChars="0"/>
+        <w:textAlignment w:val="baseline"/>
       </w:pPr>
       <w:r>
         <w:t>若无法恢复，联系审计系统厂商技术支持；</w:t>
@@ -7973,12 +10028,25 @@
     <w:p>
       <w:pPr>
         <w:pStyle w:val="40"/>
+        <w:keepNext w:val="0"/>
+        <w:keepLines w:val="0"/>
+        <w:pageBreakBefore w:val="0"/>
+        <w:widowControl w:val="0"/>
         <w:numPr>
           <w:ilvl w:val="0"/>
           <w:numId w:val="5"/>
         </w:numPr>
+        <w:kinsoku w:val="0"/>
+        <w:wordWrap/>
+        <w:overflowPunct/>
+        <w:topLinePunct w:val="0"/>
+        <w:autoSpaceDE w:val="0"/>
+        <w:autoSpaceDN w:val="0"/>
         <w:bidi w:val="0"/>
+        <w:adjustRightInd w:val="0"/>
+        <w:snapToGrid w:val="0"/>
         <w:ind w:left="425" w:leftChars="0" w:hanging="425" w:firstLineChars="0"/>
+        <w:textAlignment w:val="baseline"/>
       </w:pPr>
       <w:r>
         <w:t>恢复后验证日志完整性，确认无安全事件遗漏；</w:t>
@@ -7987,12 +10055,25 @@
     <w:p>
       <w:pPr>
         <w:pStyle w:val="40"/>
+        <w:keepNext w:val="0"/>
+        <w:keepLines w:val="0"/>
+        <w:pageBreakBefore w:val="0"/>
+        <w:widowControl w:val="0"/>
         <w:numPr>
           <w:ilvl w:val="0"/>
           <w:numId w:val="5"/>
         </w:numPr>
+        <w:kinsoku w:val="0"/>
+        <w:wordWrap/>
+        <w:overflowPunct/>
+        <w:topLinePunct w:val="0"/>
+        <w:autoSpaceDE w:val="0"/>
+        <w:autoSpaceDN w:val="0"/>
         <w:bidi w:val="0"/>
+        <w:adjustRightInd w:val="0"/>
+        <w:snapToGrid w:val="0"/>
         <w:ind w:left="425" w:leftChars="0" w:hanging="425" w:firstLineChars="0"/>
+        <w:textAlignment w:val="baseline"/>
       </w:pPr>
       <w:r>
         <w:t>分析故障原因，优化审计规则和监控机制。</w:t>
@@ -8001,7 +10082,20 @@
     <w:p>
       <w:pPr>
         <w:pStyle w:val="30"/>
+        <w:keepNext w:val="0"/>
+        <w:keepLines w:val="0"/>
+        <w:pageBreakBefore w:val="0"/>
+        <w:widowControl w:val="0"/>
+        <w:kinsoku w:val="0"/>
+        <w:wordWrap/>
+        <w:overflowPunct/>
+        <w:topLinePunct w:val="0"/>
+        <w:autoSpaceDE w:val="0"/>
+        <w:autoSpaceDN w:val="0"/>
         <w:bidi w:val="0"/>
+        <w:adjustRightInd w:val="0"/>
+        <w:snapToGrid w:val="0"/>
+        <w:textAlignment w:val="baseline"/>
       </w:pPr>
       <w:bookmarkStart w:id="43" w:name="heading_23"/>
       <w:bookmarkStart w:id="44" w:name="_Toc31186"/>
@@ -8014,7 +10108,20 @@
     <w:p>
       <w:pPr>
         <w:pStyle w:val="29"/>
+        <w:keepNext w:val="0"/>
+        <w:keepLines w:val="0"/>
+        <w:pageBreakBefore w:val="0"/>
+        <w:widowControl w:val="0"/>
+        <w:kinsoku w:val="0"/>
+        <w:wordWrap/>
+        <w:overflowPunct/>
+        <w:topLinePunct w:val="0"/>
+        <w:autoSpaceDE w:val="0"/>
+        <w:autoSpaceDN w:val="0"/>
         <w:bidi w:val="0"/>
+        <w:adjustRightInd w:val="0"/>
+        <w:snapToGrid w:val="0"/>
+        <w:textAlignment w:val="baseline"/>
       </w:pPr>
       <w:r>
         <w:t>症状：托管设备无法访问、远程运维中断、网络延迟极高。</w:t>
@@ -8023,7 +10130,20 @@
     <w:p>
       <w:pPr>
         <w:pStyle w:val="29"/>
+        <w:keepNext w:val="0"/>
+        <w:keepLines w:val="0"/>
+        <w:pageBreakBefore w:val="0"/>
+        <w:widowControl w:val="0"/>
+        <w:kinsoku w:val="0"/>
+        <w:wordWrap/>
+        <w:overflowPunct/>
+        <w:topLinePunct w:val="0"/>
+        <w:autoSpaceDE w:val="0"/>
+        <w:autoSpaceDN w:val="0"/>
         <w:bidi w:val="0"/>
+        <w:adjustRightInd w:val="0"/>
+        <w:snapToGrid w:val="0"/>
+        <w:textAlignment w:val="baseline"/>
       </w:pPr>
       <w:r>
         <w:t>处置步骤：</w:t>
@@ -8032,12 +10152,25 @@
     <w:p>
       <w:pPr>
         <w:pStyle w:val="40"/>
+        <w:keepNext w:val="0"/>
+        <w:keepLines w:val="0"/>
+        <w:pageBreakBefore w:val="0"/>
+        <w:widowControl w:val="0"/>
         <w:numPr>
           <w:ilvl w:val="0"/>
           <w:numId w:val="6"/>
         </w:numPr>
+        <w:kinsoku w:val="0"/>
+        <w:wordWrap/>
+        <w:overflowPunct/>
+        <w:topLinePunct w:val="0"/>
+        <w:autoSpaceDE w:val="0"/>
+        <w:autoSpaceDN w:val="0"/>
         <w:bidi w:val="0"/>
+        <w:adjustRightInd w:val="0"/>
+        <w:snapToGrid w:val="0"/>
         <w:ind w:left="425" w:leftChars="0" w:hanging="425" w:firstLineChars="0"/>
+        <w:textAlignment w:val="baseline"/>
       </w:pPr>
       <w:r>
         <w:t>快速判定中断原因（数据中心网络故障、运营商线路中断、设备故障等）；</w:t>
@@ -8046,12 +10179,25 @@
     <w:p>
       <w:pPr>
         <w:pStyle w:val="40"/>
+        <w:keepNext w:val="0"/>
+        <w:keepLines w:val="0"/>
+        <w:pageBreakBefore w:val="0"/>
+        <w:widowControl w:val="0"/>
         <w:numPr>
           <w:ilvl w:val="0"/>
           <w:numId w:val="6"/>
         </w:numPr>
+        <w:kinsoku w:val="0"/>
+        <w:wordWrap/>
+        <w:overflowPunct/>
+        <w:topLinePunct w:val="0"/>
+        <w:autoSpaceDE w:val="0"/>
+        <w:autoSpaceDN w:val="0"/>
         <w:bidi w:val="0"/>
+        <w:adjustRightInd w:val="0"/>
+        <w:snapToGrid w:val="0"/>
         <w:ind w:left="425" w:leftChars="0" w:hanging="425" w:firstLineChars="0"/>
+        <w:textAlignment w:val="baseline"/>
       </w:pPr>
       <w:r>
         <w:t>若为设备故障，通知数据中心运维方更换备用设备；</w:t>
@@ -8060,12 +10206,25 @@
     <w:p>
       <w:pPr>
         <w:pStyle w:val="40"/>
+        <w:keepNext w:val="0"/>
+        <w:keepLines w:val="0"/>
+        <w:pageBreakBefore w:val="0"/>
+        <w:widowControl w:val="0"/>
         <w:numPr>
           <w:ilvl w:val="0"/>
           <w:numId w:val="6"/>
         </w:numPr>
+        <w:kinsoku w:val="0"/>
+        <w:wordWrap/>
+        <w:overflowPunct/>
+        <w:topLinePunct w:val="0"/>
+        <w:autoSpaceDE w:val="0"/>
+        <w:autoSpaceDN w:val="0"/>
         <w:bidi w:val="0"/>
+        <w:adjustRightInd w:val="0"/>
+        <w:snapToGrid w:val="0"/>
         <w:ind w:left="425" w:leftChars="0" w:hanging="425" w:firstLineChars="0"/>
+        <w:textAlignment w:val="baseline"/>
       </w:pPr>
       <w:r>
         <w:t>若为运营商线路中断，立即联系运营商报修，每30分钟跟进一次进度；</w:t>
@@ -8074,12 +10233,25 @@
     <w:p>
       <w:pPr>
         <w:pStyle w:val="40"/>
+        <w:keepNext w:val="0"/>
+        <w:keepLines w:val="0"/>
+        <w:pageBreakBefore w:val="0"/>
+        <w:widowControl w:val="0"/>
         <w:numPr>
           <w:ilvl w:val="0"/>
           <w:numId w:val="6"/>
         </w:numPr>
+        <w:kinsoku w:val="0"/>
+        <w:wordWrap/>
+        <w:overflowPunct/>
+        <w:topLinePunct w:val="0"/>
+        <w:autoSpaceDE w:val="0"/>
+        <w:autoSpaceDN w:val="0"/>
         <w:bidi w:val="0"/>
+        <w:adjustRightInd w:val="0"/>
+        <w:snapToGrid w:val="0"/>
         <w:ind w:left="425" w:leftChars="0" w:hanging="425" w:firstLineChars="0"/>
+        <w:textAlignment w:val="baseline"/>
       </w:pPr>
       <w:r>
         <w:t>若为数据中心内部网络问题，协调数据中心运维方排查；</w:t>
@@ -8088,12 +10260,25 @@
     <w:p>
       <w:pPr>
         <w:pStyle w:val="40"/>
+        <w:keepNext w:val="0"/>
+        <w:keepLines w:val="0"/>
+        <w:pageBreakBefore w:val="0"/>
+        <w:widowControl w:val="0"/>
         <w:numPr>
           <w:ilvl w:val="0"/>
           <w:numId w:val="6"/>
         </w:numPr>
+        <w:kinsoku w:val="0"/>
+        <w:wordWrap/>
+        <w:overflowPunct/>
+        <w:topLinePunct w:val="0"/>
+        <w:autoSpaceDE w:val="0"/>
+        <w:autoSpaceDN w:val="0"/>
         <w:bidi w:val="0"/>
+        <w:adjustRightInd w:val="0"/>
+        <w:snapToGrid w:val="0"/>
         <w:ind w:left="425" w:leftChars="0" w:hanging="425" w:firstLineChars="0"/>
+        <w:textAlignment w:val="baseline"/>
       </w:pPr>
       <w:r>
         <w:t>网络恢复后，全面验证设备连通性和服务可用性。</w:t>
@@ -8102,10 +10287,23 @@
     <w:p>
       <w:pPr>
         <w:pStyle w:val="30"/>
+        <w:keepNext w:val="0"/>
+        <w:keepLines w:val="0"/>
+        <w:pageBreakBefore w:val="0"/>
+        <w:widowControl w:val="0"/>
+        <w:kinsoku w:val="0"/>
+        <w:wordWrap/>
+        <w:overflowPunct/>
+        <w:topLinePunct w:val="0"/>
+        <w:autoSpaceDE w:val="0"/>
+        <w:autoSpaceDN w:val="0"/>
         <w:bidi w:val="0"/>
-      </w:pPr>
-      <w:bookmarkStart w:id="45" w:name="heading_24"/>
-      <w:bookmarkStart w:id="46" w:name="_Toc23614"/>
+        <w:adjustRightInd w:val="0"/>
+        <w:snapToGrid w:val="0"/>
+        <w:textAlignment w:val="baseline"/>
+      </w:pPr>
+      <w:bookmarkStart w:id="45" w:name="_Toc23614"/>
+      <w:bookmarkStart w:id="46" w:name="heading_24"/>
       <w:r>
         <w:t>安全事件</w:t>
       </w:r>
@@ -8115,7 +10313,20 @@
     <w:p>
       <w:pPr>
         <w:pStyle w:val="29"/>
+        <w:keepNext w:val="0"/>
+        <w:keepLines w:val="0"/>
+        <w:pageBreakBefore w:val="0"/>
+        <w:widowControl w:val="0"/>
+        <w:kinsoku w:val="0"/>
+        <w:wordWrap/>
+        <w:overflowPunct/>
+        <w:topLinePunct w:val="0"/>
+        <w:autoSpaceDE w:val="0"/>
+        <w:autoSpaceDN w:val="0"/>
         <w:bidi w:val="0"/>
+        <w:adjustRightInd w:val="0"/>
+        <w:snapToGrid w:val="0"/>
+        <w:textAlignment w:val="baseline"/>
       </w:pPr>
       <w:r>
         <w:t>症状：发现异常访问、审计日志异常、疑似入侵行为。</w:t>
@@ -8124,7 +10335,20 @@
     <w:p>
       <w:pPr>
         <w:pStyle w:val="29"/>
+        <w:keepNext w:val="0"/>
+        <w:keepLines w:val="0"/>
+        <w:pageBreakBefore w:val="0"/>
+        <w:widowControl w:val="0"/>
+        <w:kinsoku w:val="0"/>
+        <w:wordWrap/>
+        <w:overflowPunct/>
+        <w:topLinePunct w:val="0"/>
+        <w:autoSpaceDE w:val="0"/>
+        <w:autoSpaceDN w:val="0"/>
         <w:bidi w:val="0"/>
+        <w:adjustRightInd w:val="0"/>
+        <w:snapToGrid w:val="0"/>
+        <w:textAlignment w:val="baseline"/>
       </w:pPr>
       <w:r>
         <w:t>处置步骤：</w:t>
@@ -8133,12 +10357,25 @@
     <w:p>
       <w:pPr>
         <w:pStyle w:val="40"/>
+        <w:keepNext w:val="0"/>
+        <w:keepLines w:val="0"/>
+        <w:pageBreakBefore w:val="0"/>
+        <w:widowControl w:val="0"/>
         <w:numPr>
           <w:ilvl w:val="0"/>
           <w:numId w:val="7"/>
         </w:numPr>
+        <w:kinsoku w:val="0"/>
+        <w:wordWrap/>
+        <w:overflowPunct/>
+        <w:topLinePunct w:val="0"/>
+        <w:autoSpaceDE w:val="0"/>
+        <w:autoSpaceDN w:val="0"/>
         <w:bidi w:val="0"/>
+        <w:adjustRightInd w:val="0"/>
+        <w:snapToGrid w:val="0"/>
         <w:ind w:left="425" w:leftChars="0" w:hanging="425" w:firstLineChars="0"/>
+        <w:textAlignment w:val="baseline"/>
       </w:pPr>
       <w:r>
         <w:t>立即通报</w:t>
@@ -8157,12 +10394,25 @@
     <w:p>
       <w:pPr>
         <w:pStyle w:val="40"/>
+        <w:keepNext w:val="0"/>
+        <w:keepLines w:val="0"/>
+        <w:pageBreakBefore w:val="0"/>
+        <w:widowControl w:val="0"/>
         <w:numPr>
           <w:ilvl w:val="0"/>
           <w:numId w:val="7"/>
         </w:numPr>
+        <w:kinsoku w:val="0"/>
+        <w:wordWrap/>
+        <w:overflowPunct/>
+        <w:topLinePunct w:val="0"/>
+        <w:autoSpaceDE w:val="0"/>
+        <w:autoSpaceDN w:val="0"/>
         <w:bidi w:val="0"/>
+        <w:adjustRightInd w:val="0"/>
+        <w:snapToGrid w:val="0"/>
         <w:ind w:left="425" w:leftChars="0" w:hanging="425" w:firstLineChars="0"/>
+        <w:textAlignment w:val="baseline"/>
       </w:pPr>
       <w:r>
         <w:t>保留现场证据（日志、告警记录、网络流量）；</w:t>
@@ -8171,12 +10421,25 @@
     <w:p>
       <w:pPr>
         <w:pStyle w:val="40"/>
+        <w:keepNext w:val="0"/>
+        <w:keepLines w:val="0"/>
+        <w:pageBreakBefore w:val="0"/>
+        <w:widowControl w:val="0"/>
         <w:numPr>
           <w:ilvl w:val="0"/>
           <w:numId w:val="7"/>
         </w:numPr>
+        <w:kinsoku w:val="0"/>
+        <w:wordWrap/>
+        <w:overflowPunct/>
+        <w:topLinePunct w:val="0"/>
+        <w:autoSpaceDE w:val="0"/>
+        <w:autoSpaceDN w:val="0"/>
         <w:bidi w:val="0"/>
+        <w:adjustRightInd w:val="0"/>
+        <w:snapToGrid w:val="0"/>
         <w:ind w:left="425" w:leftChars="0" w:hanging="425" w:firstLineChars="0"/>
+        <w:textAlignment w:val="baseline"/>
       </w:pPr>
       <w:r>
         <w:t>排查入侵途径，分析攻击源；</w:t>
@@ -8185,12 +10448,25 @@
     <w:p>
       <w:pPr>
         <w:pStyle w:val="40"/>
+        <w:keepNext w:val="0"/>
+        <w:keepLines w:val="0"/>
+        <w:pageBreakBefore w:val="0"/>
+        <w:widowControl w:val="0"/>
         <w:numPr>
           <w:ilvl w:val="0"/>
           <w:numId w:val="7"/>
         </w:numPr>
+        <w:kinsoku w:val="0"/>
+        <w:wordWrap/>
+        <w:overflowPunct/>
+        <w:topLinePunct w:val="0"/>
+        <w:autoSpaceDE w:val="0"/>
+        <w:autoSpaceDN w:val="0"/>
         <w:bidi w:val="0"/>
+        <w:adjustRightInd w:val="0"/>
+        <w:snapToGrid w:val="0"/>
         <w:ind w:left="425" w:leftChars="0" w:hanging="425" w:firstLineChars="0"/>
+        <w:textAlignment w:val="baseline"/>
       </w:pPr>
       <w:r>
         <w:t>修复漏洞，加固安全策略（修改密码、调整防火墙规则）；</w:t>
@@ -8199,12 +10475,25 @@
     <w:p>
       <w:pPr>
         <w:pStyle w:val="40"/>
+        <w:keepNext w:val="0"/>
+        <w:keepLines w:val="0"/>
+        <w:pageBreakBefore w:val="0"/>
+        <w:widowControl w:val="0"/>
         <w:numPr>
           <w:ilvl w:val="0"/>
           <w:numId w:val="7"/>
         </w:numPr>
+        <w:kinsoku w:val="0"/>
+        <w:wordWrap/>
+        <w:overflowPunct/>
+        <w:topLinePunct w:val="0"/>
+        <w:autoSpaceDE w:val="0"/>
+        <w:autoSpaceDN w:val="0"/>
         <w:bidi w:val="0"/>
+        <w:adjustRightInd w:val="0"/>
+        <w:snapToGrid w:val="0"/>
         <w:ind w:left="425" w:leftChars="0" w:hanging="425" w:firstLineChars="0"/>
+        <w:textAlignment w:val="baseline"/>
       </w:pPr>
       <w:r>
         <w:t>必要时按法律法规要求上报相关部门；</w:t>
@@ -8213,12 +10502,25 @@
     <w:p>
       <w:pPr>
         <w:pStyle w:val="40"/>
+        <w:keepNext w:val="0"/>
+        <w:keepLines w:val="0"/>
+        <w:pageBreakBefore w:val="0"/>
+        <w:widowControl w:val="0"/>
         <w:numPr>
           <w:ilvl w:val="0"/>
           <w:numId w:val="7"/>
         </w:numPr>
+        <w:kinsoku w:val="0"/>
+        <w:wordWrap/>
+        <w:overflowPunct/>
+        <w:topLinePunct w:val="0"/>
+        <w:autoSpaceDE w:val="0"/>
+        <w:autoSpaceDN w:val="0"/>
         <w:bidi w:val="0"/>
+        <w:adjustRightInd w:val="0"/>
+        <w:snapToGrid w:val="0"/>
         <w:ind w:left="425" w:leftChars="0" w:hanging="425" w:firstLineChars="0"/>
+        <w:textAlignment w:val="baseline"/>
       </w:pPr>
       <w:r>
         <w:t>形成安全事件报告，总结经验教训。</w:t>
@@ -8227,7 +10529,20 @@
     <w:p>
       <w:pPr>
         <w:pStyle w:val="28"/>
+        <w:keepNext w:val="0"/>
+        <w:keepLines w:val="0"/>
+        <w:pageBreakBefore w:val="0"/>
+        <w:widowControl w:val="0"/>
+        <w:kinsoku w:val="0"/>
+        <w:wordWrap/>
+        <w:overflowPunct/>
+        <w:topLinePunct w:val="0"/>
+        <w:autoSpaceDE w:val="0"/>
+        <w:autoSpaceDN w:val="0"/>
         <w:bidi w:val="0"/>
+        <w:adjustRightInd w:val="0"/>
+        <w:snapToGrid w:val="0"/>
+        <w:textAlignment w:val="baseline"/>
       </w:pPr>
       <w:bookmarkStart w:id="47" w:name="heading_25"/>
       <w:bookmarkStart w:id="48" w:name="_Toc30638"/>
@@ -8240,7 +10555,20 @@
     <w:p>
       <w:pPr>
         <w:pStyle w:val="30"/>
+        <w:keepNext w:val="0"/>
+        <w:keepLines w:val="0"/>
+        <w:pageBreakBefore w:val="0"/>
+        <w:widowControl w:val="0"/>
+        <w:kinsoku w:val="0"/>
+        <w:wordWrap/>
+        <w:overflowPunct/>
+        <w:topLinePunct w:val="0"/>
+        <w:autoSpaceDE w:val="0"/>
+        <w:autoSpaceDN w:val="0"/>
         <w:bidi w:val="0"/>
+        <w:adjustRightInd w:val="0"/>
+        <w:snapToGrid w:val="0"/>
+        <w:textAlignment w:val="baseline"/>
       </w:pPr>
       <w:bookmarkStart w:id="49" w:name="heading_26"/>
       <w:bookmarkStart w:id="50" w:name="_Toc7544"/>
@@ -8253,7 +10581,20 @@
     <w:p>
       <w:pPr>
         <w:pStyle w:val="29"/>
+        <w:keepNext w:val="0"/>
+        <w:keepLines w:val="0"/>
+        <w:pageBreakBefore w:val="0"/>
+        <w:widowControl w:val="0"/>
+        <w:kinsoku w:val="0"/>
+        <w:wordWrap/>
+        <w:overflowPunct/>
+        <w:topLinePunct w:val="0"/>
+        <w:autoSpaceDE w:val="0"/>
+        <w:autoSpaceDN w:val="0"/>
         <w:bidi w:val="0"/>
+        <w:adjustRightInd w:val="0"/>
+        <w:snapToGrid w:val="0"/>
+        <w:textAlignment w:val="baseline"/>
       </w:pPr>
       <w:r>
         <w:t>组建应急后备人才库，涵盖机房环境、硬件、网络、安全等多个领域的专业技术人员，定期开展应急技能培训与考核；每年组织不少于1次的应急演练，提升团队协同处置能力。</w:t>
@@ -8262,10 +10603,23 @@
     <w:p>
       <w:pPr>
         <w:pStyle w:val="30"/>
+        <w:keepNext w:val="0"/>
+        <w:keepLines w:val="0"/>
+        <w:pageBreakBefore w:val="0"/>
+        <w:widowControl w:val="0"/>
+        <w:kinsoku w:val="0"/>
+        <w:wordWrap/>
+        <w:overflowPunct/>
+        <w:topLinePunct w:val="0"/>
+        <w:autoSpaceDE w:val="0"/>
+        <w:autoSpaceDN w:val="0"/>
         <w:bidi w:val="0"/>
-      </w:pPr>
-      <w:bookmarkStart w:id="51" w:name="heading_27"/>
-      <w:bookmarkStart w:id="52" w:name="_Toc17214"/>
+        <w:adjustRightInd w:val="0"/>
+        <w:snapToGrid w:val="0"/>
+        <w:textAlignment w:val="baseline"/>
+      </w:pPr>
+      <w:bookmarkStart w:id="51" w:name="_Toc17214"/>
+      <w:bookmarkStart w:id="52" w:name="heading_27"/>
       <w:r>
         <w:t>物资保障</w:t>
       </w:r>
@@ -8275,7 +10629,20 @@
     <w:p>
       <w:pPr>
         <w:pStyle w:val="29"/>
+        <w:keepNext w:val="0"/>
+        <w:keepLines w:val="0"/>
+        <w:pageBreakBefore w:val="0"/>
+        <w:widowControl w:val="0"/>
+        <w:kinsoku w:val="0"/>
+        <w:wordWrap/>
+        <w:overflowPunct/>
+        <w:topLinePunct w:val="0"/>
+        <w:autoSpaceDE w:val="0"/>
+        <w:autoSpaceDN w:val="0"/>
         <w:bidi w:val="0"/>
+        <w:adjustRightInd w:val="0"/>
+        <w:snapToGrid w:val="0"/>
+        <w:textAlignment w:val="baseline"/>
       </w:pPr>
       <w:r>
         <w:t>建立应急物资清单，储备备用网线、应急U盘（含应急预案、操作手册）、应急通讯录、演练记录表、厂商联系方式清单等物资，明确保管责任人，每月盘点一次，及时补充短缺物资；同时与设备厂商签订应急支持协议。</w:t>
@@ -8284,10 +10651,23 @@
     <w:p>
       <w:pPr>
         <w:pStyle w:val="30"/>
+        <w:keepNext w:val="0"/>
+        <w:keepLines w:val="0"/>
+        <w:pageBreakBefore w:val="0"/>
+        <w:widowControl w:val="0"/>
+        <w:kinsoku w:val="0"/>
+        <w:wordWrap/>
+        <w:overflowPunct/>
+        <w:topLinePunct w:val="0"/>
+        <w:autoSpaceDE w:val="0"/>
+        <w:autoSpaceDN w:val="0"/>
         <w:bidi w:val="0"/>
-      </w:pPr>
-      <w:bookmarkStart w:id="53" w:name="heading_28"/>
-      <w:bookmarkStart w:id="54" w:name="_Toc20014"/>
+        <w:adjustRightInd w:val="0"/>
+        <w:snapToGrid w:val="0"/>
+        <w:textAlignment w:val="baseline"/>
+      </w:pPr>
+      <w:bookmarkStart w:id="53" w:name="_Toc20014"/>
+      <w:bookmarkStart w:id="54" w:name="heading_28"/>
       <w:r>
         <w:t>技术保障</w:t>
       </w:r>
@@ -8297,7 +10677,20 @@
     <w:p>
       <w:pPr>
         <w:pStyle w:val="29"/>
+        <w:keepNext w:val="0"/>
+        <w:keepLines w:val="0"/>
+        <w:pageBreakBefore w:val="0"/>
+        <w:widowControl w:val="0"/>
+        <w:kinsoku w:val="0"/>
+        <w:wordWrap/>
+        <w:overflowPunct/>
+        <w:topLinePunct w:val="0"/>
+        <w:autoSpaceDE w:val="0"/>
+        <w:autoSpaceDN w:val="0"/>
         <w:bidi w:val="0"/>
+        <w:adjustRightInd w:val="0"/>
+        <w:snapToGrid w:val="0"/>
+        <w:textAlignment w:val="baseline"/>
       </w:pPr>
       <w:r>
         <w:t>建立技术知识库，汇总常见故障处置方案、硬件故障处理手册、机房环境应急预案等资料，方便运维人员快速查阅；核心监控数据采用冗余备份机制。</w:t>
@@ -8306,10 +10699,23 @@
     <w:p>
       <w:pPr>
         <w:pStyle w:val="30"/>
+        <w:keepNext w:val="0"/>
+        <w:keepLines w:val="0"/>
+        <w:pageBreakBefore w:val="0"/>
+        <w:widowControl w:val="0"/>
+        <w:kinsoku w:val="0"/>
+        <w:wordWrap/>
+        <w:overflowPunct/>
+        <w:topLinePunct w:val="0"/>
+        <w:autoSpaceDE w:val="0"/>
+        <w:autoSpaceDN w:val="0"/>
         <w:bidi w:val="0"/>
-      </w:pPr>
-      <w:bookmarkStart w:id="55" w:name="heading_29"/>
-      <w:bookmarkStart w:id="56" w:name="_Toc13191"/>
+        <w:adjustRightInd w:val="0"/>
+        <w:snapToGrid w:val="0"/>
+        <w:textAlignment w:val="baseline"/>
+      </w:pPr>
+      <w:bookmarkStart w:id="55" w:name="_Toc13191"/>
+      <w:bookmarkStart w:id="56" w:name="heading_29"/>
       <w:r>
         <w:t>通讯保障</w:t>
       </w:r>
@@ -8319,7 +10725,20 @@
     <w:p>
       <w:pPr>
         <w:pStyle w:val="29"/>
+        <w:keepNext w:val="0"/>
+        <w:keepLines w:val="0"/>
+        <w:pageBreakBefore w:val="0"/>
+        <w:widowControl w:val="0"/>
+        <w:kinsoku w:val="0"/>
+        <w:wordWrap/>
+        <w:overflowPunct/>
+        <w:topLinePunct w:val="0"/>
+        <w:autoSpaceDE w:val="0"/>
+        <w:autoSpaceDN w:val="0"/>
         <w:bidi w:val="0"/>
+        <w:adjustRightInd w:val="0"/>
+        <w:snapToGrid w:val="0"/>
+        <w:textAlignment w:val="baseline"/>
       </w:pPr>
       <w:r>
         <w:t>制定应急通讯联络表，明确</w:t>
@@ -8338,7 +10757,20 @@
     <w:p>
       <w:pPr>
         <w:pStyle w:val="28"/>
+        <w:keepNext w:val="0"/>
+        <w:keepLines w:val="0"/>
+        <w:pageBreakBefore w:val="0"/>
+        <w:widowControl w:val="0"/>
+        <w:kinsoku w:val="0"/>
+        <w:wordWrap/>
+        <w:overflowPunct/>
+        <w:topLinePunct w:val="0"/>
+        <w:autoSpaceDE w:val="0"/>
+        <w:autoSpaceDN w:val="0"/>
         <w:bidi w:val="0"/>
+        <w:adjustRightInd w:val="0"/>
+        <w:snapToGrid w:val="0"/>
+        <w:textAlignment w:val="baseline"/>
       </w:pPr>
       <w:bookmarkStart w:id="57" w:name="heading_30"/>
       <w:bookmarkStart w:id="58" w:name="_Toc16431"/>
@@ -8351,10 +10783,23 @@
     <w:p>
       <w:pPr>
         <w:pStyle w:val="30"/>
+        <w:keepNext w:val="0"/>
+        <w:keepLines w:val="0"/>
+        <w:pageBreakBefore w:val="0"/>
+        <w:widowControl w:val="0"/>
+        <w:kinsoku w:val="0"/>
+        <w:wordWrap/>
+        <w:overflowPunct/>
+        <w:topLinePunct w:val="0"/>
+        <w:autoSpaceDE w:val="0"/>
+        <w:autoSpaceDN w:val="0"/>
         <w:bidi w:val="0"/>
-      </w:pPr>
-      <w:bookmarkStart w:id="59" w:name="heading_31"/>
-      <w:bookmarkStart w:id="60" w:name="_Toc13968"/>
+        <w:adjustRightInd w:val="0"/>
+        <w:snapToGrid w:val="0"/>
+        <w:textAlignment w:val="baseline"/>
+      </w:pPr>
+      <w:bookmarkStart w:id="59" w:name="_Toc13968"/>
+      <w:bookmarkStart w:id="60" w:name="heading_31"/>
       <w:r>
         <w:t>预案培训</w:t>
       </w:r>
@@ -8364,7 +10809,20 @@
     <w:p>
       <w:pPr>
         <w:pStyle w:val="29"/>
+        <w:keepNext w:val="0"/>
+        <w:keepLines w:val="0"/>
+        <w:pageBreakBefore w:val="0"/>
+        <w:widowControl w:val="0"/>
+        <w:kinsoku w:val="0"/>
+        <w:wordWrap/>
+        <w:overflowPunct/>
+        <w:topLinePunct w:val="0"/>
+        <w:autoSpaceDE w:val="0"/>
+        <w:autoSpaceDN w:val="0"/>
         <w:bidi w:val="0"/>
+        <w:adjustRightInd w:val="0"/>
+        <w:snapToGrid w:val="0"/>
+        <w:textAlignment w:val="baseline"/>
       </w:pPr>
       <w:r>
         <w:t>将本预案纳入运维人员岗前培训与在岗培训内容，确保每位相关人员熟练掌握应急流程、岗位职责与处置方法，培训记录存档备查。</w:t>
@@ -8373,10 +10831,23 @@
     <w:p>
       <w:pPr>
         <w:pStyle w:val="30"/>
+        <w:keepNext w:val="0"/>
+        <w:keepLines w:val="0"/>
+        <w:pageBreakBefore w:val="0"/>
+        <w:widowControl w:val="0"/>
+        <w:kinsoku w:val="0"/>
+        <w:wordWrap/>
+        <w:overflowPunct/>
+        <w:topLinePunct w:val="0"/>
+        <w:autoSpaceDE w:val="0"/>
+        <w:autoSpaceDN w:val="0"/>
         <w:bidi w:val="0"/>
-      </w:pPr>
-      <w:bookmarkStart w:id="61" w:name="heading_32"/>
-      <w:bookmarkStart w:id="62" w:name="_Toc18191"/>
+        <w:adjustRightInd w:val="0"/>
+        <w:snapToGrid w:val="0"/>
+        <w:textAlignment w:val="baseline"/>
+      </w:pPr>
+      <w:bookmarkStart w:id="61" w:name="_Toc18191"/>
+      <w:bookmarkStart w:id="62" w:name="heading_32"/>
       <w:r>
         <w:t>预案演练</w:t>
       </w:r>
@@ -8386,7 +10857,20 @@
     <w:p>
       <w:pPr>
         <w:pStyle w:val="29"/>
+        <w:keepNext w:val="0"/>
+        <w:keepLines w:val="0"/>
+        <w:pageBreakBefore w:val="0"/>
+        <w:widowControl w:val="0"/>
+        <w:kinsoku w:val="0"/>
+        <w:wordWrap/>
+        <w:overflowPunct/>
+        <w:topLinePunct w:val="0"/>
+        <w:autoSpaceDE w:val="0"/>
+        <w:autoSpaceDN w:val="0"/>
         <w:bidi w:val="0"/>
+        <w:adjustRightInd w:val="0"/>
+        <w:snapToGrid w:val="0"/>
+        <w:textAlignment w:val="baseline"/>
       </w:pPr>
       <w:r>
         <w:t>每年组织1次综合性应急演练，针对高频故障场景（如电力中断、硬件故障、安防审计异常等）开展专项演练，演练后形成评估报告，总结经验不足，优化预案内容。</w:t>
@@ -8395,7 +10879,20 @@
     <w:p>
       <w:pPr>
         <w:pStyle w:val="30"/>
+        <w:keepNext w:val="0"/>
+        <w:keepLines w:val="0"/>
+        <w:pageBreakBefore w:val="0"/>
+        <w:widowControl w:val="0"/>
+        <w:kinsoku w:val="0"/>
+        <w:wordWrap/>
+        <w:overflowPunct/>
+        <w:topLinePunct w:val="0"/>
+        <w:autoSpaceDE w:val="0"/>
+        <w:autoSpaceDN w:val="0"/>
         <w:bidi w:val="0"/>
+        <w:adjustRightInd w:val="0"/>
+        <w:snapToGrid w:val="0"/>
+        <w:textAlignment w:val="baseline"/>
       </w:pPr>
       <w:bookmarkStart w:id="63" w:name="heading_33"/>
       <w:bookmarkStart w:id="64" w:name="_Toc8352"/>
@@ -8408,7 +10905,20 @@
     <w:p>
       <w:pPr>
         <w:pStyle w:val="29"/>
+        <w:keepNext w:val="0"/>
+        <w:keepLines w:val="0"/>
+        <w:pageBreakBefore w:val="0"/>
+        <w:widowControl w:val="0"/>
+        <w:kinsoku w:val="0"/>
+        <w:wordWrap/>
+        <w:overflowPunct/>
+        <w:topLinePunct w:val="0"/>
+        <w:autoSpaceDE w:val="0"/>
+        <w:autoSpaceDN w:val="0"/>
         <w:bidi w:val="0"/>
+        <w:adjustRightInd w:val="0"/>
+        <w:snapToGrid w:val="0"/>
+        <w:textAlignment w:val="baseline"/>
       </w:pPr>
       <w:r>
         <w:t>本预案每年修订一次，若遇托管设备重大变更、法规标准更新等情况，及时进行动态修订，修订后经审批发布实施。</w:t>
@@ -8417,7 +10927,20 @@
     <w:p>
       <w:pPr>
         <w:pStyle w:val="30"/>
+        <w:keepNext w:val="0"/>
+        <w:keepLines w:val="0"/>
+        <w:pageBreakBefore w:val="0"/>
+        <w:widowControl w:val="0"/>
+        <w:kinsoku w:val="0"/>
+        <w:wordWrap/>
+        <w:overflowPunct/>
+        <w:topLinePunct w:val="0"/>
+        <w:autoSpaceDE w:val="0"/>
+        <w:autoSpaceDN w:val="0"/>
         <w:bidi w:val="0"/>
+        <w:adjustRightInd w:val="0"/>
+        <w:snapToGrid w:val="0"/>
+        <w:textAlignment w:val="baseline"/>
       </w:pPr>
       <w:bookmarkStart w:id="65" w:name="heading_34"/>
       <w:bookmarkStart w:id="66" w:name="_Toc243"/>
@@ -8430,7 +10953,20 @@
     <w:p>
       <w:pPr>
         <w:pStyle w:val="29"/>
+        <w:keepNext w:val="0"/>
+        <w:keepLines w:val="0"/>
+        <w:pageBreakBefore w:val="0"/>
+        <w:widowControl w:val="0"/>
+        <w:kinsoku w:val="0"/>
+        <w:wordWrap/>
+        <w:overflowPunct/>
+        <w:topLinePunct w:val="0"/>
+        <w:autoSpaceDE w:val="0"/>
+        <w:autoSpaceDN w:val="0"/>
         <w:bidi w:val="0"/>
+        <w:adjustRightInd w:val="0"/>
+        <w:snapToGrid w:val="0"/>
+        <w:textAlignment w:val="baseline"/>
       </w:pPr>
       <w:r>
         <w:t>每起应急事件处置完成后，5个工作日内开展复盘会议，分析事件起因、处置过程中的问题与不足，形成复盘报告，提出改进措施并跟踪落实。</w:t>
@@ -8439,7 +10975,20 @@
     <w:p>
       <w:pPr>
         <w:pStyle w:val="28"/>
+        <w:keepNext w:val="0"/>
+        <w:keepLines w:val="0"/>
+        <w:pageBreakBefore w:val="0"/>
+        <w:widowControl w:val="0"/>
+        <w:kinsoku w:val="0"/>
+        <w:wordWrap/>
+        <w:overflowPunct/>
+        <w:topLinePunct w:val="0"/>
+        <w:autoSpaceDE w:val="0"/>
+        <w:autoSpaceDN w:val="0"/>
         <w:bidi w:val="0"/>
+        <w:adjustRightInd w:val="0"/>
+        <w:snapToGrid w:val="0"/>
+        <w:textAlignment w:val="baseline"/>
       </w:pPr>
       <w:bookmarkStart w:id="67" w:name="heading_35"/>
       <w:bookmarkStart w:id="68" w:name="_Toc11861"/>
@@ -8452,12 +11001,25 @@
     <w:p>
       <w:pPr>
         <w:pStyle w:val="29"/>
+        <w:keepNext w:val="0"/>
+        <w:keepLines w:val="0"/>
+        <w:pageBreakBefore w:val="0"/>
+        <w:widowControl w:val="0"/>
         <w:numPr>
           <w:ilvl w:val="0"/>
           <w:numId w:val="8"/>
         </w:numPr>
+        <w:kinsoku w:val="0"/>
+        <w:wordWrap/>
+        <w:overflowPunct/>
+        <w:topLinePunct w:val="0"/>
+        <w:autoSpaceDE w:val="0"/>
+        <w:autoSpaceDN w:val="0"/>
         <w:bidi w:val="0"/>
+        <w:adjustRightInd w:val="0"/>
+        <w:snapToGrid w:val="0"/>
         <w:ind w:left="425" w:leftChars="0" w:hanging="425" w:firstLineChars="0"/>
+        <w:textAlignment w:val="baseline"/>
       </w:pPr>
       <w:r>
         <w:t>应急组织架构人员联络表</w:t>
@@ -8466,12 +11028,25 @@
     <w:p>
       <w:pPr>
         <w:pStyle w:val="29"/>
+        <w:keepNext w:val="0"/>
+        <w:keepLines w:val="0"/>
+        <w:pageBreakBefore w:val="0"/>
+        <w:widowControl w:val="0"/>
         <w:numPr>
           <w:ilvl w:val="0"/>
           <w:numId w:val="8"/>
         </w:numPr>
+        <w:kinsoku w:val="0"/>
+        <w:wordWrap/>
+        <w:overflowPunct/>
+        <w:topLinePunct w:val="0"/>
+        <w:autoSpaceDE w:val="0"/>
+        <w:autoSpaceDN w:val="0"/>
         <w:bidi w:val="0"/>
+        <w:adjustRightInd w:val="0"/>
+        <w:snapToGrid w:val="0"/>
         <w:ind w:left="425" w:leftChars="0" w:hanging="425" w:firstLineChars="0"/>
+        <w:textAlignment w:val="baseline"/>
       </w:pPr>
       <w:r>
         <w:t>应急物资清单及存放位置表</w:t>
@@ -8480,12 +11055,25 @@
     <w:p>
       <w:pPr>
         <w:pStyle w:val="29"/>
+        <w:keepNext w:val="0"/>
+        <w:keepLines w:val="0"/>
+        <w:pageBreakBefore w:val="0"/>
+        <w:widowControl w:val="0"/>
         <w:numPr>
           <w:ilvl w:val="0"/>
           <w:numId w:val="8"/>
         </w:numPr>
+        <w:kinsoku w:val="0"/>
+        <w:wordWrap/>
+        <w:overflowPunct/>
+        <w:topLinePunct w:val="0"/>
+        <w:autoSpaceDE w:val="0"/>
+        <w:autoSpaceDN w:val="0"/>
         <w:bidi w:val="0"/>
+        <w:adjustRightInd w:val="0"/>
+        <w:snapToGrid w:val="0"/>
         <w:ind w:left="425" w:leftChars="0" w:hanging="425" w:firstLineChars="0"/>
+        <w:textAlignment w:val="baseline"/>
       </w:pPr>
       <w:r>
         <w:t>外部协作单位（数据中心/设备厂商）联系方式表</w:t>
@@ -8494,12 +11082,25 @@
     <w:p>
       <w:pPr>
         <w:pStyle w:val="29"/>
+        <w:keepNext w:val="0"/>
+        <w:keepLines w:val="0"/>
+        <w:pageBreakBefore w:val="0"/>
+        <w:widowControl w:val="0"/>
         <w:numPr>
           <w:ilvl w:val="0"/>
           <w:numId w:val="8"/>
         </w:numPr>
+        <w:kinsoku w:val="0"/>
+        <w:wordWrap/>
+        <w:overflowPunct/>
+        <w:topLinePunct w:val="0"/>
+        <w:autoSpaceDE w:val="0"/>
+        <w:autoSpaceDN w:val="0"/>
         <w:bidi w:val="0"/>
+        <w:adjustRightInd w:val="0"/>
+        <w:snapToGrid w:val="0"/>
         <w:ind w:left="425" w:leftChars="0" w:hanging="425" w:firstLineChars="0"/>
+        <w:textAlignment w:val="baseline"/>
       </w:pPr>
       <w:r>
         <w:t>应急处置过程记录表</w:t>
@@ -8508,12 +11109,25 @@
     <w:p>
       <w:pPr>
         <w:pStyle w:val="29"/>
+        <w:keepNext w:val="0"/>
+        <w:keepLines w:val="0"/>
+        <w:pageBreakBefore w:val="0"/>
+        <w:widowControl w:val="0"/>
         <w:numPr>
           <w:ilvl w:val="0"/>
           <w:numId w:val="8"/>
         </w:numPr>
+        <w:kinsoku w:val="0"/>
+        <w:wordWrap/>
+        <w:overflowPunct/>
+        <w:topLinePunct w:val="0"/>
+        <w:autoSpaceDE w:val="0"/>
+        <w:autoSpaceDN w:val="0"/>
         <w:bidi w:val="0"/>
+        <w:adjustRightInd w:val="0"/>
+        <w:snapToGrid w:val="0"/>
         <w:ind w:left="425" w:leftChars="0" w:hanging="425" w:firstLineChars="0"/>
+        <w:textAlignment w:val="baseline"/>
       </w:pPr>
       <w:r>
         <w:t>应急演练评估表</w:t>
@@ -8522,12 +11136,25 @@
     <w:p>
       <w:pPr>
         <w:pStyle w:val="29"/>
+        <w:keepNext w:val="0"/>
+        <w:keepLines w:val="0"/>
+        <w:pageBreakBefore w:val="0"/>
+        <w:widowControl w:val="0"/>
         <w:numPr>
           <w:ilvl w:val="0"/>
           <w:numId w:val="8"/>
         </w:numPr>
+        <w:kinsoku w:val="0"/>
+        <w:wordWrap/>
+        <w:overflowPunct/>
+        <w:topLinePunct w:val="0"/>
+        <w:autoSpaceDE w:val="0"/>
+        <w:autoSpaceDN w:val="0"/>
         <w:bidi w:val="0"/>
+        <w:adjustRightInd w:val="0"/>
+        <w:snapToGrid w:val="0"/>
         <w:ind w:left="425" w:leftChars="0" w:hanging="425" w:firstLineChars="0"/>
+        <w:textAlignment w:val="baseline"/>
       </w:pPr>
       <w:r>
         <w:t>硬件故障处理记录单模板</w:t>
@@ -8556,13 +11183,14 @@
         </w:rPr>
       </w:pPr>
     </w:p>
+    <w:bookmarkEnd w:id="69"/>
     <w:sectPr>
+      <w:headerReference r:id="rId7" w:type="first"/>
+      <w:footerReference r:id="rId10" w:type="first"/>
       <w:headerReference r:id="rId5" w:type="default"/>
-      <w:footerReference w:type="default" r:id="rId11"/>
-      <w:headerReference w:type="first" r:id="rId12"/>
-      <w:footerReference w:type="first" r:id="rId13"/>
-      <w:headerReference w:type="even" r:id="rId14"/>
-      <w:footerReference w:type="even" r:id="rId15"/>
+      <w:footerReference r:id="rId8" w:type="default"/>
+      <w:headerReference r:id="rId6" w:type="even"/>
+      <w:footerReference r:id="rId9" w:type="even"/>
       <w:pgSz w:w="11906" w:h="16838"/>
       <w:pgMar w:top="1417" w:right="1800" w:bottom="1440" w:left="1800" w:header="1140" w:footer="992" w:gutter="0"/>
       <w:cols w:space="425" w:num="1"/>
@@ -8598,32 +11226,20 @@
 </file>
 
 <file path=word/footer1.xml><?xml version="1.0" encoding="utf-8"?>
-<w:ftr xmlns:m="http://schemas.openxmlformats.org/officeDocument/2006/math" xmlns:mc="http://schemas.openxmlformats.org/markup-compatibility/2006" xmlns:mo="http://schemas.microsoft.com/office/mac/office/2008/main" xmlns:mv="urn:schemas-microsoft-com:mac:vml" xmlns:o="urn:schemas-microsoft-com:office:office" xmlns:r="http://schemas.openxmlformats.org/officeDocument/2006/relationships" xmlns:v="urn:schemas-microsoft-com:vml" xmlns:w10="urn:schemas-microsoft-com:office:word" xmlns:w14="http://schemas.microsoft.com/office/word/2010/wordml" xmlns:w="http://schemas.openxmlformats.org/wordprocessingml/2006/main" xmlns:wne="http://schemas.microsoft.com/office/word/2006/wordml" xmlns:wp14="http://schemas.microsoft.com/office/word/2010/wordprocessingDrawing" xmlns:wp="http://schemas.openxmlformats.org/drawingml/2006/wordprocessingDrawing" xmlns:wpc="http://schemas.microsoft.com/office/word/2010/wordprocessingCanvas" xmlns:wpg="http://schemas.microsoft.com/office/word/2010/wordprocessingGroup" xmlns:wpi="http://schemas.microsoft.com/office/word/2010/wordprocessingInk" xmlns:wps="http://schemas.microsoft.com/office/word/2010/wordprocessingShape" mc:Ignorable="w14 wp14">
-  <w:p>
-    <w:pPr>
-      <w:pStyle w:val="Footer"/>
-    </w:pPr>
-  </w:p>
+<w:ftr xmlns:wpc="http://schemas.microsoft.com/office/word/2010/wordprocessingCanvas" xmlns:mc="http://schemas.openxmlformats.org/markup-compatibility/2006" xmlns:o="urn:schemas-microsoft-com:office:office" xmlns:r="http://schemas.openxmlformats.org/officeDocument/2006/relationships" xmlns:m="http://schemas.openxmlformats.org/officeDocument/2006/math" xmlns:v="urn:schemas-microsoft-com:vml" xmlns:wp14="http://schemas.microsoft.com/office/word/2010/wordprocessingDrawing" xmlns:wp="http://schemas.openxmlformats.org/drawingml/2006/wordprocessingDrawing" xmlns:w10="urn:schemas-microsoft-com:office:word" xmlns:w="http://schemas.openxmlformats.org/wordprocessingml/2006/main" xmlns:w14="http://schemas.microsoft.com/office/word/2010/wordml" xmlns:w15="http://schemas.microsoft.com/office/word/2012/wordml" xmlns:wpg="http://schemas.microsoft.com/office/word/2010/wordprocessingGroup" xmlns:wpi="http://schemas.microsoft.com/office/word/2010/wordprocessingInk" xmlns:wne="http://schemas.microsoft.com/office/word/2006/wordml" xmlns:wps="http://schemas.microsoft.com/office/word/2010/wordprocessingShape" xmlns:wpsCustomData="http://www.wps.cn/officeDocument/2013/wpsCustomData" mc:Ignorable="w14 w15 wp14">
+  <w:p/>
 </w:ftr>
 </file>
 
 <file path=word/footer2.xml><?xml version="1.0" encoding="utf-8"?>
-<w:ftr xmlns:m="http://schemas.openxmlformats.org/officeDocument/2006/math" xmlns:mc="http://schemas.openxmlformats.org/markup-compatibility/2006" xmlns:mo="http://schemas.microsoft.com/office/mac/office/2008/main" xmlns:mv="urn:schemas-microsoft-com:mac:vml" xmlns:o="urn:schemas-microsoft-com:office:office" xmlns:r="http://schemas.openxmlformats.org/officeDocument/2006/relationships" xmlns:v="urn:schemas-microsoft-com:vml" xmlns:w10="urn:schemas-microsoft-com:office:word" xmlns:w14="http://schemas.microsoft.com/office/word/2010/wordml" xmlns:w="http://schemas.openxmlformats.org/wordprocessingml/2006/main" xmlns:wne="http://schemas.microsoft.com/office/word/2006/wordml" xmlns:wp14="http://schemas.microsoft.com/office/word/2010/wordprocessingDrawing" xmlns:wp="http://schemas.openxmlformats.org/drawingml/2006/wordprocessingDrawing" xmlns:wpc="http://schemas.microsoft.com/office/word/2010/wordprocessingCanvas" xmlns:wpg="http://schemas.microsoft.com/office/word/2010/wordprocessingGroup" xmlns:wpi="http://schemas.microsoft.com/office/word/2010/wordprocessingInk" xmlns:wps="http://schemas.microsoft.com/office/word/2010/wordprocessingShape" mc:Ignorable="w14 wp14">
-  <w:p>
-    <w:pPr>
-      <w:pStyle w:val="Footer"/>
-    </w:pPr>
-  </w:p>
+<w:ftr xmlns:wpc="http://schemas.microsoft.com/office/word/2010/wordprocessingCanvas" xmlns:mc="http://schemas.openxmlformats.org/markup-compatibility/2006" xmlns:o="urn:schemas-microsoft-com:office:office" xmlns:r="http://schemas.openxmlformats.org/officeDocument/2006/relationships" xmlns:m="http://schemas.openxmlformats.org/officeDocument/2006/math" xmlns:v="urn:schemas-microsoft-com:vml" xmlns:wp14="http://schemas.microsoft.com/office/word/2010/wordprocessingDrawing" xmlns:wp="http://schemas.openxmlformats.org/drawingml/2006/wordprocessingDrawing" xmlns:w10="urn:schemas-microsoft-com:office:word" xmlns:w="http://schemas.openxmlformats.org/wordprocessingml/2006/main" xmlns:w14="http://schemas.microsoft.com/office/word/2010/wordml" xmlns:w15="http://schemas.microsoft.com/office/word/2012/wordml" xmlns:wpg="http://schemas.microsoft.com/office/word/2010/wordprocessingGroup" xmlns:wpi="http://schemas.microsoft.com/office/word/2010/wordprocessingInk" xmlns:wne="http://schemas.microsoft.com/office/word/2006/wordml" xmlns:wps="http://schemas.microsoft.com/office/word/2010/wordprocessingShape" xmlns:wpsCustomData="http://www.wps.cn/officeDocument/2013/wpsCustomData" mc:Ignorable="w14 w15 wp14">
+  <w:p/>
 </w:ftr>
 </file>
 
 <file path=word/footer3.xml><?xml version="1.0" encoding="utf-8"?>
-<w:ftr xmlns:m="http://schemas.openxmlformats.org/officeDocument/2006/math" xmlns:mc="http://schemas.openxmlformats.org/markup-compatibility/2006" xmlns:mo="http://schemas.microsoft.com/office/mac/office/2008/main" xmlns:mv="urn:schemas-microsoft-com:mac:vml" xmlns:o="urn:schemas-microsoft-com:office:office" xmlns:r="http://schemas.openxmlformats.org/officeDocument/2006/relationships" xmlns:v="urn:schemas-microsoft-com:vml" xmlns:w10="urn:schemas-microsoft-com:office:word" xmlns:w14="http://schemas.microsoft.com/office/word/2010/wordml" xmlns:w="http://schemas.openxmlformats.org/wordprocessingml/2006/main" xmlns:wne="http://schemas.microsoft.com/office/word/2006/wordml" xmlns:wp14="http://schemas.microsoft.com/office/word/2010/wordprocessingDrawing" xmlns:wp="http://schemas.openxmlformats.org/drawingml/2006/wordprocessingDrawing" xmlns:wpc="http://schemas.microsoft.com/office/word/2010/wordprocessingCanvas" xmlns:wpg="http://schemas.microsoft.com/office/word/2010/wordprocessingGroup" xmlns:wpi="http://schemas.microsoft.com/office/word/2010/wordprocessingInk" xmlns:wps="http://schemas.microsoft.com/office/word/2010/wordprocessingShape" mc:Ignorable="w14 wp14">
-  <w:p>
-    <w:pPr>
-      <w:pStyle w:val="Footer"/>
-    </w:pPr>
-  </w:p>
+<w:ftr xmlns:wpc="http://schemas.microsoft.com/office/word/2010/wordprocessingCanvas" xmlns:mc="http://schemas.openxmlformats.org/markup-compatibility/2006" xmlns:o="urn:schemas-microsoft-com:office:office" xmlns:r="http://schemas.openxmlformats.org/officeDocument/2006/relationships" xmlns:m="http://schemas.openxmlformats.org/officeDocument/2006/math" xmlns:v="urn:schemas-microsoft-com:vml" xmlns:wp14="http://schemas.microsoft.com/office/word/2010/wordprocessingDrawing" xmlns:wp="http://schemas.openxmlformats.org/drawingml/2006/wordprocessingDrawing" xmlns:w10="urn:schemas-microsoft-com:office:word" xmlns:w="http://schemas.openxmlformats.org/wordprocessingml/2006/main" xmlns:w14="http://schemas.microsoft.com/office/word/2010/wordml" xmlns:w15="http://schemas.microsoft.com/office/word/2012/wordml" xmlns:wpg="http://schemas.microsoft.com/office/word/2010/wordprocessingGroup" xmlns:wpi="http://schemas.microsoft.com/office/word/2010/wordprocessingInk" xmlns:wne="http://schemas.microsoft.com/office/word/2006/wordml" xmlns:wps="http://schemas.microsoft.com/office/word/2010/wordprocessingShape" xmlns:wpsCustomData="http://www.wps.cn/officeDocument/2013/wpsCustomData" mc:Ignorable="w14 w15 wp14">
+  <w:p/>
 </w:ftr>
 </file>
 
@@ -8676,42 +11292,34 @@
         <w:lang w:val="en-US" w:eastAsia="zh-CN"/>
       </w:rPr>
       <w:tab/>
-      <w:tab/>
-      <w:t>重庆市鹧鸪哨信息技术有限责任公司</w:t>
     </w:r>
     <w:r>
       <w:rPr>
         <w:rFonts w:hint="eastAsia" w:eastAsiaTheme="minorEastAsia"/>
         <w:lang w:val="en-US" w:eastAsia="zh-CN"/>
       </w:rPr>
+      <w:tab/>
     </w:r>
     <w:r>
       <w:rPr>
         <w:rFonts w:hint="eastAsia" w:eastAsiaTheme="minorEastAsia"/>
         <w:lang w:val="en-US" w:eastAsia="zh-CN"/>
       </w:rPr>
+      <w:t>重庆市鹧鸪哨信息技术有限责任公司</w:t>
     </w:r>
   </w:p>
 </w:hdr>
 </file>
 
 <file path=word/header2.xml><?xml version="1.0" encoding="utf-8"?>
-<w:hdr xmlns:m="http://schemas.openxmlformats.org/officeDocument/2006/math" xmlns:mc="http://schemas.openxmlformats.org/markup-compatibility/2006" xmlns:mo="http://schemas.microsoft.com/office/mac/office/2008/main" xmlns:mv="urn:schemas-microsoft-com:mac:vml" xmlns:o="urn:schemas-microsoft-com:office:office" xmlns:r="http://schemas.openxmlformats.org/officeDocument/2006/relationships" xmlns:v="urn:schemas-microsoft-com:vml" xmlns:w10="urn:schemas-microsoft-com:office:word" xmlns:w14="http://schemas.microsoft.com/office/word/2010/wordml" xmlns:w="http://schemas.openxmlformats.org/wordprocessingml/2006/main" xmlns:wne="http://schemas.microsoft.com/office/word/2006/wordml" xmlns:wp14="http://schemas.microsoft.com/office/word/2010/wordprocessingDrawing" xmlns:wp="http://schemas.openxmlformats.org/drawingml/2006/wordprocessingDrawing" xmlns:wpc="http://schemas.microsoft.com/office/word/2010/wordprocessingCanvas" xmlns:wpg="http://schemas.microsoft.com/office/word/2010/wordprocessingGroup" xmlns:wpi="http://schemas.microsoft.com/office/word/2010/wordprocessingInk" xmlns:wps="http://schemas.microsoft.com/office/word/2010/wordprocessingShape" mc:Ignorable="w14 wp14">
-  <w:p>
-    <w:pPr>
-      <w:pStyle w:val="Header"/>
-    </w:pPr>
-  </w:p>
+<w:hdr xmlns:wpc="http://schemas.microsoft.com/office/word/2010/wordprocessingCanvas" xmlns:mc="http://schemas.openxmlformats.org/markup-compatibility/2006" xmlns:o="urn:schemas-microsoft-com:office:office" xmlns:r="http://schemas.openxmlformats.org/officeDocument/2006/relationships" xmlns:m="http://schemas.openxmlformats.org/officeDocument/2006/math" xmlns:v="urn:schemas-microsoft-com:vml" xmlns:wp14="http://schemas.microsoft.com/office/word/2010/wordprocessingDrawing" xmlns:wp="http://schemas.openxmlformats.org/drawingml/2006/wordprocessingDrawing" xmlns:w10="urn:schemas-microsoft-com:office:word" xmlns:w="http://schemas.openxmlformats.org/wordprocessingml/2006/main" xmlns:w14="http://schemas.microsoft.com/office/word/2010/wordml" xmlns:w15="http://schemas.microsoft.com/office/word/2012/wordml" xmlns:wpg="http://schemas.microsoft.com/office/word/2010/wordprocessingGroup" xmlns:wpi="http://schemas.microsoft.com/office/word/2010/wordprocessingInk" xmlns:wne="http://schemas.microsoft.com/office/word/2006/wordml" xmlns:wps="http://schemas.microsoft.com/office/word/2010/wordprocessingShape" xmlns:wpsCustomData="http://www.wps.cn/officeDocument/2013/wpsCustomData" mc:Ignorable="w14 w15 wp14">
+  <w:p/>
 </w:hdr>
 </file>
 
 <file path=word/header3.xml><?xml version="1.0" encoding="utf-8"?>
-<w:hdr xmlns:m="http://schemas.openxmlformats.org/officeDocument/2006/math" xmlns:mc="http://schemas.openxmlformats.org/markup-compatibility/2006" xmlns:mo="http://schemas.microsoft.com/office/mac/office/2008/main" xmlns:mv="urn:schemas-microsoft-com:mac:vml" xmlns:o="urn:schemas-microsoft-com:office:office" xmlns:r="http://schemas.openxmlformats.org/officeDocument/2006/relationships" xmlns:v="urn:schemas-microsoft-com:vml" xmlns:w10="urn:schemas-microsoft-com:office:word" xmlns:w14="http://schemas.microsoft.com/office/word/2010/wordml" xmlns:w="http://schemas.openxmlformats.org/wordprocessingml/2006/main" xmlns:wne="http://schemas.microsoft.com/office/word/2006/wordml" xmlns:wp14="http://schemas.microsoft.com/office/word/2010/wordprocessingDrawing" xmlns:wp="http://schemas.openxmlformats.org/drawingml/2006/wordprocessingDrawing" xmlns:wpc="http://schemas.microsoft.com/office/word/2010/wordprocessingCanvas" xmlns:wpg="http://schemas.microsoft.com/office/word/2010/wordprocessingGroup" xmlns:wpi="http://schemas.microsoft.com/office/word/2010/wordprocessingInk" xmlns:wps="http://schemas.microsoft.com/office/word/2010/wordprocessingShape" mc:Ignorable="w14 wp14">
-  <w:p>
-    <w:pPr>
-      <w:pStyle w:val="Header"/>
-    </w:pPr>
-  </w:p>
+<w:hdr xmlns:wpc="http://schemas.microsoft.com/office/word/2010/wordprocessingCanvas" xmlns:mc="http://schemas.openxmlformats.org/markup-compatibility/2006" xmlns:o="urn:schemas-microsoft-com:office:office" xmlns:r="http://schemas.openxmlformats.org/officeDocument/2006/relationships" xmlns:m="http://schemas.openxmlformats.org/officeDocument/2006/math" xmlns:v="urn:schemas-microsoft-com:vml" xmlns:wp14="http://schemas.microsoft.com/office/word/2010/wordprocessingDrawing" xmlns:wp="http://schemas.openxmlformats.org/drawingml/2006/wordprocessingDrawing" xmlns:w10="urn:schemas-microsoft-com:office:word" xmlns:w="http://schemas.openxmlformats.org/wordprocessingml/2006/main" xmlns:w14="http://schemas.microsoft.com/office/word/2010/wordml" xmlns:w15="http://schemas.microsoft.com/office/word/2012/wordml" xmlns:wpg="http://schemas.microsoft.com/office/word/2010/wordprocessingGroup" xmlns:wpi="http://schemas.microsoft.com/office/word/2010/wordprocessingInk" xmlns:wne="http://schemas.microsoft.com/office/word/2006/wordml" xmlns:wps="http://schemas.microsoft.com/office/word/2010/wordprocessingShape" xmlns:wpsCustomData="http://www.wps.cn/officeDocument/2013/wpsCustomData" mc:Ignorable="w14 w15 wp14">
+  <w:p/>
 </w:hdr>
 </file>
 

--- a/10-应急管理/运行记录类文件/ZGS-10-03-中国广电重庆BOSS系统存储维保项目-应急预案.docx
+++ b/10-应急管理/运行记录类文件/ZGS-10-03-中国广电重庆BOSS系统存储维保项目-应急预案.docx
@@ -1,10 +1,11 @@
 
 <file path=word/document.xml><?xml version="1.0" encoding="utf-8"?>
-<w:document xmlns:wpc="http://schemas.microsoft.com/office/word/2010/wordprocessingCanvas" xmlns:mc="http://schemas.openxmlformats.org/markup-compatibility/2006" xmlns:o="urn:schemas-microsoft-com:office:office" xmlns:r="http://schemas.openxmlformats.org/officeDocument/2006/relationships" xmlns:m="http://schemas.openxmlformats.org/officeDocument/2006/math" xmlns:v="urn:schemas-microsoft-com:vml" xmlns:wp14="http://schemas.microsoft.com/office/word/2010/wordprocessingDrawing" xmlns:wp="http://schemas.openxmlformats.org/drawingml/2006/wordprocessingDrawing" xmlns:w="http://schemas.openxmlformats.org/wordprocessingml/2006/main" xmlns:w14="http://schemas.microsoft.com/office/word/2010/wordml" xmlns:w10="urn:schemas-microsoft-com:office:word" xmlns:w15="http://schemas.microsoft.com/office/word/2012/wordml" xmlns:wpg="http://schemas.microsoft.com/office/word/2010/wordprocessingGroup" xmlns:wpi="http://schemas.microsoft.com/office/word/2010/wordprocessingInk" xmlns:wne="http://schemas.microsoft.com/office/word/2006/wordml" xmlns:wps="http://schemas.microsoft.com/office/word/2010/wordprocessingShape" xmlns:wpsCustomData="http://www.wps.cn/officeDocument/2013/wpsCustomData" mc:Ignorable="w14 w15 wp14">
+<w:document xmlns:wpc="http://schemas.microsoft.com/office/word/2010/wordprocessingCanvas" xmlns:mc="http://schemas.openxmlformats.org/markup-compatibility/2006" xmlns:o="urn:schemas-microsoft-com:office:office" xmlns:r="http://schemas.openxmlformats.org/officeDocument/2006/relationships" xmlns:m="http://schemas.openxmlformats.org/officeDocument/2006/math" xmlns:v="urn:schemas-microsoft-com:vml" xmlns:wp14="http://schemas.microsoft.com/office/word/2010/wordprocessingDrawing" xmlns:wp="http://schemas.openxmlformats.org/drawingml/2006/wordprocessingDrawing" xmlns:w10="urn:schemas-microsoft-com:office:word" xmlns:w="http://schemas.openxmlformats.org/wordprocessingml/2006/main" xmlns:w14="http://schemas.microsoft.com/office/word/2010/wordml" xmlns:w15="http://schemas.microsoft.com/office/word/2012/wordml" xmlns:wne="http://schemas.microsoft.com/office/word/2006/wordml" xmlns:wpg="http://schemas.microsoft.com/office/word/2010/wordprocessingGroup" xmlns:wpi="http://schemas.microsoft.com/office/word/2010/wordprocessingInk" xmlns:wps="http://schemas.microsoft.com/office/word/2010/wordprocessingShape" mc:Ignorable="w14 w15 wp14">
+  <!-- Generated by Aspose.Words for .NET 13.3.0.1 -->
   <w:body>
     <w:p>
       <w:pPr>
-        <w:pStyle w:val="24"/>
+        <w:pStyle w:val="a"/>
         <w:keepNext w:val="0"/>
         <w:keepLines w:val="0"/>
         <w:pageBreakBefore w:val="0"/>
@@ -21,11 +22,10 @@
         <w:spacing w:before="3120" w:beforeLines="1000"/>
         <w:textAlignment w:val="baseline"/>
       </w:pPr>
-      <w:bookmarkStart w:id="69" w:name="_GoBack"/>
       <w:bookmarkStart w:id="0" w:name="_Toc20899"/>
       <w:r>
         <w:drawing>
-          <wp:anchor distT="0" distB="0" distL="114300" distR="114300" simplePos="0" relativeHeight="251660288" behindDoc="1" locked="0" layoutInCell="1" allowOverlap="1">
+          <wp:anchor distT="0" distB="0" distL="114300" distR="114300" simplePos="0" relativeHeight="251659264" behindDoc="1" locked="0" layoutInCell="1" allowOverlap="1">
             <wp:simplePos x="0" y="0"/>
             <wp:positionH relativeFrom="column">
               <wp:posOffset>0</wp:posOffset>
@@ -50,7 +50,7 @@
                     </pic:cNvPicPr>
                   </pic:nvPicPr>
                   <pic:blipFill>
-                    <a:blip r:embed="rId12"/>
+                    <a:blip xmlns:r="http://schemas.openxmlformats.org/officeDocument/2006/relationships" r:embed="rId4"/>
                     <a:stretch>
                       <a:fillRect/>
                     </a:stretch>
@@ -80,7 +80,7 @@
           <w:lang w:val="en-US" w:eastAsia="zh-CN"/>
         </w:rPr>
         <w:drawing>
-          <wp:anchor distT="0" distB="0" distL="114300" distR="114300" simplePos="0" relativeHeight="251659264" behindDoc="1" locked="0" layoutInCell="1" allowOverlap="1">
+          <wp:anchor distT="0" distB="0" distL="114300" distR="114300" simplePos="0" relativeHeight="251658240" behindDoc="1" locked="0" layoutInCell="1" allowOverlap="1">
             <wp:simplePos x="0" y="0"/>
             <wp:positionH relativeFrom="column">
               <wp:posOffset>635</wp:posOffset>
@@ -105,7 +105,7 @@
                     </pic:cNvPicPr>
                   </pic:nvPicPr>
                   <pic:blipFill>
-                    <a:blip r:embed="rId13">
+                    <a:blip xmlns:r="http://schemas.openxmlformats.org/officeDocument/2006/relationships" r:embed="rId5">
                       <a:alphaModFix amt="58000"/>
                       <a:lum contrast="-52000"/>
                     </a:blip>
@@ -153,11 +153,11 @@
         <w:bidi w:val="0"/>
         <w:adjustRightInd w:val="0"/>
         <w:snapToGrid w:val="0"/>
-        <w:ind w:left="0" w:leftChars="0" w:right="0" w:rightChars="0" w:firstLine="0" w:firstLineChars="0"/>
+        <w:ind w:left="0" w:right="0" w:firstLine="0" w:leftChars="0" w:rightChars="0" w:firstLineChars="0"/>
         <w:jc w:val="center"/>
         <w:textAlignment w:val="baseline"/>
         <w:rPr>
-          <w:rFonts w:hint="default" w:ascii="黑体" w:hAnsi="黑体" w:eastAsia="黑体" w:cs="黑体"/>
+          <w:rFonts w:ascii="黑体" w:eastAsia="黑体" w:hAnsi="黑体" w:cs="黑体" w:hint="default"/>
           <w:b/>
           <w:bCs/>
           <w:snapToGrid w:val="0"/>
@@ -171,7 +171,7 @@
       </w:pPr>
       <w:r>
         <w:rPr>
-          <w:rFonts w:hint="eastAsia" w:ascii="黑体" w:hAnsi="黑体" w:eastAsia="黑体" w:cs="黑体"/>
+          <w:rFonts w:ascii="黑体" w:eastAsia="黑体" w:hAnsi="黑体" w:cs="黑体" w:hint="eastAsia"/>
           <w:b/>
           <w:bCs/>
           <w:snapToGrid w:val="0"/>
@@ -201,11 +201,11 @@
         <w:adjustRightInd w:val="0"/>
         <w:snapToGrid w:val="0"/>
         <w:spacing w:after="624" w:afterLines="200" w:line="219" w:lineRule="auto"/>
-        <w:ind w:left="0" w:leftChars="0" w:right="0" w:rightChars="0" w:firstLine="0" w:firstLineChars="0"/>
+        <w:ind w:left="0" w:right="0" w:firstLine="0" w:leftChars="0" w:rightChars="0" w:firstLineChars="0"/>
         <w:jc w:val="center"/>
         <w:textAlignment w:val="baseline"/>
         <w:rPr>
-          <w:rFonts w:hint="eastAsia" w:ascii="宋体" w:hAnsi="宋体" w:eastAsia="宋体" w:cs="宋体"/>
+          <w:rFonts w:ascii="宋体" w:eastAsia="宋体" w:hAnsi="宋体" w:cs="宋体" w:hint="eastAsia"/>
           <w:sz w:val="24"/>
           <w:szCs w:val="24"/>
           <w:lang w:val="en-US" w:eastAsia="zh-CN"/>
@@ -213,7 +213,7 @@
       </w:pPr>
       <w:r>
         <w:rPr>
-          <w:rFonts w:ascii="宋体" w:hAnsi="宋体" w:eastAsia="宋体" w:cs="宋体"/>
+          <w:rFonts w:ascii="宋体" w:eastAsia="宋体" w:hAnsi="宋体" w:cs="宋体"/>
           <w:b/>
           <w:bCs/>
           <w:spacing w:val="-3"/>
@@ -225,18 +225,17 @@
     </w:p>
     <w:tbl>
       <w:tblPr>
-        <w:tblStyle w:val="21"/>
+        <w:tblStyle w:val="TableGrid"/>
         <w:tblW w:w="0" w:type="auto"/>
         <w:jc w:val="center"/>
         <w:tblBorders>
-          <w:top w:val="none" w:color="auto" w:sz="0" w:space="0"/>
-          <w:left w:val="none" w:color="auto" w:sz="0" w:space="0"/>
-          <w:bottom w:val="none" w:color="auto" w:sz="0" w:space="0"/>
-          <w:right w:val="none" w:color="auto" w:sz="0" w:space="0"/>
-          <w:insideH w:val="none" w:color="auto" w:sz="0" w:space="0"/>
-          <w:insideV w:val="none" w:color="auto" w:sz="0" w:space="0"/>
+          <w:top w:val="nil"/>
+          <w:left w:val="nil"/>
+          <w:bottom w:val="nil"/>
+          <w:right w:val="nil"/>
+          <w:insideH w:val="nil"/>
+          <w:insideV w:val="nil"/>
         </w:tblBorders>
-        <w:tblLayout w:type="autofit"/>
         <w:tblCellMar>
           <w:top w:w="0" w:type="dxa"/>
           <w:left w:w="108" w:type="dxa"/>
@@ -250,17 +249,25 @@
       </w:tblGrid>
       <w:tr>
         <w:tblPrEx>
+          <w:tblW w:w="0" w:type="auto"/>
+          <w:jc w:val="center"/>
           <w:tblBorders>
-            <w:top w:val="none" w:color="auto" w:sz="0" w:space="0"/>
-            <w:left w:val="none" w:color="auto" w:sz="0" w:space="0"/>
-            <w:bottom w:val="none" w:color="auto" w:sz="0" w:space="0"/>
-            <w:right w:val="none" w:color="auto" w:sz="0" w:space="0"/>
-            <w:insideH w:val="none" w:color="auto" w:sz="0" w:space="0"/>
-            <w:insideV w:val="none" w:color="auto" w:sz="0" w:space="0"/>
+            <w:top w:val="nil"/>
+            <w:left w:val="nil"/>
+            <w:bottom w:val="nil"/>
+            <w:right w:val="nil"/>
+            <w:insideH w:val="nil"/>
+            <w:insideV w:val="nil"/>
           </w:tblBorders>
+          <w:tblCellMar>
+            <w:top w:w="0" w:type="dxa"/>
+            <w:left w:w="108" w:type="dxa"/>
+            <w:bottom w:w="0" w:type="dxa"/>
+            <w:right w:w="108" w:type="dxa"/>
+          </w:tblCellMar>
         </w:tblPrEx>
         <w:trPr>
-          <w:trHeight w:val="810" w:hRule="atLeast"/>
+          <w:trHeight w:val="810"/>
           <w:jc w:val="center"/>
         </w:trPr>
         <w:tc>
@@ -299,7 +306,7 @@
             </w:r>
             <w:r>
               <w:rPr>
-                <w:rFonts w:hint="default" w:asciiTheme="minorAscii" w:hAnsiTheme="minorAscii" w:eastAsiaTheme="minorEastAsia"/>
+                <w:rFonts w:asciiTheme="minorAscii" w:eastAsiaTheme="minorEastAsia" w:hAnsiTheme="minorAscii" w:hint="default"/>
                 <w:spacing w:val="227"/>
                 <w:sz w:val="21"/>
                 <w:vertAlign w:val="baseline"/>
@@ -354,7 +361,7 @@
             </w:r>
             <w:r>
               <w:rPr>
-                <w:rFonts w:hint="eastAsia" w:asciiTheme="minorAscii" w:hAnsiTheme="minorAscii" w:eastAsiaTheme="minorEastAsia"/>
+                <w:rFonts w:asciiTheme="minorAscii" w:eastAsiaTheme="minorEastAsia" w:hAnsiTheme="minorAscii" w:hint="eastAsia"/>
                 <w:spacing w:val="227"/>
                 <w:sz w:val="21"/>
                 <w:vertAlign w:val="baseline"/>
@@ -376,14 +383,8 @@
       </w:tr>
       <w:tr>
         <w:tblPrEx>
-          <w:tblBorders>
-            <w:top w:val="none" w:color="auto" w:sz="0" w:space="0"/>
-            <w:left w:val="none" w:color="auto" w:sz="0" w:space="0"/>
-            <w:bottom w:val="none" w:color="auto" w:sz="0" w:space="0"/>
-            <w:right w:val="none" w:color="auto" w:sz="0" w:space="0"/>
-            <w:insideH w:val="none" w:color="auto" w:sz="0" w:space="0"/>
-            <w:insideV w:val="none" w:color="auto" w:sz="0" w:space="0"/>
-          </w:tblBorders>
+          <w:tblW w:w="0" w:type="auto"/>
+          <w:jc w:val="center"/>
           <w:tblCellMar>
             <w:top w:w="0" w:type="dxa"/>
             <w:left w:w="108" w:type="dxa"/>
@@ -392,7 +393,7 @@
           </w:tblCellMar>
         </w:tblPrEx>
         <w:trPr>
-          <w:trHeight w:val="810" w:hRule="atLeast"/>
+          <w:trHeight w:val="810"/>
           <w:jc w:val="center"/>
         </w:trPr>
         <w:tc>
@@ -417,7 +418,7 @@
               <w:snapToGrid w:val="0"/>
               <w:textAlignment w:val="baseline"/>
               <w:rPr>
-                <w:rFonts w:hint="default" w:ascii="Arial" w:hAnsi="Arial" w:eastAsia="Arial" w:cs="Arial"/>
+                <w:rFonts w:ascii="Arial" w:eastAsia="Arial" w:hAnsi="Arial" w:cs="Arial" w:hint="default"/>
                 <w:snapToGrid w:val="0"/>
                 <w:color w:val="000000"/>
                 <w:kern w:val="0"/>
@@ -449,7 +450,7 @@
             </w:r>
             <w:r>
               <w:rPr>
-                <w:rFonts w:hint="default" w:asciiTheme="minorAscii" w:hAnsiTheme="minorAscii" w:eastAsiaTheme="minorEastAsia"/>
+                <w:rFonts w:asciiTheme="minorAscii" w:eastAsiaTheme="minorEastAsia" w:hAnsiTheme="minorAscii" w:hint="default"/>
                 <w:spacing w:val="227"/>
                 <w:sz w:val="21"/>
                 <w:vertAlign w:val="baseline"/>
@@ -503,7 +504,7 @@
               <w:snapToGrid w:val="0"/>
               <w:textAlignment w:val="baseline"/>
               <w:rPr>
-                <w:rFonts w:hint="default" w:ascii="Arial" w:hAnsi="Arial" w:eastAsia="Arial" w:cs="Arial"/>
+                <w:rFonts w:ascii="Arial" w:eastAsia="Arial" w:hAnsi="Arial" w:cs="Arial" w:hint="default"/>
                 <w:snapToGrid w:val="0"/>
                 <w:color w:val="000000"/>
                 <w:kern w:val="0"/>
@@ -523,7 +524,7 @@
             </w:r>
             <w:r>
               <w:rPr>
-                <w:rFonts w:hint="eastAsia" w:asciiTheme="minorAscii" w:hAnsiTheme="minorAscii" w:eastAsiaTheme="minorEastAsia"/>
+                <w:rFonts w:asciiTheme="minorAscii" w:eastAsiaTheme="minorEastAsia" w:hAnsiTheme="minorAscii" w:hint="eastAsia"/>
                 <w:spacing w:val="227"/>
                 <w:sz w:val="21"/>
                 <w:vertAlign w:val="baseline"/>
@@ -545,14 +546,8 @@
       </w:tr>
       <w:tr>
         <w:tblPrEx>
-          <w:tblBorders>
-            <w:top w:val="none" w:color="auto" w:sz="0" w:space="0"/>
-            <w:left w:val="none" w:color="auto" w:sz="0" w:space="0"/>
-            <w:bottom w:val="none" w:color="auto" w:sz="0" w:space="0"/>
-            <w:right w:val="none" w:color="auto" w:sz="0" w:space="0"/>
-            <w:insideH w:val="none" w:color="auto" w:sz="0" w:space="0"/>
-            <w:insideV w:val="none" w:color="auto" w:sz="0" w:space="0"/>
-          </w:tblBorders>
+          <w:tblW w:w="0" w:type="auto"/>
+          <w:jc w:val="center"/>
           <w:tblCellMar>
             <w:top w:w="0" w:type="dxa"/>
             <w:left w:w="108" w:type="dxa"/>
@@ -561,7 +556,7 @@
           </w:tblCellMar>
         </w:tblPrEx>
         <w:trPr>
-          <w:trHeight w:val="635" w:hRule="atLeast"/>
+          <w:trHeight w:val="635"/>
           <w:jc w:val="center"/>
         </w:trPr>
         <w:tc>
@@ -638,7 +633,7 @@
             </w:r>
             <w:r>
               <w:rPr>
-                <w:rFonts w:hint="eastAsia" w:asciiTheme="minorAscii" w:hAnsiTheme="minorAscii" w:eastAsiaTheme="minorEastAsia"/>
+                <w:rFonts w:asciiTheme="minorAscii" w:eastAsiaTheme="minorEastAsia" w:hAnsiTheme="minorAscii" w:hint="eastAsia"/>
                 <w:spacing w:val="227"/>
                 <w:sz w:val="21"/>
                 <w:vertAlign w:val="baseline"/>
@@ -699,14 +694,14 @@
         <w:ind w:left="3634"/>
         <w:textAlignment w:val="baseline"/>
         <w:rPr>
-          <w:rFonts w:ascii="宋体" w:hAnsi="宋体" w:eastAsia="宋体" w:cs="宋体"/>
+          <w:rFonts w:ascii="宋体" w:eastAsia="宋体" w:hAnsi="宋体" w:cs="宋体"/>
           <w:sz w:val="31"/>
           <w:szCs w:val="31"/>
         </w:rPr>
       </w:pPr>
       <w:r>
         <w:rPr>
-          <w:rFonts w:ascii="宋体" w:hAnsi="宋体" w:eastAsia="宋体" w:cs="宋体"/>
+          <w:rFonts w:ascii="宋体" w:eastAsia="宋体" w:hAnsi="宋体" w:cs="宋体"/>
           <w:b/>
           <w:bCs/>
           <w:spacing w:val="4"/>
@@ -718,16 +713,16 @@
     </w:p>
     <w:tbl>
       <w:tblPr>
-        <w:tblStyle w:val="26"/>
+        <w:tblStyle w:val="TableNormal0"/>
         <w:tblW w:w="7137" w:type="dxa"/>
         <w:jc w:val="center"/>
         <w:tblBorders>
-          <w:top w:val="single" w:color="000000" w:sz="2" w:space="0"/>
-          <w:left w:val="single" w:color="000000" w:sz="2" w:space="0"/>
-          <w:bottom w:val="single" w:color="000000" w:sz="2" w:space="0"/>
-          <w:right w:val="single" w:color="000000" w:sz="2" w:space="0"/>
-          <w:insideH w:val="single" w:color="000000" w:sz="2" w:space="0"/>
-          <w:insideV w:val="single" w:color="000000" w:sz="2" w:space="0"/>
+          <w:top w:val="single" w:sz="2" w:space="0" w:color="000000"/>
+          <w:left w:val="single" w:sz="2" w:space="0" w:color="000000"/>
+          <w:bottom w:val="single" w:sz="2" w:space="0" w:color="000000"/>
+          <w:right w:val="single" w:sz="2" w:space="0" w:color="000000"/>
+          <w:insideH w:val="single" w:sz="2" w:space="0" w:color="000000"/>
+          <w:insideV w:val="single" w:sz="2" w:space="0" w:color="000000"/>
         </w:tblBorders>
         <w:tblLayout w:type="fixed"/>
         <w:tblCellMar>
@@ -745,14 +740,17 @@
       </w:tblGrid>
       <w:tr>
         <w:tblPrEx>
+          <w:tblW w:w="7137" w:type="dxa"/>
+          <w:jc w:val="center"/>
           <w:tblBorders>
-            <w:top w:val="single" w:color="000000" w:sz="2" w:space="0"/>
-            <w:left w:val="single" w:color="000000" w:sz="2" w:space="0"/>
-            <w:bottom w:val="single" w:color="000000" w:sz="2" w:space="0"/>
-            <w:right w:val="single" w:color="000000" w:sz="2" w:space="0"/>
-            <w:insideH w:val="single" w:color="000000" w:sz="2" w:space="0"/>
-            <w:insideV w:val="single" w:color="000000" w:sz="2" w:space="0"/>
+            <w:top w:val="single" w:sz="2" w:space="0" w:color="000000"/>
+            <w:left w:val="single" w:sz="2" w:space="0" w:color="000000"/>
+            <w:bottom w:val="single" w:sz="2" w:space="0" w:color="000000"/>
+            <w:right w:val="single" w:sz="2" w:space="0" w:color="000000"/>
+            <w:insideH w:val="single" w:sz="2" w:space="0" w:color="000000"/>
+            <w:insideV w:val="single" w:sz="2" w:space="0" w:color="000000"/>
           </w:tblBorders>
+          <w:tblLayout w:type="fixed"/>
           <w:tblCellMar>
             <w:top w:w="0" w:type="dxa"/>
             <w:left w:w="0" w:type="dxa"/>
@@ -761,7 +759,7 @@
           </w:tblCellMar>
         </w:tblPrEx>
         <w:trPr>
-          <w:trHeight w:val="593" w:hRule="atLeast"/>
+          <w:trHeight w:val="593"/>
           <w:jc w:val="center"/>
         </w:trPr>
         <w:tc>
@@ -784,18 +782,18 @@
               <w:adjustRightInd w:val="0"/>
               <w:snapToGrid w:val="0"/>
               <w:spacing w:before="176" w:line="228" w:lineRule="auto"/>
-              <w:ind w:left="0" w:leftChars="0" w:right="0" w:rightChars="0" w:firstLine="0" w:firstLineChars="0"/>
+              <w:ind w:left="0" w:right="0" w:firstLine="0" w:leftChars="0" w:rightChars="0" w:firstLineChars="0"/>
               <w:jc w:val="center"/>
               <w:textAlignment w:val="baseline"/>
               <w:rPr>
-                <w:rFonts w:ascii="宋体" w:hAnsi="宋体" w:eastAsia="宋体" w:cs="宋体"/>
+                <w:rFonts w:ascii="宋体" w:eastAsia="宋体" w:hAnsi="宋体" w:cs="宋体"/>
                 <w:sz w:val="20"/>
                 <w:szCs w:val="20"/>
               </w:rPr>
             </w:pPr>
             <w:r>
               <w:rPr>
-                <w:rFonts w:ascii="宋体" w:hAnsi="宋体" w:eastAsia="宋体" w:cs="宋体"/>
+                <w:rFonts w:ascii="宋体" w:eastAsia="宋体" w:hAnsi="宋体" w:cs="宋体"/>
                 <w:spacing w:val="-14"/>
                 <w:sz w:val="20"/>
                 <w:szCs w:val="20"/>
@@ -824,18 +822,18 @@
               <w:adjustRightInd w:val="0"/>
               <w:snapToGrid w:val="0"/>
               <w:spacing w:before="175" w:line="227" w:lineRule="auto"/>
-              <w:ind w:left="0" w:leftChars="0" w:right="0" w:rightChars="0" w:firstLine="0" w:firstLineChars="0"/>
+              <w:ind w:left="0" w:right="0" w:firstLine="0" w:leftChars="0" w:rightChars="0" w:firstLineChars="0"/>
               <w:jc w:val="center"/>
               <w:textAlignment w:val="baseline"/>
               <w:rPr>
-                <w:rFonts w:ascii="宋体" w:hAnsi="宋体" w:eastAsia="宋体" w:cs="宋体"/>
+                <w:rFonts w:ascii="宋体" w:eastAsia="宋体" w:hAnsi="宋体" w:cs="宋体"/>
                 <w:sz w:val="20"/>
                 <w:szCs w:val="20"/>
               </w:rPr>
             </w:pPr>
             <w:r>
               <w:rPr>
-                <w:rFonts w:ascii="宋体" w:hAnsi="宋体" w:eastAsia="宋体" w:cs="宋体"/>
+                <w:rFonts w:ascii="宋体" w:eastAsia="宋体" w:hAnsi="宋体" w:cs="宋体"/>
                 <w:spacing w:val="4"/>
                 <w:sz w:val="20"/>
                 <w:szCs w:val="20"/>
@@ -864,18 +862,18 @@
               <w:adjustRightInd w:val="0"/>
               <w:snapToGrid w:val="0"/>
               <w:spacing w:before="175" w:line="228" w:lineRule="auto"/>
-              <w:ind w:left="0" w:leftChars="0" w:right="0" w:rightChars="0" w:firstLine="0" w:firstLineChars="0"/>
+              <w:ind w:left="0" w:right="0" w:firstLine="0" w:leftChars="0" w:rightChars="0" w:firstLineChars="0"/>
               <w:jc w:val="center"/>
               <w:textAlignment w:val="baseline"/>
               <w:rPr>
-                <w:rFonts w:ascii="宋体" w:hAnsi="宋体" w:eastAsia="宋体" w:cs="宋体"/>
+                <w:rFonts w:ascii="宋体" w:eastAsia="宋体" w:hAnsi="宋体" w:cs="宋体"/>
                 <w:sz w:val="20"/>
                 <w:szCs w:val="20"/>
               </w:rPr>
             </w:pPr>
             <w:r>
               <w:rPr>
-                <w:rFonts w:ascii="宋体" w:hAnsi="宋体" w:eastAsia="宋体" w:cs="宋体"/>
+                <w:rFonts w:ascii="宋体" w:eastAsia="宋体" w:hAnsi="宋体" w:cs="宋体"/>
                 <w:spacing w:val="7"/>
                 <w:sz w:val="20"/>
                 <w:szCs w:val="20"/>
@@ -904,18 +902,18 @@
               <w:adjustRightInd w:val="0"/>
               <w:snapToGrid w:val="0"/>
               <w:spacing w:before="176" w:line="229" w:lineRule="auto"/>
-              <w:ind w:left="0" w:leftChars="0" w:right="0" w:rightChars="0" w:firstLine="0" w:firstLineChars="0"/>
+              <w:ind w:left="0" w:right="0" w:firstLine="0" w:leftChars="0" w:rightChars="0" w:firstLineChars="0"/>
               <w:jc w:val="center"/>
               <w:textAlignment w:val="baseline"/>
               <w:rPr>
-                <w:rFonts w:ascii="宋体" w:hAnsi="宋体" w:eastAsia="宋体" w:cs="宋体"/>
+                <w:rFonts w:ascii="宋体" w:eastAsia="宋体" w:hAnsi="宋体" w:cs="宋体"/>
                 <w:sz w:val="20"/>
                 <w:szCs w:val="20"/>
               </w:rPr>
             </w:pPr>
             <w:r>
               <w:rPr>
-                <w:rFonts w:ascii="宋体" w:hAnsi="宋体" w:eastAsia="宋体" w:cs="宋体"/>
+                <w:rFonts w:ascii="宋体" w:eastAsia="宋体" w:hAnsi="宋体" w:cs="宋体"/>
                 <w:spacing w:val="7"/>
                 <w:sz w:val="20"/>
                 <w:szCs w:val="20"/>
@@ -927,14 +925,9 @@
       </w:tr>
       <w:tr>
         <w:tblPrEx>
-          <w:tblBorders>
-            <w:top w:val="single" w:color="000000" w:sz="2" w:space="0"/>
-            <w:left w:val="single" w:color="000000" w:sz="2" w:space="0"/>
-            <w:bottom w:val="single" w:color="000000" w:sz="2" w:space="0"/>
-            <w:right w:val="single" w:color="000000" w:sz="2" w:space="0"/>
-            <w:insideH w:val="single" w:color="000000" w:sz="2" w:space="0"/>
-            <w:insideV w:val="single" w:color="000000" w:sz="2" w:space="0"/>
-          </w:tblBorders>
+          <w:tblW w:w="7137" w:type="dxa"/>
+          <w:jc w:val="center"/>
+          <w:tblLayout w:type="fixed"/>
           <w:tblCellMar>
             <w:top w:w="0" w:type="dxa"/>
             <w:left w:w="0" w:type="dxa"/>
@@ -943,7 +936,7 @@
           </w:tblCellMar>
         </w:tblPrEx>
         <w:trPr>
-          <w:trHeight w:val="516" w:hRule="atLeast"/>
+          <w:trHeight w:val="516"/>
           <w:jc w:val="center"/>
         </w:trPr>
         <w:tc>
@@ -966,11 +959,11 @@
               <w:adjustRightInd w:val="0"/>
               <w:snapToGrid w:val="0"/>
               <w:spacing w:before="173" w:line="267" w:lineRule="exact"/>
-              <w:ind w:left="0" w:leftChars="0" w:right="0" w:rightChars="0" w:firstLine="0" w:firstLineChars="0"/>
+              <w:ind w:left="0" w:right="0" w:firstLine="0" w:leftChars="0" w:rightChars="0" w:firstLineChars="0"/>
               <w:jc w:val="center"/>
               <w:textAlignment w:val="baseline"/>
               <w:rPr>
-                <w:rFonts w:hint="default" w:ascii="宋体" w:hAnsi="宋体" w:eastAsia="宋体" w:cs="宋体"/>
+                <w:rFonts w:ascii="宋体" w:eastAsia="宋体" w:hAnsi="宋体" w:cs="宋体" w:hint="default"/>
                 <w:sz w:val="20"/>
                 <w:szCs w:val="20"/>
                 <w:lang w:val="en-US" w:eastAsia="zh-CN"/>
@@ -978,7 +971,7 @@
             </w:pPr>
             <w:r>
               <w:rPr>
-                <w:rFonts w:ascii="宋体" w:hAnsi="宋体" w:eastAsia="宋体" w:cs="宋体"/>
+                <w:rFonts w:ascii="宋体" w:eastAsia="宋体" w:hAnsi="宋体" w:cs="宋体"/>
                 <w:spacing w:val="3"/>
                 <w:position w:val="1"/>
                 <w:sz w:val="20"/>
@@ -988,7 +981,7 @@
             </w:r>
             <w:r>
               <w:rPr>
-                <w:rFonts w:hint="eastAsia" w:ascii="宋体" w:hAnsi="宋体" w:cs="宋体"/>
+                <w:rFonts w:ascii="宋体" w:hAnsi="宋体" w:cs="宋体" w:hint="eastAsia"/>
                 <w:spacing w:val="3"/>
                 <w:position w:val="1"/>
                 <w:sz w:val="20"/>
@@ -999,7 +992,7 @@
             </w:r>
             <w:r>
               <w:rPr>
-                <w:rFonts w:ascii="宋体" w:hAnsi="宋体" w:eastAsia="宋体" w:cs="宋体"/>
+                <w:rFonts w:ascii="宋体" w:eastAsia="宋体" w:hAnsi="宋体" w:cs="宋体"/>
                 <w:spacing w:val="3"/>
                 <w:position w:val="1"/>
                 <w:sz w:val="20"/>
@@ -1009,7 +1002,7 @@
             </w:r>
             <w:r>
               <w:rPr>
-                <w:rFonts w:hint="eastAsia" w:ascii="宋体" w:hAnsi="宋体" w:cs="宋体"/>
+                <w:rFonts w:ascii="宋体" w:hAnsi="宋体" w:cs="宋体" w:hint="eastAsia"/>
                 <w:spacing w:val="3"/>
                 <w:position w:val="1"/>
                 <w:sz w:val="20"/>
@@ -1040,18 +1033,18 @@
               <w:adjustRightInd w:val="0"/>
               <w:snapToGrid w:val="0"/>
               <w:spacing w:before="173" w:line="267" w:lineRule="exact"/>
-              <w:ind w:left="0" w:leftChars="0" w:right="0" w:rightChars="0" w:firstLine="0" w:firstLineChars="0"/>
+              <w:ind w:left="0" w:right="0" w:firstLine="0" w:leftChars="0" w:rightChars="0" w:firstLineChars="0"/>
               <w:jc w:val="center"/>
               <w:textAlignment w:val="baseline"/>
               <w:rPr>
-                <w:rFonts w:ascii="宋体" w:hAnsi="宋体" w:eastAsia="宋体" w:cs="宋体"/>
+                <w:rFonts w:ascii="宋体" w:eastAsia="宋体" w:hAnsi="宋体" w:cs="宋体"/>
                 <w:sz w:val="20"/>
                 <w:szCs w:val="20"/>
               </w:rPr>
             </w:pPr>
             <w:r>
               <w:rPr>
-                <w:rFonts w:ascii="宋体" w:hAnsi="宋体" w:eastAsia="宋体" w:cs="宋体"/>
+                <w:rFonts w:ascii="宋体" w:eastAsia="宋体" w:hAnsi="宋体" w:cs="宋体"/>
                 <w:spacing w:val="4"/>
                 <w:position w:val="1"/>
                 <w:sz w:val="20"/>
@@ -1081,18 +1074,18 @@
               <w:adjustRightInd w:val="0"/>
               <w:snapToGrid w:val="0"/>
               <w:spacing w:before="172" w:line="228" w:lineRule="auto"/>
-              <w:ind w:left="0" w:leftChars="0" w:right="0" w:rightChars="0" w:firstLine="0" w:firstLineChars="0"/>
+              <w:ind w:left="0" w:right="0" w:firstLine="0" w:leftChars="0" w:rightChars="0" w:firstLineChars="0"/>
               <w:jc w:val="center"/>
               <w:textAlignment w:val="baseline"/>
               <w:rPr>
-                <w:rFonts w:ascii="宋体" w:hAnsi="宋体" w:eastAsia="宋体" w:cs="宋体"/>
+                <w:rFonts w:ascii="宋体" w:eastAsia="宋体" w:hAnsi="宋体" w:cs="宋体"/>
                 <w:sz w:val="20"/>
                 <w:szCs w:val="20"/>
               </w:rPr>
             </w:pPr>
             <w:r>
               <w:rPr>
-                <w:rFonts w:ascii="宋体" w:hAnsi="宋体" w:eastAsia="宋体" w:cs="宋体"/>
+                <w:rFonts w:ascii="宋体" w:eastAsia="宋体" w:hAnsi="宋体" w:cs="宋体"/>
                 <w:spacing w:val="7"/>
                 <w:sz w:val="20"/>
                 <w:szCs w:val="20"/>
@@ -1121,11 +1114,11 @@
               <w:adjustRightInd w:val="0"/>
               <w:snapToGrid w:val="0"/>
               <w:spacing w:before="173" w:line="229" w:lineRule="auto"/>
-              <w:ind w:left="0" w:leftChars="0" w:right="0" w:rightChars="0" w:firstLine="0" w:firstLineChars="0"/>
+              <w:ind w:left="0" w:right="0" w:firstLine="0" w:leftChars="0" w:rightChars="0" w:firstLineChars="0"/>
               <w:jc w:val="center"/>
               <w:textAlignment w:val="baseline"/>
               <w:rPr>
-                <w:rFonts w:ascii="宋体" w:hAnsi="宋体" w:eastAsia="宋体" w:cs="宋体"/>
+                <w:rFonts w:ascii="宋体" w:eastAsia="宋体" w:hAnsi="宋体" w:cs="宋体"/>
                 <w:sz w:val="20"/>
                 <w:szCs w:val="20"/>
               </w:rPr>
@@ -1142,14 +1135,9 @@
       </w:tr>
       <w:tr>
         <w:tblPrEx>
-          <w:tblBorders>
-            <w:top w:val="single" w:color="000000" w:sz="2" w:space="0"/>
-            <w:left w:val="single" w:color="000000" w:sz="2" w:space="0"/>
-            <w:bottom w:val="single" w:color="000000" w:sz="2" w:space="0"/>
-            <w:right w:val="single" w:color="000000" w:sz="2" w:space="0"/>
-            <w:insideH w:val="single" w:color="000000" w:sz="2" w:space="0"/>
-            <w:insideV w:val="single" w:color="000000" w:sz="2" w:space="0"/>
-          </w:tblBorders>
+          <w:tblW w:w="7137" w:type="dxa"/>
+          <w:jc w:val="center"/>
+          <w:tblLayout w:type="fixed"/>
           <w:tblCellMar>
             <w:top w:w="0" w:type="dxa"/>
             <w:left w:w="0" w:type="dxa"/>
@@ -1158,7 +1146,7 @@
           </w:tblCellMar>
         </w:tblPrEx>
         <w:trPr>
-          <w:trHeight w:val="556" w:hRule="atLeast"/>
+          <w:trHeight w:val="556"/>
           <w:jc w:val="center"/>
         </w:trPr>
         <w:tc>
@@ -1167,7 +1155,7 @@
           </w:tcPr>
           <w:p>
             <w:pPr>
-              <w:pStyle w:val="27"/>
+              <w:pStyle w:val="TableText"/>
               <w:keepNext w:val="0"/>
               <w:keepLines w:val="0"/>
               <w:pageBreakBefore w:val="0"/>
@@ -1181,7 +1169,7 @@
               <w:bidi w:val="0"/>
               <w:adjustRightInd w:val="0"/>
               <w:snapToGrid w:val="0"/>
-              <w:ind w:left="0" w:leftChars="0" w:right="0" w:rightChars="0" w:firstLine="0" w:firstLineChars="0"/>
+              <w:ind w:left="0" w:right="0" w:firstLine="0" w:leftChars="0" w:rightChars="0" w:firstLineChars="0"/>
               <w:jc w:val="center"/>
               <w:textAlignment w:val="baseline"/>
             </w:pPr>
@@ -1193,7 +1181,7 @@
           </w:tcPr>
           <w:p>
             <w:pPr>
-              <w:pStyle w:val="27"/>
+              <w:pStyle w:val="TableText"/>
               <w:keepNext w:val="0"/>
               <w:keepLines w:val="0"/>
               <w:pageBreakBefore w:val="0"/>
@@ -1207,7 +1195,7 @@
               <w:bidi w:val="0"/>
               <w:adjustRightInd w:val="0"/>
               <w:snapToGrid w:val="0"/>
-              <w:ind w:left="0" w:leftChars="0" w:right="0" w:rightChars="0" w:firstLine="0" w:firstLineChars="0"/>
+              <w:ind w:left="0" w:right="0" w:firstLine="0" w:leftChars="0" w:rightChars="0" w:firstLineChars="0"/>
               <w:jc w:val="center"/>
               <w:textAlignment w:val="baseline"/>
             </w:pPr>
@@ -1219,7 +1207,7 @@
           </w:tcPr>
           <w:p>
             <w:pPr>
-              <w:pStyle w:val="27"/>
+              <w:pStyle w:val="TableText"/>
               <w:keepNext w:val="0"/>
               <w:keepLines w:val="0"/>
               <w:pageBreakBefore w:val="0"/>
@@ -1233,7 +1221,7 @@
               <w:bidi w:val="0"/>
               <w:adjustRightInd w:val="0"/>
               <w:snapToGrid w:val="0"/>
-              <w:ind w:left="0" w:leftChars="0" w:right="0" w:rightChars="0" w:firstLine="0" w:firstLineChars="0"/>
+              <w:ind w:left="0" w:right="0" w:firstLine="0" w:leftChars="0" w:rightChars="0" w:firstLineChars="0"/>
               <w:jc w:val="center"/>
               <w:textAlignment w:val="baseline"/>
             </w:pPr>
@@ -1245,7 +1233,7 @@
           </w:tcPr>
           <w:p>
             <w:pPr>
-              <w:pStyle w:val="27"/>
+              <w:pStyle w:val="TableText"/>
               <w:keepNext w:val="0"/>
               <w:keepLines w:val="0"/>
               <w:pageBreakBefore w:val="0"/>
@@ -1259,7 +1247,7 @@
               <w:bidi w:val="0"/>
               <w:adjustRightInd w:val="0"/>
               <w:snapToGrid w:val="0"/>
-              <w:ind w:left="0" w:leftChars="0" w:right="0" w:rightChars="0" w:firstLine="0" w:firstLineChars="0"/>
+              <w:ind w:left="0" w:right="0" w:firstLine="0" w:leftChars="0" w:rightChars="0" w:firstLineChars="0"/>
               <w:jc w:val="center"/>
               <w:textAlignment w:val="baseline"/>
             </w:pPr>
@@ -1268,14 +1256,9 @@
       </w:tr>
       <w:tr>
         <w:tblPrEx>
-          <w:tblBorders>
-            <w:top w:val="single" w:color="000000" w:sz="2" w:space="0"/>
-            <w:left w:val="single" w:color="000000" w:sz="2" w:space="0"/>
-            <w:bottom w:val="single" w:color="000000" w:sz="2" w:space="0"/>
-            <w:right w:val="single" w:color="000000" w:sz="2" w:space="0"/>
-            <w:insideH w:val="single" w:color="000000" w:sz="2" w:space="0"/>
-            <w:insideV w:val="single" w:color="000000" w:sz="2" w:space="0"/>
-          </w:tblBorders>
+          <w:tblW w:w="7137" w:type="dxa"/>
+          <w:jc w:val="center"/>
+          <w:tblLayout w:type="fixed"/>
           <w:tblCellMar>
             <w:top w:w="0" w:type="dxa"/>
             <w:left w:w="0" w:type="dxa"/>
@@ -1284,7 +1267,7 @@
           </w:tblCellMar>
         </w:tblPrEx>
         <w:trPr>
-          <w:trHeight w:val="556" w:hRule="atLeast"/>
+          <w:trHeight w:val="556"/>
           <w:jc w:val="center"/>
         </w:trPr>
         <w:tc>
@@ -1293,7 +1276,7 @@
           </w:tcPr>
           <w:p>
             <w:pPr>
-              <w:pStyle w:val="27"/>
+              <w:pStyle w:val="TableText"/>
               <w:keepNext w:val="0"/>
               <w:keepLines w:val="0"/>
               <w:pageBreakBefore w:val="0"/>
@@ -1307,7 +1290,7 @@
               <w:bidi w:val="0"/>
               <w:adjustRightInd w:val="0"/>
               <w:snapToGrid w:val="0"/>
-              <w:ind w:left="0" w:leftChars="0" w:right="0" w:rightChars="0" w:firstLine="0" w:firstLineChars="0"/>
+              <w:ind w:left="0" w:right="0" w:firstLine="0" w:leftChars="0" w:rightChars="0" w:firstLineChars="0"/>
               <w:jc w:val="center"/>
               <w:textAlignment w:val="baseline"/>
             </w:pPr>
@@ -1319,7 +1302,7 @@
           </w:tcPr>
           <w:p>
             <w:pPr>
-              <w:pStyle w:val="27"/>
+              <w:pStyle w:val="TableText"/>
               <w:keepNext w:val="0"/>
               <w:keepLines w:val="0"/>
               <w:pageBreakBefore w:val="0"/>
@@ -1333,7 +1316,7 @@
               <w:bidi w:val="0"/>
               <w:adjustRightInd w:val="0"/>
               <w:snapToGrid w:val="0"/>
-              <w:ind w:left="0" w:leftChars="0" w:right="0" w:rightChars="0" w:firstLine="0" w:firstLineChars="0"/>
+              <w:ind w:left="0" w:right="0" w:firstLine="0" w:leftChars="0" w:rightChars="0" w:firstLineChars="0"/>
               <w:jc w:val="center"/>
               <w:textAlignment w:val="baseline"/>
             </w:pPr>
@@ -1345,7 +1328,7 @@
           </w:tcPr>
           <w:p>
             <w:pPr>
-              <w:pStyle w:val="27"/>
+              <w:pStyle w:val="TableText"/>
               <w:keepNext w:val="0"/>
               <w:keepLines w:val="0"/>
               <w:pageBreakBefore w:val="0"/>
@@ -1359,7 +1342,7 @@
               <w:bidi w:val="0"/>
               <w:adjustRightInd w:val="0"/>
               <w:snapToGrid w:val="0"/>
-              <w:ind w:left="0" w:leftChars="0" w:right="0" w:rightChars="0" w:firstLine="0" w:firstLineChars="0"/>
+              <w:ind w:left="0" w:right="0" w:firstLine="0" w:leftChars="0" w:rightChars="0" w:firstLineChars="0"/>
               <w:jc w:val="center"/>
               <w:textAlignment w:val="baseline"/>
             </w:pPr>
@@ -1371,7 +1354,7 @@
           </w:tcPr>
           <w:p>
             <w:pPr>
-              <w:pStyle w:val="27"/>
+              <w:pStyle w:val="TableText"/>
               <w:keepNext w:val="0"/>
               <w:keepLines w:val="0"/>
               <w:pageBreakBefore w:val="0"/>
@@ -1385,7 +1368,7 @@
               <w:bidi w:val="0"/>
               <w:adjustRightInd w:val="0"/>
               <w:snapToGrid w:val="0"/>
-              <w:ind w:left="0" w:leftChars="0" w:right="0" w:rightChars="0" w:firstLine="0" w:firstLineChars="0"/>
+              <w:ind w:left="0" w:right="0" w:firstLine="0" w:leftChars="0" w:rightChars="0" w:firstLineChars="0"/>
               <w:jc w:val="center"/>
               <w:textAlignment w:val="baseline"/>
             </w:pPr>
@@ -1394,14 +1377,9 @@
       </w:tr>
       <w:tr>
         <w:tblPrEx>
-          <w:tblBorders>
-            <w:top w:val="single" w:color="000000" w:sz="2" w:space="0"/>
-            <w:left w:val="single" w:color="000000" w:sz="2" w:space="0"/>
-            <w:bottom w:val="single" w:color="000000" w:sz="2" w:space="0"/>
-            <w:right w:val="single" w:color="000000" w:sz="2" w:space="0"/>
-            <w:insideH w:val="single" w:color="000000" w:sz="2" w:space="0"/>
-            <w:insideV w:val="single" w:color="000000" w:sz="2" w:space="0"/>
-          </w:tblBorders>
+          <w:tblW w:w="7137" w:type="dxa"/>
+          <w:jc w:val="center"/>
+          <w:tblLayout w:type="fixed"/>
           <w:tblCellMar>
             <w:top w:w="0" w:type="dxa"/>
             <w:left w:w="0" w:type="dxa"/>
@@ -1410,7 +1388,7 @@
           </w:tblCellMar>
         </w:tblPrEx>
         <w:trPr>
-          <w:trHeight w:val="557" w:hRule="atLeast"/>
+          <w:trHeight w:val="557"/>
           <w:jc w:val="center"/>
         </w:trPr>
         <w:tc>
@@ -1419,7 +1397,7 @@
           </w:tcPr>
           <w:p>
             <w:pPr>
-              <w:pStyle w:val="27"/>
+              <w:pStyle w:val="TableText"/>
               <w:keepNext w:val="0"/>
               <w:keepLines w:val="0"/>
               <w:pageBreakBefore w:val="0"/>
@@ -1433,7 +1411,7 @@
               <w:bidi w:val="0"/>
               <w:adjustRightInd w:val="0"/>
               <w:snapToGrid w:val="0"/>
-              <w:ind w:left="0" w:leftChars="0" w:right="0" w:rightChars="0" w:firstLine="0" w:firstLineChars="0"/>
+              <w:ind w:left="0" w:right="0" w:firstLine="0" w:leftChars="0" w:rightChars="0" w:firstLineChars="0"/>
               <w:jc w:val="center"/>
               <w:textAlignment w:val="baseline"/>
             </w:pPr>
@@ -1445,7 +1423,7 @@
           </w:tcPr>
           <w:p>
             <w:pPr>
-              <w:pStyle w:val="27"/>
+              <w:pStyle w:val="TableText"/>
               <w:keepNext w:val="0"/>
               <w:keepLines w:val="0"/>
               <w:pageBreakBefore w:val="0"/>
@@ -1459,7 +1437,7 @@
               <w:bidi w:val="0"/>
               <w:adjustRightInd w:val="0"/>
               <w:snapToGrid w:val="0"/>
-              <w:ind w:left="0" w:leftChars="0" w:right="0" w:rightChars="0" w:firstLine="0" w:firstLineChars="0"/>
+              <w:ind w:left="0" w:right="0" w:firstLine="0" w:leftChars="0" w:rightChars="0" w:firstLineChars="0"/>
               <w:jc w:val="center"/>
               <w:textAlignment w:val="baseline"/>
             </w:pPr>
@@ -1471,7 +1449,7 @@
           </w:tcPr>
           <w:p>
             <w:pPr>
-              <w:pStyle w:val="27"/>
+              <w:pStyle w:val="TableText"/>
               <w:keepNext w:val="0"/>
               <w:keepLines w:val="0"/>
               <w:pageBreakBefore w:val="0"/>
@@ -1485,7 +1463,7 @@
               <w:bidi w:val="0"/>
               <w:adjustRightInd w:val="0"/>
               <w:snapToGrid w:val="0"/>
-              <w:ind w:left="0" w:leftChars="0" w:right="0" w:rightChars="0" w:firstLine="0" w:firstLineChars="0"/>
+              <w:ind w:left="0" w:right="0" w:firstLine="0" w:leftChars="0" w:rightChars="0" w:firstLineChars="0"/>
               <w:jc w:val="center"/>
               <w:textAlignment w:val="baseline"/>
             </w:pPr>
@@ -1497,7 +1475,7 @@
           </w:tcPr>
           <w:p>
             <w:pPr>
-              <w:pStyle w:val="27"/>
+              <w:pStyle w:val="TableText"/>
               <w:keepNext w:val="0"/>
               <w:keepLines w:val="0"/>
               <w:pageBreakBefore w:val="0"/>
@@ -1511,7 +1489,7 @@
               <w:bidi w:val="0"/>
               <w:adjustRightInd w:val="0"/>
               <w:snapToGrid w:val="0"/>
-              <w:ind w:left="0" w:leftChars="0" w:right="0" w:rightChars="0" w:firstLine="0" w:firstLineChars="0"/>
+              <w:ind w:left="0" w:right="0" w:firstLine="0" w:leftChars="0" w:rightChars="0" w:firstLineChars="0"/>
               <w:jc w:val="center"/>
               <w:textAlignment w:val="baseline"/>
             </w:pPr>
@@ -1543,7 +1521,7 @@
     <w:sdt>
       <w:sdtPr>
         <w:rPr>
-          <w:rFonts w:ascii="宋体" w:hAnsi="宋体" w:eastAsia="宋体" w:cs="Arial"/>
+          <w:rFonts w:ascii="宋体" w:eastAsia="宋体" w:hAnsi="宋体" w:cs="Arial"/>
           <w:snapToGrid w:val="0"/>
           <w:color w:val="000000"/>
           <w:kern w:val="0"/>
@@ -1559,7 +1537,7 @@
       </w:sdtPr>
       <w:sdtEndPr>
         <w:rPr>
-          <w:rFonts w:hint="eastAsia" w:ascii="宋体" w:hAnsi="宋体" w:eastAsia="宋体" w:cs="宋体"/>
+          <w:rFonts w:ascii="宋体" w:eastAsia="宋体" w:hAnsi="宋体" w:cs="宋体" w:hint="eastAsia"/>
           <w:snapToGrid w:val="0"/>
           <w:color w:val="000000"/>
           <w:kern w:val="0"/>
@@ -1585,18 +1563,18 @@
             <w:adjustRightInd w:val="0"/>
             <w:snapToGrid w:val="0"/>
             <w:spacing w:before="0" w:beforeLines="0" w:after="0" w:afterLines="0" w:line="240" w:lineRule="auto"/>
-            <w:ind w:left="0" w:leftChars="0" w:right="0" w:rightChars="0" w:firstLine="0" w:firstLineChars="0"/>
+            <w:ind w:left="0" w:right="0" w:firstLine="0" w:leftChars="0" w:rightChars="0" w:firstLineChars="0"/>
             <w:jc w:val="center"/>
             <w:textAlignment w:val="baseline"/>
             <w:rPr>
-              <w:rFonts w:hint="eastAsia" w:ascii="宋体" w:hAnsi="宋体" w:eastAsia="宋体" w:cs="宋体"/>
+              <w:rFonts w:ascii="宋体" w:eastAsia="宋体" w:hAnsi="宋体" w:cs="宋体" w:hint="eastAsia"/>
               <w:sz w:val="24"/>
               <w:szCs w:val="24"/>
             </w:rPr>
           </w:pPr>
           <w:r>
             <w:rPr>
-              <w:rFonts w:hint="eastAsia" w:ascii="宋体" w:hAnsi="宋体" w:eastAsia="宋体" w:cs="宋体"/>
+              <w:rFonts w:ascii="宋体" w:eastAsia="宋体" w:hAnsi="宋体" w:cs="宋体" w:hint="eastAsia"/>
               <w:sz w:val="24"/>
               <w:szCs w:val="24"/>
             </w:rPr>
@@ -1605,7 +1583,7 @@
         </w:p>
         <w:p>
           <w:pPr>
-            <w:pStyle w:val="16"/>
+            <w:pStyle w:val="TOC1"/>
             <w:keepNext w:val="0"/>
             <w:keepLines w:val="0"/>
             <w:pageBreakBefore w:val="0"/>
@@ -1626,7 +1604,7 @@
           </w:pPr>
           <w:r>
             <w:rPr>
-              <w:rFonts w:hint="eastAsia" w:ascii="宋体" w:hAnsi="宋体" w:eastAsia="宋体" w:cs="宋体"/>
+              <w:rFonts w:ascii="宋体" w:eastAsia="宋体" w:hAnsi="宋体" w:cs="宋体" w:hint="eastAsia"/>
               <w:sz w:val="24"/>
               <w:szCs w:val="24"/>
             </w:rPr>
@@ -1634,7 +1612,7 @@
           </w:r>
           <w:r>
             <w:rPr>
-              <w:rFonts w:hint="eastAsia" w:ascii="宋体" w:hAnsi="宋体" w:eastAsia="宋体" w:cs="宋体"/>
+              <w:rFonts w:ascii="宋体" w:eastAsia="宋体" w:hAnsi="宋体" w:cs="宋体" w:hint="eastAsia"/>
               <w:sz w:val="24"/>
               <w:szCs w:val="24"/>
             </w:rPr>
@@ -1642,7 +1620,7 @@
           </w:r>
           <w:r>
             <w:rPr>
-              <w:rFonts w:hint="eastAsia" w:ascii="宋体" w:hAnsi="宋体" w:eastAsia="宋体" w:cs="宋体"/>
+              <w:rFonts w:ascii="宋体" w:eastAsia="宋体" w:hAnsi="宋体" w:cs="宋体" w:hint="eastAsia"/>
               <w:sz w:val="24"/>
               <w:szCs w:val="24"/>
             </w:rPr>
@@ -1650,21 +1628,21 @@
           </w:r>
           <w:r>
             <w:rPr>
-              <w:rFonts w:hint="eastAsia" w:ascii="宋体" w:hAnsi="宋体" w:eastAsia="宋体" w:cs="宋体"/>
+              <w:rFonts w:ascii="宋体" w:eastAsia="宋体" w:hAnsi="宋体" w:cs="宋体" w:hint="eastAsia"/>
               <w:szCs w:val="24"/>
             </w:rPr>
             <w:fldChar w:fldCharType="begin"/>
           </w:r>
           <w:r>
             <w:rPr>
-              <w:rFonts w:hint="eastAsia" w:ascii="宋体" w:hAnsi="宋体" w:eastAsia="宋体" w:cs="宋体"/>
+              <w:rFonts w:ascii="宋体" w:eastAsia="宋体" w:hAnsi="宋体" w:cs="宋体" w:hint="eastAsia"/>
               <w:szCs w:val="24"/>
             </w:rPr>
             <w:instrText xml:space="preserve"> HYPERLINK \l _Toc20899 </w:instrText>
           </w:r>
           <w:r>
             <w:rPr>
-              <w:rFonts w:hint="eastAsia" w:ascii="宋体" w:hAnsi="宋体" w:eastAsia="宋体" w:cs="宋体"/>
+              <w:rFonts w:ascii="宋体" w:eastAsia="宋体" w:hAnsi="宋体" w:cs="宋体" w:hint="eastAsia"/>
               <w:szCs w:val="24"/>
             </w:rPr>
             <w:fldChar w:fldCharType="separate"/>
@@ -1696,7 +1674,7 @@
           </w:r>
           <w:r>
             <w:rPr>
-              <w:rFonts w:hint="eastAsia" w:ascii="宋体" w:hAnsi="宋体" w:eastAsia="宋体" w:cs="宋体"/>
+              <w:rFonts w:ascii="宋体" w:eastAsia="宋体" w:hAnsi="宋体" w:cs="宋体" w:hint="eastAsia"/>
               <w:szCs w:val="24"/>
             </w:rPr>
             <w:fldChar w:fldCharType="end"/>
@@ -1704,7 +1682,7 @@
         </w:p>
         <w:p>
           <w:pPr>
-            <w:pStyle w:val="16"/>
+            <w:pStyle w:val="TOC1"/>
             <w:keepNext w:val="0"/>
             <w:keepLines w:val="0"/>
             <w:pageBreakBefore w:val="0"/>
@@ -1725,21 +1703,21 @@
           </w:pPr>
           <w:r>
             <w:rPr>
-              <w:rFonts w:hint="eastAsia" w:ascii="宋体" w:hAnsi="宋体" w:eastAsia="宋体" w:cs="宋体"/>
+              <w:rFonts w:ascii="宋体" w:eastAsia="宋体" w:hAnsi="宋体" w:cs="宋体" w:hint="eastAsia"/>
               <w:szCs w:val="24"/>
             </w:rPr>
             <w:fldChar w:fldCharType="begin"/>
           </w:r>
           <w:r>
             <w:rPr>
-              <w:rFonts w:hint="eastAsia" w:ascii="宋体" w:hAnsi="宋体" w:eastAsia="宋体" w:cs="宋体"/>
+              <w:rFonts w:ascii="宋体" w:eastAsia="宋体" w:hAnsi="宋体" w:cs="宋体" w:hint="eastAsia"/>
               <w:szCs w:val="24"/>
             </w:rPr>
             <w:instrText xml:space="preserve"> HYPERLINK \l _Toc21081 </w:instrText>
           </w:r>
           <w:r>
             <w:rPr>
-              <w:rFonts w:hint="eastAsia" w:ascii="宋体" w:hAnsi="宋体" w:eastAsia="宋体" w:cs="宋体"/>
+              <w:rFonts w:ascii="宋体" w:eastAsia="宋体" w:hAnsi="宋体" w:cs="宋体" w:hint="eastAsia"/>
               <w:szCs w:val="24"/>
             </w:rPr>
             <w:fldChar w:fldCharType="separate"/>
@@ -1773,7 +1751,7 @@
           </w:r>
           <w:r>
             <w:rPr>
-              <w:rFonts w:hint="eastAsia" w:ascii="宋体" w:hAnsi="宋体" w:eastAsia="宋体" w:cs="宋体"/>
+              <w:rFonts w:ascii="宋体" w:eastAsia="宋体" w:hAnsi="宋体" w:cs="宋体" w:hint="eastAsia"/>
               <w:szCs w:val="24"/>
             </w:rPr>
             <w:fldChar w:fldCharType="end"/>
@@ -1781,7 +1759,7 @@
         </w:p>
         <w:p>
           <w:pPr>
-            <w:pStyle w:val="17"/>
+            <w:pStyle w:val="TOC2"/>
             <w:keepNext w:val="0"/>
             <w:keepLines w:val="0"/>
             <w:pageBreakBefore w:val="0"/>
@@ -1802,21 +1780,21 @@
           </w:pPr>
           <w:r>
             <w:rPr>
-              <w:rFonts w:hint="eastAsia" w:ascii="宋体" w:hAnsi="宋体" w:eastAsia="宋体" w:cs="宋体"/>
+              <w:rFonts w:ascii="宋体" w:eastAsia="宋体" w:hAnsi="宋体" w:cs="宋体" w:hint="eastAsia"/>
               <w:szCs w:val="24"/>
             </w:rPr>
             <w:fldChar w:fldCharType="begin"/>
           </w:r>
           <w:r>
             <w:rPr>
-              <w:rFonts w:hint="eastAsia" w:ascii="宋体" w:hAnsi="宋体" w:eastAsia="宋体" w:cs="宋体"/>
+              <w:rFonts w:ascii="宋体" w:eastAsia="宋体" w:hAnsi="宋体" w:cs="宋体" w:hint="eastAsia"/>
               <w:szCs w:val="24"/>
             </w:rPr>
             <w:instrText xml:space="preserve"> HYPERLINK \l _Toc10966 </w:instrText>
           </w:r>
           <w:r>
             <w:rPr>
-              <w:rFonts w:hint="eastAsia" w:ascii="宋体" w:hAnsi="宋体" w:eastAsia="宋体" w:cs="宋体"/>
+              <w:rFonts w:ascii="宋体" w:eastAsia="宋体" w:hAnsi="宋体" w:cs="宋体" w:hint="eastAsia"/>
               <w:szCs w:val="24"/>
             </w:rPr>
             <w:fldChar w:fldCharType="separate"/>
@@ -1850,7 +1828,7 @@
           </w:r>
           <w:r>
             <w:rPr>
-              <w:rFonts w:hint="eastAsia" w:ascii="宋体" w:hAnsi="宋体" w:eastAsia="宋体" w:cs="宋体"/>
+              <w:rFonts w:ascii="宋体" w:eastAsia="宋体" w:hAnsi="宋体" w:cs="宋体" w:hint="eastAsia"/>
               <w:szCs w:val="24"/>
             </w:rPr>
             <w:fldChar w:fldCharType="end"/>
@@ -1858,7 +1836,7 @@
         </w:p>
         <w:p>
           <w:pPr>
-            <w:pStyle w:val="17"/>
+            <w:pStyle w:val="TOC2"/>
             <w:keepNext w:val="0"/>
             <w:keepLines w:val="0"/>
             <w:pageBreakBefore w:val="0"/>
@@ -1879,21 +1857,21 @@
           </w:pPr>
           <w:r>
             <w:rPr>
-              <w:rFonts w:hint="eastAsia" w:ascii="宋体" w:hAnsi="宋体" w:eastAsia="宋体" w:cs="宋体"/>
+              <w:rFonts w:ascii="宋体" w:eastAsia="宋体" w:hAnsi="宋体" w:cs="宋体" w:hint="eastAsia"/>
               <w:szCs w:val="24"/>
             </w:rPr>
             <w:fldChar w:fldCharType="begin"/>
           </w:r>
           <w:r>
             <w:rPr>
-              <w:rFonts w:hint="eastAsia" w:ascii="宋体" w:hAnsi="宋体" w:eastAsia="宋体" w:cs="宋体"/>
+              <w:rFonts w:ascii="宋体" w:eastAsia="宋体" w:hAnsi="宋体" w:cs="宋体" w:hint="eastAsia"/>
               <w:szCs w:val="24"/>
             </w:rPr>
             <w:instrText xml:space="preserve"> HYPERLINK \l _Toc6453 </w:instrText>
           </w:r>
           <w:r>
             <w:rPr>
-              <w:rFonts w:hint="eastAsia" w:ascii="宋体" w:hAnsi="宋体" w:eastAsia="宋体" w:cs="宋体"/>
+              <w:rFonts w:ascii="宋体" w:eastAsia="宋体" w:hAnsi="宋体" w:cs="宋体" w:hint="eastAsia"/>
               <w:szCs w:val="24"/>
             </w:rPr>
             <w:fldChar w:fldCharType="separate"/>
@@ -1927,7 +1905,7 @@
           </w:r>
           <w:r>
             <w:rPr>
-              <w:rFonts w:hint="eastAsia" w:ascii="宋体" w:hAnsi="宋体" w:eastAsia="宋体" w:cs="宋体"/>
+              <w:rFonts w:ascii="宋体" w:eastAsia="宋体" w:hAnsi="宋体" w:cs="宋体" w:hint="eastAsia"/>
               <w:szCs w:val="24"/>
             </w:rPr>
             <w:fldChar w:fldCharType="end"/>
@@ -1935,7 +1913,7 @@
         </w:p>
         <w:p>
           <w:pPr>
-            <w:pStyle w:val="17"/>
+            <w:pStyle w:val="TOC2"/>
             <w:keepNext w:val="0"/>
             <w:keepLines w:val="0"/>
             <w:pageBreakBefore w:val="0"/>
@@ -1956,21 +1934,21 @@
           </w:pPr>
           <w:r>
             <w:rPr>
-              <w:rFonts w:hint="eastAsia" w:ascii="宋体" w:hAnsi="宋体" w:eastAsia="宋体" w:cs="宋体"/>
+              <w:rFonts w:ascii="宋体" w:eastAsia="宋体" w:hAnsi="宋体" w:cs="宋体" w:hint="eastAsia"/>
               <w:szCs w:val="24"/>
             </w:rPr>
             <w:fldChar w:fldCharType="begin"/>
           </w:r>
           <w:r>
             <w:rPr>
-              <w:rFonts w:hint="eastAsia" w:ascii="宋体" w:hAnsi="宋体" w:eastAsia="宋体" w:cs="宋体"/>
+              <w:rFonts w:ascii="宋体" w:eastAsia="宋体" w:hAnsi="宋体" w:cs="宋体" w:hint="eastAsia"/>
               <w:szCs w:val="24"/>
             </w:rPr>
             <w:instrText xml:space="preserve"> HYPERLINK \l _Toc3974 </w:instrText>
           </w:r>
           <w:r>
             <w:rPr>
-              <w:rFonts w:hint="eastAsia" w:ascii="宋体" w:hAnsi="宋体" w:eastAsia="宋体" w:cs="宋体"/>
+              <w:rFonts w:ascii="宋体" w:eastAsia="宋体" w:hAnsi="宋体" w:cs="宋体" w:hint="eastAsia"/>
               <w:szCs w:val="24"/>
             </w:rPr>
             <w:fldChar w:fldCharType="separate"/>
@@ -2004,7 +1982,7 @@
           </w:r>
           <w:r>
             <w:rPr>
-              <w:rFonts w:hint="eastAsia" w:ascii="宋体" w:hAnsi="宋体" w:eastAsia="宋体" w:cs="宋体"/>
+              <w:rFonts w:ascii="宋体" w:eastAsia="宋体" w:hAnsi="宋体" w:cs="宋体" w:hint="eastAsia"/>
               <w:szCs w:val="24"/>
             </w:rPr>
             <w:fldChar w:fldCharType="end"/>
@@ -2012,7 +1990,7 @@
         </w:p>
         <w:p>
           <w:pPr>
-            <w:pStyle w:val="16"/>
+            <w:pStyle w:val="TOC1"/>
             <w:keepNext w:val="0"/>
             <w:keepLines w:val="0"/>
             <w:pageBreakBefore w:val="0"/>
@@ -2033,21 +2011,21 @@
           </w:pPr>
           <w:r>
             <w:rPr>
-              <w:rFonts w:hint="eastAsia" w:ascii="宋体" w:hAnsi="宋体" w:eastAsia="宋体" w:cs="宋体"/>
+              <w:rFonts w:ascii="宋体" w:eastAsia="宋体" w:hAnsi="宋体" w:cs="宋体" w:hint="eastAsia"/>
               <w:szCs w:val="24"/>
             </w:rPr>
             <w:fldChar w:fldCharType="begin"/>
           </w:r>
           <w:r>
             <w:rPr>
-              <w:rFonts w:hint="eastAsia" w:ascii="宋体" w:hAnsi="宋体" w:eastAsia="宋体" w:cs="宋体"/>
+              <w:rFonts w:ascii="宋体" w:eastAsia="宋体" w:hAnsi="宋体" w:cs="宋体" w:hint="eastAsia"/>
               <w:szCs w:val="24"/>
             </w:rPr>
             <w:instrText xml:space="preserve"> HYPERLINK \l _Toc11637 </w:instrText>
           </w:r>
           <w:r>
             <w:rPr>
-              <w:rFonts w:hint="eastAsia" w:ascii="宋体" w:hAnsi="宋体" w:eastAsia="宋体" w:cs="宋体"/>
+              <w:rFonts w:ascii="宋体" w:eastAsia="宋体" w:hAnsi="宋体" w:cs="宋体" w:hint="eastAsia"/>
               <w:szCs w:val="24"/>
             </w:rPr>
             <w:fldChar w:fldCharType="separate"/>
@@ -2081,7 +2059,7 @@
           </w:r>
           <w:r>
             <w:rPr>
-              <w:rFonts w:hint="eastAsia" w:ascii="宋体" w:hAnsi="宋体" w:eastAsia="宋体" w:cs="宋体"/>
+              <w:rFonts w:ascii="宋体" w:eastAsia="宋体" w:hAnsi="宋体" w:cs="宋体" w:hint="eastAsia"/>
               <w:szCs w:val="24"/>
             </w:rPr>
             <w:fldChar w:fldCharType="end"/>
@@ -2089,7 +2067,7 @@
         </w:p>
         <w:p>
           <w:pPr>
-            <w:pStyle w:val="17"/>
+            <w:pStyle w:val="TOC2"/>
             <w:keepNext w:val="0"/>
             <w:keepLines w:val="0"/>
             <w:pageBreakBefore w:val="0"/>
@@ -2110,21 +2088,21 @@
           </w:pPr>
           <w:r>
             <w:rPr>
-              <w:rFonts w:hint="eastAsia" w:ascii="宋体" w:hAnsi="宋体" w:eastAsia="宋体" w:cs="宋体"/>
+              <w:rFonts w:ascii="宋体" w:eastAsia="宋体" w:hAnsi="宋体" w:cs="宋体" w:hint="eastAsia"/>
               <w:szCs w:val="24"/>
             </w:rPr>
             <w:fldChar w:fldCharType="begin"/>
           </w:r>
           <w:r>
             <w:rPr>
-              <w:rFonts w:hint="eastAsia" w:ascii="宋体" w:hAnsi="宋体" w:eastAsia="宋体" w:cs="宋体"/>
+              <w:rFonts w:ascii="宋体" w:eastAsia="宋体" w:hAnsi="宋体" w:cs="宋体" w:hint="eastAsia"/>
               <w:szCs w:val="24"/>
             </w:rPr>
             <w:instrText xml:space="preserve"> HYPERLINK \l _Toc16755 </w:instrText>
           </w:r>
           <w:r>
             <w:rPr>
-              <w:rFonts w:hint="eastAsia" w:ascii="宋体" w:hAnsi="宋体" w:eastAsia="宋体" w:cs="宋体"/>
+              <w:rFonts w:ascii="宋体" w:eastAsia="宋体" w:hAnsi="宋体" w:cs="宋体" w:hint="eastAsia"/>
               <w:szCs w:val="24"/>
             </w:rPr>
             <w:fldChar w:fldCharType="separate"/>
@@ -2168,7 +2146,7 @@
           </w:r>
           <w:r>
             <w:rPr>
-              <w:rFonts w:hint="eastAsia" w:ascii="宋体" w:hAnsi="宋体" w:eastAsia="宋体" w:cs="宋体"/>
+              <w:rFonts w:ascii="宋体" w:eastAsia="宋体" w:hAnsi="宋体" w:cs="宋体" w:hint="eastAsia"/>
               <w:szCs w:val="24"/>
             </w:rPr>
             <w:fldChar w:fldCharType="end"/>
@@ -2176,7 +2154,7 @@
         </w:p>
         <w:p>
           <w:pPr>
-            <w:pStyle w:val="17"/>
+            <w:pStyle w:val="TOC2"/>
             <w:keepNext w:val="0"/>
             <w:keepLines w:val="0"/>
             <w:pageBreakBefore w:val="0"/>
@@ -2197,21 +2175,21 @@
           </w:pPr>
           <w:r>
             <w:rPr>
-              <w:rFonts w:hint="eastAsia" w:ascii="宋体" w:hAnsi="宋体" w:eastAsia="宋体" w:cs="宋体"/>
+              <w:rFonts w:ascii="宋体" w:eastAsia="宋体" w:hAnsi="宋体" w:cs="宋体" w:hint="eastAsia"/>
               <w:szCs w:val="24"/>
             </w:rPr>
             <w:fldChar w:fldCharType="begin"/>
           </w:r>
           <w:r>
             <w:rPr>
-              <w:rFonts w:hint="eastAsia" w:ascii="宋体" w:hAnsi="宋体" w:eastAsia="宋体" w:cs="宋体"/>
+              <w:rFonts w:ascii="宋体" w:eastAsia="宋体" w:hAnsi="宋体" w:cs="宋体" w:hint="eastAsia"/>
               <w:szCs w:val="24"/>
             </w:rPr>
             <w:instrText xml:space="preserve"> HYPERLINK \l _Toc10949 </w:instrText>
           </w:r>
           <w:r>
             <w:rPr>
-              <w:rFonts w:hint="eastAsia" w:ascii="宋体" w:hAnsi="宋体" w:eastAsia="宋体" w:cs="宋体"/>
+              <w:rFonts w:ascii="宋体" w:eastAsia="宋体" w:hAnsi="宋体" w:cs="宋体" w:hint="eastAsia"/>
               <w:szCs w:val="24"/>
             </w:rPr>
             <w:fldChar w:fldCharType="separate"/>
@@ -2245,7 +2223,7 @@
           </w:r>
           <w:r>
             <w:rPr>
-              <w:rFonts w:hint="eastAsia" w:ascii="宋体" w:hAnsi="宋体" w:eastAsia="宋体" w:cs="宋体"/>
+              <w:rFonts w:ascii="宋体" w:eastAsia="宋体" w:hAnsi="宋体" w:cs="宋体" w:hint="eastAsia"/>
               <w:szCs w:val="24"/>
             </w:rPr>
             <w:fldChar w:fldCharType="end"/>
@@ -2253,7 +2231,7 @@
         </w:p>
         <w:p>
           <w:pPr>
-            <w:pStyle w:val="16"/>
+            <w:pStyle w:val="TOC1"/>
             <w:keepNext w:val="0"/>
             <w:keepLines w:val="0"/>
             <w:pageBreakBefore w:val="0"/>
@@ -2274,21 +2252,21 @@
           </w:pPr>
           <w:r>
             <w:rPr>
-              <w:rFonts w:hint="eastAsia" w:ascii="宋体" w:hAnsi="宋体" w:eastAsia="宋体" w:cs="宋体"/>
+              <w:rFonts w:ascii="宋体" w:eastAsia="宋体" w:hAnsi="宋体" w:cs="宋体" w:hint="eastAsia"/>
               <w:szCs w:val="24"/>
             </w:rPr>
             <w:fldChar w:fldCharType="begin"/>
           </w:r>
           <w:r>
             <w:rPr>
-              <w:rFonts w:hint="eastAsia" w:ascii="宋体" w:hAnsi="宋体" w:eastAsia="宋体" w:cs="宋体"/>
+              <w:rFonts w:ascii="宋体" w:eastAsia="宋体" w:hAnsi="宋体" w:cs="宋体" w:hint="eastAsia"/>
               <w:szCs w:val="24"/>
             </w:rPr>
             <w:instrText xml:space="preserve"> HYPERLINK \l _Toc29402 </w:instrText>
           </w:r>
           <w:r>
             <w:rPr>
-              <w:rFonts w:hint="eastAsia" w:ascii="宋体" w:hAnsi="宋体" w:eastAsia="宋体" w:cs="宋体"/>
+              <w:rFonts w:ascii="宋体" w:eastAsia="宋体" w:hAnsi="宋体" w:cs="宋体" w:hint="eastAsia"/>
               <w:szCs w:val="24"/>
             </w:rPr>
             <w:fldChar w:fldCharType="separate"/>
@@ -2322,7 +2300,7 @@
           </w:r>
           <w:r>
             <w:rPr>
-              <w:rFonts w:hint="eastAsia" w:ascii="宋体" w:hAnsi="宋体" w:eastAsia="宋体" w:cs="宋体"/>
+              <w:rFonts w:ascii="宋体" w:eastAsia="宋体" w:hAnsi="宋体" w:cs="宋体" w:hint="eastAsia"/>
               <w:szCs w:val="24"/>
             </w:rPr>
             <w:fldChar w:fldCharType="end"/>
@@ -2330,7 +2308,7 @@
         </w:p>
         <w:p>
           <w:pPr>
-            <w:pStyle w:val="17"/>
+            <w:pStyle w:val="TOC2"/>
             <w:keepNext w:val="0"/>
             <w:keepLines w:val="0"/>
             <w:pageBreakBefore w:val="0"/>
@@ -2351,21 +2329,21 @@
           </w:pPr>
           <w:r>
             <w:rPr>
-              <w:rFonts w:hint="eastAsia" w:ascii="宋体" w:hAnsi="宋体" w:eastAsia="宋体" w:cs="宋体"/>
+              <w:rFonts w:ascii="宋体" w:eastAsia="宋体" w:hAnsi="宋体" w:cs="宋体" w:hint="eastAsia"/>
               <w:szCs w:val="24"/>
             </w:rPr>
             <w:fldChar w:fldCharType="begin"/>
           </w:r>
           <w:r>
             <w:rPr>
-              <w:rFonts w:hint="eastAsia" w:ascii="宋体" w:hAnsi="宋体" w:eastAsia="宋体" w:cs="宋体"/>
+              <w:rFonts w:ascii="宋体" w:eastAsia="宋体" w:hAnsi="宋体" w:cs="宋体" w:hint="eastAsia"/>
               <w:szCs w:val="24"/>
             </w:rPr>
             <w:instrText xml:space="preserve"> HYPERLINK \l _Toc29353 </w:instrText>
           </w:r>
           <w:r>
             <w:rPr>
-              <w:rFonts w:hint="eastAsia" w:ascii="宋体" w:hAnsi="宋体" w:eastAsia="宋体" w:cs="宋体"/>
+              <w:rFonts w:ascii="宋体" w:eastAsia="宋体" w:hAnsi="宋体" w:cs="宋体" w:hint="eastAsia"/>
               <w:szCs w:val="24"/>
             </w:rPr>
             <w:fldChar w:fldCharType="separate"/>
@@ -2399,7 +2377,7 @@
           </w:r>
           <w:r>
             <w:rPr>
-              <w:rFonts w:hint="eastAsia" w:ascii="宋体" w:hAnsi="宋体" w:eastAsia="宋体" w:cs="宋体"/>
+              <w:rFonts w:ascii="宋体" w:eastAsia="宋体" w:hAnsi="宋体" w:cs="宋体" w:hint="eastAsia"/>
               <w:szCs w:val="24"/>
             </w:rPr>
             <w:fldChar w:fldCharType="end"/>
@@ -2407,7 +2385,7 @@
         </w:p>
         <w:p>
           <w:pPr>
-            <w:pStyle w:val="17"/>
+            <w:pStyle w:val="TOC2"/>
             <w:keepNext w:val="0"/>
             <w:keepLines w:val="0"/>
             <w:pageBreakBefore w:val="0"/>
@@ -2428,21 +2406,21 @@
           </w:pPr>
           <w:r>
             <w:rPr>
-              <w:rFonts w:hint="eastAsia" w:ascii="宋体" w:hAnsi="宋体" w:eastAsia="宋体" w:cs="宋体"/>
+              <w:rFonts w:ascii="宋体" w:eastAsia="宋体" w:hAnsi="宋体" w:cs="宋体" w:hint="eastAsia"/>
               <w:szCs w:val="24"/>
             </w:rPr>
             <w:fldChar w:fldCharType="begin"/>
           </w:r>
           <w:r>
             <w:rPr>
-              <w:rFonts w:hint="eastAsia" w:ascii="宋体" w:hAnsi="宋体" w:eastAsia="宋体" w:cs="宋体"/>
+              <w:rFonts w:ascii="宋体" w:eastAsia="宋体" w:hAnsi="宋体" w:cs="宋体" w:hint="eastAsia"/>
               <w:szCs w:val="24"/>
             </w:rPr>
             <w:instrText xml:space="preserve"> HYPERLINK \l _Toc32386 </w:instrText>
           </w:r>
           <w:r>
             <w:rPr>
-              <w:rFonts w:hint="eastAsia" w:ascii="宋体" w:hAnsi="宋体" w:eastAsia="宋体" w:cs="宋体"/>
+              <w:rFonts w:ascii="宋体" w:eastAsia="宋体" w:hAnsi="宋体" w:cs="宋体" w:hint="eastAsia"/>
               <w:szCs w:val="24"/>
             </w:rPr>
             <w:fldChar w:fldCharType="separate"/>
@@ -2476,7 +2454,7 @@
           </w:r>
           <w:r>
             <w:rPr>
-              <w:rFonts w:hint="eastAsia" w:ascii="宋体" w:hAnsi="宋体" w:eastAsia="宋体" w:cs="宋体"/>
+              <w:rFonts w:ascii="宋体" w:eastAsia="宋体" w:hAnsi="宋体" w:cs="宋体" w:hint="eastAsia"/>
               <w:szCs w:val="24"/>
             </w:rPr>
             <w:fldChar w:fldCharType="end"/>
@@ -2484,7 +2462,7 @@
         </w:p>
         <w:p>
           <w:pPr>
-            <w:pStyle w:val="16"/>
+            <w:pStyle w:val="TOC1"/>
             <w:keepNext w:val="0"/>
             <w:keepLines w:val="0"/>
             <w:pageBreakBefore w:val="0"/>
@@ -2505,21 +2483,21 @@
           </w:pPr>
           <w:r>
             <w:rPr>
-              <w:rFonts w:hint="eastAsia" w:ascii="宋体" w:hAnsi="宋体" w:eastAsia="宋体" w:cs="宋体"/>
+              <w:rFonts w:ascii="宋体" w:eastAsia="宋体" w:hAnsi="宋体" w:cs="宋体" w:hint="eastAsia"/>
               <w:szCs w:val="24"/>
             </w:rPr>
             <w:fldChar w:fldCharType="begin"/>
           </w:r>
           <w:r>
             <w:rPr>
-              <w:rFonts w:hint="eastAsia" w:ascii="宋体" w:hAnsi="宋体" w:eastAsia="宋体" w:cs="宋体"/>
+              <w:rFonts w:ascii="宋体" w:eastAsia="宋体" w:hAnsi="宋体" w:cs="宋体" w:hint="eastAsia"/>
               <w:szCs w:val="24"/>
             </w:rPr>
             <w:instrText xml:space="preserve"> HYPERLINK \l _Toc16086 </w:instrText>
           </w:r>
           <w:r>
             <w:rPr>
-              <w:rFonts w:hint="eastAsia" w:ascii="宋体" w:hAnsi="宋体" w:eastAsia="宋体" w:cs="宋体"/>
+              <w:rFonts w:ascii="宋体" w:eastAsia="宋体" w:hAnsi="宋体" w:cs="宋体" w:hint="eastAsia"/>
               <w:szCs w:val="24"/>
             </w:rPr>
             <w:fldChar w:fldCharType="separate"/>
@@ -2553,7 +2531,7 @@
           </w:r>
           <w:r>
             <w:rPr>
-              <w:rFonts w:hint="eastAsia" w:ascii="宋体" w:hAnsi="宋体" w:eastAsia="宋体" w:cs="宋体"/>
+              <w:rFonts w:ascii="宋体" w:eastAsia="宋体" w:hAnsi="宋体" w:cs="宋体" w:hint="eastAsia"/>
               <w:szCs w:val="24"/>
             </w:rPr>
             <w:fldChar w:fldCharType="end"/>
@@ -2561,7 +2539,7 @@
         </w:p>
         <w:p>
           <w:pPr>
-            <w:pStyle w:val="17"/>
+            <w:pStyle w:val="TOC2"/>
             <w:keepNext w:val="0"/>
             <w:keepLines w:val="0"/>
             <w:pageBreakBefore w:val="0"/>
@@ -2582,21 +2560,21 @@
           </w:pPr>
           <w:r>
             <w:rPr>
-              <w:rFonts w:hint="eastAsia" w:ascii="宋体" w:hAnsi="宋体" w:eastAsia="宋体" w:cs="宋体"/>
+              <w:rFonts w:ascii="宋体" w:eastAsia="宋体" w:hAnsi="宋体" w:cs="宋体" w:hint="eastAsia"/>
               <w:szCs w:val="24"/>
             </w:rPr>
             <w:fldChar w:fldCharType="begin"/>
           </w:r>
           <w:r>
             <w:rPr>
-              <w:rFonts w:hint="eastAsia" w:ascii="宋体" w:hAnsi="宋体" w:eastAsia="宋体" w:cs="宋体"/>
+              <w:rFonts w:ascii="宋体" w:eastAsia="宋体" w:hAnsi="宋体" w:cs="宋体" w:hint="eastAsia"/>
               <w:szCs w:val="24"/>
             </w:rPr>
             <w:instrText xml:space="preserve"> HYPERLINK \l _Toc302 </w:instrText>
           </w:r>
           <w:r>
             <w:rPr>
-              <w:rFonts w:hint="eastAsia" w:ascii="宋体" w:hAnsi="宋体" w:eastAsia="宋体" w:cs="宋体"/>
+              <w:rFonts w:ascii="宋体" w:eastAsia="宋体" w:hAnsi="宋体" w:cs="宋体" w:hint="eastAsia"/>
               <w:szCs w:val="24"/>
             </w:rPr>
             <w:fldChar w:fldCharType="separate"/>
@@ -2630,7 +2608,7 @@
           </w:r>
           <w:r>
             <w:rPr>
-              <w:rFonts w:hint="eastAsia" w:ascii="宋体" w:hAnsi="宋体" w:eastAsia="宋体" w:cs="宋体"/>
+              <w:rFonts w:ascii="宋体" w:eastAsia="宋体" w:hAnsi="宋体" w:cs="宋体" w:hint="eastAsia"/>
               <w:szCs w:val="24"/>
             </w:rPr>
             <w:fldChar w:fldCharType="end"/>
@@ -2638,7 +2616,7 @@
         </w:p>
         <w:p>
           <w:pPr>
-            <w:pStyle w:val="17"/>
+            <w:pStyle w:val="TOC2"/>
             <w:keepNext w:val="0"/>
             <w:keepLines w:val="0"/>
             <w:pageBreakBefore w:val="0"/>
@@ -2659,21 +2637,21 @@
           </w:pPr>
           <w:r>
             <w:rPr>
-              <w:rFonts w:hint="eastAsia" w:ascii="宋体" w:hAnsi="宋体" w:eastAsia="宋体" w:cs="宋体"/>
+              <w:rFonts w:ascii="宋体" w:eastAsia="宋体" w:hAnsi="宋体" w:cs="宋体" w:hint="eastAsia"/>
               <w:szCs w:val="24"/>
             </w:rPr>
             <w:fldChar w:fldCharType="begin"/>
           </w:r>
           <w:r>
             <w:rPr>
-              <w:rFonts w:hint="eastAsia" w:ascii="宋体" w:hAnsi="宋体" w:eastAsia="宋体" w:cs="宋体"/>
+              <w:rFonts w:ascii="宋体" w:eastAsia="宋体" w:hAnsi="宋体" w:cs="宋体" w:hint="eastAsia"/>
               <w:szCs w:val="24"/>
             </w:rPr>
             <w:instrText xml:space="preserve"> HYPERLINK \l _Toc25437 </w:instrText>
           </w:r>
           <w:r>
             <w:rPr>
-              <w:rFonts w:hint="eastAsia" w:ascii="宋体" w:hAnsi="宋体" w:eastAsia="宋体" w:cs="宋体"/>
+              <w:rFonts w:ascii="宋体" w:eastAsia="宋体" w:hAnsi="宋体" w:cs="宋体" w:hint="eastAsia"/>
               <w:szCs w:val="24"/>
             </w:rPr>
             <w:fldChar w:fldCharType="separate"/>
@@ -2707,7 +2685,7 @@
           </w:r>
           <w:r>
             <w:rPr>
-              <w:rFonts w:hint="eastAsia" w:ascii="宋体" w:hAnsi="宋体" w:eastAsia="宋体" w:cs="宋体"/>
+              <w:rFonts w:ascii="宋体" w:eastAsia="宋体" w:hAnsi="宋体" w:cs="宋体" w:hint="eastAsia"/>
               <w:szCs w:val="24"/>
             </w:rPr>
             <w:fldChar w:fldCharType="end"/>
@@ -2715,7 +2693,7 @@
         </w:p>
         <w:p>
           <w:pPr>
-            <w:pStyle w:val="17"/>
+            <w:pStyle w:val="TOC2"/>
             <w:keepNext w:val="0"/>
             <w:keepLines w:val="0"/>
             <w:pageBreakBefore w:val="0"/>
@@ -2736,21 +2714,21 @@
           </w:pPr>
           <w:r>
             <w:rPr>
-              <w:rFonts w:hint="eastAsia" w:ascii="宋体" w:hAnsi="宋体" w:eastAsia="宋体" w:cs="宋体"/>
+              <w:rFonts w:ascii="宋体" w:eastAsia="宋体" w:hAnsi="宋体" w:cs="宋体" w:hint="eastAsia"/>
               <w:szCs w:val="24"/>
             </w:rPr>
             <w:fldChar w:fldCharType="begin"/>
           </w:r>
           <w:r>
             <w:rPr>
-              <w:rFonts w:hint="eastAsia" w:ascii="宋体" w:hAnsi="宋体" w:eastAsia="宋体" w:cs="宋体"/>
+              <w:rFonts w:ascii="宋体" w:eastAsia="宋体" w:hAnsi="宋体" w:cs="宋体" w:hint="eastAsia"/>
               <w:szCs w:val="24"/>
             </w:rPr>
             <w:instrText xml:space="preserve"> HYPERLINK \l _Toc26522 </w:instrText>
           </w:r>
           <w:r>
             <w:rPr>
-              <w:rFonts w:hint="eastAsia" w:ascii="宋体" w:hAnsi="宋体" w:eastAsia="宋体" w:cs="宋体"/>
+              <w:rFonts w:ascii="宋体" w:eastAsia="宋体" w:hAnsi="宋体" w:cs="宋体" w:hint="eastAsia"/>
               <w:szCs w:val="24"/>
             </w:rPr>
             <w:fldChar w:fldCharType="separate"/>
@@ -2784,7 +2762,7 @@
           </w:r>
           <w:r>
             <w:rPr>
-              <w:rFonts w:hint="eastAsia" w:ascii="宋体" w:hAnsi="宋体" w:eastAsia="宋体" w:cs="宋体"/>
+              <w:rFonts w:ascii="宋体" w:eastAsia="宋体" w:hAnsi="宋体" w:cs="宋体" w:hint="eastAsia"/>
               <w:szCs w:val="24"/>
             </w:rPr>
             <w:fldChar w:fldCharType="end"/>
@@ -2792,7 +2770,7 @@
         </w:p>
         <w:p>
           <w:pPr>
-            <w:pStyle w:val="17"/>
+            <w:pStyle w:val="TOC2"/>
             <w:keepNext w:val="0"/>
             <w:keepLines w:val="0"/>
             <w:pageBreakBefore w:val="0"/>
@@ -2813,21 +2791,21 @@
           </w:pPr>
           <w:r>
             <w:rPr>
-              <w:rFonts w:hint="eastAsia" w:ascii="宋体" w:hAnsi="宋体" w:eastAsia="宋体" w:cs="宋体"/>
+              <w:rFonts w:ascii="宋体" w:eastAsia="宋体" w:hAnsi="宋体" w:cs="宋体" w:hint="eastAsia"/>
               <w:szCs w:val="24"/>
             </w:rPr>
             <w:fldChar w:fldCharType="begin"/>
           </w:r>
           <w:r>
             <w:rPr>
-              <w:rFonts w:hint="eastAsia" w:ascii="宋体" w:hAnsi="宋体" w:eastAsia="宋体" w:cs="宋体"/>
+              <w:rFonts w:ascii="宋体" w:eastAsia="宋体" w:hAnsi="宋体" w:cs="宋体" w:hint="eastAsia"/>
               <w:szCs w:val="24"/>
             </w:rPr>
             <w:instrText xml:space="preserve"> HYPERLINK \l _Toc10033 </w:instrText>
           </w:r>
           <w:r>
             <w:rPr>
-              <w:rFonts w:hint="eastAsia" w:ascii="宋体" w:hAnsi="宋体" w:eastAsia="宋体" w:cs="宋体"/>
+              <w:rFonts w:ascii="宋体" w:eastAsia="宋体" w:hAnsi="宋体" w:cs="宋体" w:hint="eastAsia"/>
               <w:szCs w:val="24"/>
             </w:rPr>
             <w:fldChar w:fldCharType="separate"/>
@@ -2861,7 +2839,7 @@
           </w:r>
           <w:r>
             <w:rPr>
-              <w:rFonts w:hint="eastAsia" w:ascii="宋体" w:hAnsi="宋体" w:eastAsia="宋体" w:cs="宋体"/>
+              <w:rFonts w:ascii="宋体" w:eastAsia="宋体" w:hAnsi="宋体" w:cs="宋体" w:hint="eastAsia"/>
               <w:szCs w:val="24"/>
             </w:rPr>
             <w:fldChar w:fldCharType="end"/>
@@ -2869,7 +2847,7 @@
         </w:p>
         <w:p>
           <w:pPr>
-            <w:pStyle w:val="17"/>
+            <w:pStyle w:val="TOC2"/>
             <w:keepNext w:val="0"/>
             <w:keepLines w:val="0"/>
             <w:pageBreakBefore w:val="0"/>
@@ -2890,21 +2868,21 @@
           </w:pPr>
           <w:r>
             <w:rPr>
-              <w:rFonts w:hint="eastAsia" w:ascii="宋体" w:hAnsi="宋体" w:eastAsia="宋体" w:cs="宋体"/>
+              <w:rFonts w:ascii="宋体" w:eastAsia="宋体" w:hAnsi="宋体" w:cs="宋体" w:hint="eastAsia"/>
               <w:szCs w:val="24"/>
             </w:rPr>
             <w:fldChar w:fldCharType="begin"/>
           </w:r>
           <w:r>
             <w:rPr>
-              <w:rFonts w:hint="eastAsia" w:ascii="宋体" w:hAnsi="宋体" w:eastAsia="宋体" w:cs="宋体"/>
+              <w:rFonts w:ascii="宋体" w:eastAsia="宋体" w:hAnsi="宋体" w:cs="宋体" w:hint="eastAsia"/>
               <w:szCs w:val="24"/>
             </w:rPr>
             <w:instrText xml:space="preserve"> HYPERLINK \l _Toc23923 </w:instrText>
           </w:r>
           <w:r>
             <w:rPr>
-              <w:rFonts w:hint="eastAsia" w:ascii="宋体" w:hAnsi="宋体" w:eastAsia="宋体" w:cs="宋体"/>
+              <w:rFonts w:ascii="宋体" w:eastAsia="宋体" w:hAnsi="宋体" w:cs="宋体" w:hint="eastAsia"/>
               <w:szCs w:val="24"/>
             </w:rPr>
             <w:fldChar w:fldCharType="separate"/>
@@ -2938,7 +2916,7 @@
           </w:r>
           <w:r>
             <w:rPr>
-              <w:rFonts w:hint="eastAsia" w:ascii="宋体" w:hAnsi="宋体" w:eastAsia="宋体" w:cs="宋体"/>
+              <w:rFonts w:ascii="宋体" w:eastAsia="宋体" w:hAnsi="宋体" w:cs="宋体" w:hint="eastAsia"/>
               <w:szCs w:val="24"/>
             </w:rPr>
             <w:fldChar w:fldCharType="end"/>
@@ -2946,7 +2924,7 @@
         </w:p>
         <w:p>
           <w:pPr>
-            <w:pStyle w:val="16"/>
+            <w:pStyle w:val="TOC1"/>
             <w:keepNext w:val="0"/>
             <w:keepLines w:val="0"/>
             <w:pageBreakBefore w:val="0"/>
@@ -2967,21 +2945,21 @@
           </w:pPr>
           <w:r>
             <w:rPr>
-              <w:rFonts w:hint="eastAsia" w:ascii="宋体" w:hAnsi="宋体" w:eastAsia="宋体" w:cs="宋体"/>
+              <w:rFonts w:ascii="宋体" w:eastAsia="宋体" w:hAnsi="宋体" w:cs="宋体" w:hint="eastAsia"/>
               <w:szCs w:val="24"/>
             </w:rPr>
             <w:fldChar w:fldCharType="begin"/>
           </w:r>
           <w:r>
             <w:rPr>
-              <w:rFonts w:hint="eastAsia" w:ascii="宋体" w:hAnsi="宋体" w:eastAsia="宋体" w:cs="宋体"/>
+              <w:rFonts w:ascii="宋体" w:eastAsia="宋体" w:hAnsi="宋体" w:cs="宋体" w:hint="eastAsia"/>
               <w:szCs w:val="24"/>
             </w:rPr>
             <w:instrText xml:space="preserve"> HYPERLINK \l _Toc3530 </w:instrText>
           </w:r>
           <w:r>
             <w:rPr>
-              <w:rFonts w:hint="eastAsia" w:ascii="宋体" w:hAnsi="宋体" w:eastAsia="宋体" w:cs="宋体"/>
+              <w:rFonts w:ascii="宋体" w:eastAsia="宋体" w:hAnsi="宋体" w:cs="宋体" w:hint="eastAsia"/>
               <w:szCs w:val="24"/>
             </w:rPr>
             <w:fldChar w:fldCharType="separate"/>
@@ -3015,7 +2993,7 @@
           </w:r>
           <w:r>
             <w:rPr>
-              <w:rFonts w:hint="eastAsia" w:ascii="宋体" w:hAnsi="宋体" w:eastAsia="宋体" w:cs="宋体"/>
+              <w:rFonts w:ascii="宋体" w:eastAsia="宋体" w:hAnsi="宋体" w:cs="宋体" w:hint="eastAsia"/>
               <w:szCs w:val="24"/>
             </w:rPr>
             <w:fldChar w:fldCharType="end"/>
@@ -3023,7 +3001,7 @@
         </w:p>
         <w:p>
           <w:pPr>
-            <w:pStyle w:val="17"/>
+            <w:pStyle w:val="TOC2"/>
             <w:keepNext w:val="0"/>
             <w:keepLines w:val="0"/>
             <w:pageBreakBefore w:val="0"/>
@@ -3044,21 +3022,21 @@
           </w:pPr>
           <w:r>
             <w:rPr>
-              <w:rFonts w:hint="eastAsia" w:ascii="宋体" w:hAnsi="宋体" w:eastAsia="宋体" w:cs="宋体"/>
+              <w:rFonts w:ascii="宋体" w:eastAsia="宋体" w:hAnsi="宋体" w:cs="宋体" w:hint="eastAsia"/>
               <w:szCs w:val="24"/>
             </w:rPr>
             <w:fldChar w:fldCharType="begin"/>
           </w:r>
           <w:r>
             <w:rPr>
-              <w:rFonts w:hint="eastAsia" w:ascii="宋体" w:hAnsi="宋体" w:eastAsia="宋体" w:cs="宋体"/>
+              <w:rFonts w:ascii="宋体" w:eastAsia="宋体" w:hAnsi="宋体" w:cs="宋体" w:hint="eastAsia"/>
               <w:szCs w:val="24"/>
             </w:rPr>
             <w:instrText xml:space="preserve"> HYPERLINK \l _Toc11490 </w:instrText>
           </w:r>
           <w:r>
             <w:rPr>
-              <w:rFonts w:hint="eastAsia" w:ascii="宋体" w:hAnsi="宋体" w:eastAsia="宋体" w:cs="宋体"/>
+              <w:rFonts w:ascii="宋体" w:eastAsia="宋体" w:hAnsi="宋体" w:cs="宋体" w:hint="eastAsia"/>
               <w:szCs w:val="24"/>
             </w:rPr>
             <w:fldChar w:fldCharType="separate"/>
@@ -3092,7 +3070,7 @@
           </w:r>
           <w:r>
             <w:rPr>
-              <w:rFonts w:hint="eastAsia" w:ascii="宋体" w:hAnsi="宋体" w:eastAsia="宋体" w:cs="宋体"/>
+              <w:rFonts w:ascii="宋体" w:eastAsia="宋体" w:hAnsi="宋体" w:cs="宋体" w:hint="eastAsia"/>
               <w:szCs w:val="24"/>
             </w:rPr>
             <w:fldChar w:fldCharType="end"/>
@@ -3100,7 +3078,7 @@
         </w:p>
         <w:p>
           <w:pPr>
-            <w:pStyle w:val="17"/>
+            <w:pStyle w:val="TOC2"/>
             <w:keepNext w:val="0"/>
             <w:keepLines w:val="0"/>
             <w:pageBreakBefore w:val="0"/>
@@ -3121,21 +3099,21 @@
           </w:pPr>
           <w:r>
             <w:rPr>
-              <w:rFonts w:hint="eastAsia" w:ascii="宋体" w:hAnsi="宋体" w:eastAsia="宋体" w:cs="宋体"/>
+              <w:rFonts w:ascii="宋体" w:eastAsia="宋体" w:hAnsi="宋体" w:cs="宋体" w:hint="eastAsia"/>
               <w:szCs w:val="24"/>
             </w:rPr>
             <w:fldChar w:fldCharType="begin"/>
           </w:r>
           <w:r>
             <w:rPr>
-              <w:rFonts w:hint="eastAsia" w:ascii="宋体" w:hAnsi="宋体" w:eastAsia="宋体" w:cs="宋体"/>
+              <w:rFonts w:ascii="宋体" w:eastAsia="宋体" w:hAnsi="宋体" w:cs="宋体" w:hint="eastAsia"/>
               <w:szCs w:val="24"/>
             </w:rPr>
             <w:instrText xml:space="preserve"> HYPERLINK \l _Toc755 </w:instrText>
           </w:r>
           <w:r>
             <w:rPr>
-              <w:rFonts w:hint="eastAsia" w:ascii="宋体" w:hAnsi="宋体" w:eastAsia="宋体" w:cs="宋体"/>
+              <w:rFonts w:ascii="宋体" w:eastAsia="宋体" w:hAnsi="宋体" w:cs="宋体" w:hint="eastAsia"/>
               <w:szCs w:val="24"/>
             </w:rPr>
             <w:fldChar w:fldCharType="separate"/>
@@ -3169,7 +3147,7 @@
           </w:r>
           <w:r>
             <w:rPr>
-              <w:rFonts w:hint="eastAsia" w:ascii="宋体" w:hAnsi="宋体" w:eastAsia="宋体" w:cs="宋体"/>
+              <w:rFonts w:ascii="宋体" w:eastAsia="宋体" w:hAnsi="宋体" w:cs="宋体" w:hint="eastAsia"/>
               <w:szCs w:val="24"/>
             </w:rPr>
             <w:fldChar w:fldCharType="end"/>
@@ -3177,7 +3155,7 @@
         </w:p>
         <w:p>
           <w:pPr>
-            <w:pStyle w:val="17"/>
+            <w:pStyle w:val="TOC2"/>
             <w:keepNext w:val="0"/>
             <w:keepLines w:val="0"/>
             <w:pageBreakBefore w:val="0"/>
@@ -3198,21 +3176,21 @@
           </w:pPr>
           <w:r>
             <w:rPr>
-              <w:rFonts w:hint="eastAsia" w:ascii="宋体" w:hAnsi="宋体" w:eastAsia="宋体" w:cs="宋体"/>
+              <w:rFonts w:ascii="宋体" w:eastAsia="宋体" w:hAnsi="宋体" w:cs="宋体" w:hint="eastAsia"/>
               <w:szCs w:val="24"/>
             </w:rPr>
             <w:fldChar w:fldCharType="begin"/>
           </w:r>
           <w:r>
             <w:rPr>
-              <w:rFonts w:hint="eastAsia" w:ascii="宋体" w:hAnsi="宋体" w:eastAsia="宋体" w:cs="宋体"/>
+              <w:rFonts w:ascii="宋体" w:eastAsia="宋体" w:hAnsi="宋体" w:cs="宋体" w:hint="eastAsia"/>
               <w:szCs w:val="24"/>
             </w:rPr>
             <w:instrText xml:space="preserve"> HYPERLINK \l _Toc23461 </w:instrText>
           </w:r>
           <w:r>
             <w:rPr>
-              <w:rFonts w:hint="eastAsia" w:ascii="宋体" w:hAnsi="宋体" w:eastAsia="宋体" w:cs="宋体"/>
+              <w:rFonts w:ascii="宋体" w:eastAsia="宋体" w:hAnsi="宋体" w:cs="宋体" w:hint="eastAsia"/>
               <w:szCs w:val="24"/>
             </w:rPr>
             <w:fldChar w:fldCharType="separate"/>
@@ -3246,7 +3224,7 @@
           </w:r>
           <w:r>
             <w:rPr>
-              <w:rFonts w:hint="eastAsia" w:ascii="宋体" w:hAnsi="宋体" w:eastAsia="宋体" w:cs="宋体"/>
+              <w:rFonts w:ascii="宋体" w:eastAsia="宋体" w:hAnsi="宋体" w:cs="宋体" w:hint="eastAsia"/>
               <w:szCs w:val="24"/>
             </w:rPr>
             <w:fldChar w:fldCharType="end"/>
@@ -3254,7 +3232,7 @@
         </w:p>
         <w:p>
           <w:pPr>
-            <w:pStyle w:val="17"/>
+            <w:pStyle w:val="TOC2"/>
             <w:keepNext w:val="0"/>
             <w:keepLines w:val="0"/>
             <w:pageBreakBefore w:val="0"/>
@@ -3275,21 +3253,21 @@
           </w:pPr>
           <w:r>
             <w:rPr>
-              <w:rFonts w:hint="eastAsia" w:ascii="宋体" w:hAnsi="宋体" w:eastAsia="宋体" w:cs="宋体"/>
+              <w:rFonts w:ascii="宋体" w:eastAsia="宋体" w:hAnsi="宋体" w:cs="宋体" w:hint="eastAsia"/>
               <w:szCs w:val="24"/>
             </w:rPr>
             <w:fldChar w:fldCharType="begin"/>
           </w:r>
           <w:r>
             <w:rPr>
-              <w:rFonts w:hint="eastAsia" w:ascii="宋体" w:hAnsi="宋体" w:eastAsia="宋体" w:cs="宋体"/>
+              <w:rFonts w:ascii="宋体" w:eastAsia="宋体" w:hAnsi="宋体" w:cs="宋体" w:hint="eastAsia"/>
               <w:szCs w:val="24"/>
             </w:rPr>
             <w:instrText xml:space="preserve"> HYPERLINK \l _Toc8716 </w:instrText>
           </w:r>
           <w:r>
             <w:rPr>
-              <w:rFonts w:hint="eastAsia" w:ascii="宋体" w:hAnsi="宋体" w:eastAsia="宋体" w:cs="宋体"/>
+              <w:rFonts w:ascii="宋体" w:eastAsia="宋体" w:hAnsi="宋体" w:cs="宋体" w:hint="eastAsia"/>
               <w:szCs w:val="24"/>
             </w:rPr>
             <w:fldChar w:fldCharType="separate"/>
@@ -3323,7 +3301,7 @@
           </w:r>
           <w:r>
             <w:rPr>
-              <w:rFonts w:hint="eastAsia" w:ascii="宋体" w:hAnsi="宋体" w:eastAsia="宋体" w:cs="宋体"/>
+              <w:rFonts w:ascii="宋体" w:eastAsia="宋体" w:hAnsi="宋体" w:cs="宋体" w:hint="eastAsia"/>
               <w:szCs w:val="24"/>
             </w:rPr>
             <w:fldChar w:fldCharType="end"/>
@@ -3331,7 +3309,7 @@
         </w:p>
         <w:p>
           <w:pPr>
-            <w:pStyle w:val="17"/>
+            <w:pStyle w:val="TOC2"/>
             <w:keepNext w:val="0"/>
             <w:keepLines w:val="0"/>
             <w:pageBreakBefore w:val="0"/>
@@ -3352,21 +3330,21 @@
           </w:pPr>
           <w:r>
             <w:rPr>
-              <w:rFonts w:hint="eastAsia" w:ascii="宋体" w:hAnsi="宋体" w:eastAsia="宋体" w:cs="宋体"/>
+              <w:rFonts w:ascii="宋体" w:eastAsia="宋体" w:hAnsi="宋体" w:cs="宋体" w:hint="eastAsia"/>
               <w:szCs w:val="24"/>
             </w:rPr>
             <w:fldChar w:fldCharType="begin"/>
           </w:r>
           <w:r>
             <w:rPr>
-              <w:rFonts w:hint="eastAsia" w:ascii="宋体" w:hAnsi="宋体" w:eastAsia="宋体" w:cs="宋体"/>
+              <w:rFonts w:ascii="宋体" w:eastAsia="宋体" w:hAnsi="宋体" w:cs="宋体" w:hint="eastAsia"/>
               <w:szCs w:val="24"/>
             </w:rPr>
             <w:instrText xml:space="preserve"> HYPERLINK \l _Toc31186 </w:instrText>
           </w:r>
           <w:r>
             <w:rPr>
-              <w:rFonts w:hint="eastAsia" w:ascii="宋体" w:hAnsi="宋体" w:eastAsia="宋体" w:cs="宋体"/>
+              <w:rFonts w:ascii="宋体" w:eastAsia="宋体" w:hAnsi="宋体" w:cs="宋体" w:hint="eastAsia"/>
               <w:szCs w:val="24"/>
             </w:rPr>
             <w:fldChar w:fldCharType="separate"/>
@@ -3400,7 +3378,7 @@
           </w:r>
           <w:r>
             <w:rPr>
-              <w:rFonts w:hint="eastAsia" w:ascii="宋体" w:hAnsi="宋体" w:eastAsia="宋体" w:cs="宋体"/>
+              <w:rFonts w:ascii="宋体" w:eastAsia="宋体" w:hAnsi="宋体" w:cs="宋体" w:hint="eastAsia"/>
               <w:szCs w:val="24"/>
             </w:rPr>
             <w:fldChar w:fldCharType="end"/>
@@ -3408,7 +3386,7 @@
         </w:p>
         <w:p>
           <w:pPr>
-            <w:pStyle w:val="17"/>
+            <w:pStyle w:val="TOC2"/>
             <w:keepNext w:val="0"/>
             <w:keepLines w:val="0"/>
             <w:pageBreakBefore w:val="0"/>
@@ -3429,21 +3407,21 @@
           </w:pPr>
           <w:r>
             <w:rPr>
-              <w:rFonts w:hint="eastAsia" w:ascii="宋体" w:hAnsi="宋体" w:eastAsia="宋体" w:cs="宋体"/>
+              <w:rFonts w:ascii="宋体" w:eastAsia="宋体" w:hAnsi="宋体" w:cs="宋体" w:hint="eastAsia"/>
               <w:szCs w:val="24"/>
             </w:rPr>
             <w:fldChar w:fldCharType="begin"/>
           </w:r>
           <w:r>
             <w:rPr>
-              <w:rFonts w:hint="eastAsia" w:ascii="宋体" w:hAnsi="宋体" w:eastAsia="宋体" w:cs="宋体"/>
+              <w:rFonts w:ascii="宋体" w:eastAsia="宋体" w:hAnsi="宋体" w:cs="宋体" w:hint="eastAsia"/>
               <w:szCs w:val="24"/>
             </w:rPr>
             <w:instrText xml:space="preserve"> HYPERLINK \l _Toc23614 </w:instrText>
           </w:r>
           <w:r>
             <w:rPr>
-              <w:rFonts w:hint="eastAsia" w:ascii="宋体" w:hAnsi="宋体" w:eastAsia="宋体" w:cs="宋体"/>
+              <w:rFonts w:ascii="宋体" w:eastAsia="宋体" w:hAnsi="宋体" w:cs="宋体" w:hint="eastAsia"/>
               <w:szCs w:val="24"/>
             </w:rPr>
             <w:fldChar w:fldCharType="separate"/>
@@ -3477,7 +3455,7 @@
           </w:r>
           <w:r>
             <w:rPr>
-              <w:rFonts w:hint="eastAsia" w:ascii="宋体" w:hAnsi="宋体" w:eastAsia="宋体" w:cs="宋体"/>
+              <w:rFonts w:ascii="宋体" w:eastAsia="宋体" w:hAnsi="宋体" w:cs="宋体" w:hint="eastAsia"/>
               <w:szCs w:val="24"/>
             </w:rPr>
             <w:fldChar w:fldCharType="end"/>
@@ -3485,7 +3463,7 @@
         </w:p>
         <w:p>
           <w:pPr>
-            <w:pStyle w:val="16"/>
+            <w:pStyle w:val="TOC1"/>
             <w:keepNext w:val="0"/>
             <w:keepLines w:val="0"/>
             <w:pageBreakBefore w:val="0"/>
@@ -3506,21 +3484,21 @@
           </w:pPr>
           <w:r>
             <w:rPr>
-              <w:rFonts w:hint="eastAsia" w:ascii="宋体" w:hAnsi="宋体" w:eastAsia="宋体" w:cs="宋体"/>
+              <w:rFonts w:ascii="宋体" w:eastAsia="宋体" w:hAnsi="宋体" w:cs="宋体" w:hint="eastAsia"/>
               <w:szCs w:val="24"/>
             </w:rPr>
             <w:fldChar w:fldCharType="begin"/>
           </w:r>
           <w:r>
             <w:rPr>
-              <w:rFonts w:hint="eastAsia" w:ascii="宋体" w:hAnsi="宋体" w:eastAsia="宋体" w:cs="宋体"/>
+              <w:rFonts w:ascii="宋体" w:eastAsia="宋体" w:hAnsi="宋体" w:cs="宋体" w:hint="eastAsia"/>
               <w:szCs w:val="24"/>
             </w:rPr>
             <w:instrText xml:space="preserve"> HYPERLINK \l _Toc30638 </w:instrText>
           </w:r>
           <w:r>
             <w:rPr>
-              <w:rFonts w:hint="eastAsia" w:ascii="宋体" w:hAnsi="宋体" w:eastAsia="宋体" w:cs="宋体"/>
+              <w:rFonts w:ascii="宋体" w:eastAsia="宋体" w:hAnsi="宋体" w:cs="宋体" w:hint="eastAsia"/>
               <w:szCs w:val="24"/>
             </w:rPr>
             <w:fldChar w:fldCharType="separate"/>
@@ -3554,7 +3532,7 @@
           </w:r>
           <w:r>
             <w:rPr>
-              <w:rFonts w:hint="eastAsia" w:ascii="宋体" w:hAnsi="宋体" w:eastAsia="宋体" w:cs="宋体"/>
+              <w:rFonts w:ascii="宋体" w:eastAsia="宋体" w:hAnsi="宋体" w:cs="宋体" w:hint="eastAsia"/>
               <w:szCs w:val="24"/>
             </w:rPr>
             <w:fldChar w:fldCharType="end"/>
@@ -3562,7 +3540,7 @@
         </w:p>
         <w:p>
           <w:pPr>
-            <w:pStyle w:val="17"/>
+            <w:pStyle w:val="TOC2"/>
             <w:keepNext w:val="0"/>
             <w:keepLines w:val="0"/>
             <w:pageBreakBefore w:val="0"/>
@@ -3583,21 +3561,21 @@
           </w:pPr>
           <w:r>
             <w:rPr>
-              <w:rFonts w:hint="eastAsia" w:ascii="宋体" w:hAnsi="宋体" w:eastAsia="宋体" w:cs="宋体"/>
+              <w:rFonts w:ascii="宋体" w:eastAsia="宋体" w:hAnsi="宋体" w:cs="宋体" w:hint="eastAsia"/>
               <w:szCs w:val="24"/>
             </w:rPr>
             <w:fldChar w:fldCharType="begin"/>
           </w:r>
           <w:r>
             <w:rPr>
-              <w:rFonts w:hint="eastAsia" w:ascii="宋体" w:hAnsi="宋体" w:eastAsia="宋体" w:cs="宋体"/>
+              <w:rFonts w:ascii="宋体" w:eastAsia="宋体" w:hAnsi="宋体" w:cs="宋体" w:hint="eastAsia"/>
               <w:szCs w:val="24"/>
             </w:rPr>
             <w:instrText xml:space="preserve"> HYPERLINK \l _Toc7544 </w:instrText>
           </w:r>
           <w:r>
             <w:rPr>
-              <w:rFonts w:hint="eastAsia" w:ascii="宋体" w:hAnsi="宋体" w:eastAsia="宋体" w:cs="宋体"/>
+              <w:rFonts w:ascii="宋体" w:eastAsia="宋体" w:hAnsi="宋体" w:cs="宋体" w:hint="eastAsia"/>
               <w:szCs w:val="24"/>
             </w:rPr>
             <w:fldChar w:fldCharType="separate"/>
@@ -3631,7 +3609,7 @@
           </w:r>
           <w:r>
             <w:rPr>
-              <w:rFonts w:hint="eastAsia" w:ascii="宋体" w:hAnsi="宋体" w:eastAsia="宋体" w:cs="宋体"/>
+              <w:rFonts w:ascii="宋体" w:eastAsia="宋体" w:hAnsi="宋体" w:cs="宋体" w:hint="eastAsia"/>
               <w:szCs w:val="24"/>
             </w:rPr>
             <w:fldChar w:fldCharType="end"/>
@@ -3639,7 +3617,7 @@
         </w:p>
         <w:p>
           <w:pPr>
-            <w:pStyle w:val="17"/>
+            <w:pStyle w:val="TOC2"/>
             <w:keepNext w:val="0"/>
             <w:keepLines w:val="0"/>
             <w:pageBreakBefore w:val="0"/>
@@ -3660,21 +3638,21 @@
           </w:pPr>
           <w:r>
             <w:rPr>
-              <w:rFonts w:hint="eastAsia" w:ascii="宋体" w:hAnsi="宋体" w:eastAsia="宋体" w:cs="宋体"/>
+              <w:rFonts w:ascii="宋体" w:eastAsia="宋体" w:hAnsi="宋体" w:cs="宋体" w:hint="eastAsia"/>
               <w:szCs w:val="24"/>
             </w:rPr>
             <w:fldChar w:fldCharType="begin"/>
           </w:r>
           <w:r>
             <w:rPr>
-              <w:rFonts w:hint="eastAsia" w:ascii="宋体" w:hAnsi="宋体" w:eastAsia="宋体" w:cs="宋体"/>
+              <w:rFonts w:ascii="宋体" w:eastAsia="宋体" w:hAnsi="宋体" w:cs="宋体" w:hint="eastAsia"/>
               <w:szCs w:val="24"/>
             </w:rPr>
             <w:instrText xml:space="preserve"> HYPERLINK \l _Toc17214 </w:instrText>
           </w:r>
           <w:r>
             <w:rPr>
-              <w:rFonts w:hint="eastAsia" w:ascii="宋体" w:hAnsi="宋体" w:eastAsia="宋体" w:cs="宋体"/>
+              <w:rFonts w:ascii="宋体" w:eastAsia="宋体" w:hAnsi="宋体" w:cs="宋体" w:hint="eastAsia"/>
               <w:szCs w:val="24"/>
             </w:rPr>
             <w:fldChar w:fldCharType="separate"/>
@@ -3708,7 +3686,7 @@
           </w:r>
           <w:r>
             <w:rPr>
-              <w:rFonts w:hint="eastAsia" w:ascii="宋体" w:hAnsi="宋体" w:eastAsia="宋体" w:cs="宋体"/>
+              <w:rFonts w:ascii="宋体" w:eastAsia="宋体" w:hAnsi="宋体" w:cs="宋体" w:hint="eastAsia"/>
               <w:szCs w:val="24"/>
             </w:rPr>
             <w:fldChar w:fldCharType="end"/>
@@ -3716,7 +3694,7 @@
         </w:p>
         <w:p>
           <w:pPr>
-            <w:pStyle w:val="17"/>
+            <w:pStyle w:val="TOC2"/>
             <w:keepNext w:val="0"/>
             <w:keepLines w:val="0"/>
             <w:pageBreakBefore w:val="0"/>
@@ -3737,21 +3715,21 @@
           </w:pPr>
           <w:r>
             <w:rPr>
-              <w:rFonts w:hint="eastAsia" w:ascii="宋体" w:hAnsi="宋体" w:eastAsia="宋体" w:cs="宋体"/>
+              <w:rFonts w:ascii="宋体" w:eastAsia="宋体" w:hAnsi="宋体" w:cs="宋体" w:hint="eastAsia"/>
               <w:szCs w:val="24"/>
             </w:rPr>
             <w:fldChar w:fldCharType="begin"/>
           </w:r>
           <w:r>
             <w:rPr>
-              <w:rFonts w:hint="eastAsia" w:ascii="宋体" w:hAnsi="宋体" w:eastAsia="宋体" w:cs="宋体"/>
+              <w:rFonts w:ascii="宋体" w:eastAsia="宋体" w:hAnsi="宋体" w:cs="宋体" w:hint="eastAsia"/>
               <w:szCs w:val="24"/>
             </w:rPr>
             <w:instrText xml:space="preserve"> HYPERLINK \l _Toc20014 </w:instrText>
           </w:r>
           <w:r>
             <w:rPr>
-              <w:rFonts w:hint="eastAsia" w:ascii="宋体" w:hAnsi="宋体" w:eastAsia="宋体" w:cs="宋体"/>
+              <w:rFonts w:ascii="宋体" w:eastAsia="宋体" w:hAnsi="宋体" w:cs="宋体" w:hint="eastAsia"/>
               <w:szCs w:val="24"/>
             </w:rPr>
             <w:fldChar w:fldCharType="separate"/>
@@ -3785,7 +3763,7 @@
           </w:r>
           <w:r>
             <w:rPr>
-              <w:rFonts w:hint="eastAsia" w:ascii="宋体" w:hAnsi="宋体" w:eastAsia="宋体" w:cs="宋体"/>
+              <w:rFonts w:ascii="宋体" w:eastAsia="宋体" w:hAnsi="宋体" w:cs="宋体" w:hint="eastAsia"/>
               <w:szCs w:val="24"/>
             </w:rPr>
             <w:fldChar w:fldCharType="end"/>
@@ -3793,7 +3771,7 @@
         </w:p>
         <w:p>
           <w:pPr>
-            <w:pStyle w:val="17"/>
+            <w:pStyle w:val="TOC2"/>
             <w:keepNext w:val="0"/>
             <w:keepLines w:val="0"/>
             <w:pageBreakBefore w:val="0"/>
@@ -3814,21 +3792,21 @@
           </w:pPr>
           <w:r>
             <w:rPr>
-              <w:rFonts w:hint="eastAsia" w:ascii="宋体" w:hAnsi="宋体" w:eastAsia="宋体" w:cs="宋体"/>
+              <w:rFonts w:ascii="宋体" w:eastAsia="宋体" w:hAnsi="宋体" w:cs="宋体" w:hint="eastAsia"/>
               <w:szCs w:val="24"/>
             </w:rPr>
             <w:fldChar w:fldCharType="begin"/>
           </w:r>
           <w:r>
             <w:rPr>
-              <w:rFonts w:hint="eastAsia" w:ascii="宋体" w:hAnsi="宋体" w:eastAsia="宋体" w:cs="宋体"/>
+              <w:rFonts w:ascii="宋体" w:eastAsia="宋体" w:hAnsi="宋体" w:cs="宋体" w:hint="eastAsia"/>
               <w:szCs w:val="24"/>
             </w:rPr>
             <w:instrText xml:space="preserve"> HYPERLINK \l _Toc13191 </w:instrText>
           </w:r>
           <w:r>
             <w:rPr>
-              <w:rFonts w:hint="eastAsia" w:ascii="宋体" w:hAnsi="宋体" w:eastAsia="宋体" w:cs="宋体"/>
+              <w:rFonts w:ascii="宋体" w:eastAsia="宋体" w:hAnsi="宋体" w:cs="宋体" w:hint="eastAsia"/>
               <w:szCs w:val="24"/>
             </w:rPr>
             <w:fldChar w:fldCharType="separate"/>
@@ -3862,7 +3840,7 @@
           </w:r>
           <w:r>
             <w:rPr>
-              <w:rFonts w:hint="eastAsia" w:ascii="宋体" w:hAnsi="宋体" w:eastAsia="宋体" w:cs="宋体"/>
+              <w:rFonts w:ascii="宋体" w:eastAsia="宋体" w:hAnsi="宋体" w:cs="宋体" w:hint="eastAsia"/>
               <w:szCs w:val="24"/>
             </w:rPr>
             <w:fldChar w:fldCharType="end"/>
@@ -3870,7 +3848,7 @@
         </w:p>
         <w:p>
           <w:pPr>
-            <w:pStyle w:val="16"/>
+            <w:pStyle w:val="TOC1"/>
             <w:keepNext w:val="0"/>
             <w:keepLines w:val="0"/>
             <w:pageBreakBefore w:val="0"/>
@@ -3891,21 +3869,21 @@
           </w:pPr>
           <w:r>
             <w:rPr>
-              <w:rFonts w:hint="eastAsia" w:ascii="宋体" w:hAnsi="宋体" w:eastAsia="宋体" w:cs="宋体"/>
+              <w:rFonts w:ascii="宋体" w:eastAsia="宋体" w:hAnsi="宋体" w:cs="宋体" w:hint="eastAsia"/>
               <w:szCs w:val="24"/>
             </w:rPr>
             <w:fldChar w:fldCharType="begin"/>
           </w:r>
           <w:r>
             <w:rPr>
-              <w:rFonts w:hint="eastAsia" w:ascii="宋体" w:hAnsi="宋体" w:eastAsia="宋体" w:cs="宋体"/>
+              <w:rFonts w:ascii="宋体" w:eastAsia="宋体" w:hAnsi="宋体" w:cs="宋体" w:hint="eastAsia"/>
               <w:szCs w:val="24"/>
             </w:rPr>
             <w:instrText xml:space="preserve"> HYPERLINK \l _Toc16431 </w:instrText>
           </w:r>
           <w:r>
             <w:rPr>
-              <w:rFonts w:hint="eastAsia" w:ascii="宋体" w:hAnsi="宋体" w:eastAsia="宋体" w:cs="宋体"/>
+              <w:rFonts w:ascii="宋体" w:eastAsia="宋体" w:hAnsi="宋体" w:cs="宋体" w:hint="eastAsia"/>
               <w:szCs w:val="24"/>
             </w:rPr>
             <w:fldChar w:fldCharType="separate"/>
@@ -3939,7 +3917,7 @@
           </w:r>
           <w:r>
             <w:rPr>
-              <w:rFonts w:hint="eastAsia" w:ascii="宋体" w:hAnsi="宋体" w:eastAsia="宋体" w:cs="宋体"/>
+              <w:rFonts w:ascii="宋体" w:eastAsia="宋体" w:hAnsi="宋体" w:cs="宋体" w:hint="eastAsia"/>
               <w:szCs w:val="24"/>
             </w:rPr>
             <w:fldChar w:fldCharType="end"/>
@@ -3947,7 +3925,7 @@
         </w:p>
         <w:p>
           <w:pPr>
-            <w:pStyle w:val="17"/>
+            <w:pStyle w:val="TOC2"/>
             <w:keepNext w:val="0"/>
             <w:keepLines w:val="0"/>
             <w:pageBreakBefore w:val="0"/>
@@ -3968,21 +3946,21 @@
           </w:pPr>
           <w:r>
             <w:rPr>
-              <w:rFonts w:hint="eastAsia" w:ascii="宋体" w:hAnsi="宋体" w:eastAsia="宋体" w:cs="宋体"/>
+              <w:rFonts w:ascii="宋体" w:eastAsia="宋体" w:hAnsi="宋体" w:cs="宋体" w:hint="eastAsia"/>
               <w:szCs w:val="24"/>
             </w:rPr>
             <w:fldChar w:fldCharType="begin"/>
           </w:r>
           <w:r>
             <w:rPr>
-              <w:rFonts w:hint="eastAsia" w:ascii="宋体" w:hAnsi="宋体" w:eastAsia="宋体" w:cs="宋体"/>
+              <w:rFonts w:ascii="宋体" w:eastAsia="宋体" w:hAnsi="宋体" w:cs="宋体" w:hint="eastAsia"/>
               <w:szCs w:val="24"/>
             </w:rPr>
             <w:instrText xml:space="preserve"> HYPERLINK \l _Toc13968 </w:instrText>
           </w:r>
           <w:r>
             <w:rPr>
-              <w:rFonts w:hint="eastAsia" w:ascii="宋体" w:hAnsi="宋体" w:eastAsia="宋体" w:cs="宋体"/>
+              <w:rFonts w:ascii="宋体" w:eastAsia="宋体" w:hAnsi="宋体" w:cs="宋体" w:hint="eastAsia"/>
               <w:szCs w:val="24"/>
             </w:rPr>
             <w:fldChar w:fldCharType="separate"/>
@@ -4016,7 +3994,7 @@
           </w:r>
           <w:r>
             <w:rPr>
-              <w:rFonts w:hint="eastAsia" w:ascii="宋体" w:hAnsi="宋体" w:eastAsia="宋体" w:cs="宋体"/>
+              <w:rFonts w:ascii="宋体" w:eastAsia="宋体" w:hAnsi="宋体" w:cs="宋体" w:hint="eastAsia"/>
               <w:szCs w:val="24"/>
             </w:rPr>
             <w:fldChar w:fldCharType="end"/>
@@ -4024,7 +4002,7 @@
         </w:p>
         <w:p>
           <w:pPr>
-            <w:pStyle w:val="17"/>
+            <w:pStyle w:val="TOC2"/>
             <w:keepNext w:val="0"/>
             <w:keepLines w:val="0"/>
             <w:pageBreakBefore w:val="0"/>
@@ -4045,21 +4023,21 @@
           </w:pPr>
           <w:r>
             <w:rPr>
-              <w:rFonts w:hint="eastAsia" w:ascii="宋体" w:hAnsi="宋体" w:eastAsia="宋体" w:cs="宋体"/>
+              <w:rFonts w:ascii="宋体" w:eastAsia="宋体" w:hAnsi="宋体" w:cs="宋体" w:hint="eastAsia"/>
               <w:szCs w:val="24"/>
             </w:rPr>
             <w:fldChar w:fldCharType="begin"/>
           </w:r>
           <w:r>
             <w:rPr>
-              <w:rFonts w:hint="eastAsia" w:ascii="宋体" w:hAnsi="宋体" w:eastAsia="宋体" w:cs="宋体"/>
+              <w:rFonts w:ascii="宋体" w:eastAsia="宋体" w:hAnsi="宋体" w:cs="宋体" w:hint="eastAsia"/>
               <w:szCs w:val="24"/>
             </w:rPr>
             <w:instrText xml:space="preserve"> HYPERLINK \l _Toc18191 </w:instrText>
           </w:r>
           <w:r>
             <w:rPr>
-              <w:rFonts w:hint="eastAsia" w:ascii="宋体" w:hAnsi="宋体" w:eastAsia="宋体" w:cs="宋体"/>
+              <w:rFonts w:ascii="宋体" w:eastAsia="宋体" w:hAnsi="宋体" w:cs="宋体" w:hint="eastAsia"/>
               <w:szCs w:val="24"/>
             </w:rPr>
             <w:fldChar w:fldCharType="separate"/>
@@ -4093,7 +4071,7 @@
           </w:r>
           <w:r>
             <w:rPr>
-              <w:rFonts w:hint="eastAsia" w:ascii="宋体" w:hAnsi="宋体" w:eastAsia="宋体" w:cs="宋体"/>
+              <w:rFonts w:ascii="宋体" w:eastAsia="宋体" w:hAnsi="宋体" w:cs="宋体" w:hint="eastAsia"/>
               <w:szCs w:val="24"/>
             </w:rPr>
             <w:fldChar w:fldCharType="end"/>
@@ -4101,7 +4079,7 @@
         </w:p>
         <w:p>
           <w:pPr>
-            <w:pStyle w:val="17"/>
+            <w:pStyle w:val="TOC2"/>
             <w:keepNext w:val="0"/>
             <w:keepLines w:val="0"/>
             <w:pageBreakBefore w:val="0"/>
@@ -4122,21 +4100,21 @@
           </w:pPr>
           <w:r>
             <w:rPr>
-              <w:rFonts w:hint="eastAsia" w:ascii="宋体" w:hAnsi="宋体" w:eastAsia="宋体" w:cs="宋体"/>
+              <w:rFonts w:ascii="宋体" w:eastAsia="宋体" w:hAnsi="宋体" w:cs="宋体" w:hint="eastAsia"/>
               <w:szCs w:val="24"/>
             </w:rPr>
             <w:fldChar w:fldCharType="begin"/>
           </w:r>
           <w:r>
             <w:rPr>
-              <w:rFonts w:hint="eastAsia" w:ascii="宋体" w:hAnsi="宋体" w:eastAsia="宋体" w:cs="宋体"/>
+              <w:rFonts w:ascii="宋体" w:eastAsia="宋体" w:hAnsi="宋体" w:cs="宋体" w:hint="eastAsia"/>
               <w:szCs w:val="24"/>
             </w:rPr>
             <w:instrText xml:space="preserve"> HYPERLINK \l _Toc8352 </w:instrText>
           </w:r>
           <w:r>
             <w:rPr>
-              <w:rFonts w:hint="eastAsia" w:ascii="宋体" w:hAnsi="宋体" w:eastAsia="宋体" w:cs="宋体"/>
+              <w:rFonts w:ascii="宋体" w:eastAsia="宋体" w:hAnsi="宋体" w:cs="宋体" w:hint="eastAsia"/>
               <w:szCs w:val="24"/>
             </w:rPr>
             <w:fldChar w:fldCharType="separate"/>
@@ -4170,7 +4148,7 @@
           </w:r>
           <w:r>
             <w:rPr>
-              <w:rFonts w:hint="eastAsia" w:ascii="宋体" w:hAnsi="宋体" w:eastAsia="宋体" w:cs="宋体"/>
+              <w:rFonts w:ascii="宋体" w:eastAsia="宋体" w:hAnsi="宋体" w:cs="宋体" w:hint="eastAsia"/>
               <w:szCs w:val="24"/>
             </w:rPr>
             <w:fldChar w:fldCharType="end"/>
@@ -4178,7 +4156,7 @@
         </w:p>
         <w:p>
           <w:pPr>
-            <w:pStyle w:val="17"/>
+            <w:pStyle w:val="TOC2"/>
             <w:keepNext w:val="0"/>
             <w:keepLines w:val="0"/>
             <w:pageBreakBefore w:val="0"/>
@@ -4199,21 +4177,21 @@
           </w:pPr>
           <w:r>
             <w:rPr>
-              <w:rFonts w:hint="eastAsia" w:ascii="宋体" w:hAnsi="宋体" w:eastAsia="宋体" w:cs="宋体"/>
+              <w:rFonts w:ascii="宋体" w:eastAsia="宋体" w:hAnsi="宋体" w:cs="宋体" w:hint="eastAsia"/>
               <w:szCs w:val="24"/>
             </w:rPr>
             <w:fldChar w:fldCharType="begin"/>
           </w:r>
           <w:r>
             <w:rPr>
-              <w:rFonts w:hint="eastAsia" w:ascii="宋体" w:hAnsi="宋体" w:eastAsia="宋体" w:cs="宋体"/>
+              <w:rFonts w:ascii="宋体" w:eastAsia="宋体" w:hAnsi="宋体" w:cs="宋体" w:hint="eastAsia"/>
               <w:szCs w:val="24"/>
             </w:rPr>
             <w:instrText xml:space="preserve"> HYPERLINK \l _Toc243 </w:instrText>
           </w:r>
           <w:r>
             <w:rPr>
-              <w:rFonts w:hint="eastAsia" w:ascii="宋体" w:hAnsi="宋体" w:eastAsia="宋体" w:cs="宋体"/>
+              <w:rFonts w:ascii="宋体" w:eastAsia="宋体" w:hAnsi="宋体" w:cs="宋体" w:hint="eastAsia"/>
               <w:szCs w:val="24"/>
             </w:rPr>
             <w:fldChar w:fldCharType="separate"/>
@@ -4247,7 +4225,7 @@
           </w:r>
           <w:r>
             <w:rPr>
-              <w:rFonts w:hint="eastAsia" w:ascii="宋体" w:hAnsi="宋体" w:eastAsia="宋体" w:cs="宋体"/>
+              <w:rFonts w:ascii="宋体" w:eastAsia="宋体" w:hAnsi="宋体" w:cs="宋体" w:hint="eastAsia"/>
               <w:szCs w:val="24"/>
             </w:rPr>
             <w:fldChar w:fldCharType="end"/>
@@ -4255,7 +4233,7 @@
         </w:p>
         <w:p>
           <w:pPr>
-            <w:pStyle w:val="16"/>
+            <w:pStyle w:val="TOC1"/>
             <w:keepNext w:val="0"/>
             <w:keepLines w:val="0"/>
             <w:pageBreakBefore w:val="0"/>
@@ -4276,21 +4254,21 @@
           </w:pPr>
           <w:r>
             <w:rPr>
-              <w:rFonts w:hint="eastAsia" w:ascii="宋体" w:hAnsi="宋体" w:eastAsia="宋体" w:cs="宋体"/>
+              <w:rFonts w:ascii="宋体" w:eastAsia="宋体" w:hAnsi="宋体" w:cs="宋体" w:hint="eastAsia"/>
               <w:szCs w:val="24"/>
             </w:rPr>
             <w:fldChar w:fldCharType="begin"/>
           </w:r>
           <w:r>
             <w:rPr>
-              <w:rFonts w:hint="eastAsia" w:ascii="宋体" w:hAnsi="宋体" w:eastAsia="宋体" w:cs="宋体"/>
+              <w:rFonts w:ascii="宋体" w:eastAsia="宋体" w:hAnsi="宋体" w:cs="宋体" w:hint="eastAsia"/>
               <w:szCs w:val="24"/>
             </w:rPr>
             <w:instrText xml:space="preserve"> HYPERLINK \l _Toc11861 </w:instrText>
           </w:r>
           <w:r>
             <w:rPr>
-              <w:rFonts w:hint="eastAsia" w:ascii="宋体" w:hAnsi="宋体" w:eastAsia="宋体" w:cs="宋体"/>
+              <w:rFonts w:ascii="宋体" w:eastAsia="宋体" w:hAnsi="宋体" w:cs="宋体" w:hint="eastAsia"/>
               <w:szCs w:val="24"/>
             </w:rPr>
             <w:fldChar w:fldCharType="separate"/>
@@ -4324,7 +4302,7 @@
           </w:r>
           <w:r>
             <w:rPr>
-              <w:rFonts w:hint="eastAsia" w:ascii="宋体" w:hAnsi="宋体" w:eastAsia="宋体" w:cs="宋体"/>
+              <w:rFonts w:ascii="宋体" w:eastAsia="宋体" w:hAnsi="宋体" w:cs="宋体" w:hint="eastAsia"/>
               <w:szCs w:val="24"/>
             </w:rPr>
             <w:fldChar w:fldCharType="end"/>
@@ -4347,7 +4325,7 @@
             <w:snapToGrid w:val="0"/>
             <w:textAlignment w:val="baseline"/>
             <w:rPr>
-              <w:rFonts w:hint="eastAsia" w:ascii="宋体" w:hAnsi="宋体" w:eastAsia="宋体" w:cs="宋体"/>
+              <w:rFonts w:ascii="宋体" w:eastAsia="宋体" w:hAnsi="宋体" w:cs="宋体" w:hint="eastAsia"/>
               <w:snapToGrid w:val="0"/>
               <w:color w:val="000000"/>
               <w:kern w:val="0"/>
@@ -4358,7 +4336,7 @@
           </w:pPr>
           <w:r>
             <w:rPr>
-              <w:rFonts w:hint="eastAsia" w:ascii="宋体" w:hAnsi="宋体" w:eastAsia="宋体" w:cs="宋体"/>
+              <w:rFonts w:ascii="宋体" w:eastAsia="宋体" w:hAnsi="宋体" w:cs="宋体" w:hint="eastAsia"/>
               <w:szCs w:val="24"/>
             </w:rPr>
             <w:fldChar w:fldCharType="end"/>
@@ -4383,7 +4361,7 @@
         <w:snapToGrid w:val="0"/>
         <w:textAlignment w:val="baseline"/>
         <w:rPr>
-          <w:rFonts w:ascii="Arial" w:hAnsi="Arial" w:eastAsia="Arial" w:cs="Arial"/>
+          <w:rFonts w:ascii="Arial" w:eastAsia="Arial" w:hAnsi="Arial" w:cs="Arial"/>
           <w:snapToGrid w:val="0"/>
           <w:color w:val="000000"/>
           <w:kern w:val="0"/>
@@ -4394,7 +4372,7 @@
       </w:pPr>
       <w:r>
         <w:rPr>
-          <w:rFonts w:ascii="Arial" w:hAnsi="Arial" w:eastAsia="Arial" w:cs="Arial"/>
+          <w:rFonts w:ascii="Arial" w:eastAsia="Arial" w:hAnsi="Arial" w:cs="Arial"/>
           <w:snapToGrid w:val="0"/>
           <w:color w:val="000000"/>
           <w:kern w:val="0"/>
@@ -4407,7 +4385,7 @@
     </w:p>
     <w:p>
       <w:pPr>
-        <w:pStyle w:val="28"/>
+        <w:pStyle w:val="1"/>
         <w:keepNext w:val="0"/>
         <w:keepLines w:val="0"/>
         <w:pageBreakBefore w:val="0"/>
@@ -4433,7 +4411,7 @@
     </w:p>
     <w:p>
       <w:pPr>
-        <w:pStyle w:val="30"/>
+        <w:pStyle w:val="2"/>
         <w:keepNext w:val="0"/>
         <w:keepLines w:val="0"/>
         <w:pageBreakBefore w:val="0"/>
@@ -4459,7 +4437,7 @@
     </w:p>
     <w:p>
       <w:pPr>
-        <w:pStyle w:val="29"/>
+        <w:pStyle w:val="a1"/>
         <w:keepNext w:val="0"/>
         <w:keepLines w:val="0"/>
         <w:pageBreakBefore w:val="0"/>
@@ -4481,7 +4459,7 @@
     </w:p>
     <w:p>
       <w:pPr>
-        <w:pStyle w:val="30"/>
+        <w:pStyle w:val="2"/>
         <w:keepNext w:val="0"/>
         <w:keepLines w:val="0"/>
         <w:pageBreakBefore w:val="0"/>
@@ -4507,7 +4485,7 @@
     </w:p>
     <w:p>
       <w:pPr>
-        <w:pStyle w:val="29"/>
+        <w:pStyle w:val="a1"/>
         <w:keepNext w:val="0"/>
         <w:keepLines w:val="0"/>
         <w:pageBreakBefore w:val="0"/>
@@ -4529,7 +4507,7 @@
     </w:p>
     <w:p>
       <w:pPr>
-        <w:pStyle w:val="30"/>
+        <w:pStyle w:val="2"/>
         <w:keepNext w:val="0"/>
         <w:keepLines w:val="0"/>
         <w:pageBreakBefore w:val="0"/>
@@ -4555,7 +4533,7 @@
     </w:p>
     <w:p>
       <w:pPr>
-        <w:pStyle w:val="29"/>
+        <w:pStyle w:val="a1"/>
         <w:keepNext w:val="0"/>
         <w:keepLines w:val="0"/>
         <w:pageBreakBefore w:val="0"/>
@@ -4577,7 +4555,7 @@
     </w:p>
     <w:p>
       <w:pPr>
-        <w:pStyle w:val="29"/>
+        <w:pStyle w:val="a1"/>
         <w:keepNext w:val="0"/>
         <w:keepLines w:val="0"/>
         <w:pageBreakBefore w:val="0"/>
@@ -4599,7 +4577,7 @@
     </w:p>
     <w:p>
       <w:pPr>
-        <w:pStyle w:val="29"/>
+        <w:pStyle w:val="a1"/>
         <w:keepNext w:val="0"/>
         <w:keepLines w:val="0"/>
         <w:pageBreakBefore w:val="0"/>
@@ -4621,7 +4599,7 @@
     </w:p>
     <w:p>
       <w:pPr>
-        <w:pStyle w:val="29"/>
+        <w:pStyle w:val="a1"/>
         <w:keepNext w:val="0"/>
         <w:keepLines w:val="0"/>
         <w:pageBreakBefore w:val="0"/>
@@ -4643,7 +4621,7 @@
     </w:p>
     <w:p>
       <w:pPr>
-        <w:pStyle w:val="28"/>
+        <w:pStyle w:val="1"/>
         <w:keepNext w:val="0"/>
         <w:keepLines w:val="0"/>
         <w:pageBreakBefore w:val="0"/>
@@ -4669,7 +4647,7 @@
     </w:p>
     <w:p>
       <w:pPr>
-        <w:pStyle w:val="30"/>
+        <w:pStyle w:val="2"/>
         <w:keepNext w:val="0"/>
         <w:keepLines w:val="0"/>
         <w:pageBreakBefore w:val="0"/>
@@ -4705,7 +4683,7 @@
     </w:p>
     <w:p>
       <w:pPr>
-        <w:pStyle w:val="29"/>
+        <w:pStyle w:val="a1"/>
         <w:keepNext w:val="0"/>
         <w:keepLines w:val="0"/>
         <w:pageBreakBefore w:val="0"/>
@@ -4737,18 +4715,17 @@
     </w:p>
     <w:tbl>
       <w:tblPr>
-        <w:tblStyle w:val="20"/>
+        <w:tblStyle w:val="TableNormal"/>
         <w:tblW w:w="8522" w:type="dxa"/>
         <w:jc w:val="center"/>
         <w:tblBorders>
-          <w:top w:val="none" w:color="auto" w:sz="0" w:space="0"/>
-          <w:left w:val="none" w:color="auto" w:sz="0" w:space="0"/>
-          <w:bottom w:val="none" w:color="auto" w:sz="0" w:space="0"/>
-          <w:right w:val="none" w:color="auto" w:sz="0" w:space="0"/>
-          <w:insideH w:val="none" w:color="auto" w:sz="0" w:space="0"/>
-          <w:insideV w:val="none" w:color="auto" w:sz="0" w:space="0"/>
+          <w:top w:val="nil"/>
+          <w:left w:val="nil"/>
+          <w:bottom w:val="nil"/>
+          <w:right w:val="nil"/>
+          <w:insideH w:val="nil"/>
+          <w:insideV w:val="nil"/>
         </w:tblBorders>
-        <w:tblLayout w:type="autofit"/>
         <w:tblCellMar>
           <w:top w:w="0" w:type="dxa"/>
           <w:left w:w="10" w:type="dxa"/>
@@ -4763,13 +4740,15 @@
       </w:tblGrid>
       <w:tr>
         <w:tblPrEx>
+          <w:tblW w:w="8522" w:type="dxa"/>
+          <w:jc w:val="center"/>
           <w:tblBorders>
-            <w:top w:val="none" w:color="auto" w:sz="0" w:space="0"/>
-            <w:left w:val="none" w:color="auto" w:sz="0" w:space="0"/>
-            <w:bottom w:val="none" w:color="auto" w:sz="0" w:space="0"/>
-            <w:right w:val="none" w:color="auto" w:sz="0" w:space="0"/>
-            <w:insideH w:val="none" w:color="auto" w:sz="0" w:space="0"/>
-            <w:insideV w:val="none" w:color="auto" w:sz="0" w:space="0"/>
+            <w:top w:val="nil"/>
+            <w:left w:val="nil"/>
+            <w:bottom w:val="nil"/>
+            <w:right w:val="nil"/>
+            <w:insideH w:val="nil"/>
+            <w:insideV w:val="nil"/>
           </w:tblBorders>
           <w:tblCellMar>
             <w:top w:w="0" w:type="dxa"/>
@@ -4779,7 +4758,7 @@
           </w:tblCellMar>
         </w:tblPrEx>
         <w:trPr>
-          <w:trHeight w:val="0" w:hRule="atLeast"/>
+          <w:trHeight w:val="0"/>
           <w:tblHeader/>
           <w:jc w:val="center"/>
         </w:trPr>
@@ -4787,8 +4766,8 @@
           <w:tcPr>
             <w:tcW w:w="1321" w:type="dxa"/>
             <w:tcBorders>
-              <w:top w:val="single" w:color="auto" w:sz="12" w:space="0"/>
-              <w:left w:val="single" w:color="auto" w:sz="12" w:space="0"/>
+              <w:top w:val="single" w:sz="12" w:space="0" w:color="auto"/>
+              <w:left w:val="single" w:sz="12" w:space="0" w:color="auto"/>
               <w:bottom w:val="nil"/>
               <w:right w:val="nil"/>
             </w:tcBorders>
@@ -4802,7 +4781,7 @@
           </w:tcPr>
           <w:p>
             <w:pPr>
-              <w:pStyle w:val="29"/>
+              <w:pStyle w:val="a1"/>
               <w:keepNext w:val="0"/>
               <w:keepLines w:val="0"/>
               <w:pageBreakBefore w:val="0"/>
@@ -4817,7 +4796,7 @@
               <w:adjustRightInd w:val="0"/>
               <w:snapToGrid w:val="0"/>
               <w:spacing w:line="240" w:lineRule="auto"/>
-              <w:ind w:left="0" w:leftChars="0" w:right="0" w:rightChars="0" w:firstLine="0" w:firstLineChars="0"/>
+              <w:ind w:left="0" w:right="0" w:firstLine="0" w:leftChars="0" w:rightChars="0" w:firstLineChars="0"/>
               <w:jc w:val="center"/>
               <w:textAlignment w:val="baseline"/>
               <w:rPr>
@@ -4836,8 +4815,8 @@
           <w:tcPr>
             <w:tcW w:w="1615" w:type="dxa"/>
             <w:tcBorders>
-              <w:top w:val="single" w:color="auto" w:sz="12" w:space="0"/>
-              <w:left w:val="single" w:color="auto" w:sz="4" w:space="0"/>
+              <w:top w:val="single" w:sz="12" w:space="0" w:color="auto"/>
+              <w:left w:val="single" w:sz="4" w:space="0" w:color="auto"/>
               <w:bottom w:val="nil"/>
               <w:right w:val="nil"/>
             </w:tcBorders>
@@ -4851,7 +4830,7 @@
           </w:tcPr>
           <w:p>
             <w:pPr>
-              <w:pStyle w:val="29"/>
+              <w:pStyle w:val="a1"/>
               <w:keepNext w:val="0"/>
               <w:keepLines w:val="0"/>
               <w:pageBreakBefore w:val="0"/>
@@ -4866,7 +4845,7 @@
               <w:adjustRightInd w:val="0"/>
               <w:snapToGrid w:val="0"/>
               <w:spacing w:line="240" w:lineRule="auto"/>
-              <w:ind w:left="0" w:leftChars="0" w:right="0" w:rightChars="0" w:firstLine="0" w:firstLineChars="0"/>
+              <w:ind w:left="0" w:right="0" w:firstLine="0" w:leftChars="0" w:rightChars="0" w:firstLineChars="0"/>
               <w:jc w:val="center"/>
               <w:textAlignment w:val="baseline"/>
               <w:rPr>
@@ -4885,10 +4864,10 @@
           <w:tcPr>
             <w:tcW w:w="5586" w:type="dxa"/>
             <w:tcBorders>
-              <w:top w:val="single" w:color="auto" w:sz="12" w:space="0"/>
-              <w:left w:val="single" w:color="auto" w:sz="4" w:space="0"/>
+              <w:top w:val="single" w:sz="12" w:space="0" w:color="auto"/>
+              <w:left w:val="single" w:sz="4" w:space="0" w:color="auto"/>
               <w:bottom w:val="nil"/>
-              <w:right w:val="single" w:color="auto" w:sz="12" w:space="0"/>
+              <w:right w:val="single" w:sz="12" w:space="0" w:color="auto"/>
             </w:tcBorders>
             <w:tcMar>
               <w:top w:w="60" w:type="dxa"/>
@@ -4900,7 +4879,7 @@
           </w:tcPr>
           <w:p>
             <w:pPr>
-              <w:pStyle w:val="29"/>
+              <w:pStyle w:val="a1"/>
               <w:keepNext w:val="0"/>
               <w:keepLines w:val="0"/>
               <w:pageBreakBefore w:val="0"/>
@@ -4915,7 +4894,7 @@
               <w:adjustRightInd w:val="0"/>
               <w:snapToGrid w:val="0"/>
               <w:spacing w:line="240" w:lineRule="auto"/>
-              <w:ind w:left="0" w:leftChars="0" w:right="0" w:rightChars="0" w:firstLine="0" w:firstLineChars="0"/>
+              <w:ind w:left="0" w:right="0" w:firstLine="0" w:leftChars="0" w:rightChars="0" w:firstLineChars="0"/>
               <w:jc w:val="center"/>
               <w:textAlignment w:val="baseline"/>
               <w:rPr>
@@ -4933,14 +4912,8 @@
       </w:tr>
       <w:tr>
         <w:tblPrEx>
-          <w:tblBorders>
-            <w:top w:val="none" w:color="auto" w:sz="0" w:space="0"/>
-            <w:left w:val="none" w:color="auto" w:sz="0" w:space="0"/>
-            <w:bottom w:val="none" w:color="auto" w:sz="0" w:space="0"/>
-            <w:right w:val="none" w:color="auto" w:sz="0" w:space="0"/>
-            <w:insideH w:val="none" w:color="auto" w:sz="0" w:space="0"/>
-            <w:insideV w:val="none" w:color="auto" w:sz="0" w:space="0"/>
-          </w:tblBorders>
+          <w:tblW w:w="8522" w:type="dxa"/>
+          <w:jc w:val="center"/>
           <w:tblCellMar>
             <w:top w:w="0" w:type="dxa"/>
             <w:left w:w="10" w:type="dxa"/>
@@ -4949,15 +4922,15 @@
           </w:tblCellMar>
         </w:tblPrEx>
         <w:trPr>
-          <w:trHeight w:val="0" w:hRule="atLeast"/>
+          <w:trHeight w:val="0"/>
           <w:jc w:val="center"/>
         </w:trPr>
         <w:tc>
           <w:tcPr>
             <w:tcW w:w="1321" w:type="dxa"/>
             <w:tcBorders>
-              <w:top w:val="single" w:color="auto" w:sz="4" w:space="0"/>
-              <w:left w:val="single" w:color="auto" w:sz="12" w:space="0"/>
+              <w:top w:val="single" w:sz="4" w:space="0" w:color="auto"/>
+              <w:left w:val="single" w:sz="12" w:space="0" w:color="auto"/>
               <w:bottom w:val="nil"/>
               <w:right w:val="nil"/>
             </w:tcBorders>
@@ -4985,7 +4958,7 @@
               <w:adjustRightInd w:val="0"/>
               <w:snapToGrid w:val="0"/>
               <w:spacing w:before="120" w:after="120" w:line="240" w:lineRule="auto"/>
-              <w:ind w:left="0" w:leftChars="0" w:right="0" w:rightChars="0" w:firstLine="0" w:firstLineChars="0"/>
+              <w:ind w:left="0" w:right="0" w:firstLine="0" w:leftChars="0" w:rightChars="0" w:firstLineChars="0"/>
               <w:jc w:val="center"/>
               <w:textAlignment w:val="baseline"/>
               <w:rPr>
@@ -4995,7 +4968,7 @@
             </w:pPr>
             <w:r>
               <w:rPr>
-                <w:rFonts w:ascii="Arial" w:hAnsi="Arial" w:eastAsia="宋体" w:cs="Arial"/>
+                <w:rFonts w:ascii="Arial" w:eastAsia="宋体" w:hAnsi="Arial" w:cs="Arial"/>
                 <w:b/>
                 <w:sz w:val="24"/>
               </w:rPr>
@@ -5007,8 +4980,8 @@
           <w:tcPr>
             <w:tcW w:w="1615" w:type="dxa"/>
             <w:tcBorders>
-              <w:top w:val="single" w:color="auto" w:sz="4" w:space="0"/>
-              <w:left w:val="single" w:color="auto" w:sz="4" w:space="0"/>
+              <w:top w:val="single" w:sz="4" w:space="0" w:color="auto"/>
+              <w:left w:val="single" w:sz="4" w:space="0" w:color="auto"/>
               <w:bottom w:val="nil"/>
               <w:right w:val="nil"/>
             </w:tcBorders>
@@ -5022,7 +4995,7 @@
           </w:tcPr>
           <w:p>
             <w:pPr>
-              <w:pStyle w:val="29"/>
+              <w:pStyle w:val="a1"/>
               <w:keepNext w:val="0"/>
               <w:keepLines w:val="0"/>
               <w:pageBreakBefore w:val="0"/>
@@ -5037,7 +5010,7 @@
               <w:adjustRightInd w:val="0"/>
               <w:snapToGrid w:val="0"/>
               <w:spacing w:line="240" w:lineRule="auto"/>
-              <w:ind w:left="0" w:leftChars="0" w:right="0" w:rightChars="0" w:firstLine="0" w:firstLineChars="0"/>
+              <w:ind w:left="0" w:right="0" w:firstLine="0" w:leftChars="0" w:rightChars="0" w:firstLineChars="0"/>
               <w:jc w:val="left"/>
               <w:textAlignment w:val="baseline"/>
               <w:rPr>
@@ -5050,7 +5023,7 @@
                 <w:rFonts w:ascii="Arial" w:eastAsia="宋体"/>
                 <w:sz w:val="24"/>
               </w:rPr>
-              <w:t>运维部部长</w:t>
+              <w:t>运维部经理</w:t>
             </w:r>
           </w:p>
         </w:tc>
@@ -5058,10 +5031,10 @@
           <w:tcPr>
             <w:tcW w:w="5586" w:type="dxa"/>
             <w:tcBorders>
-              <w:top w:val="single" w:color="auto" w:sz="4" w:space="0"/>
-              <w:left w:val="single" w:color="auto" w:sz="4" w:space="0"/>
+              <w:top w:val="single" w:sz="4" w:space="0" w:color="auto"/>
+              <w:left w:val="single" w:sz="4" w:space="0" w:color="auto"/>
               <w:bottom w:val="nil"/>
-              <w:right w:val="single" w:color="auto" w:sz="12" w:space="0"/>
+              <w:right w:val="single" w:sz="12" w:space="0" w:color="auto"/>
             </w:tcBorders>
             <w:tcMar>
               <w:top w:w="60" w:type="dxa"/>
@@ -5073,7 +5046,7 @@
           </w:tcPr>
           <w:p>
             <w:pPr>
-              <w:pStyle w:val="40"/>
+              <w:pStyle w:val="a3"/>
               <w:keepNext w:val="0"/>
               <w:keepLines w:val="0"/>
               <w:pageBreakBefore w:val="0"/>
@@ -5097,14 +5070,8 @@
       </w:tr>
       <w:tr>
         <w:tblPrEx>
-          <w:tblBorders>
-            <w:top w:val="none" w:color="auto" w:sz="0" w:space="0"/>
-            <w:left w:val="none" w:color="auto" w:sz="0" w:space="0"/>
-            <w:bottom w:val="none" w:color="auto" w:sz="0" w:space="0"/>
-            <w:right w:val="none" w:color="auto" w:sz="0" w:space="0"/>
-            <w:insideH w:val="none" w:color="auto" w:sz="0" w:space="0"/>
-            <w:insideV w:val="none" w:color="auto" w:sz="0" w:space="0"/>
-          </w:tblBorders>
+          <w:tblW w:w="8522" w:type="dxa"/>
+          <w:jc w:val="center"/>
           <w:tblCellMar>
             <w:top w:w="0" w:type="dxa"/>
             <w:left w:w="10" w:type="dxa"/>
@@ -5113,15 +5080,15 @@
           </w:tblCellMar>
         </w:tblPrEx>
         <w:trPr>
-          <w:trHeight w:val="0" w:hRule="atLeast"/>
+          <w:trHeight w:val="0"/>
           <w:jc w:val="center"/>
         </w:trPr>
         <w:tc>
           <w:tcPr>
             <w:tcW w:w="1321" w:type="dxa"/>
             <w:tcBorders>
-              <w:top w:val="single" w:color="auto" w:sz="4" w:space="0"/>
-              <w:left w:val="single" w:color="auto" w:sz="12" w:space="0"/>
+              <w:top w:val="single" w:sz="4" w:space="0" w:color="auto"/>
+              <w:left w:val="single" w:sz="12" w:space="0" w:color="auto"/>
               <w:bottom w:val="nil"/>
               <w:right w:val="nil"/>
             </w:tcBorders>
@@ -5149,7 +5116,7 @@
               <w:adjustRightInd w:val="0"/>
               <w:snapToGrid w:val="0"/>
               <w:spacing w:before="120" w:after="120" w:line="240" w:lineRule="auto"/>
-              <w:ind w:left="0" w:leftChars="0" w:right="0" w:rightChars="0" w:firstLine="0" w:firstLineChars="0"/>
+              <w:ind w:left="0" w:right="0" w:firstLine="0" w:leftChars="0" w:rightChars="0" w:firstLineChars="0"/>
               <w:jc w:val="center"/>
               <w:textAlignment w:val="baseline"/>
               <w:rPr>
@@ -5159,7 +5126,7 @@
             </w:pPr>
             <w:r>
               <w:rPr>
-                <w:rFonts w:ascii="Arial" w:hAnsi="Arial" w:eastAsia="宋体" w:cs="Arial"/>
+                <w:rFonts w:ascii="Arial" w:eastAsia="宋体" w:hAnsi="Arial" w:cs="Arial"/>
                 <w:b/>
                 <w:sz w:val="24"/>
               </w:rPr>
@@ -5171,8 +5138,8 @@
           <w:tcPr>
             <w:tcW w:w="1615" w:type="dxa"/>
             <w:tcBorders>
-              <w:top w:val="single" w:color="auto" w:sz="4" w:space="0"/>
-              <w:left w:val="single" w:color="auto" w:sz="4" w:space="0"/>
+              <w:top w:val="single" w:sz="4" w:space="0" w:color="auto"/>
+              <w:left w:val="single" w:sz="4" w:space="0" w:color="auto"/>
               <w:bottom w:val="nil"/>
               <w:right w:val="nil"/>
             </w:tcBorders>
@@ -5186,7 +5153,7 @@
           </w:tcPr>
           <w:p>
             <w:pPr>
-              <w:pStyle w:val="29"/>
+              <w:pStyle w:val="a1"/>
               <w:keepNext w:val="0"/>
               <w:keepLines w:val="0"/>
               <w:pageBreakBefore w:val="0"/>
@@ -5201,11 +5168,11 @@
               <w:adjustRightInd w:val="0"/>
               <w:snapToGrid w:val="0"/>
               <w:spacing w:line="240" w:lineRule="auto"/>
-              <w:ind w:left="0" w:leftChars="0" w:right="0" w:rightChars="0" w:firstLine="0" w:firstLineChars="0"/>
+              <w:ind w:left="0" w:right="0" w:firstLine="0" w:leftChars="0" w:rightChars="0" w:firstLineChars="0"/>
               <w:jc w:val="left"/>
               <w:textAlignment w:val="baseline"/>
               <w:rPr>
-                <w:rFonts w:hint="eastAsia" w:ascii="Arial" w:eastAsia="宋体"/>
+                <w:rFonts w:ascii="Arial" w:eastAsia="宋体" w:hint="eastAsia"/>
                 <w:sz w:val="24"/>
                 <w:lang w:val="en-US" w:eastAsia="zh-CN"/>
               </w:rPr>
@@ -5215,15 +5182,7 @@
                 <w:rFonts w:ascii="Arial" w:eastAsia="宋体"/>
                 <w:sz w:val="24"/>
               </w:rPr>
-              <w:t>运维项目部</w:t>
-            </w:r>
-            <w:r>
-              <w:rPr>
-                <w:rFonts w:hint="eastAsia" w:ascii="Arial" w:eastAsia="宋体"/>
-                <w:sz w:val="24"/>
-                <w:lang w:val="en-US" w:eastAsia="zh-CN"/>
-              </w:rPr>
-              <w:t>长</w:t>
+              <w:t>运维项目经理</w:t>
             </w:r>
           </w:p>
         </w:tc>
@@ -5231,10 +5190,10 @@
           <w:tcPr>
             <w:tcW w:w="5586" w:type="dxa"/>
             <w:tcBorders>
-              <w:top w:val="single" w:color="auto" w:sz="4" w:space="0"/>
-              <w:left w:val="single" w:color="auto" w:sz="4" w:space="0"/>
+              <w:top w:val="single" w:sz="4" w:space="0" w:color="auto"/>
+              <w:left w:val="single" w:sz="4" w:space="0" w:color="auto"/>
               <w:bottom w:val="nil"/>
-              <w:right w:val="single" w:color="auto" w:sz="12" w:space="0"/>
+              <w:right w:val="single" w:sz="12" w:space="0" w:color="auto"/>
             </w:tcBorders>
             <w:tcMar>
               <w:top w:w="60" w:type="dxa"/>
@@ -5246,7 +5205,7 @@
           </w:tcPr>
           <w:p>
             <w:pPr>
-              <w:pStyle w:val="40"/>
+              <w:pStyle w:val="a3"/>
               <w:keepNext w:val="0"/>
               <w:keepLines w:val="0"/>
               <w:pageBreakBefore w:val="0"/>
@@ -5270,14 +5229,8 @@
       </w:tr>
       <w:tr>
         <w:tblPrEx>
-          <w:tblBorders>
-            <w:top w:val="none" w:color="auto" w:sz="0" w:space="0"/>
-            <w:left w:val="none" w:color="auto" w:sz="0" w:space="0"/>
-            <w:bottom w:val="none" w:color="auto" w:sz="0" w:space="0"/>
-            <w:right w:val="none" w:color="auto" w:sz="0" w:space="0"/>
-            <w:insideH w:val="none" w:color="auto" w:sz="0" w:space="0"/>
-            <w:insideV w:val="none" w:color="auto" w:sz="0" w:space="0"/>
-          </w:tblBorders>
+          <w:tblW w:w="8522" w:type="dxa"/>
+          <w:jc w:val="center"/>
           <w:tblCellMar>
             <w:top w:w="0" w:type="dxa"/>
             <w:left w:w="10" w:type="dxa"/>
@@ -5286,16 +5239,16 @@
           </w:tblCellMar>
         </w:tblPrEx>
         <w:trPr>
-          <w:trHeight w:val="0" w:hRule="atLeast"/>
+          <w:trHeight w:val="0"/>
           <w:jc w:val="center"/>
         </w:trPr>
         <w:tc>
           <w:tcPr>
             <w:tcW w:w="1321" w:type="dxa"/>
             <w:tcBorders>
-              <w:top w:val="single" w:color="auto" w:sz="4" w:space="0"/>
-              <w:left w:val="single" w:color="auto" w:sz="12" w:space="0"/>
-              <w:bottom w:val="single" w:color="auto" w:sz="12" w:space="0"/>
+              <w:top w:val="single" w:sz="4" w:space="0" w:color="auto"/>
+              <w:left w:val="single" w:sz="12" w:space="0" w:color="auto"/>
+              <w:bottom w:val="single" w:sz="12" w:space="0" w:color="auto"/>
               <w:right w:val="nil"/>
             </w:tcBorders>
             <w:tcMar>
@@ -5322,7 +5275,7 @@
               <w:adjustRightInd w:val="0"/>
               <w:snapToGrid w:val="0"/>
               <w:spacing w:before="120" w:after="120" w:line="240" w:lineRule="auto"/>
-              <w:ind w:left="0" w:leftChars="0" w:right="0" w:rightChars="0" w:firstLine="0" w:firstLineChars="0"/>
+              <w:ind w:left="0" w:right="0" w:firstLine="0" w:leftChars="0" w:rightChars="0" w:firstLineChars="0"/>
               <w:jc w:val="center"/>
               <w:textAlignment w:val="baseline"/>
               <w:rPr>
@@ -5332,7 +5285,7 @@
             </w:pPr>
             <w:r>
               <w:rPr>
-                <w:rFonts w:ascii="Arial" w:hAnsi="Arial" w:eastAsia="宋体" w:cs="Arial"/>
+                <w:rFonts w:ascii="Arial" w:eastAsia="宋体" w:hAnsi="Arial" w:cs="Arial"/>
                 <w:b/>
                 <w:sz w:val="24"/>
               </w:rPr>
@@ -5344,9 +5297,9 @@
           <w:tcPr>
             <w:tcW w:w="1615" w:type="dxa"/>
             <w:tcBorders>
-              <w:top w:val="single" w:color="auto" w:sz="4" w:space="0"/>
-              <w:left w:val="single" w:color="auto" w:sz="4" w:space="0"/>
-              <w:bottom w:val="single" w:color="auto" w:sz="12" w:space="0"/>
+              <w:top w:val="single" w:sz="4" w:space="0" w:color="auto"/>
+              <w:left w:val="single" w:sz="4" w:space="0" w:color="auto"/>
+              <w:bottom w:val="single" w:sz="12" w:space="0" w:color="auto"/>
               <w:right w:val="nil"/>
             </w:tcBorders>
             <w:tcMar>
@@ -5359,7 +5312,7 @@
           </w:tcPr>
           <w:p>
             <w:pPr>
-              <w:pStyle w:val="29"/>
+              <w:pStyle w:val="a1"/>
               <w:keepNext w:val="0"/>
               <w:keepLines w:val="0"/>
               <w:pageBreakBefore w:val="0"/>
@@ -5374,7 +5327,7 @@
               <w:adjustRightInd w:val="0"/>
               <w:snapToGrid w:val="0"/>
               <w:spacing w:line="240" w:lineRule="auto"/>
-              <w:ind w:left="0" w:leftChars="0" w:right="0" w:rightChars="0" w:firstLine="0" w:firstLineChars="0"/>
+              <w:ind w:left="0" w:right="0" w:firstLine="0" w:leftChars="0" w:rightChars="0" w:firstLineChars="0"/>
               <w:jc w:val="left"/>
               <w:textAlignment w:val="baseline"/>
               <w:rPr>
@@ -5395,10 +5348,10 @@
           <w:tcPr>
             <w:tcW w:w="5586" w:type="dxa"/>
             <w:tcBorders>
-              <w:top w:val="single" w:color="auto" w:sz="4" w:space="0"/>
-              <w:left w:val="single" w:color="auto" w:sz="4" w:space="0"/>
-              <w:bottom w:val="single" w:color="auto" w:sz="12" w:space="0"/>
-              <w:right w:val="single" w:color="auto" w:sz="12" w:space="0"/>
+              <w:top w:val="single" w:sz="4" w:space="0" w:color="auto"/>
+              <w:left w:val="single" w:sz="4" w:space="0" w:color="auto"/>
+              <w:bottom w:val="single" w:sz="12" w:space="0" w:color="auto"/>
+              <w:right w:val="single" w:sz="12" w:space="0" w:color="auto"/>
             </w:tcBorders>
             <w:tcMar>
               <w:top w:w="60" w:type="dxa"/>
@@ -5410,7 +5363,7 @@
           </w:tcPr>
           <w:p>
             <w:pPr>
-              <w:pStyle w:val="40"/>
+              <w:pStyle w:val="a3"/>
               <w:keepNext w:val="0"/>
               <w:keepLines w:val="0"/>
               <w:pageBreakBefore w:val="0"/>
@@ -5435,7 +5388,7 @@
     </w:tbl>
     <w:p>
       <w:pPr>
-        <w:pStyle w:val="30"/>
+        <w:pStyle w:val="2"/>
         <w:keepNext w:val="0"/>
         <w:keepLines w:val="0"/>
         <w:pageBreakBefore w:val="0"/>
@@ -5461,7 +5414,7 @@
     </w:p>
     <w:p>
       <w:pPr>
-        <w:pStyle w:val="29"/>
+        <w:pStyle w:val="a1"/>
         <w:keepNext w:val="0"/>
         <w:keepLines w:val="0"/>
         <w:pageBreakBefore w:val="0"/>
@@ -5490,18 +5443,17 @@
     </w:p>
     <w:tbl>
       <w:tblPr>
-        <w:tblStyle w:val="20"/>
+        <w:tblStyle w:val="TableNormal"/>
         <w:tblW w:w="8522" w:type="dxa"/>
         <w:jc w:val="center"/>
         <w:tblBorders>
-          <w:top w:val="none" w:color="auto" w:sz="0" w:space="0"/>
-          <w:left w:val="none" w:color="auto" w:sz="0" w:space="0"/>
-          <w:bottom w:val="none" w:color="auto" w:sz="0" w:space="0"/>
-          <w:right w:val="none" w:color="auto" w:sz="0" w:space="0"/>
-          <w:insideH w:val="none" w:color="auto" w:sz="0" w:space="0"/>
-          <w:insideV w:val="none" w:color="auto" w:sz="0" w:space="0"/>
+          <w:top w:val="nil"/>
+          <w:left w:val="nil"/>
+          <w:bottom w:val="nil"/>
+          <w:right w:val="nil"/>
+          <w:insideH w:val="nil"/>
+          <w:insideV w:val="nil"/>
         </w:tblBorders>
-        <w:tblLayout w:type="autofit"/>
         <w:tblCellMar>
           <w:top w:w="0" w:type="dxa"/>
           <w:left w:w="10" w:type="dxa"/>
@@ -5516,13 +5468,15 @@
       </w:tblGrid>
       <w:tr>
         <w:tblPrEx>
+          <w:tblW w:w="8522" w:type="dxa"/>
+          <w:jc w:val="center"/>
           <w:tblBorders>
-            <w:top w:val="none" w:color="auto" w:sz="0" w:space="0"/>
-            <w:left w:val="none" w:color="auto" w:sz="0" w:space="0"/>
-            <w:bottom w:val="none" w:color="auto" w:sz="0" w:space="0"/>
-            <w:right w:val="none" w:color="auto" w:sz="0" w:space="0"/>
-            <w:insideH w:val="none" w:color="auto" w:sz="0" w:space="0"/>
-            <w:insideV w:val="none" w:color="auto" w:sz="0" w:space="0"/>
+            <w:top w:val="nil"/>
+            <w:left w:val="nil"/>
+            <w:bottom w:val="nil"/>
+            <w:right w:val="nil"/>
+            <w:insideH w:val="nil"/>
+            <w:insideV w:val="nil"/>
           </w:tblBorders>
           <w:tblCellMar>
             <w:top w:w="0" w:type="dxa"/>
@@ -5532,7 +5486,7 @@
           </w:tblCellMar>
         </w:tblPrEx>
         <w:trPr>
-          <w:trHeight w:val="0" w:hRule="atLeast"/>
+          <w:trHeight w:val="0"/>
           <w:tblHeader/>
           <w:jc w:val="center"/>
         </w:trPr>
@@ -5540,8 +5494,8 @@
           <w:tcPr>
             <w:tcW w:w="1298" w:type="dxa"/>
             <w:tcBorders>
-              <w:top w:val="single" w:color="auto" w:sz="12" w:space="0"/>
-              <w:left w:val="single" w:color="auto" w:sz="12" w:space="0"/>
+              <w:top w:val="single" w:sz="12" w:space="0" w:color="auto"/>
+              <w:left w:val="single" w:sz="12" w:space="0" w:color="auto"/>
               <w:bottom w:val="nil"/>
               <w:right w:val="nil"/>
             </w:tcBorders>
@@ -5555,7 +5509,7 @@
           </w:tcPr>
           <w:p>
             <w:pPr>
-              <w:pStyle w:val="29"/>
+              <w:pStyle w:val="a1"/>
               <w:keepNext w:val="0"/>
               <w:keepLines w:val="0"/>
               <w:pageBreakBefore w:val="0"/>
@@ -5570,7 +5524,7 @@
               <w:adjustRightInd w:val="0"/>
               <w:snapToGrid w:val="0"/>
               <w:spacing w:line="240" w:lineRule="auto"/>
-              <w:ind w:left="0" w:leftChars="0" w:right="0" w:rightChars="0" w:firstLine="0" w:firstLineChars="0"/>
+              <w:ind w:left="0" w:right="0" w:firstLine="0" w:leftChars="0" w:rightChars="0" w:firstLineChars="0"/>
               <w:jc w:val="center"/>
               <w:textAlignment w:val="baseline"/>
               <w:rPr>
@@ -5589,8 +5543,8 @@
           <w:tcPr>
             <w:tcW w:w="1435" w:type="dxa"/>
             <w:tcBorders>
-              <w:top w:val="single" w:color="auto" w:sz="12" w:space="0"/>
-              <w:left w:val="single" w:color="auto" w:sz="4" w:space="0"/>
+              <w:top w:val="single" w:sz="12" w:space="0" w:color="auto"/>
+              <w:left w:val="single" w:sz="4" w:space="0" w:color="auto"/>
               <w:bottom w:val="nil"/>
               <w:right w:val="nil"/>
             </w:tcBorders>
@@ -5604,7 +5558,7 @@
           </w:tcPr>
           <w:p>
             <w:pPr>
-              <w:pStyle w:val="29"/>
+              <w:pStyle w:val="a1"/>
               <w:keepNext w:val="0"/>
               <w:keepLines w:val="0"/>
               <w:pageBreakBefore w:val="0"/>
@@ -5619,7 +5573,7 @@
               <w:adjustRightInd w:val="0"/>
               <w:snapToGrid w:val="0"/>
               <w:spacing w:line="240" w:lineRule="auto"/>
-              <w:ind w:left="0" w:leftChars="0" w:right="0" w:rightChars="0" w:firstLine="0" w:firstLineChars="0"/>
+              <w:ind w:left="0" w:right="0" w:firstLine="0" w:leftChars="0" w:rightChars="0" w:firstLineChars="0"/>
               <w:jc w:val="center"/>
               <w:textAlignment w:val="baseline"/>
               <w:rPr>
@@ -5638,10 +5592,10 @@
           <w:tcPr>
             <w:tcW w:w="5790" w:type="dxa"/>
             <w:tcBorders>
-              <w:top w:val="single" w:color="auto" w:sz="12" w:space="0"/>
-              <w:left w:val="single" w:color="auto" w:sz="4" w:space="0"/>
+              <w:top w:val="single" w:sz="12" w:space="0" w:color="auto"/>
+              <w:left w:val="single" w:sz="4" w:space="0" w:color="auto"/>
               <w:bottom w:val="nil"/>
-              <w:right w:val="single" w:color="auto" w:sz="12" w:space="0"/>
+              <w:right w:val="single" w:sz="12" w:space="0" w:color="auto"/>
             </w:tcBorders>
             <w:tcMar>
               <w:top w:w="60" w:type="dxa"/>
@@ -5653,7 +5607,7 @@
           </w:tcPr>
           <w:p>
             <w:pPr>
-              <w:pStyle w:val="29"/>
+              <w:pStyle w:val="a1"/>
               <w:keepNext w:val="0"/>
               <w:keepLines w:val="0"/>
               <w:pageBreakBefore w:val="0"/>
@@ -5668,7 +5622,7 @@
               <w:adjustRightInd w:val="0"/>
               <w:snapToGrid w:val="0"/>
               <w:spacing w:line="240" w:lineRule="auto"/>
-              <w:ind w:left="0" w:leftChars="0" w:right="0" w:rightChars="0" w:firstLine="0" w:firstLineChars="0"/>
+              <w:ind w:left="0" w:right="0" w:firstLine="0" w:leftChars="0" w:rightChars="0" w:firstLineChars="0"/>
               <w:jc w:val="center"/>
               <w:textAlignment w:val="baseline"/>
               <w:rPr>
@@ -5686,14 +5640,8 @@
       </w:tr>
       <w:tr>
         <w:tblPrEx>
-          <w:tblBorders>
-            <w:top w:val="none" w:color="auto" w:sz="0" w:space="0"/>
-            <w:left w:val="none" w:color="auto" w:sz="0" w:space="0"/>
-            <w:bottom w:val="none" w:color="auto" w:sz="0" w:space="0"/>
-            <w:right w:val="none" w:color="auto" w:sz="0" w:space="0"/>
-            <w:insideH w:val="none" w:color="auto" w:sz="0" w:space="0"/>
-            <w:insideV w:val="none" w:color="auto" w:sz="0" w:space="0"/>
-          </w:tblBorders>
+          <w:tblW w:w="8522" w:type="dxa"/>
+          <w:jc w:val="center"/>
           <w:tblCellMar>
             <w:top w:w="0" w:type="dxa"/>
             <w:left w:w="10" w:type="dxa"/>
@@ -5702,15 +5650,15 @@
           </w:tblCellMar>
         </w:tblPrEx>
         <w:trPr>
-          <w:trHeight w:val="0" w:hRule="atLeast"/>
+          <w:trHeight w:val="0"/>
           <w:jc w:val="center"/>
         </w:trPr>
         <w:tc>
           <w:tcPr>
             <w:tcW w:w="1298" w:type="dxa"/>
             <w:tcBorders>
-              <w:top w:val="single" w:color="auto" w:sz="4" w:space="0"/>
-              <w:left w:val="single" w:color="auto" w:sz="12" w:space="0"/>
+              <w:top w:val="single" w:sz="4" w:space="0" w:color="auto"/>
+              <w:left w:val="single" w:sz="12" w:space="0" w:color="auto"/>
               <w:bottom w:val="nil"/>
               <w:right w:val="nil"/>
             </w:tcBorders>
@@ -5738,7 +5686,7 @@
               <w:adjustRightInd w:val="0"/>
               <w:snapToGrid w:val="0"/>
               <w:spacing w:before="120" w:after="120" w:line="240" w:lineRule="auto"/>
-              <w:ind w:left="0" w:leftChars="0" w:right="0" w:rightChars="0" w:firstLine="0" w:firstLineChars="0"/>
+              <w:ind w:left="0" w:right="0" w:firstLine="0" w:leftChars="0" w:rightChars="0" w:firstLineChars="0"/>
               <w:jc w:val="center"/>
               <w:textAlignment w:val="baseline"/>
               <w:rPr>
@@ -5748,7 +5696,7 @@
             </w:pPr>
             <w:r>
               <w:rPr>
-                <w:rFonts w:ascii="Arial" w:hAnsi="Arial" w:eastAsia="宋体" w:cs="Arial"/>
+                <w:rFonts w:ascii="Arial" w:eastAsia="宋体" w:hAnsi="Arial" w:cs="Arial"/>
                 <w:b/>
                 <w:sz w:val="24"/>
               </w:rPr>
@@ -5760,8 +5708,8 @@
           <w:tcPr>
             <w:tcW w:w="1435" w:type="dxa"/>
             <w:tcBorders>
-              <w:top w:val="single" w:color="auto" w:sz="4" w:space="0"/>
-              <w:left w:val="single" w:color="auto" w:sz="4" w:space="0"/>
+              <w:top w:val="single" w:sz="4" w:space="0" w:color="auto"/>
+              <w:left w:val="single" w:sz="4" w:space="0" w:color="auto"/>
               <w:bottom w:val="nil"/>
               <w:right w:val="nil"/>
             </w:tcBorders>
@@ -5775,7 +5723,7 @@
           </w:tcPr>
           <w:p>
             <w:pPr>
-              <w:pStyle w:val="29"/>
+              <w:pStyle w:val="a1"/>
               <w:keepNext w:val="0"/>
               <w:keepLines w:val="0"/>
               <w:pageBreakBefore w:val="0"/>
@@ -5790,7 +5738,7 @@
               <w:adjustRightInd w:val="0"/>
               <w:snapToGrid w:val="0"/>
               <w:spacing w:line="240" w:lineRule="auto"/>
-              <w:ind w:left="0" w:leftChars="0" w:right="0" w:rightChars="0" w:firstLine="0" w:firstLineChars="0"/>
+              <w:ind w:left="0" w:right="0" w:firstLine="0" w:leftChars="0" w:rightChars="0" w:firstLineChars="0"/>
               <w:jc w:val="center"/>
               <w:textAlignment w:val="baseline"/>
               <w:rPr>
@@ -5811,10 +5759,10 @@
           <w:tcPr>
             <w:tcW w:w="5790" w:type="dxa"/>
             <w:tcBorders>
-              <w:top w:val="single" w:color="auto" w:sz="4" w:space="0"/>
-              <w:left w:val="single" w:color="auto" w:sz="4" w:space="0"/>
+              <w:top w:val="single" w:sz="4" w:space="0" w:color="auto"/>
+              <w:left w:val="single" w:sz="4" w:space="0" w:color="auto"/>
               <w:bottom w:val="nil"/>
-              <w:right w:val="single" w:color="auto" w:sz="12" w:space="0"/>
+              <w:right w:val="single" w:sz="12" w:space="0" w:color="auto"/>
             </w:tcBorders>
             <w:tcMar>
               <w:top w:w="60" w:type="dxa"/>
@@ -5826,7 +5774,7 @@
           </w:tcPr>
           <w:p>
             <w:pPr>
-              <w:pStyle w:val="29"/>
+              <w:pStyle w:val="a1"/>
               <w:keepNext w:val="0"/>
               <w:keepLines w:val="0"/>
               <w:pageBreakBefore w:val="0"/>
@@ -5841,7 +5789,7 @@
               <w:adjustRightInd w:val="0"/>
               <w:snapToGrid w:val="0"/>
               <w:spacing w:line="240" w:lineRule="auto"/>
-              <w:ind w:left="0" w:leftChars="0" w:right="0" w:rightChars="0" w:firstLine="0" w:firstLineChars="0"/>
+              <w:ind w:left="0" w:right="0" w:firstLine="0" w:leftChars="0" w:rightChars="0" w:firstLineChars="0"/>
               <w:jc w:val="left"/>
               <w:textAlignment w:val="baseline"/>
               <w:rPr>
@@ -5861,14 +5809,8 @@
       </w:tr>
       <w:tr>
         <w:tblPrEx>
-          <w:tblBorders>
-            <w:top w:val="none" w:color="auto" w:sz="0" w:space="0"/>
-            <w:left w:val="none" w:color="auto" w:sz="0" w:space="0"/>
-            <w:bottom w:val="none" w:color="auto" w:sz="0" w:space="0"/>
-            <w:right w:val="none" w:color="auto" w:sz="0" w:space="0"/>
-            <w:insideH w:val="none" w:color="auto" w:sz="0" w:space="0"/>
-            <w:insideV w:val="none" w:color="auto" w:sz="0" w:space="0"/>
-          </w:tblBorders>
+          <w:tblW w:w="8522" w:type="dxa"/>
+          <w:jc w:val="center"/>
           <w:tblCellMar>
             <w:top w:w="0" w:type="dxa"/>
             <w:left w:w="10" w:type="dxa"/>
@@ -5877,15 +5819,15 @@
           </w:tblCellMar>
         </w:tblPrEx>
         <w:trPr>
-          <w:trHeight w:val="0" w:hRule="atLeast"/>
+          <w:trHeight w:val="0"/>
           <w:jc w:val="center"/>
         </w:trPr>
         <w:tc>
           <w:tcPr>
             <w:tcW w:w="1298" w:type="dxa"/>
             <w:tcBorders>
-              <w:top w:val="single" w:color="auto" w:sz="4" w:space="0"/>
-              <w:left w:val="single" w:color="auto" w:sz="12" w:space="0"/>
+              <w:top w:val="single" w:sz="4" w:space="0" w:color="auto"/>
+              <w:left w:val="single" w:sz="12" w:space="0" w:color="auto"/>
               <w:bottom w:val="nil"/>
               <w:right w:val="nil"/>
             </w:tcBorders>
@@ -5913,7 +5855,7 @@
               <w:adjustRightInd w:val="0"/>
               <w:snapToGrid w:val="0"/>
               <w:spacing w:before="120" w:after="120" w:line="240" w:lineRule="auto"/>
-              <w:ind w:left="0" w:leftChars="0" w:right="0" w:rightChars="0" w:firstLine="0" w:firstLineChars="0"/>
+              <w:ind w:left="0" w:right="0" w:firstLine="0" w:leftChars="0" w:rightChars="0" w:firstLineChars="0"/>
               <w:jc w:val="center"/>
               <w:textAlignment w:val="baseline"/>
               <w:rPr>
@@ -5923,7 +5865,7 @@
             </w:pPr>
             <w:r>
               <w:rPr>
-                <w:rFonts w:ascii="Arial" w:hAnsi="Arial" w:eastAsia="宋体" w:cs="Arial"/>
+                <w:rFonts w:ascii="Arial" w:eastAsia="宋体" w:hAnsi="Arial" w:cs="Arial"/>
                 <w:b/>
                 <w:sz w:val="24"/>
               </w:rPr>
@@ -5935,8 +5877,8 @@
           <w:tcPr>
             <w:tcW w:w="1435" w:type="dxa"/>
             <w:tcBorders>
-              <w:top w:val="single" w:color="auto" w:sz="4" w:space="0"/>
-              <w:left w:val="single" w:color="auto" w:sz="4" w:space="0"/>
+              <w:top w:val="single" w:sz="4" w:space="0" w:color="auto"/>
+              <w:left w:val="single" w:sz="4" w:space="0" w:color="auto"/>
               <w:bottom w:val="nil"/>
               <w:right w:val="nil"/>
             </w:tcBorders>
@@ -5950,7 +5892,7 @@
           </w:tcPr>
           <w:p>
             <w:pPr>
-              <w:pStyle w:val="29"/>
+              <w:pStyle w:val="a1"/>
               <w:keepNext w:val="0"/>
               <w:keepLines w:val="0"/>
               <w:pageBreakBefore w:val="0"/>
@@ -5965,7 +5907,7 @@
               <w:adjustRightInd w:val="0"/>
               <w:snapToGrid w:val="0"/>
               <w:spacing w:line="240" w:lineRule="auto"/>
-              <w:ind w:left="0" w:leftChars="0" w:right="0" w:rightChars="0" w:firstLine="0" w:firstLineChars="0"/>
+              <w:ind w:left="0" w:right="0" w:firstLine="0" w:leftChars="0" w:rightChars="0" w:firstLineChars="0"/>
               <w:jc w:val="center"/>
               <w:textAlignment w:val="baseline"/>
               <w:rPr>
@@ -5986,10 +5928,10 @@
           <w:tcPr>
             <w:tcW w:w="5790" w:type="dxa"/>
             <w:tcBorders>
-              <w:top w:val="single" w:color="auto" w:sz="4" w:space="0"/>
-              <w:left w:val="single" w:color="auto" w:sz="4" w:space="0"/>
+              <w:top w:val="single" w:sz="4" w:space="0" w:color="auto"/>
+              <w:left w:val="single" w:sz="4" w:space="0" w:color="auto"/>
               <w:bottom w:val="nil"/>
-              <w:right w:val="single" w:color="auto" w:sz="12" w:space="0"/>
+              <w:right w:val="single" w:sz="12" w:space="0" w:color="auto"/>
             </w:tcBorders>
             <w:tcMar>
               <w:top w:w="60" w:type="dxa"/>
@@ -6001,7 +5943,7 @@
           </w:tcPr>
           <w:p>
             <w:pPr>
-              <w:pStyle w:val="29"/>
+              <w:pStyle w:val="a1"/>
               <w:keepNext w:val="0"/>
               <w:keepLines w:val="0"/>
               <w:pageBreakBefore w:val="0"/>
@@ -6016,7 +5958,7 @@
               <w:adjustRightInd w:val="0"/>
               <w:snapToGrid w:val="0"/>
               <w:spacing w:line="240" w:lineRule="auto"/>
-              <w:ind w:left="0" w:leftChars="0" w:right="0" w:rightChars="0" w:firstLine="0" w:firstLineChars="0"/>
+              <w:ind w:left="0" w:right="0" w:firstLine="0" w:leftChars="0" w:rightChars="0" w:firstLineChars="0"/>
               <w:jc w:val="left"/>
               <w:textAlignment w:val="baseline"/>
               <w:rPr>
@@ -6036,14 +5978,8 @@
       </w:tr>
       <w:tr>
         <w:tblPrEx>
-          <w:tblBorders>
-            <w:top w:val="none" w:color="auto" w:sz="0" w:space="0"/>
-            <w:left w:val="none" w:color="auto" w:sz="0" w:space="0"/>
-            <w:bottom w:val="none" w:color="auto" w:sz="0" w:space="0"/>
-            <w:right w:val="none" w:color="auto" w:sz="0" w:space="0"/>
-            <w:insideH w:val="none" w:color="auto" w:sz="0" w:space="0"/>
-            <w:insideV w:val="none" w:color="auto" w:sz="0" w:space="0"/>
-          </w:tblBorders>
+          <w:tblW w:w="8522" w:type="dxa"/>
+          <w:jc w:val="center"/>
           <w:tblCellMar>
             <w:top w:w="0" w:type="dxa"/>
             <w:left w:w="10" w:type="dxa"/>
@@ -6052,15 +5988,15 @@
           </w:tblCellMar>
         </w:tblPrEx>
         <w:trPr>
-          <w:trHeight w:val="0" w:hRule="atLeast"/>
+          <w:trHeight w:val="0"/>
           <w:jc w:val="center"/>
         </w:trPr>
         <w:tc>
           <w:tcPr>
             <w:tcW w:w="1298" w:type="dxa"/>
             <w:tcBorders>
-              <w:top w:val="single" w:color="auto" w:sz="4" w:space="0"/>
-              <w:left w:val="single" w:color="auto" w:sz="12" w:space="0"/>
+              <w:top w:val="single" w:sz="4" w:space="0" w:color="auto"/>
+              <w:left w:val="single" w:sz="12" w:space="0" w:color="auto"/>
               <w:bottom w:val="nil"/>
               <w:right w:val="nil"/>
             </w:tcBorders>
@@ -6088,7 +6024,7 @@
               <w:adjustRightInd w:val="0"/>
               <w:snapToGrid w:val="0"/>
               <w:spacing w:before="120" w:after="120" w:line="240" w:lineRule="auto"/>
-              <w:ind w:left="0" w:leftChars="0" w:right="0" w:rightChars="0" w:firstLine="0" w:firstLineChars="0"/>
+              <w:ind w:left="0" w:right="0" w:firstLine="0" w:leftChars="0" w:rightChars="0" w:firstLineChars="0"/>
               <w:jc w:val="center"/>
               <w:textAlignment w:val="baseline"/>
               <w:rPr>
@@ -6098,7 +6034,7 @@
             </w:pPr>
             <w:r>
               <w:rPr>
-                <w:rFonts w:ascii="Arial" w:hAnsi="Arial" w:eastAsia="宋体" w:cs="Arial"/>
+                <w:rFonts w:ascii="Arial" w:eastAsia="宋体" w:hAnsi="Arial" w:cs="Arial"/>
                 <w:b/>
                 <w:sz w:val="24"/>
               </w:rPr>
@@ -6110,8 +6046,8 @@
           <w:tcPr>
             <w:tcW w:w="1435" w:type="dxa"/>
             <w:tcBorders>
-              <w:top w:val="single" w:color="auto" w:sz="4" w:space="0"/>
-              <w:left w:val="single" w:color="auto" w:sz="4" w:space="0"/>
+              <w:top w:val="single" w:sz="4" w:space="0" w:color="auto"/>
+              <w:left w:val="single" w:sz="4" w:space="0" w:color="auto"/>
               <w:bottom w:val="nil"/>
               <w:right w:val="nil"/>
             </w:tcBorders>
@@ -6125,7 +6061,7 @@
           </w:tcPr>
           <w:p>
             <w:pPr>
-              <w:pStyle w:val="29"/>
+              <w:pStyle w:val="a1"/>
               <w:keepNext w:val="0"/>
               <w:keepLines w:val="0"/>
               <w:pageBreakBefore w:val="0"/>
@@ -6140,7 +6076,7 @@
               <w:adjustRightInd w:val="0"/>
               <w:snapToGrid w:val="0"/>
               <w:spacing w:line="240" w:lineRule="auto"/>
-              <w:ind w:left="0" w:leftChars="0" w:right="0" w:rightChars="0" w:firstLine="0" w:firstLineChars="0"/>
+              <w:ind w:left="0" w:right="0" w:firstLine="0" w:leftChars="0" w:rightChars="0" w:firstLineChars="0"/>
               <w:jc w:val="center"/>
               <w:textAlignment w:val="baseline"/>
               <w:rPr>
@@ -6161,10 +6097,10 @@
           <w:tcPr>
             <w:tcW w:w="5790" w:type="dxa"/>
             <w:tcBorders>
-              <w:top w:val="single" w:color="auto" w:sz="4" w:space="0"/>
-              <w:left w:val="single" w:color="auto" w:sz="4" w:space="0"/>
+              <w:top w:val="single" w:sz="4" w:space="0" w:color="auto"/>
+              <w:left w:val="single" w:sz="4" w:space="0" w:color="auto"/>
               <w:bottom w:val="nil"/>
-              <w:right w:val="single" w:color="auto" w:sz="12" w:space="0"/>
+              <w:right w:val="single" w:sz="12" w:space="0" w:color="auto"/>
             </w:tcBorders>
             <w:tcMar>
               <w:top w:w="60" w:type="dxa"/>
@@ -6176,7 +6112,7 @@
           </w:tcPr>
           <w:p>
             <w:pPr>
-              <w:pStyle w:val="29"/>
+              <w:pStyle w:val="a1"/>
               <w:keepNext w:val="0"/>
               <w:keepLines w:val="0"/>
               <w:pageBreakBefore w:val="0"/>
@@ -6191,7 +6127,7 @@
               <w:adjustRightInd w:val="0"/>
               <w:snapToGrid w:val="0"/>
               <w:spacing w:line="240" w:lineRule="auto"/>
-              <w:ind w:left="0" w:leftChars="0" w:right="0" w:rightChars="0" w:firstLine="0" w:firstLineChars="0"/>
+              <w:ind w:left="0" w:right="0" w:firstLine="0" w:leftChars="0" w:rightChars="0" w:firstLineChars="0"/>
               <w:jc w:val="left"/>
               <w:textAlignment w:val="baseline"/>
               <w:rPr>
@@ -6211,14 +6147,8 @@
       </w:tr>
       <w:tr>
         <w:tblPrEx>
-          <w:tblBorders>
-            <w:top w:val="none" w:color="auto" w:sz="0" w:space="0"/>
-            <w:left w:val="none" w:color="auto" w:sz="0" w:space="0"/>
-            <w:bottom w:val="none" w:color="auto" w:sz="0" w:space="0"/>
-            <w:right w:val="none" w:color="auto" w:sz="0" w:space="0"/>
-            <w:insideH w:val="none" w:color="auto" w:sz="0" w:space="0"/>
-            <w:insideV w:val="none" w:color="auto" w:sz="0" w:space="0"/>
-          </w:tblBorders>
+          <w:tblW w:w="8522" w:type="dxa"/>
+          <w:jc w:val="center"/>
           <w:tblCellMar>
             <w:top w:w="0" w:type="dxa"/>
             <w:left w:w="10" w:type="dxa"/>
@@ -6227,16 +6157,16 @@
           </w:tblCellMar>
         </w:tblPrEx>
         <w:trPr>
-          <w:trHeight w:val="0" w:hRule="atLeast"/>
+          <w:trHeight w:val="0"/>
           <w:jc w:val="center"/>
         </w:trPr>
         <w:tc>
           <w:tcPr>
             <w:tcW w:w="1298" w:type="dxa"/>
             <w:tcBorders>
-              <w:top w:val="single" w:color="auto" w:sz="4" w:space="0"/>
-              <w:left w:val="single" w:color="auto" w:sz="12" w:space="0"/>
-              <w:bottom w:val="single" w:color="auto" w:sz="12" w:space="0"/>
+              <w:top w:val="single" w:sz="4" w:space="0" w:color="auto"/>
+              <w:left w:val="single" w:sz="12" w:space="0" w:color="auto"/>
+              <w:bottom w:val="single" w:sz="12" w:space="0" w:color="auto"/>
               <w:right w:val="nil"/>
             </w:tcBorders>
             <w:tcMar>
@@ -6263,7 +6193,7 @@
               <w:adjustRightInd w:val="0"/>
               <w:snapToGrid w:val="0"/>
               <w:spacing w:before="120" w:after="120" w:line="240" w:lineRule="auto"/>
-              <w:ind w:left="0" w:leftChars="0" w:right="0" w:rightChars="0" w:firstLine="0" w:firstLineChars="0"/>
+              <w:ind w:left="0" w:right="0" w:firstLine="0" w:leftChars="0" w:rightChars="0" w:firstLineChars="0"/>
               <w:jc w:val="center"/>
               <w:textAlignment w:val="baseline"/>
               <w:rPr>
@@ -6273,7 +6203,7 @@
             </w:pPr>
             <w:r>
               <w:rPr>
-                <w:rFonts w:ascii="Arial" w:hAnsi="Arial" w:eastAsia="宋体" w:cs="Arial"/>
+                <w:rFonts w:ascii="Arial" w:eastAsia="宋体" w:hAnsi="Arial" w:cs="Arial"/>
                 <w:b/>
                 <w:sz w:val="24"/>
               </w:rPr>
@@ -6285,9 +6215,9 @@
           <w:tcPr>
             <w:tcW w:w="1435" w:type="dxa"/>
             <w:tcBorders>
-              <w:top w:val="single" w:color="auto" w:sz="4" w:space="0"/>
-              <w:left w:val="single" w:color="auto" w:sz="4" w:space="0"/>
-              <w:bottom w:val="single" w:color="auto" w:sz="12" w:space="0"/>
+              <w:top w:val="single" w:sz="4" w:space="0" w:color="auto"/>
+              <w:left w:val="single" w:sz="4" w:space="0" w:color="auto"/>
+              <w:bottom w:val="single" w:sz="12" w:space="0" w:color="auto"/>
               <w:right w:val="nil"/>
             </w:tcBorders>
             <w:tcMar>
@@ -6300,7 +6230,7 @@
           </w:tcPr>
           <w:p>
             <w:pPr>
-              <w:pStyle w:val="29"/>
+              <w:pStyle w:val="a1"/>
               <w:keepNext w:val="0"/>
               <w:keepLines w:val="0"/>
               <w:pageBreakBefore w:val="0"/>
@@ -6315,7 +6245,7 @@
               <w:adjustRightInd w:val="0"/>
               <w:snapToGrid w:val="0"/>
               <w:spacing w:line="240" w:lineRule="auto"/>
-              <w:ind w:left="0" w:leftChars="0" w:right="0" w:rightChars="0" w:firstLine="0" w:firstLineChars="0"/>
+              <w:ind w:left="0" w:right="0" w:firstLine="0" w:leftChars="0" w:rightChars="0" w:firstLineChars="0"/>
               <w:jc w:val="center"/>
               <w:textAlignment w:val="baseline"/>
               <w:rPr>
@@ -6336,10 +6266,10 @@
           <w:tcPr>
             <w:tcW w:w="5790" w:type="dxa"/>
             <w:tcBorders>
-              <w:top w:val="single" w:color="auto" w:sz="4" w:space="0"/>
-              <w:left w:val="single" w:color="auto" w:sz="4" w:space="0"/>
-              <w:bottom w:val="single" w:color="auto" w:sz="12" w:space="0"/>
-              <w:right w:val="single" w:color="auto" w:sz="12" w:space="0"/>
+              <w:top w:val="single" w:sz="4" w:space="0" w:color="auto"/>
+              <w:left w:val="single" w:sz="4" w:space="0" w:color="auto"/>
+              <w:bottom w:val="single" w:sz="12" w:space="0" w:color="auto"/>
+              <w:right w:val="single" w:sz="12" w:space="0" w:color="auto"/>
             </w:tcBorders>
             <w:tcMar>
               <w:top w:w="60" w:type="dxa"/>
@@ -6351,7 +6281,7 @@
           </w:tcPr>
           <w:p>
             <w:pPr>
-              <w:pStyle w:val="29"/>
+              <w:pStyle w:val="a1"/>
               <w:keepNext w:val="0"/>
               <w:keepLines w:val="0"/>
               <w:pageBreakBefore w:val="0"/>
@@ -6366,7 +6296,7 @@
               <w:adjustRightInd w:val="0"/>
               <w:snapToGrid w:val="0"/>
               <w:spacing w:line="240" w:lineRule="auto"/>
-              <w:ind w:left="0" w:leftChars="0" w:right="0" w:rightChars="0" w:firstLine="0" w:firstLineChars="0"/>
+              <w:ind w:left="0" w:right="0" w:firstLine="0" w:leftChars="0" w:rightChars="0" w:firstLineChars="0"/>
               <w:jc w:val="left"/>
               <w:textAlignment w:val="baseline"/>
               <w:rPr>
@@ -6387,7 +6317,7 @@
     </w:tbl>
     <w:p>
       <w:pPr>
-        <w:pStyle w:val="28"/>
+        <w:pStyle w:val="1"/>
         <w:keepNext w:val="0"/>
         <w:keepLines w:val="0"/>
         <w:pageBreakBefore w:val="0"/>
@@ -6413,7 +6343,7 @@
     </w:p>
     <w:p>
       <w:pPr>
-        <w:pStyle w:val="30"/>
+        <w:pStyle w:val="2"/>
         <w:keepNext w:val="0"/>
         <w:keepLines w:val="0"/>
         <w:pageBreakBefore w:val="0"/>
@@ -6439,7 +6369,7 @@
     </w:p>
     <w:p>
       <w:pPr>
-        <w:pStyle w:val="29"/>
+        <w:pStyle w:val="a1"/>
         <w:keepNext w:val="0"/>
         <w:keepLines w:val="0"/>
         <w:pageBreakBefore w:val="0"/>
@@ -6461,18 +6391,17 @@
     </w:p>
     <w:tbl>
       <w:tblPr>
-        <w:tblStyle w:val="20"/>
+        <w:tblStyle w:val="TableNormal"/>
         <w:tblW w:w="8522" w:type="dxa"/>
         <w:jc w:val="center"/>
         <w:tblBorders>
-          <w:top w:val="none" w:color="auto" w:sz="0" w:space="0"/>
-          <w:left w:val="none" w:color="auto" w:sz="0" w:space="0"/>
-          <w:bottom w:val="none" w:color="auto" w:sz="0" w:space="0"/>
-          <w:right w:val="none" w:color="auto" w:sz="0" w:space="0"/>
-          <w:insideH w:val="none" w:color="auto" w:sz="0" w:space="0"/>
-          <w:insideV w:val="none" w:color="auto" w:sz="0" w:space="0"/>
+          <w:top w:val="nil"/>
+          <w:left w:val="nil"/>
+          <w:bottom w:val="nil"/>
+          <w:right w:val="nil"/>
+          <w:insideH w:val="nil"/>
+          <w:insideV w:val="nil"/>
         </w:tblBorders>
-        <w:tblLayout w:type="autofit"/>
         <w:tblCellMar>
           <w:top w:w="0" w:type="dxa"/>
           <w:left w:w="10" w:type="dxa"/>
@@ -6487,13 +6416,15 @@
       </w:tblGrid>
       <w:tr>
         <w:tblPrEx>
+          <w:tblW w:w="8522" w:type="dxa"/>
+          <w:jc w:val="center"/>
           <w:tblBorders>
-            <w:top w:val="none" w:color="auto" w:sz="0" w:space="0"/>
-            <w:left w:val="none" w:color="auto" w:sz="0" w:space="0"/>
-            <w:bottom w:val="none" w:color="auto" w:sz="0" w:space="0"/>
-            <w:right w:val="none" w:color="auto" w:sz="0" w:space="0"/>
-            <w:insideH w:val="none" w:color="auto" w:sz="0" w:space="0"/>
-            <w:insideV w:val="none" w:color="auto" w:sz="0" w:space="0"/>
+            <w:top w:val="nil"/>
+            <w:left w:val="nil"/>
+            <w:bottom w:val="nil"/>
+            <w:right w:val="nil"/>
+            <w:insideH w:val="nil"/>
+            <w:insideV w:val="nil"/>
           </w:tblBorders>
           <w:tblCellMar>
             <w:top w:w="0" w:type="dxa"/>
@@ -6503,7 +6434,7 @@
           </w:tblCellMar>
         </w:tblPrEx>
         <w:trPr>
-          <w:trHeight w:val="0" w:hRule="atLeast"/>
+          <w:trHeight w:val="0"/>
           <w:tblHeader/>
           <w:jc w:val="center"/>
         </w:trPr>
@@ -6511,8 +6442,8 @@
           <w:tcPr>
             <w:tcW w:w="0" w:type="auto"/>
             <w:tcBorders>
-              <w:top w:val="single" w:color="auto" w:sz="12" w:space="0"/>
-              <w:left w:val="single" w:color="auto" w:sz="12" w:space="0"/>
+              <w:top w:val="single" w:sz="12" w:space="0" w:color="auto"/>
+              <w:left w:val="single" w:sz="12" w:space="0" w:color="auto"/>
               <w:bottom w:val="nil"/>
               <w:right w:val="nil"/>
             </w:tcBorders>
@@ -6526,7 +6457,7 @@
           </w:tcPr>
           <w:p>
             <w:pPr>
-              <w:pStyle w:val="29"/>
+              <w:pStyle w:val="a1"/>
               <w:keepNext w:val="0"/>
               <w:keepLines w:val="0"/>
               <w:pageBreakBefore w:val="0"/>
@@ -6541,7 +6472,7 @@
               <w:adjustRightInd w:val="0"/>
               <w:snapToGrid w:val="0"/>
               <w:spacing w:line="240" w:lineRule="auto"/>
-              <w:ind w:left="0" w:leftChars="0" w:right="0" w:rightChars="0" w:firstLine="0" w:firstLineChars="0"/>
+              <w:ind w:left="0" w:right="0" w:firstLine="0" w:leftChars="0" w:rightChars="0" w:firstLineChars="0"/>
               <w:jc w:val="center"/>
               <w:textAlignment w:val="baseline"/>
               <w:rPr>
@@ -6560,8 +6491,8 @@
           <w:tcPr>
             <w:tcW w:w="5631" w:type="dxa"/>
             <w:tcBorders>
-              <w:top w:val="single" w:color="auto" w:sz="12" w:space="0"/>
-              <w:left w:val="single" w:color="auto" w:sz="4" w:space="0"/>
+              <w:top w:val="single" w:sz="12" w:space="0" w:color="auto"/>
+              <w:left w:val="single" w:sz="4" w:space="0" w:color="auto"/>
               <w:bottom w:val="nil"/>
               <w:right w:val="nil"/>
             </w:tcBorders>
@@ -6575,7 +6506,7 @@
           </w:tcPr>
           <w:p>
             <w:pPr>
-              <w:pStyle w:val="29"/>
+              <w:pStyle w:val="a1"/>
               <w:keepNext w:val="0"/>
               <w:keepLines w:val="0"/>
               <w:pageBreakBefore w:val="0"/>
@@ -6590,7 +6521,7 @@
               <w:adjustRightInd w:val="0"/>
               <w:snapToGrid w:val="0"/>
               <w:spacing w:line="240" w:lineRule="auto"/>
-              <w:ind w:left="0" w:leftChars="0" w:right="0" w:rightChars="0" w:firstLine="0" w:firstLineChars="0"/>
+              <w:ind w:left="0" w:right="0" w:firstLine="0" w:leftChars="0" w:rightChars="0" w:firstLineChars="0"/>
               <w:jc w:val="center"/>
               <w:textAlignment w:val="baseline"/>
               <w:rPr>
@@ -6609,10 +6540,10 @@
           <w:tcPr>
             <w:tcW w:w="1527" w:type="dxa"/>
             <w:tcBorders>
-              <w:top w:val="single" w:color="auto" w:sz="12" w:space="0"/>
-              <w:left w:val="single" w:color="auto" w:sz="4" w:space="0"/>
+              <w:top w:val="single" w:sz="12" w:space="0" w:color="auto"/>
+              <w:left w:val="single" w:sz="4" w:space="0" w:color="auto"/>
               <w:bottom w:val="nil"/>
-              <w:right w:val="single" w:color="auto" w:sz="12" w:space="0"/>
+              <w:right w:val="single" w:sz="12" w:space="0" w:color="auto"/>
             </w:tcBorders>
             <w:tcMar>
               <w:top w:w="60" w:type="dxa"/>
@@ -6624,7 +6555,7 @@
           </w:tcPr>
           <w:p>
             <w:pPr>
-              <w:pStyle w:val="29"/>
+              <w:pStyle w:val="a1"/>
               <w:keepNext w:val="0"/>
               <w:keepLines w:val="0"/>
               <w:pageBreakBefore w:val="0"/>
@@ -6639,7 +6570,7 @@
               <w:adjustRightInd w:val="0"/>
               <w:snapToGrid w:val="0"/>
               <w:spacing w:line="240" w:lineRule="auto"/>
-              <w:ind w:left="0" w:leftChars="0" w:right="0" w:rightChars="0" w:firstLine="0" w:firstLineChars="0"/>
+              <w:ind w:left="0" w:right="0" w:firstLine="0" w:leftChars="0" w:rightChars="0" w:firstLineChars="0"/>
               <w:jc w:val="center"/>
               <w:textAlignment w:val="baseline"/>
               <w:rPr>
@@ -6657,14 +6588,8 @@
       </w:tr>
       <w:tr>
         <w:tblPrEx>
-          <w:tblBorders>
-            <w:top w:val="none" w:color="auto" w:sz="0" w:space="0"/>
-            <w:left w:val="none" w:color="auto" w:sz="0" w:space="0"/>
-            <w:bottom w:val="none" w:color="auto" w:sz="0" w:space="0"/>
-            <w:right w:val="none" w:color="auto" w:sz="0" w:space="0"/>
-            <w:insideH w:val="none" w:color="auto" w:sz="0" w:space="0"/>
-            <w:insideV w:val="none" w:color="auto" w:sz="0" w:space="0"/>
-          </w:tblBorders>
+          <w:tblW w:w="8522" w:type="dxa"/>
+          <w:jc w:val="center"/>
           <w:tblCellMar>
             <w:top w:w="0" w:type="dxa"/>
             <w:left w:w="10" w:type="dxa"/>
@@ -6673,15 +6598,15 @@
           </w:tblCellMar>
         </w:tblPrEx>
         <w:trPr>
-          <w:trHeight w:val="0" w:hRule="atLeast"/>
+          <w:trHeight w:val="0"/>
           <w:jc w:val="center"/>
         </w:trPr>
         <w:tc>
           <w:tcPr>
             <w:tcW w:w="0" w:type="auto"/>
             <w:tcBorders>
-              <w:top w:val="single" w:color="auto" w:sz="4" w:space="0"/>
-              <w:left w:val="single" w:color="auto" w:sz="12" w:space="0"/>
+              <w:top w:val="single" w:sz="4" w:space="0" w:color="auto"/>
+              <w:left w:val="single" w:sz="12" w:space="0" w:color="auto"/>
               <w:bottom w:val="nil"/>
               <w:right w:val="nil"/>
             </w:tcBorders>
@@ -6709,7 +6634,7 @@
               <w:adjustRightInd w:val="0"/>
               <w:snapToGrid w:val="0"/>
               <w:spacing w:before="120" w:after="120" w:line="240" w:lineRule="auto"/>
-              <w:ind w:left="0" w:leftChars="0" w:right="0" w:rightChars="0" w:firstLine="0" w:firstLineChars="0"/>
+              <w:ind w:left="0" w:right="0" w:firstLine="0" w:leftChars="0" w:rightChars="0" w:firstLineChars="0"/>
               <w:jc w:val="center"/>
               <w:textAlignment w:val="baseline"/>
               <w:rPr>
@@ -6719,7 +6644,7 @@
             </w:pPr>
             <w:r>
               <w:rPr>
-                <w:rFonts w:ascii="Arial" w:hAnsi="Arial" w:eastAsia="宋体" w:cs="Arial"/>
+                <w:rFonts w:ascii="Arial" w:eastAsia="宋体" w:hAnsi="Arial" w:cs="Arial"/>
                 <w:b/>
                 <w:sz w:val="24"/>
               </w:rPr>
@@ -6731,8 +6656,8 @@
           <w:tcPr>
             <w:tcW w:w="5631" w:type="dxa"/>
             <w:tcBorders>
-              <w:top w:val="single" w:color="auto" w:sz="4" w:space="0"/>
-              <w:left w:val="single" w:color="auto" w:sz="4" w:space="0"/>
+              <w:top w:val="single" w:sz="4" w:space="0" w:color="auto"/>
+              <w:left w:val="single" w:sz="4" w:space="0" w:color="auto"/>
               <w:bottom w:val="nil"/>
               <w:right w:val="nil"/>
             </w:tcBorders>
@@ -6746,7 +6671,7 @@
           </w:tcPr>
           <w:p>
             <w:pPr>
-              <w:pStyle w:val="29"/>
+              <w:pStyle w:val="a1"/>
               <w:keepNext w:val="0"/>
               <w:keepLines w:val="0"/>
               <w:pageBreakBefore w:val="0"/>
@@ -6761,7 +6686,7 @@
               <w:adjustRightInd w:val="0"/>
               <w:snapToGrid w:val="0"/>
               <w:spacing w:line="240" w:lineRule="auto"/>
-              <w:ind w:left="0" w:leftChars="0" w:right="0" w:rightChars="0" w:firstLine="0" w:firstLineChars="0"/>
+              <w:ind w:left="0" w:right="0" w:firstLine="0" w:leftChars="0" w:rightChars="0" w:firstLineChars="0"/>
               <w:jc w:val="center"/>
               <w:textAlignment w:val="baseline"/>
               <w:rPr>
@@ -6782,10 +6707,10 @@
           <w:tcPr>
             <w:tcW w:w="1527" w:type="dxa"/>
             <w:tcBorders>
-              <w:top w:val="single" w:color="auto" w:sz="4" w:space="0"/>
-              <w:left w:val="single" w:color="auto" w:sz="4" w:space="0"/>
+              <w:top w:val="single" w:sz="4" w:space="0" w:color="auto"/>
+              <w:left w:val="single" w:sz="4" w:space="0" w:color="auto"/>
               <w:bottom w:val="nil"/>
-              <w:right w:val="single" w:color="auto" w:sz="12" w:space="0"/>
+              <w:right w:val="single" w:sz="12" w:space="0" w:color="auto"/>
             </w:tcBorders>
             <w:tcMar>
               <w:top w:w="60" w:type="dxa"/>
@@ -6797,7 +6722,7 @@
           </w:tcPr>
           <w:p>
             <w:pPr>
-              <w:pStyle w:val="29"/>
+              <w:pStyle w:val="a1"/>
               <w:keepNext w:val="0"/>
               <w:keepLines w:val="0"/>
               <w:pageBreakBefore w:val="0"/>
@@ -6812,7 +6737,7 @@
               <w:adjustRightInd w:val="0"/>
               <w:snapToGrid w:val="0"/>
               <w:spacing w:line="240" w:lineRule="auto"/>
-              <w:ind w:left="0" w:leftChars="0" w:right="0" w:rightChars="0" w:firstLine="0" w:firstLineChars="0"/>
+              <w:ind w:left="0" w:right="0" w:firstLine="0" w:leftChars="0" w:rightChars="0" w:firstLineChars="0"/>
               <w:jc w:val="left"/>
               <w:textAlignment w:val="baseline"/>
               <w:rPr>
@@ -6832,14 +6757,8 @@
       </w:tr>
       <w:tr>
         <w:tblPrEx>
-          <w:tblBorders>
-            <w:top w:val="none" w:color="auto" w:sz="0" w:space="0"/>
-            <w:left w:val="none" w:color="auto" w:sz="0" w:space="0"/>
-            <w:bottom w:val="none" w:color="auto" w:sz="0" w:space="0"/>
-            <w:right w:val="none" w:color="auto" w:sz="0" w:space="0"/>
-            <w:insideH w:val="none" w:color="auto" w:sz="0" w:space="0"/>
-            <w:insideV w:val="none" w:color="auto" w:sz="0" w:space="0"/>
-          </w:tblBorders>
+          <w:tblW w:w="8522" w:type="dxa"/>
+          <w:jc w:val="center"/>
           <w:tblCellMar>
             <w:top w:w="0" w:type="dxa"/>
             <w:left w:w="10" w:type="dxa"/>
@@ -6848,15 +6767,15 @@
           </w:tblCellMar>
         </w:tblPrEx>
         <w:trPr>
-          <w:trHeight w:val="0" w:hRule="atLeast"/>
+          <w:trHeight w:val="0"/>
           <w:jc w:val="center"/>
         </w:trPr>
         <w:tc>
           <w:tcPr>
             <w:tcW w:w="0" w:type="auto"/>
             <w:tcBorders>
-              <w:top w:val="single" w:color="auto" w:sz="4" w:space="0"/>
-              <w:left w:val="single" w:color="auto" w:sz="12" w:space="0"/>
+              <w:top w:val="single" w:sz="4" w:space="0" w:color="auto"/>
+              <w:left w:val="single" w:sz="12" w:space="0" w:color="auto"/>
               <w:bottom w:val="nil"/>
               <w:right w:val="nil"/>
             </w:tcBorders>
@@ -6884,7 +6803,7 @@
               <w:adjustRightInd w:val="0"/>
               <w:snapToGrid w:val="0"/>
               <w:spacing w:before="120" w:after="120" w:line="240" w:lineRule="auto"/>
-              <w:ind w:left="0" w:leftChars="0" w:right="0" w:rightChars="0" w:firstLine="0" w:firstLineChars="0"/>
+              <w:ind w:left="0" w:right="0" w:firstLine="0" w:leftChars="0" w:rightChars="0" w:firstLineChars="0"/>
               <w:jc w:val="center"/>
               <w:textAlignment w:val="baseline"/>
               <w:rPr>
@@ -6894,7 +6813,7 @@
             </w:pPr>
             <w:r>
               <w:rPr>
-                <w:rFonts w:ascii="Arial" w:hAnsi="Arial" w:eastAsia="宋体" w:cs="Arial"/>
+                <w:rFonts w:ascii="Arial" w:eastAsia="宋体" w:hAnsi="Arial" w:cs="Arial"/>
                 <w:b/>
                 <w:sz w:val="24"/>
               </w:rPr>
@@ -6906,8 +6825,8 @@
           <w:tcPr>
             <w:tcW w:w="5631" w:type="dxa"/>
             <w:tcBorders>
-              <w:top w:val="single" w:color="auto" w:sz="4" w:space="0"/>
-              <w:left w:val="single" w:color="auto" w:sz="4" w:space="0"/>
+              <w:top w:val="single" w:sz="4" w:space="0" w:color="auto"/>
+              <w:left w:val="single" w:sz="4" w:space="0" w:color="auto"/>
               <w:bottom w:val="nil"/>
               <w:right w:val="nil"/>
             </w:tcBorders>
@@ -6921,7 +6840,7 @@
           </w:tcPr>
           <w:p>
             <w:pPr>
-              <w:pStyle w:val="29"/>
+              <w:pStyle w:val="a1"/>
               <w:keepNext w:val="0"/>
               <w:keepLines w:val="0"/>
               <w:pageBreakBefore w:val="0"/>
@@ -6936,7 +6855,7 @@
               <w:adjustRightInd w:val="0"/>
               <w:snapToGrid w:val="0"/>
               <w:spacing w:line="240" w:lineRule="auto"/>
-              <w:ind w:left="0" w:leftChars="0" w:right="0" w:rightChars="0" w:firstLine="0" w:firstLineChars="0"/>
+              <w:ind w:left="0" w:right="0" w:firstLine="0" w:leftChars="0" w:rightChars="0" w:firstLineChars="0"/>
               <w:jc w:val="center"/>
               <w:textAlignment w:val="baseline"/>
               <w:rPr>
@@ -6957,10 +6876,10 @@
           <w:tcPr>
             <w:tcW w:w="1527" w:type="dxa"/>
             <w:tcBorders>
-              <w:top w:val="single" w:color="auto" w:sz="4" w:space="0"/>
-              <w:left w:val="single" w:color="auto" w:sz="4" w:space="0"/>
+              <w:top w:val="single" w:sz="4" w:space="0" w:color="auto"/>
+              <w:left w:val="single" w:sz="4" w:space="0" w:color="auto"/>
               <w:bottom w:val="nil"/>
-              <w:right w:val="single" w:color="auto" w:sz="12" w:space="0"/>
+              <w:right w:val="single" w:sz="12" w:space="0" w:color="auto"/>
             </w:tcBorders>
             <w:tcMar>
               <w:top w:w="60" w:type="dxa"/>
@@ -6972,7 +6891,7 @@
           </w:tcPr>
           <w:p>
             <w:pPr>
-              <w:pStyle w:val="29"/>
+              <w:pStyle w:val="a1"/>
               <w:keepNext w:val="0"/>
               <w:keepLines w:val="0"/>
               <w:pageBreakBefore w:val="0"/>
@@ -6987,7 +6906,7 @@
               <w:adjustRightInd w:val="0"/>
               <w:snapToGrid w:val="0"/>
               <w:spacing w:line="240" w:lineRule="auto"/>
-              <w:ind w:left="0" w:leftChars="0" w:right="0" w:rightChars="0" w:firstLine="0" w:firstLineChars="0"/>
+              <w:ind w:left="0" w:right="0" w:firstLine="0" w:leftChars="0" w:rightChars="0" w:firstLineChars="0"/>
               <w:jc w:val="left"/>
               <w:textAlignment w:val="baseline"/>
               <w:rPr>
@@ -7007,14 +6926,8 @@
       </w:tr>
       <w:tr>
         <w:tblPrEx>
-          <w:tblBorders>
-            <w:top w:val="none" w:color="auto" w:sz="0" w:space="0"/>
-            <w:left w:val="none" w:color="auto" w:sz="0" w:space="0"/>
-            <w:bottom w:val="none" w:color="auto" w:sz="0" w:space="0"/>
-            <w:right w:val="none" w:color="auto" w:sz="0" w:space="0"/>
-            <w:insideH w:val="none" w:color="auto" w:sz="0" w:space="0"/>
-            <w:insideV w:val="none" w:color="auto" w:sz="0" w:space="0"/>
-          </w:tblBorders>
+          <w:tblW w:w="8522" w:type="dxa"/>
+          <w:jc w:val="center"/>
           <w:tblCellMar>
             <w:top w:w="0" w:type="dxa"/>
             <w:left w:w="10" w:type="dxa"/>
@@ -7023,15 +6936,15 @@
           </w:tblCellMar>
         </w:tblPrEx>
         <w:trPr>
-          <w:trHeight w:val="0" w:hRule="atLeast"/>
+          <w:trHeight w:val="0"/>
           <w:jc w:val="center"/>
         </w:trPr>
         <w:tc>
           <w:tcPr>
             <w:tcW w:w="0" w:type="auto"/>
             <w:tcBorders>
-              <w:top w:val="single" w:color="auto" w:sz="4" w:space="0"/>
-              <w:left w:val="single" w:color="auto" w:sz="12" w:space="0"/>
+              <w:top w:val="single" w:sz="4" w:space="0" w:color="auto"/>
+              <w:left w:val="single" w:sz="12" w:space="0" w:color="auto"/>
               <w:bottom w:val="nil"/>
               <w:right w:val="nil"/>
             </w:tcBorders>
@@ -7059,7 +6972,7 @@
               <w:adjustRightInd w:val="0"/>
               <w:snapToGrid w:val="0"/>
               <w:spacing w:before="120" w:after="120" w:line="240" w:lineRule="auto"/>
-              <w:ind w:left="0" w:leftChars="0" w:right="0" w:rightChars="0" w:firstLine="0" w:firstLineChars="0"/>
+              <w:ind w:left="0" w:right="0" w:firstLine="0" w:leftChars="0" w:rightChars="0" w:firstLineChars="0"/>
               <w:jc w:val="center"/>
               <w:textAlignment w:val="baseline"/>
               <w:rPr>
@@ -7069,7 +6982,7 @@
             </w:pPr>
             <w:r>
               <w:rPr>
-                <w:rFonts w:ascii="Arial" w:hAnsi="Arial" w:eastAsia="宋体" w:cs="Arial"/>
+                <w:rFonts w:ascii="Arial" w:eastAsia="宋体" w:hAnsi="Arial" w:cs="Arial"/>
                 <w:b/>
                 <w:sz w:val="24"/>
               </w:rPr>
@@ -7081,8 +6994,8 @@
           <w:tcPr>
             <w:tcW w:w="5631" w:type="dxa"/>
             <w:tcBorders>
-              <w:top w:val="single" w:color="auto" w:sz="4" w:space="0"/>
-              <w:left w:val="single" w:color="auto" w:sz="4" w:space="0"/>
+              <w:top w:val="single" w:sz="4" w:space="0" w:color="auto"/>
+              <w:left w:val="single" w:sz="4" w:space="0" w:color="auto"/>
               <w:bottom w:val="nil"/>
               <w:right w:val="nil"/>
             </w:tcBorders>
@@ -7096,7 +7009,7 @@
           </w:tcPr>
           <w:p>
             <w:pPr>
-              <w:pStyle w:val="29"/>
+              <w:pStyle w:val="a1"/>
               <w:keepNext w:val="0"/>
               <w:keepLines w:val="0"/>
               <w:pageBreakBefore w:val="0"/>
@@ -7111,7 +7024,7 @@
               <w:adjustRightInd w:val="0"/>
               <w:snapToGrid w:val="0"/>
               <w:spacing w:line="240" w:lineRule="auto"/>
-              <w:ind w:left="0" w:leftChars="0" w:right="0" w:rightChars="0" w:firstLine="0" w:firstLineChars="0"/>
+              <w:ind w:left="0" w:right="0" w:firstLine="0" w:leftChars="0" w:rightChars="0" w:firstLineChars="0"/>
               <w:jc w:val="center"/>
               <w:textAlignment w:val="baseline"/>
               <w:rPr>
@@ -7132,10 +7045,10 @@
           <w:tcPr>
             <w:tcW w:w="1527" w:type="dxa"/>
             <w:tcBorders>
-              <w:top w:val="single" w:color="auto" w:sz="4" w:space="0"/>
-              <w:left w:val="single" w:color="auto" w:sz="4" w:space="0"/>
+              <w:top w:val="single" w:sz="4" w:space="0" w:color="auto"/>
+              <w:left w:val="single" w:sz="4" w:space="0" w:color="auto"/>
               <w:bottom w:val="nil"/>
-              <w:right w:val="single" w:color="auto" w:sz="12" w:space="0"/>
+              <w:right w:val="single" w:sz="12" w:space="0" w:color="auto"/>
             </w:tcBorders>
             <w:tcMar>
               <w:top w:w="60" w:type="dxa"/>
@@ -7147,7 +7060,7 @@
           </w:tcPr>
           <w:p>
             <w:pPr>
-              <w:pStyle w:val="29"/>
+              <w:pStyle w:val="a1"/>
               <w:keepNext w:val="0"/>
               <w:keepLines w:val="0"/>
               <w:pageBreakBefore w:val="0"/>
@@ -7162,7 +7075,7 @@
               <w:adjustRightInd w:val="0"/>
               <w:snapToGrid w:val="0"/>
               <w:spacing w:line="240" w:lineRule="auto"/>
-              <w:ind w:left="0" w:leftChars="0" w:right="0" w:rightChars="0" w:firstLine="0" w:firstLineChars="0"/>
+              <w:ind w:left="0" w:right="0" w:firstLine="0" w:leftChars="0" w:rightChars="0" w:firstLineChars="0"/>
               <w:jc w:val="left"/>
               <w:textAlignment w:val="baseline"/>
               <w:rPr>
@@ -7182,14 +7095,8 @@
       </w:tr>
       <w:tr>
         <w:tblPrEx>
-          <w:tblBorders>
-            <w:top w:val="none" w:color="auto" w:sz="0" w:space="0"/>
-            <w:left w:val="none" w:color="auto" w:sz="0" w:space="0"/>
-            <w:bottom w:val="none" w:color="auto" w:sz="0" w:space="0"/>
-            <w:right w:val="none" w:color="auto" w:sz="0" w:space="0"/>
-            <w:insideH w:val="none" w:color="auto" w:sz="0" w:space="0"/>
-            <w:insideV w:val="none" w:color="auto" w:sz="0" w:space="0"/>
-          </w:tblBorders>
+          <w:tblW w:w="8522" w:type="dxa"/>
+          <w:jc w:val="center"/>
           <w:tblCellMar>
             <w:top w:w="0" w:type="dxa"/>
             <w:left w:w="10" w:type="dxa"/>
@@ -7198,16 +7105,16 @@
           </w:tblCellMar>
         </w:tblPrEx>
         <w:trPr>
-          <w:trHeight w:val="0" w:hRule="atLeast"/>
+          <w:trHeight w:val="0"/>
           <w:jc w:val="center"/>
         </w:trPr>
         <w:tc>
           <w:tcPr>
             <w:tcW w:w="1364" w:type="dxa"/>
             <w:tcBorders>
-              <w:top w:val="single" w:color="auto" w:sz="4" w:space="0"/>
-              <w:left w:val="single" w:color="auto" w:sz="12" w:space="0"/>
-              <w:bottom w:val="single" w:color="auto" w:sz="12" w:space="0"/>
+              <w:top w:val="single" w:sz="4" w:space="0" w:color="auto"/>
+              <w:left w:val="single" w:sz="12" w:space="0" w:color="auto"/>
+              <w:bottom w:val="single" w:sz="12" w:space="0" w:color="auto"/>
               <w:right w:val="nil"/>
             </w:tcBorders>
             <w:tcMar>
@@ -7234,7 +7141,7 @@
               <w:adjustRightInd w:val="0"/>
               <w:snapToGrid w:val="0"/>
               <w:spacing w:before="120" w:after="120" w:line="240" w:lineRule="auto"/>
-              <w:ind w:left="0" w:leftChars="0" w:right="0" w:rightChars="0" w:firstLine="0" w:firstLineChars="0"/>
+              <w:ind w:left="0" w:right="0" w:firstLine="0" w:leftChars="0" w:rightChars="0" w:firstLineChars="0"/>
               <w:jc w:val="center"/>
               <w:textAlignment w:val="baseline"/>
               <w:rPr>
@@ -7244,7 +7151,7 @@
             </w:pPr>
             <w:r>
               <w:rPr>
-                <w:rFonts w:ascii="Arial" w:hAnsi="Arial" w:eastAsia="宋体" w:cs="Arial"/>
+                <w:rFonts w:ascii="Arial" w:eastAsia="宋体" w:hAnsi="Arial" w:cs="Arial"/>
                 <w:b/>
                 <w:sz w:val="24"/>
               </w:rPr>
@@ -7256,9 +7163,9 @@
           <w:tcPr>
             <w:tcW w:w="5631" w:type="dxa"/>
             <w:tcBorders>
-              <w:top w:val="single" w:color="auto" w:sz="4" w:space="0"/>
-              <w:left w:val="single" w:color="auto" w:sz="4" w:space="0"/>
-              <w:bottom w:val="single" w:color="auto" w:sz="12" w:space="0"/>
+              <w:top w:val="single" w:sz="4" w:space="0" w:color="auto"/>
+              <w:left w:val="single" w:sz="4" w:space="0" w:color="auto"/>
+              <w:bottom w:val="single" w:sz="12" w:space="0" w:color="auto"/>
               <w:right w:val="nil"/>
             </w:tcBorders>
             <w:tcMar>
@@ -7271,7 +7178,7 @@
           </w:tcPr>
           <w:p>
             <w:pPr>
-              <w:pStyle w:val="29"/>
+              <w:pStyle w:val="a1"/>
               <w:keepNext w:val="0"/>
               <w:keepLines w:val="0"/>
               <w:pageBreakBefore w:val="0"/>
@@ -7286,7 +7193,7 @@
               <w:adjustRightInd w:val="0"/>
               <w:snapToGrid w:val="0"/>
               <w:spacing w:line="240" w:lineRule="auto"/>
-              <w:ind w:left="0" w:leftChars="0" w:right="0" w:rightChars="0" w:firstLine="0" w:firstLineChars="0"/>
+              <w:ind w:left="0" w:right="0" w:firstLine="0" w:leftChars="0" w:rightChars="0" w:firstLineChars="0"/>
               <w:jc w:val="center"/>
               <w:textAlignment w:val="baseline"/>
               <w:rPr>
@@ -7307,10 +7214,10 @@
           <w:tcPr>
             <w:tcW w:w="1527" w:type="dxa"/>
             <w:tcBorders>
-              <w:top w:val="single" w:color="auto" w:sz="4" w:space="0"/>
-              <w:left w:val="single" w:color="auto" w:sz="4" w:space="0"/>
-              <w:bottom w:val="single" w:color="auto" w:sz="12" w:space="0"/>
-              <w:right w:val="single" w:color="auto" w:sz="12" w:space="0"/>
+              <w:top w:val="single" w:sz="4" w:space="0" w:color="auto"/>
+              <w:left w:val="single" w:sz="4" w:space="0" w:color="auto"/>
+              <w:bottom w:val="single" w:sz="12" w:space="0" w:color="auto"/>
+              <w:right w:val="single" w:sz="12" w:space="0" w:color="auto"/>
             </w:tcBorders>
             <w:tcMar>
               <w:top w:w="60" w:type="dxa"/>
@@ -7322,7 +7229,7 @@
           </w:tcPr>
           <w:p>
             <w:pPr>
-              <w:pStyle w:val="29"/>
+              <w:pStyle w:val="a1"/>
               <w:keepNext w:val="0"/>
               <w:keepLines w:val="0"/>
               <w:pageBreakBefore w:val="0"/>
@@ -7337,7 +7244,7 @@
               <w:adjustRightInd w:val="0"/>
               <w:snapToGrid w:val="0"/>
               <w:spacing w:line="240" w:lineRule="auto"/>
-              <w:ind w:left="0" w:leftChars="0" w:right="0" w:rightChars="0" w:firstLine="0" w:firstLineChars="0"/>
+              <w:ind w:left="0" w:right="0" w:firstLine="0" w:leftChars="0" w:rightChars="0" w:firstLineChars="0"/>
               <w:jc w:val="left"/>
               <w:textAlignment w:val="baseline"/>
               <w:rPr>
@@ -7358,7 +7265,7 @@
     </w:tbl>
     <w:p>
       <w:pPr>
-        <w:pStyle w:val="30"/>
+        <w:pStyle w:val="2"/>
         <w:keepNext w:val="0"/>
         <w:keepLines w:val="0"/>
         <w:pageBreakBefore w:val="0"/>
@@ -7384,18 +7291,17 @@
     </w:p>
     <w:tbl>
       <w:tblPr>
-        <w:tblStyle w:val="20"/>
+        <w:tblStyle w:val="TableNormal"/>
         <w:tblW w:w="9731" w:type="dxa"/>
         <w:jc w:val="center"/>
         <w:tblBorders>
-          <w:top w:val="none" w:color="auto" w:sz="0" w:space="0"/>
-          <w:left w:val="none" w:color="auto" w:sz="0" w:space="0"/>
-          <w:bottom w:val="none" w:color="auto" w:sz="0" w:space="0"/>
-          <w:right w:val="none" w:color="auto" w:sz="0" w:space="0"/>
-          <w:insideH w:val="none" w:color="auto" w:sz="0" w:space="0"/>
-          <w:insideV w:val="none" w:color="auto" w:sz="0" w:space="0"/>
+          <w:top w:val="nil"/>
+          <w:left w:val="nil"/>
+          <w:bottom w:val="nil"/>
+          <w:right w:val="nil"/>
+          <w:insideH w:val="nil"/>
+          <w:insideV w:val="nil"/>
         </w:tblBorders>
-        <w:tblLayout w:type="autofit"/>
         <w:tblCellMar>
           <w:top w:w="0" w:type="dxa"/>
           <w:left w:w="10" w:type="dxa"/>
@@ -7412,13 +7318,15 @@
       </w:tblGrid>
       <w:tr>
         <w:tblPrEx>
+          <w:tblW w:w="9731" w:type="dxa"/>
+          <w:jc w:val="center"/>
           <w:tblBorders>
-            <w:top w:val="none" w:color="auto" w:sz="0" w:space="0"/>
-            <w:left w:val="none" w:color="auto" w:sz="0" w:space="0"/>
-            <w:bottom w:val="none" w:color="auto" w:sz="0" w:space="0"/>
-            <w:right w:val="none" w:color="auto" w:sz="0" w:space="0"/>
-            <w:insideH w:val="none" w:color="auto" w:sz="0" w:space="0"/>
-            <w:insideV w:val="none" w:color="auto" w:sz="0" w:space="0"/>
+            <w:top w:val="nil"/>
+            <w:left w:val="nil"/>
+            <w:bottom w:val="nil"/>
+            <w:right w:val="nil"/>
+            <w:insideH w:val="nil"/>
+            <w:insideV w:val="nil"/>
           </w:tblBorders>
           <w:tblCellMar>
             <w:top w:w="0" w:type="dxa"/>
@@ -7428,7 +7336,7 @@
           </w:tblCellMar>
         </w:tblPrEx>
         <w:trPr>
-          <w:trHeight w:val="0" w:hRule="atLeast"/>
+          <w:trHeight w:val="0"/>
           <w:tblHeader/>
           <w:jc w:val="center"/>
         </w:trPr>
@@ -7436,8 +7344,8 @@
           <w:tcPr>
             <w:tcW w:w="866" w:type="dxa"/>
             <w:tcBorders>
-              <w:top w:val="single" w:color="auto" w:sz="12" w:space="0"/>
-              <w:left w:val="single" w:color="auto" w:sz="12" w:space="0"/>
+              <w:top w:val="single" w:sz="12" w:space="0" w:color="auto"/>
+              <w:left w:val="single" w:sz="12" w:space="0" w:color="auto"/>
               <w:bottom w:val="nil"/>
               <w:right w:val="nil"/>
             </w:tcBorders>
@@ -7451,7 +7359,7 @@
           </w:tcPr>
           <w:p>
             <w:pPr>
-              <w:pStyle w:val="29"/>
+              <w:pStyle w:val="a1"/>
               <w:keepNext w:val="0"/>
               <w:keepLines w:val="0"/>
               <w:pageBreakBefore w:val="0"/>
@@ -7466,7 +7374,7 @@
               <w:adjustRightInd w:val="0"/>
               <w:snapToGrid w:val="0"/>
               <w:spacing w:line="240" w:lineRule="auto"/>
-              <w:ind w:left="0" w:leftChars="0" w:right="0" w:rightChars="0" w:firstLine="0" w:firstLineChars="0"/>
+              <w:ind w:left="0" w:right="0" w:firstLine="0" w:leftChars="0" w:rightChars="0" w:firstLineChars="0"/>
               <w:jc w:val="center"/>
               <w:textAlignment w:val="baseline"/>
               <w:rPr>
@@ -7485,8 +7393,8 @@
           <w:tcPr>
             <w:tcW w:w="1967" w:type="dxa"/>
             <w:tcBorders>
-              <w:top w:val="single" w:color="auto" w:sz="12" w:space="0"/>
-              <w:left w:val="single" w:color="auto" w:sz="4" w:space="0"/>
+              <w:top w:val="single" w:sz="12" w:space="0" w:color="auto"/>
+              <w:left w:val="single" w:sz="4" w:space="0" w:color="auto"/>
               <w:bottom w:val="nil"/>
               <w:right w:val="nil"/>
             </w:tcBorders>
@@ -7500,7 +7408,7 @@
           </w:tcPr>
           <w:p>
             <w:pPr>
-              <w:pStyle w:val="29"/>
+              <w:pStyle w:val="a1"/>
               <w:keepNext w:val="0"/>
               <w:keepLines w:val="0"/>
               <w:pageBreakBefore w:val="0"/>
@@ -7515,7 +7423,7 @@
               <w:adjustRightInd w:val="0"/>
               <w:snapToGrid w:val="0"/>
               <w:spacing w:line="240" w:lineRule="auto"/>
-              <w:ind w:left="0" w:leftChars="0" w:right="0" w:rightChars="0" w:firstLine="0" w:firstLineChars="0"/>
+              <w:ind w:left="0" w:right="0" w:firstLine="0" w:leftChars="0" w:rightChars="0" w:firstLineChars="0"/>
               <w:jc w:val="center"/>
               <w:textAlignment w:val="baseline"/>
               <w:rPr>
@@ -7534,8 +7442,8 @@
           <w:tcPr>
             <w:tcW w:w="0" w:type="auto"/>
             <w:tcBorders>
-              <w:top w:val="single" w:color="auto" w:sz="12" w:space="0"/>
-              <w:left w:val="single" w:color="auto" w:sz="4" w:space="0"/>
+              <w:top w:val="single" w:sz="12" w:space="0" w:color="auto"/>
+              <w:left w:val="single" w:sz="4" w:space="0" w:color="auto"/>
               <w:bottom w:val="nil"/>
               <w:right w:val="nil"/>
             </w:tcBorders>
@@ -7549,7 +7457,7 @@
           </w:tcPr>
           <w:p>
             <w:pPr>
-              <w:pStyle w:val="29"/>
+              <w:pStyle w:val="a1"/>
               <w:keepNext w:val="0"/>
               <w:keepLines w:val="0"/>
               <w:pageBreakBefore w:val="0"/>
@@ -7564,7 +7472,7 @@
               <w:adjustRightInd w:val="0"/>
               <w:snapToGrid w:val="0"/>
               <w:spacing w:line="240" w:lineRule="auto"/>
-              <w:ind w:left="0" w:leftChars="0" w:right="0" w:rightChars="0" w:firstLine="0" w:firstLineChars="0"/>
+              <w:ind w:left="0" w:right="0" w:firstLine="0" w:leftChars="0" w:rightChars="0" w:firstLineChars="0"/>
               <w:jc w:val="center"/>
               <w:textAlignment w:val="baseline"/>
               <w:rPr>
@@ -7583,8 +7491,8 @@
           <w:tcPr>
             <w:tcW w:w="1375" w:type="dxa"/>
             <w:tcBorders>
-              <w:top w:val="single" w:color="auto" w:sz="12" w:space="0"/>
-              <w:left w:val="single" w:color="auto" w:sz="4" w:space="0"/>
+              <w:top w:val="single" w:sz="12" w:space="0" w:color="auto"/>
+              <w:left w:val="single" w:sz="4" w:space="0" w:color="auto"/>
               <w:bottom w:val="nil"/>
               <w:right w:val="nil"/>
             </w:tcBorders>
@@ -7598,7 +7506,7 @@
           </w:tcPr>
           <w:p>
             <w:pPr>
-              <w:pStyle w:val="29"/>
+              <w:pStyle w:val="a1"/>
               <w:keepNext w:val="0"/>
               <w:keepLines w:val="0"/>
               <w:pageBreakBefore w:val="0"/>
@@ -7613,7 +7521,7 @@
               <w:adjustRightInd w:val="0"/>
               <w:snapToGrid w:val="0"/>
               <w:spacing w:line="240" w:lineRule="auto"/>
-              <w:ind w:left="0" w:leftChars="0" w:right="0" w:rightChars="0" w:firstLine="0" w:firstLineChars="0"/>
+              <w:ind w:left="0" w:right="0" w:firstLine="0" w:leftChars="0" w:rightChars="0" w:firstLineChars="0"/>
               <w:jc w:val="center"/>
               <w:textAlignment w:val="baseline"/>
               <w:rPr>
@@ -7632,10 +7540,10 @@
           <w:tcPr>
             <w:tcW w:w="3535" w:type="dxa"/>
             <w:tcBorders>
-              <w:top w:val="single" w:color="auto" w:sz="12" w:space="0"/>
-              <w:left w:val="single" w:color="auto" w:sz="4" w:space="0"/>
+              <w:top w:val="single" w:sz="12" w:space="0" w:color="auto"/>
+              <w:left w:val="single" w:sz="4" w:space="0" w:color="auto"/>
               <w:bottom w:val="nil"/>
-              <w:right w:val="single" w:color="auto" w:sz="12" w:space="0"/>
+              <w:right w:val="single" w:sz="12" w:space="0" w:color="auto"/>
             </w:tcBorders>
             <w:tcMar>
               <w:top w:w="60" w:type="dxa"/>
@@ -7647,7 +7555,7 @@
           </w:tcPr>
           <w:p>
             <w:pPr>
-              <w:pStyle w:val="29"/>
+              <w:pStyle w:val="a1"/>
               <w:keepNext w:val="0"/>
               <w:keepLines w:val="0"/>
               <w:pageBreakBefore w:val="0"/>
@@ -7662,7 +7570,7 @@
               <w:adjustRightInd w:val="0"/>
               <w:snapToGrid w:val="0"/>
               <w:spacing w:line="240" w:lineRule="auto"/>
-              <w:ind w:left="0" w:leftChars="0" w:right="0" w:rightChars="0" w:firstLine="0" w:firstLineChars="0"/>
+              <w:ind w:left="0" w:right="0" w:firstLine="0" w:leftChars="0" w:rightChars="0" w:firstLineChars="0"/>
               <w:jc w:val="center"/>
               <w:textAlignment w:val="baseline"/>
               <w:rPr>
@@ -7680,14 +7588,8 @@
       </w:tr>
       <w:tr>
         <w:tblPrEx>
-          <w:tblBorders>
-            <w:top w:val="none" w:color="auto" w:sz="0" w:space="0"/>
-            <w:left w:val="none" w:color="auto" w:sz="0" w:space="0"/>
-            <w:bottom w:val="none" w:color="auto" w:sz="0" w:space="0"/>
-            <w:right w:val="none" w:color="auto" w:sz="0" w:space="0"/>
-            <w:insideH w:val="none" w:color="auto" w:sz="0" w:space="0"/>
-            <w:insideV w:val="none" w:color="auto" w:sz="0" w:space="0"/>
-          </w:tblBorders>
+          <w:tblW w:w="9731" w:type="dxa"/>
+          <w:jc w:val="center"/>
           <w:tblCellMar>
             <w:top w:w="0" w:type="dxa"/>
             <w:left w:w="10" w:type="dxa"/>
@@ -7696,15 +7598,15 @@
           </w:tblCellMar>
         </w:tblPrEx>
         <w:trPr>
-          <w:trHeight w:val="0" w:hRule="atLeast"/>
+          <w:trHeight w:val="0"/>
           <w:jc w:val="center"/>
         </w:trPr>
         <w:tc>
           <w:tcPr>
             <w:tcW w:w="866" w:type="dxa"/>
             <w:tcBorders>
-              <w:top w:val="single" w:color="auto" w:sz="4" w:space="0"/>
-              <w:left w:val="single" w:color="auto" w:sz="12" w:space="0"/>
+              <w:top w:val="single" w:sz="4" w:space="0" w:color="auto"/>
+              <w:left w:val="single" w:sz="12" w:space="0" w:color="auto"/>
               <w:bottom w:val="nil"/>
               <w:right w:val="nil"/>
             </w:tcBorders>
@@ -7732,7 +7634,7 @@
               <w:adjustRightInd w:val="0"/>
               <w:snapToGrid w:val="0"/>
               <w:spacing w:before="120" w:after="120" w:line="240" w:lineRule="auto"/>
-              <w:ind w:left="0" w:leftChars="0" w:right="0" w:rightChars="0" w:firstLine="0" w:firstLineChars="0"/>
+              <w:ind w:left="0" w:right="0" w:firstLine="0" w:leftChars="0" w:rightChars="0" w:firstLineChars="0"/>
               <w:jc w:val="center"/>
               <w:textAlignment w:val="baseline"/>
               <w:rPr>
@@ -7742,7 +7644,7 @@
             </w:pPr>
             <w:r>
               <w:rPr>
-                <w:rFonts w:ascii="Arial" w:hAnsi="Arial" w:eastAsia="宋体" w:cs="Arial"/>
+                <w:rFonts w:ascii="Arial" w:eastAsia="宋体" w:hAnsi="Arial" w:cs="Arial"/>
                 <w:b/>
                 <w:sz w:val="24"/>
               </w:rPr>
@@ -7754,8 +7656,8 @@
           <w:tcPr>
             <w:tcW w:w="1967" w:type="dxa"/>
             <w:tcBorders>
-              <w:top w:val="single" w:color="auto" w:sz="4" w:space="0"/>
-              <w:left w:val="single" w:color="auto" w:sz="4" w:space="0"/>
+              <w:top w:val="single" w:sz="4" w:space="0" w:color="auto"/>
+              <w:left w:val="single" w:sz="4" w:space="0" w:color="auto"/>
               <w:bottom w:val="nil"/>
               <w:right w:val="nil"/>
             </w:tcBorders>
@@ -7769,7 +7671,7 @@
           </w:tcPr>
           <w:p>
             <w:pPr>
-              <w:pStyle w:val="29"/>
+              <w:pStyle w:val="a1"/>
               <w:keepNext w:val="0"/>
               <w:keepLines w:val="0"/>
               <w:pageBreakBefore w:val="0"/>
@@ -7784,7 +7686,7 @@
               <w:adjustRightInd w:val="0"/>
               <w:snapToGrid w:val="0"/>
               <w:spacing w:line="240" w:lineRule="auto"/>
-              <w:ind w:left="0" w:leftChars="0" w:right="0" w:rightChars="0" w:firstLine="0" w:firstLineChars="0"/>
+              <w:ind w:left="0" w:right="0" w:firstLine="0" w:leftChars="0" w:rightChars="0" w:firstLineChars="0"/>
               <w:jc w:val="center"/>
               <w:textAlignment w:val="baseline"/>
               <w:rPr>
@@ -7813,8 +7715,8 @@
           <w:tcPr>
             <w:tcW w:w="0" w:type="auto"/>
             <w:tcBorders>
-              <w:top w:val="single" w:color="auto" w:sz="4" w:space="0"/>
-              <w:left w:val="single" w:color="auto" w:sz="4" w:space="0"/>
+              <w:top w:val="single" w:sz="4" w:space="0" w:color="auto"/>
+              <w:left w:val="single" w:sz="4" w:space="0" w:color="auto"/>
               <w:bottom w:val="nil"/>
               <w:right w:val="nil"/>
             </w:tcBorders>
@@ -7828,7 +7730,7 @@
           </w:tcPr>
           <w:p>
             <w:pPr>
-              <w:pStyle w:val="29"/>
+              <w:pStyle w:val="a1"/>
               <w:keepNext w:val="0"/>
               <w:keepLines w:val="0"/>
               <w:pageBreakBefore w:val="0"/>
@@ -7843,7 +7745,7 @@
               <w:adjustRightInd w:val="0"/>
               <w:snapToGrid w:val="0"/>
               <w:spacing w:line="240" w:lineRule="auto"/>
-              <w:ind w:left="0" w:leftChars="0" w:right="0" w:rightChars="0" w:firstLine="0" w:firstLineChars="0"/>
+              <w:ind w:left="0" w:right="0" w:firstLine="0" w:leftChars="0" w:rightChars="0" w:firstLineChars="0"/>
               <w:jc w:val="left"/>
               <w:textAlignment w:val="baseline"/>
               <w:rPr>
@@ -7864,8 +7766,8 @@
           <w:tcPr>
             <w:tcW w:w="1375" w:type="dxa"/>
             <w:tcBorders>
-              <w:top w:val="single" w:color="auto" w:sz="4" w:space="0"/>
-              <w:left w:val="single" w:color="auto" w:sz="4" w:space="0"/>
+              <w:top w:val="single" w:sz="4" w:space="0" w:color="auto"/>
+              <w:left w:val="single" w:sz="4" w:space="0" w:color="auto"/>
               <w:bottom w:val="nil"/>
               <w:right w:val="nil"/>
             </w:tcBorders>
@@ -7879,7 +7781,7 @@
           </w:tcPr>
           <w:p>
             <w:pPr>
-              <w:pStyle w:val="29"/>
+              <w:pStyle w:val="a1"/>
               <w:keepNext w:val="0"/>
               <w:keepLines w:val="0"/>
               <w:pageBreakBefore w:val="0"/>
@@ -7894,7 +7796,7 @@
               <w:adjustRightInd w:val="0"/>
               <w:snapToGrid w:val="0"/>
               <w:spacing w:line="240" w:lineRule="auto"/>
-              <w:ind w:left="0" w:leftChars="0" w:right="0" w:rightChars="0" w:firstLine="0" w:firstLineChars="0"/>
+              <w:ind w:left="0" w:right="0" w:firstLine="0" w:leftChars="0" w:rightChars="0" w:firstLineChars="0"/>
               <w:jc w:val="left"/>
               <w:textAlignment w:val="baseline"/>
               <w:rPr>
@@ -7915,10 +7817,10 @@
           <w:tcPr>
             <w:tcW w:w="3535" w:type="dxa"/>
             <w:tcBorders>
-              <w:top w:val="single" w:color="auto" w:sz="4" w:space="0"/>
-              <w:left w:val="single" w:color="auto" w:sz="4" w:space="0"/>
+              <w:top w:val="single" w:sz="4" w:space="0" w:color="auto"/>
+              <w:left w:val="single" w:sz="4" w:space="0" w:color="auto"/>
               <w:bottom w:val="nil"/>
-              <w:right w:val="single" w:color="auto" w:sz="12" w:space="0"/>
+              <w:right w:val="single" w:sz="12" w:space="0" w:color="auto"/>
             </w:tcBorders>
             <w:tcMar>
               <w:top w:w="60" w:type="dxa"/>
@@ -7930,7 +7832,7 @@
           </w:tcPr>
           <w:p>
             <w:pPr>
-              <w:pStyle w:val="29"/>
+              <w:pStyle w:val="a1"/>
               <w:keepNext w:val="0"/>
               <w:keepLines w:val="0"/>
               <w:pageBreakBefore w:val="0"/>
@@ -7945,7 +7847,7 @@
               <w:adjustRightInd w:val="0"/>
               <w:snapToGrid w:val="0"/>
               <w:spacing w:line="240" w:lineRule="auto"/>
-              <w:ind w:left="0" w:leftChars="0" w:right="0" w:rightChars="0" w:firstLine="0" w:firstLineChars="0"/>
+              <w:ind w:left="0" w:right="0" w:firstLine="0" w:leftChars="0" w:rightChars="0" w:firstLineChars="0"/>
               <w:jc w:val="center"/>
               <w:textAlignment w:val="baseline"/>
               <w:rPr>
@@ -7965,14 +7867,8 @@
       </w:tr>
       <w:tr>
         <w:tblPrEx>
-          <w:tblBorders>
-            <w:top w:val="none" w:color="auto" w:sz="0" w:space="0"/>
-            <w:left w:val="none" w:color="auto" w:sz="0" w:space="0"/>
-            <w:bottom w:val="none" w:color="auto" w:sz="0" w:space="0"/>
-            <w:right w:val="none" w:color="auto" w:sz="0" w:space="0"/>
-            <w:insideH w:val="none" w:color="auto" w:sz="0" w:space="0"/>
-            <w:insideV w:val="none" w:color="auto" w:sz="0" w:space="0"/>
-          </w:tblBorders>
+          <w:tblW w:w="9731" w:type="dxa"/>
+          <w:jc w:val="center"/>
           <w:tblCellMar>
             <w:top w:w="0" w:type="dxa"/>
             <w:left w:w="10" w:type="dxa"/>
@@ -7981,15 +7877,15 @@
           </w:tblCellMar>
         </w:tblPrEx>
         <w:trPr>
-          <w:trHeight w:val="0" w:hRule="atLeast"/>
+          <w:trHeight w:val="0"/>
           <w:jc w:val="center"/>
         </w:trPr>
         <w:tc>
           <w:tcPr>
             <w:tcW w:w="866" w:type="dxa"/>
             <w:tcBorders>
-              <w:top w:val="single" w:color="auto" w:sz="4" w:space="0"/>
-              <w:left w:val="single" w:color="auto" w:sz="12" w:space="0"/>
+              <w:top w:val="single" w:sz="4" w:space="0" w:color="auto"/>
+              <w:left w:val="single" w:sz="12" w:space="0" w:color="auto"/>
               <w:bottom w:val="nil"/>
               <w:right w:val="nil"/>
             </w:tcBorders>
@@ -8017,7 +7913,7 @@
               <w:adjustRightInd w:val="0"/>
               <w:snapToGrid w:val="0"/>
               <w:spacing w:before="120" w:after="120" w:line="240" w:lineRule="auto"/>
-              <w:ind w:left="0" w:leftChars="0" w:right="0" w:rightChars="0" w:firstLine="0" w:firstLineChars="0"/>
+              <w:ind w:left="0" w:right="0" w:firstLine="0" w:leftChars="0" w:rightChars="0" w:firstLineChars="0"/>
               <w:jc w:val="center"/>
               <w:textAlignment w:val="baseline"/>
               <w:rPr>
@@ -8027,7 +7923,7 @@
             </w:pPr>
             <w:r>
               <w:rPr>
-                <w:rFonts w:ascii="Arial" w:hAnsi="Arial" w:eastAsia="宋体" w:cs="Arial"/>
+                <w:rFonts w:ascii="Arial" w:eastAsia="宋体" w:hAnsi="Arial" w:cs="Arial"/>
                 <w:b/>
                 <w:sz w:val="24"/>
               </w:rPr>
@@ -8039,8 +7935,8 @@
           <w:tcPr>
             <w:tcW w:w="1967" w:type="dxa"/>
             <w:tcBorders>
-              <w:top w:val="single" w:color="auto" w:sz="4" w:space="0"/>
-              <w:left w:val="single" w:color="auto" w:sz="4" w:space="0"/>
+              <w:top w:val="single" w:sz="4" w:space="0" w:color="auto"/>
+              <w:left w:val="single" w:sz="4" w:space="0" w:color="auto"/>
               <w:bottom w:val="nil"/>
               <w:right w:val="nil"/>
             </w:tcBorders>
@@ -8054,7 +7950,7 @@
           </w:tcPr>
           <w:p>
             <w:pPr>
-              <w:pStyle w:val="29"/>
+              <w:pStyle w:val="a1"/>
               <w:keepNext w:val="0"/>
               <w:keepLines w:val="0"/>
               <w:pageBreakBefore w:val="0"/>
@@ -8069,7 +7965,7 @@
               <w:adjustRightInd w:val="0"/>
               <w:snapToGrid w:val="0"/>
               <w:spacing w:line="240" w:lineRule="auto"/>
-              <w:ind w:left="0" w:leftChars="0" w:right="0" w:rightChars="0" w:firstLine="0" w:firstLineChars="0"/>
+              <w:ind w:left="0" w:right="0" w:firstLine="0" w:leftChars="0" w:rightChars="0" w:firstLineChars="0"/>
               <w:jc w:val="center"/>
               <w:textAlignment w:val="baseline"/>
               <w:rPr>
@@ -8082,7 +7978,7 @@
                 <w:rFonts w:ascii="Arial" w:eastAsia="宋体"/>
                 <w:sz w:val="24"/>
               </w:rPr>
-              <w:t>副总指挥（运维项目部长）</w:t>
+              <w:t>副总指挥（运维项目经理）</w:t>
             </w:r>
           </w:p>
         </w:tc>
@@ -8090,8 +7986,8 @@
           <w:tcPr>
             <w:tcW w:w="0" w:type="auto"/>
             <w:tcBorders>
-              <w:top w:val="single" w:color="auto" w:sz="4" w:space="0"/>
-              <w:left w:val="single" w:color="auto" w:sz="4" w:space="0"/>
+              <w:top w:val="single" w:sz="4" w:space="0" w:color="auto"/>
+              <w:left w:val="single" w:sz="4" w:space="0" w:color="auto"/>
               <w:bottom w:val="nil"/>
               <w:right w:val="nil"/>
             </w:tcBorders>
@@ -8105,7 +8001,7 @@
           </w:tcPr>
           <w:p>
             <w:pPr>
-              <w:pStyle w:val="29"/>
+              <w:pStyle w:val="a1"/>
               <w:keepNext w:val="0"/>
               <w:keepLines w:val="0"/>
               <w:pageBreakBefore w:val="0"/>
@@ -8120,7 +8016,7 @@
               <w:adjustRightInd w:val="0"/>
               <w:snapToGrid w:val="0"/>
               <w:spacing w:line="240" w:lineRule="auto"/>
-              <w:ind w:left="0" w:leftChars="0" w:right="0" w:rightChars="0" w:firstLine="0" w:firstLineChars="0"/>
+              <w:ind w:left="0" w:right="0" w:firstLine="0" w:leftChars="0" w:rightChars="0" w:firstLineChars="0"/>
               <w:jc w:val="left"/>
               <w:textAlignment w:val="baseline"/>
               <w:rPr>
@@ -8141,8 +8037,8 @@
           <w:tcPr>
             <w:tcW w:w="1375" w:type="dxa"/>
             <w:tcBorders>
-              <w:top w:val="single" w:color="auto" w:sz="4" w:space="0"/>
-              <w:left w:val="single" w:color="auto" w:sz="4" w:space="0"/>
+              <w:top w:val="single" w:sz="4" w:space="0" w:color="auto"/>
+              <w:left w:val="single" w:sz="4" w:space="0" w:color="auto"/>
               <w:bottom w:val="nil"/>
               <w:right w:val="nil"/>
             </w:tcBorders>
@@ -8156,7 +8052,7 @@
           </w:tcPr>
           <w:p>
             <w:pPr>
-              <w:pStyle w:val="29"/>
+              <w:pStyle w:val="a1"/>
               <w:keepNext w:val="0"/>
               <w:keepLines w:val="0"/>
               <w:pageBreakBefore w:val="0"/>
@@ -8171,7 +8067,7 @@
               <w:adjustRightInd w:val="0"/>
               <w:snapToGrid w:val="0"/>
               <w:spacing w:line="240" w:lineRule="auto"/>
-              <w:ind w:left="0" w:leftChars="0" w:right="0" w:rightChars="0" w:firstLine="0" w:firstLineChars="0"/>
+              <w:ind w:left="0" w:right="0" w:firstLine="0" w:leftChars="0" w:rightChars="0" w:firstLineChars="0"/>
               <w:jc w:val="left"/>
               <w:textAlignment w:val="baseline"/>
               <w:rPr>
@@ -8192,10 +8088,10 @@
           <w:tcPr>
             <w:tcW w:w="3535" w:type="dxa"/>
             <w:tcBorders>
-              <w:top w:val="single" w:color="auto" w:sz="4" w:space="0"/>
-              <w:left w:val="single" w:color="auto" w:sz="4" w:space="0"/>
+              <w:top w:val="single" w:sz="4" w:space="0" w:color="auto"/>
+              <w:left w:val="single" w:sz="4" w:space="0" w:color="auto"/>
               <w:bottom w:val="nil"/>
-              <w:right w:val="single" w:color="auto" w:sz="12" w:space="0"/>
+              <w:right w:val="single" w:sz="12" w:space="0" w:color="auto"/>
             </w:tcBorders>
             <w:tcMar>
               <w:top w:w="60" w:type="dxa"/>
@@ -8207,7 +8103,7 @@
           </w:tcPr>
           <w:p>
             <w:pPr>
-              <w:pStyle w:val="29"/>
+              <w:pStyle w:val="a1"/>
               <w:keepNext w:val="0"/>
               <w:keepLines w:val="0"/>
               <w:pageBreakBefore w:val="0"/>
@@ -8222,7 +8118,7 @@
               <w:adjustRightInd w:val="0"/>
               <w:snapToGrid w:val="0"/>
               <w:spacing w:line="240" w:lineRule="auto"/>
-              <w:ind w:left="0" w:leftChars="0" w:right="0" w:rightChars="0" w:firstLine="0" w:firstLineChars="0"/>
+              <w:ind w:left="0" w:right="0" w:firstLine="0" w:leftChars="0" w:rightChars="0" w:firstLineChars="0"/>
               <w:jc w:val="center"/>
               <w:textAlignment w:val="baseline"/>
               <w:rPr>
@@ -8242,14 +8138,8 @@
       </w:tr>
       <w:tr>
         <w:tblPrEx>
-          <w:tblBorders>
-            <w:top w:val="none" w:color="auto" w:sz="0" w:space="0"/>
-            <w:left w:val="none" w:color="auto" w:sz="0" w:space="0"/>
-            <w:bottom w:val="none" w:color="auto" w:sz="0" w:space="0"/>
-            <w:right w:val="none" w:color="auto" w:sz="0" w:space="0"/>
-            <w:insideH w:val="none" w:color="auto" w:sz="0" w:space="0"/>
-            <w:insideV w:val="none" w:color="auto" w:sz="0" w:space="0"/>
-          </w:tblBorders>
+          <w:tblW w:w="9731" w:type="dxa"/>
+          <w:jc w:val="center"/>
           <w:tblCellMar>
             <w:top w:w="0" w:type="dxa"/>
             <w:left w:w="10" w:type="dxa"/>
@@ -8258,15 +8148,15 @@
           </w:tblCellMar>
         </w:tblPrEx>
         <w:trPr>
-          <w:trHeight w:val="0" w:hRule="atLeast"/>
+          <w:trHeight w:val="0"/>
           <w:jc w:val="center"/>
         </w:trPr>
         <w:tc>
           <w:tcPr>
             <w:tcW w:w="866" w:type="dxa"/>
             <w:tcBorders>
-              <w:top w:val="single" w:color="auto" w:sz="4" w:space="0"/>
-              <w:left w:val="single" w:color="auto" w:sz="12" w:space="0"/>
+              <w:top w:val="single" w:sz="4" w:space="0" w:color="auto"/>
+              <w:left w:val="single" w:sz="12" w:space="0" w:color="auto"/>
               <w:bottom w:val="nil"/>
               <w:right w:val="nil"/>
             </w:tcBorders>
@@ -8294,7 +8184,7 @@
               <w:adjustRightInd w:val="0"/>
               <w:snapToGrid w:val="0"/>
               <w:spacing w:before="120" w:after="120" w:line="240" w:lineRule="auto"/>
-              <w:ind w:left="0" w:leftChars="0" w:right="0" w:rightChars="0" w:firstLine="0" w:firstLineChars="0"/>
+              <w:ind w:left="0" w:right="0" w:firstLine="0" w:leftChars="0" w:rightChars="0" w:firstLineChars="0"/>
               <w:jc w:val="center"/>
               <w:textAlignment w:val="baseline"/>
               <w:rPr>
@@ -8304,7 +8194,7 @@
             </w:pPr>
             <w:r>
               <w:rPr>
-                <w:rFonts w:ascii="Arial" w:hAnsi="Arial" w:eastAsia="宋体" w:cs="Arial"/>
+                <w:rFonts w:ascii="Arial" w:eastAsia="宋体" w:hAnsi="Arial" w:cs="Arial"/>
                 <w:b/>
                 <w:sz w:val="24"/>
               </w:rPr>
@@ -8316,8 +8206,8 @@
           <w:tcPr>
             <w:tcW w:w="1967" w:type="dxa"/>
             <w:tcBorders>
-              <w:top w:val="single" w:color="auto" w:sz="4" w:space="0"/>
-              <w:left w:val="single" w:color="auto" w:sz="4" w:space="0"/>
+              <w:top w:val="single" w:sz="4" w:space="0" w:color="auto"/>
+              <w:left w:val="single" w:sz="4" w:space="0" w:color="auto"/>
               <w:bottom w:val="nil"/>
               <w:right w:val="nil"/>
             </w:tcBorders>
@@ -8331,7 +8221,7 @@
           </w:tcPr>
           <w:p>
             <w:pPr>
-              <w:pStyle w:val="29"/>
+              <w:pStyle w:val="a1"/>
               <w:keepNext w:val="0"/>
               <w:keepLines w:val="0"/>
               <w:pageBreakBefore w:val="0"/>
@@ -8346,7 +8236,7 @@
               <w:adjustRightInd w:val="0"/>
               <w:snapToGrid w:val="0"/>
               <w:spacing w:line="240" w:lineRule="auto"/>
-              <w:ind w:left="0" w:leftChars="0" w:right="0" w:rightChars="0" w:firstLine="0" w:firstLineChars="0"/>
+              <w:ind w:left="0" w:right="0" w:firstLine="0" w:leftChars="0" w:rightChars="0" w:firstLineChars="0"/>
               <w:jc w:val="center"/>
               <w:textAlignment w:val="baseline"/>
               <w:rPr>
@@ -8367,8 +8257,8 @@
           <w:tcPr>
             <w:tcW w:w="0" w:type="auto"/>
             <w:tcBorders>
-              <w:top w:val="single" w:color="auto" w:sz="4" w:space="0"/>
-              <w:left w:val="single" w:color="auto" w:sz="4" w:space="0"/>
+              <w:top w:val="single" w:sz="4" w:space="0" w:color="auto"/>
+              <w:left w:val="single" w:sz="4" w:space="0" w:color="auto"/>
               <w:bottom w:val="nil"/>
               <w:right w:val="nil"/>
             </w:tcBorders>
@@ -8382,7 +8272,7 @@
           </w:tcPr>
           <w:p>
             <w:pPr>
-              <w:pStyle w:val="29"/>
+              <w:pStyle w:val="a1"/>
               <w:keepNext w:val="0"/>
               <w:keepLines w:val="0"/>
               <w:pageBreakBefore w:val="0"/>
@@ -8397,7 +8287,7 @@
               <w:adjustRightInd w:val="0"/>
               <w:snapToGrid w:val="0"/>
               <w:spacing w:line="240" w:lineRule="auto"/>
-              <w:ind w:left="0" w:leftChars="0" w:right="0" w:rightChars="0" w:firstLine="0" w:firstLineChars="0"/>
+              <w:ind w:left="0" w:right="0" w:firstLine="0" w:leftChars="0" w:rightChars="0" w:firstLineChars="0"/>
               <w:jc w:val="left"/>
               <w:textAlignment w:val="baseline"/>
               <w:rPr>
@@ -8418,8 +8308,8 @@
           <w:tcPr>
             <w:tcW w:w="1375" w:type="dxa"/>
             <w:tcBorders>
-              <w:top w:val="single" w:color="auto" w:sz="4" w:space="0"/>
-              <w:left w:val="single" w:color="auto" w:sz="4" w:space="0"/>
+              <w:top w:val="single" w:sz="4" w:space="0" w:color="auto"/>
+              <w:left w:val="single" w:sz="4" w:space="0" w:color="auto"/>
               <w:bottom w:val="nil"/>
               <w:right w:val="nil"/>
             </w:tcBorders>
@@ -8433,7 +8323,7 @@
           </w:tcPr>
           <w:p>
             <w:pPr>
-              <w:pStyle w:val="29"/>
+              <w:pStyle w:val="a1"/>
               <w:keepNext w:val="0"/>
               <w:keepLines w:val="0"/>
               <w:pageBreakBefore w:val="0"/>
@@ -8448,7 +8338,7 @@
               <w:adjustRightInd w:val="0"/>
               <w:snapToGrid w:val="0"/>
               <w:spacing w:line="240" w:lineRule="auto"/>
-              <w:ind w:left="0" w:leftChars="0" w:right="0" w:rightChars="0" w:firstLine="0" w:firstLineChars="0"/>
+              <w:ind w:left="0" w:right="0" w:firstLine="0" w:leftChars="0" w:rightChars="0" w:firstLineChars="0"/>
               <w:jc w:val="left"/>
               <w:textAlignment w:val="baseline"/>
               <w:rPr>
@@ -8469,10 +8359,10 @@
           <w:tcPr>
             <w:tcW w:w="3535" w:type="dxa"/>
             <w:tcBorders>
-              <w:top w:val="single" w:color="auto" w:sz="4" w:space="0"/>
-              <w:left w:val="single" w:color="auto" w:sz="4" w:space="0"/>
+              <w:top w:val="single" w:sz="4" w:space="0" w:color="auto"/>
+              <w:left w:val="single" w:sz="4" w:space="0" w:color="auto"/>
               <w:bottom w:val="nil"/>
-              <w:right w:val="single" w:color="auto" w:sz="12" w:space="0"/>
+              <w:right w:val="single" w:sz="12" w:space="0" w:color="auto"/>
             </w:tcBorders>
             <w:tcMar>
               <w:top w:w="60" w:type="dxa"/>
@@ -8484,7 +8374,7 @@
           </w:tcPr>
           <w:p>
             <w:pPr>
-              <w:pStyle w:val="29"/>
+              <w:pStyle w:val="a1"/>
               <w:keepNext w:val="0"/>
               <w:keepLines w:val="0"/>
               <w:pageBreakBefore w:val="0"/>
@@ -8499,7 +8389,7 @@
               <w:adjustRightInd w:val="0"/>
               <w:snapToGrid w:val="0"/>
               <w:spacing w:line="240" w:lineRule="auto"/>
-              <w:ind w:left="0" w:leftChars="0" w:right="0" w:rightChars="0" w:firstLine="0" w:firstLineChars="0"/>
+              <w:ind w:left="0" w:right="0" w:firstLine="0" w:leftChars="0" w:rightChars="0" w:firstLineChars="0"/>
               <w:jc w:val="center"/>
               <w:textAlignment w:val="baseline"/>
               <w:rPr>
@@ -8519,14 +8409,8 @@
       </w:tr>
       <w:tr>
         <w:tblPrEx>
-          <w:tblBorders>
-            <w:top w:val="none" w:color="auto" w:sz="0" w:space="0"/>
-            <w:left w:val="none" w:color="auto" w:sz="0" w:space="0"/>
-            <w:bottom w:val="none" w:color="auto" w:sz="0" w:space="0"/>
-            <w:right w:val="none" w:color="auto" w:sz="0" w:space="0"/>
-            <w:insideH w:val="none" w:color="auto" w:sz="0" w:space="0"/>
-            <w:insideV w:val="none" w:color="auto" w:sz="0" w:space="0"/>
-          </w:tblBorders>
+          <w:tblW w:w="9731" w:type="dxa"/>
+          <w:jc w:val="center"/>
           <w:tblCellMar>
             <w:top w:w="0" w:type="dxa"/>
             <w:left w:w="10" w:type="dxa"/>
@@ -8535,16 +8419,16 @@
           </w:tblCellMar>
         </w:tblPrEx>
         <w:trPr>
-          <w:trHeight w:val="0" w:hRule="atLeast"/>
+          <w:trHeight w:val="0"/>
           <w:jc w:val="center"/>
         </w:trPr>
         <w:tc>
           <w:tcPr>
             <w:tcW w:w="866" w:type="dxa"/>
             <w:tcBorders>
-              <w:top w:val="single" w:color="auto" w:sz="4" w:space="0"/>
-              <w:left w:val="single" w:color="auto" w:sz="12" w:space="0"/>
-              <w:bottom w:val="single" w:color="auto" w:sz="12" w:space="0"/>
+              <w:top w:val="single" w:sz="4" w:space="0" w:color="auto"/>
+              <w:left w:val="single" w:sz="12" w:space="0" w:color="auto"/>
+              <w:bottom w:val="single" w:sz="12" w:space="0" w:color="auto"/>
               <w:right w:val="nil"/>
             </w:tcBorders>
             <w:tcMar>
@@ -8571,7 +8455,7 @@
               <w:adjustRightInd w:val="0"/>
               <w:snapToGrid w:val="0"/>
               <w:spacing w:before="120" w:after="120" w:line="240" w:lineRule="auto"/>
-              <w:ind w:left="0" w:leftChars="0" w:right="0" w:rightChars="0" w:firstLine="0" w:firstLineChars="0"/>
+              <w:ind w:left="0" w:right="0" w:firstLine="0" w:leftChars="0" w:rightChars="0" w:firstLineChars="0"/>
               <w:jc w:val="center"/>
               <w:textAlignment w:val="baseline"/>
               <w:rPr>
@@ -8581,7 +8465,7 @@
             </w:pPr>
             <w:r>
               <w:rPr>
-                <w:rFonts w:ascii="Arial" w:hAnsi="Arial" w:eastAsia="宋体" w:cs="Arial"/>
+                <w:rFonts w:ascii="Arial" w:eastAsia="宋体" w:hAnsi="Arial" w:cs="Arial"/>
                 <w:b/>
                 <w:sz w:val="24"/>
               </w:rPr>
@@ -8593,9 +8477,9 @@
           <w:tcPr>
             <w:tcW w:w="1967" w:type="dxa"/>
             <w:tcBorders>
-              <w:top w:val="single" w:color="auto" w:sz="4" w:space="0"/>
-              <w:left w:val="single" w:color="auto" w:sz="4" w:space="0"/>
-              <w:bottom w:val="single" w:color="auto" w:sz="12" w:space="0"/>
+              <w:top w:val="single" w:sz="4" w:space="0" w:color="auto"/>
+              <w:left w:val="single" w:sz="4" w:space="0" w:color="auto"/>
+              <w:bottom w:val="single" w:sz="12" w:space="0" w:color="auto"/>
               <w:right w:val="nil"/>
             </w:tcBorders>
             <w:tcMar>
@@ -8608,7 +8492,7 @@
           </w:tcPr>
           <w:p>
             <w:pPr>
-              <w:pStyle w:val="29"/>
+              <w:pStyle w:val="a1"/>
               <w:keepNext w:val="0"/>
               <w:keepLines w:val="0"/>
               <w:pageBreakBefore w:val="0"/>
@@ -8623,7 +8507,7 @@
               <w:adjustRightInd w:val="0"/>
               <w:snapToGrid w:val="0"/>
               <w:spacing w:line="240" w:lineRule="auto"/>
-              <w:ind w:left="0" w:leftChars="0" w:right="0" w:rightChars="0" w:firstLine="0" w:firstLineChars="0"/>
+              <w:ind w:left="0" w:right="0" w:firstLine="0" w:leftChars="0" w:rightChars="0" w:firstLineChars="0"/>
               <w:jc w:val="center"/>
               <w:textAlignment w:val="baseline"/>
               <w:rPr>
@@ -8644,9 +8528,9 @@
           <w:tcPr>
             <w:tcW w:w="1988" w:type="dxa"/>
             <w:tcBorders>
-              <w:top w:val="single" w:color="auto" w:sz="4" w:space="0"/>
-              <w:left w:val="single" w:color="auto" w:sz="4" w:space="0"/>
-              <w:bottom w:val="single" w:color="auto" w:sz="12" w:space="0"/>
+              <w:top w:val="single" w:sz="4" w:space="0" w:color="auto"/>
+              <w:left w:val="single" w:sz="4" w:space="0" w:color="auto"/>
+              <w:bottom w:val="single" w:sz="12" w:space="0" w:color="auto"/>
               <w:right w:val="nil"/>
             </w:tcBorders>
             <w:tcMar>
@@ -8659,7 +8543,7 @@
           </w:tcPr>
           <w:p>
             <w:pPr>
-              <w:pStyle w:val="29"/>
+              <w:pStyle w:val="a1"/>
               <w:keepNext w:val="0"/>
               <w:keepLines w:val="0"/>
               <w:pageBreakBefore w:val="0"/>
@@ -8674,7 +8558,7 @@
               <w:adjustRightInd w:val="0"/>
               <w:snapToGrid w:val="0"/>
               <w:spacing w:line="240" w:lineRule="auto"/>
-              <w:ind w:left="0" w:leftChars="0" w:right="0" w:rightChars="0" w:firstLine="0" w:firstLineChars="0"/>
+              <w:ind w:left="0" w:right="0" w:firstLine="0" w:leftChars="0" w:rightChars="0" w:firstLineChars="0"/>
               <w:jc w:val="left"/>
               <w:textAlignment w:val="baseline"/>
               <w:rPr>
@@ -8695,9 +8579,9 @@
           <w:tcPr>
             <w:tcW w:w="1375" w:type="dxa"/>
             <w:tcBorders>
-              <w:top w:val="single" w:color="auto" w:sz="4" w:space="0"/>
-              <w:left w:val="single" w:color="auto" w:sz="4" w:space="0"/>
-              <w:bottom w:val="single" w:color="auto" w:sz="12" w:space="0"/>
+              <w:top w:val="single" w:sz="4" w:space="0" w:color="auto"/>
+              <w:left w:val="single" w:sz="4" w:space="0" w:color="auto"/>
+              <w:bottom w:val="single" w:sz="12" w:space="0" w:color="auto"/>
               <w:right w:val="nil"/>
             </w:tcBorders>
             <w:tcMar>
@@ -8710,7 +8594,7 @@
           </w:tcPr>
           <w:p>
             <w:pPr>
-              <w:pStyle w:val="29"/>
+              <w:pStyle w:val="a1"/>
               <w:keepNext w:val="0"/>
               <w:keepLines w:val="0"/>
               <w:pageBreakBefore w:val="0"/>
@@ -8725,7 +8609,7 @@
               <w:adjustRightInd w:val="0"/>
               <w:snapToGrid w:val="0"/>
               <w:spacing w:line="240" w:lineRule="auto"/>
-              <w:ind w:left="0" w:leftChars="0" w:right="0" w:rightChars="0" w:firstLine="0" w:firstLineChars="0"/>
+              <w:ind w:left="0" w:right="0" w:firstLine="0" w:leftChars="0" w:rightChars="0" w:firstLineChars="0"/>
               <w:jc w:val="left"/>
               <w:textAlignment w:val="baseline"/>
               <w:rPr>
@@ -8746,10 +8630,10 @@
           <w:tcPr>
             <w:tcW w:w="3535" w:type="dxa"/>
             <w:tcBorders>
-              <w:top w:val="single" w:color="auto" w:sz="4" w:space="0"/>
-              <w:left w:val="single" w:color="auto" w:sz="4" w:space="0"/>
-              <w:bottom w:val="single" w:color="auto" w:sz="12" w:space="0"/>
-              <w:right w:val="single" w:color="auto" w:sz="12" w:space="0"/>
+              <w:top w:val="single" w:sz="4" w:space="0" w:color="auto"/>
+              <w:left w:val="single" w:sz="4" w:space="0" w:color="auto"/>
+              <w:bottom w:val="single" w:sz="12" w:space="0" w:color="auto"/>
+              <w:right w:val="single" w:sz="12" w:space="0" w:color="auto"/>
             </w:tcBorders>
             <w:tcMar>
               <w:top w:w="60" w:type="dxa"/>
@@ -8761,7 +8645,7 @@
           </w:tcPr>
           <w:p>
             <w:pPr>
-              <w:pStyle w:val="29"/>
+              <w:pStyle w:val="a1"/>
               <w:keepNext w:val="0"/>
               <w:keepLines w:val="0"/>
               <w:pageBreakBefore w:val="0"/>
@@ -8776,7 +8660,7 @@
               <w:adjustRightInd w:val="0"/>
               <w:snapToGrid w:val="0"/>
               <w:spacing w:line="240" w:lineRule="auto"/>
-              <w:ind w:left="0" w:leftChars="0" w:right="0" w:rightChars="0" w:firstLine="0" w:firstLineChars="0"/>
+              <w:ind w:left="0" w:right="0" w:firstLine="0" w:leftChars="0" w:rightChars="0" w:firstLineChars="0"/>
               <w:jc w:val="center"/>
               <w:textAlignment w:val="baseline"/>
               <w:rPr>
@@ -8797,7 +8681,7 @@
     </w:tbl>
     <w:p>
       <w:pPr>
-        <w:pStyle w:val="28"/>
+        <w:pStyle w:val="1"/>
         <w:keepNext w:val="0"/>
         <w:keepLines w:val="0"/>
         <w:pageBreakBefore w:val="0"/>
@@ -8823,7 +8707,7 @@
     </w:p>
     <w:p>
       <w:pPr>
-        <w:pStyle w:val="30"/>
+        <w:pStyle w:val="2"/>
         <w:keepNext w:val="0"/>
         <w:keepLines w:val="0"/>
         <w:pageBreakBefore w:val="0"/>
@@ -8849,7 +8733,7 @@
     </w:p>
     <w:p>
       <w:pPr>
-        <w:pStyle w:val="29"/>
+        <w:pStyle w:val="a1"/>
         <w:keepNext w:val="0"/>
         <w:keepLines w:val="0"/>
         <w:pageBreakBefore w:val="0"/>
@@ -8871,7 +8755,7 @@
     </w:p>
     <w:p>
       <w:pPr>
-        <w:pStyle w:val="29"/>
+        <w:pStyle w:val="a1"/>
         <w:keepNext w:val="0"/>
         <w:keepLines w:val="0"/>
         <w:pageBreakBefore w:val="0"/>
@@ -8903,7 +8787,7 @@
     </w:p>
     <w:p>
       <w:pPr>
-        <w:pStyle w:val="29"/>
+        <w:pStyle w:val="a1"/>
         <w:keepNext w:val="0"/>
         <w:keepLines w:val="0"/>
         <w:pageBreakBefore w:val="0"/>
@@ -8925,7 +8809,7 @@
     </w:p>
     <w:p>
       <w:pPr>
-        <w:pStyle w:val="30"/>
+        <w:pStyle w:val="2"/>
         <w:keepNext w:val="0"/>
         <w:keepLines w:val="0"/>
         <w:pageBreakBefore w:val="0"/>
@@ -8951,7 +8835,7 @@
     </w:p>
     <w:p>
       <w:pPr>
-        <w:pStyle w:val="29"/>
+        <w:pStyle w:val="a1"/>
         <w:keepNext w:val="0"/>
         <w:keepLines w:val="0"/>
         <w:pageBreakBefore w:val="0"/>
@@ -8980,7 +8864,7 @@
     </w:p>
     <w:p>
       <w:pPr>
-        <w:pStyle w:val="30"/>
+        <w:pStyle w:val="2"/>
         <w:keepNext w:val="0"/>
         <w:keepLines w:val="0"/>
         <w:pageBreakBefore w:val="0"/>
@@ -9006,7 +8890,7 @@
     </w:p>
     <w:p>
       <w:pPr>
-        <w:pStyle w:val="29"/>
+        <w:pStyle w:val="a1"/>
         <w:keepNext w:val="0"/>
         <w:keepLines w:val="0"/>
         <w:pageBreakBefore w:val="0"/>
@@ -9028,7 +8912,7 @@
     </w:p>
     <w:p>
       <w:pPr>
-        <w:pStyle w:val="30"/>
+        <w:pStyle w:val="2"/>
         <w:keepNext w:val="0"/>
         <w:keepLines w:val="0"/>
         <w:pageBreakBefore w:val="0"/>
@@ -9054,7 +8938,7 @@
     </w:p>
     <w:p>
       <w:pPr>
-        <w:pStyle w:val="29"/>
+        <w:pStyle w:val="a1"/>
         <w:keepNext w:val="0"/>
         <w:keepLines w:val="0"/>
         <w:pageBreakBefore w:val="0"/>
@@ -9076,7 +8960,7 @@
     </w:p>
     <w:p>
       <w:pPr>
-        <w:pStyle w:val="30"/>
+        <w:pStyle w:val="2"/>
         <w:keepNext w:val="0"/>
         <w:keepLines w:val="0"/>
         <w:pageBreakBefore w:val="0"/>
@@ -9102,7 +8986,7 @@
     </w:p>
     <w:p>
       <w:pPr>
-        <w:pStyle w:val="29"/>
+        <w:pStyle w:val="a1"/>
         <w:keepNext w:val="0"/>
         <w:keepLines w:val="0"/>
         <w:pageBreakBefore w:val="0"/>
@@ -9134,7 +9018,7 @@
     </w:p>
     <w:p>
       <w:pPr>
-        <w:pStyle w:val="28"/>
+        <w:pStyle w:val="1"/>
         <w:keepNext w:val="0"/>
         <w:keepLines w:val="0"/>
         <w:pageBreakBefore w:val="0"/>
@@ -9160,7 +9044,7 @@
     </w:p>
     <w:p>
       <w:pPr>
-        <w:pStyle w:val="30"/>
+        <w:pStyle w:val="2"/>
         <w:keepNext w:val="0"/>
         <w:keepLines w:val="0"/>
         <w:pageBreakBefore w:val="0"/>
@@ -9186,7 +9070,7 @@
     </w:p>
     <w:p>
       <w:pPr>
-        <w:pStyle w:val="29"/>
+        <w:pStyle w:val="a1"/>
         <w:keepNext w:val="0"/>
         <w:keepLines w:val="0"/>
         <w:pageBreakBefore w:val="0"/>
@@ -9208,7 +9092,7 @@
     </w:p>
     <w:p>
       <w:pPr>
-        <w:pStyle w:val="29"/>
+        <w:pStyle w:val="a1"/>
         <w:keepNext w:val="0"/>
         <w:keepLines w:val="0"/>
         <w:pageBreakBefore w:val="0"/>
@@ -9230,7 +9114,7 @@
     </w:p>
     <w:p>
       <w:pPr>
-        <w:pStyle w:val="40"/>
+        <w:pStyle w:val="a3"/>
         <w:keepNext w:val="0"/>
         <w:keepLines w:val="0"/>
         <w:pageBreakBefore w:val="0"/>
@@ -9248,7 +9132,7 @@
         <w:bidi w:val="0"/>
         <w:adjustRightInd w:val="0"/>
         <w:snapToGrid w:val="0"/>
-        <w:ind w:left="425" w:leftChars="0" w:hanging="425" w:firstLineChars="0"/>
+        <w:ind w:left="425" w:hanging="425" w:leftChars="0" w:firstLineChars="0"/>
         <w:textAlignment w:val="baseline"/>
       </w:pPr>
       <w:r>
@@ -9267,7 +9151,7 @@
     </w:p>
     <w:p>
       <w:pPr>
-        <w:pStyle w:val="40"/>
+        <w:pStyle w:val="a3"/>
         <w:keepNext w:val="0"/>
         <w:keepLines w:val="0"/>
         <w:pageBreakBefore w:val="0"/>
@@ -9285,7 +9169,7 @@
         <w:bidi w:val="0"/>
         <w:adjustRightInd w:val="0"/>
         <w:snapToGrid w:val="0"/>
-        <w:ind w:left="425" w:leftChars="0" w:hanging="425" w:firstLineChars="0"/>
+        <w:ind w:left="425" w:hanging="425" w:leftChars="0" w:firstLineChars="0"/>
         <w:textAlignment w:val="baseline"/>
       </w:pPr>
       <w:r>
@@ -9294,7 +9178,7 @@
     </w:p>
     <w:p>
       <w:pPr>
-        <w:pStyle w:val="40"/>
+        <w:pStyle w:val="a3"/>
         <w:keepNext w:val="0"/>
         <w:keepLines w:val="0"/>
         <w:pageBreakBefore w:val="0"/>
@@ -9312,7 +9196,7 @@
         <w:bidi w:val="0"/>
         <w:adjustRightInd w:val="0"/>
         <w:snapToGrid w:val="0"/>
-        <w:ind w:left="425" w:leftChars="0" w:hanging="425" w:firstLineChars="0"/>
+        <w:ind w:left="425" w:hanging="425" w:leftChars="0" w:firstLineChars="0"/>
         <w:textAlignment w:val="baseline"/>
       </w:pPr>
       <w:r>
@@ -9321,7 +9205,7 @@
     </w:p>
     <w:p>
       <w:pPr>
-        <w:pStyle w:val="40"/>
+        <w:pStyle w:val="a3"/>
         <w:keepNext w:val="0"/>
         <w:keepLines w:val="0"/>
         <w:pageBreakBefore w:val="0"/>
@@ -9339,7 +9223,7 @@
         <w:bidi w:val="0"/>
         <w:adjustRightInd w:val="0"/>
         <w:snapToGrid w:val="0"/>
-        <w:ind w:left="425" w:leftChars="0" w:hanging="425" w:firstLineChars="0"/>
+        <w:ind w:left="425" w:hanging="425" w:leftChars="0" w:firstLineChars="0"/>
         <w:textAlignment w:val="baseline"/>
       </w:pPr>
       <w:r>
@@ -9348,7 +9232,7 @@
     </w:p>
     <w:p>
       <w:pPr>
-        <w:pStyle w:val="40"/>
+        <w:pStyle w:val="a3"/>
         <w:keepNext w:val="0"/>
         <w:keepLines w:val="0"/>
         <w:pageBreakBefore w:val="0"/>
@@ -9366,7 +9250,7 @@
         <w:bidi w:val="0"/>
         <w:adjustRightInd w:val="0"/>
         <w:snapToGrid w:val="0"/>
-        <w:ind w:left="425" w:leftChars="0" w:hanging="425" w:firstLineChars="0"/>
+        <w:ind w:left="425" w:hanging="425" w:leftChars="0" w:firstLineChars="0"/>
         <w:textAlignment w:val="baseline"/>
       </w:pPr>
       <w:r>
@@ -9375,7 +9259,7 @@
     </w:p>
     <w:p>
       <w:pPr>
-        <w:pStyle w:val="30"/>
+        <w:pStyle w:val="2"/>
         <w:keepNext w:val="0"/>
         <w:keepLines w:val="0"/>
         <w:pageBreakBefore w:val="0"/>
@@ -9401,7 +9285,7 @@
     </w:p>
     <w:p>
       <w:pPr>
-        <w:pStyle w:val="29"/>
+        <w:pStyle w:val="a1"/>
         <w:keepNext w:val="0"/>
         <w:keepLines w:val="0"/>
         <w:pageBreakBefore w:val="0"/>
@@ -9423,7 +9307,7 @@
     </w:p>
     <w:p>
       <w:pPr>
-        <w:pStyle w:val="29"/>
+        <w:pStyle w:val="a1"/>
         <w:keepNext w:val="0"/>
         <w:keepLines w:val="0"/>
         <w:pageBreakBefore w:val="0"/>
@@ -9445,7 +9329,7 @@
     </w:p>
     <w:p>
       <w:pPr>
-        <w:pStyle w:val="40"/>
+        <w:pStyle w:val="a3"/>
         <w:keepNext w:val="0"/>
         <w:keepLines w:val="0"/>
         <w:pageBreakBefore w:val="0"/>
@@ -9463,7 +9347,7 @@
         <w:bidi w:val="0"/>
         <w:adjustRightInd w:val="0"/>
         <w:snapToGrid w:val="0"/>
-        <w:ind w:left="425" w:leftChars="0" w:hanging="425" w:firstLineChars="0"/>
+        <w:ind w:left="425" w:hanging="425" w:leftChars="0" w:firstLineChars="0"/>
         <w:textAlignment w:val="baseline"/>
       </w:pPr>
       <w:r>
@@ -9482,7 +9366,7 @@
     </w:p>
     <w:p>
       <w:pPr>
-        <w:pStyle w:val="40"/>
+        <w:pStyle w:val="a3"/>
         <w:keepNext w:val="0"/>
         <w:keepLines w:val="0"/>
         <w:pageBreakBefore w:val="0"/>
@@ -9500,7 +9384,7 @@
         <w:bidi w:val="0"/>
         <w:adjustRightInd w:val="0"/>
         <w:snapToGrid w:val="0"/>
-        <w:ind w:left="425" w:leftChars="0" w:hanging="425" w:firstLineChars="0"/>
+        <w:ind w:left="425" w:hanging="425" w:leftChars="0" w:firstLineChars="0"/>
         <w:textAlignment w:val="baseline"/>
       </w:pPr>
       <w:r>
@@ -9509,7 +9393,7 @@
     </w:p>
     <w:p>
       <w:pPr>
-        <w:pStyle w:val="40"/>
+        <w:pStyle w:val="a3"/>
         <w:keepNext w:val="0"/>
         <w:keepLines w:val="0"/>
         <w:pageBreakBefore w:val="0"/>
@@ -9527,7 +9411,7 @@
         <w:bidi w:val="0"/>
         <w:adjustRightInd w:val="0"/>
         <w:snapToGrid w:val="0"/>
-        <w:ind w:left="425" w:leftChars="0" w:hanging="425" w:firstLineChars="0"/>
+        <w:ind w:left="425" w:hanging="425" w:leftChars="0" w:firstLineChars="0"/>
         <w:textAlignment w:val="baseline"/>
       </w:pPr>
       <w:r>
@@ -9536,7 +9420,7 @@
     </w:p>
     <w:p>
       <w:pPr>
-        <w:pStyle w:val="40"/>
+        <w:pStyle w:val="a3"/>
         <w:keepNext w:val="0"/>
         <w:keepLines w:val="0"/>
         <w:pageBreakBefore w:val="0"/>
@@ -9554,7 +9438,7 @@
         <w:bidi w:val="0"/>
         <w:adjustRightInd w:val="0"/>
         <w:snapToGrid w:val="0"/>
-        <w:ind w:left="425" w:leftChars="0" w:hanging="425" w:firstLineChars="0"/>
+        <w:ind w:left="425" w:hanging="425" w:leftChars="0" w:firstLineChars="0"/>
         <w:textAlignment w:val="baseline"/>
       </w:pPr>
       <w:r>
@@ -9563,7 +9447,7 @@
     </w:p>
     <w:p>
       <w:pPr>
-        <w:pStyle w:val="40"/>
+        <w:pStyle w:val="a3"/>
         <w:keepNext w:val="0"/>
         <w:keepLines w:val="0"/>
         <w:pageBreakBefore w:val="0"/>
@@ -9581,7 +9465,7 @@
         <w:bidi w:val="0"/>
         <w:adjustRightInd w:val="0"/>
         <w:snapToGrid w:val="0"/>
-        <w:ind w:left="425" w:leftChars="0" w:hanging="425" w:firstLineChars="0"/>
+        <w:ind w:left="425" w:hanging="425" w:leftChars="0" w:firstLineChars="0"/>
         <w:textAlignment w:val="baseline"/>
       </w:pPr>
       <w:r>
@@ -9590,7 +9474,7 @@
     </w:p>
     <w:p>
       <w:pPr>
-        <w:pStyle w:val="40"/>
+        <w:pStyle w:val="a3"/>
         <w:keepNext w:val="0"/>
         <w:keepLines w:val="0"/>
         <w:pageBreakBefore w:val="0"/>
@@ -9608,7 +9492,7 @@
         <w:bidi w:val="0"/>
         <w:adjustRightInd w:val="0"/>
         <w:snapToGrid w:val="0"/>
-        <w:ind w:left="425" w:leftChars="0" w:hanging="425" w:firstLineChars="0"/>
+        <w:ind w:left="425" w:hanging="425" w:leftChars="0" w:firstLineChars="0"/>
         <w:textAlignment w:val="baseline"/>
       </w:pPr>
       <w:r>
@@ -9617,7 +9501,7 @@
     </w:p>
     <w:p>
       <w:pPr>
-        <w:pStyle w:val="30"/>
+        <w:pStyle w:val="2"/>
         <w:keepNext w:val="0"/>
         <w:keepLines w:val="0"/>
         <w:pageBreakBefore w:val="0"/>
@@ -9643,7 +9527,7 @@
     </w:p>
     <w:p>
       <w:pPr>
-        <w:pStyle w:val="29"/>
+        <w:pStyle w:val="a1"/>
         <w:keepNext w:val="0"/>
         <w:keepLines w:val="0"/>
         <w:pageBreakBefore w:val="0"/>
@@ -9665,7 +9549,7 @@
     </w:p>
     <w:p>
       <w:pPr>
-        <w:pStyle w:val="29"/>
+        <w:pStyle w:val="a1"/>
         <w:keepNext w:val="0"/>
         <w:keepLines w:val="0"/>
         <w:pageBreakBefore w:val="0"/>
@@ -9687,7 +9571,7 @@
     </w:p>
     <w:p>
       <w:pPr>
-        <w:pStyle w:val="40"/>
+        <w:pStyle w:val="a3"/>
         <w:keepNext w:val="0"/>
         <w:keepLines w:val="0"/>
         <w:pageBreakBefore w:val="0"/>
@@ -9705,7 +9589,7 @@
         <w:bidi w:val="0"/>
         <w:adjustRightInd w:val="0"/>
         <w:snapToGrid w:val="0"/>
-        <w:ind w:left="425" w:leftChars="0" w:hanging="425" w:firstLineChars="0"/>
+        <w:ind w:left="425" w:hanging="425" w:leftChars="0" w:firstLineChars="0"/>
         <w:textAlignment w:val="baseline"/>
       </w:pPr>
       <w:r>
@@ -9714,7 +9598,7 @@
     </w:p>
     <w:p>
       <w:pPr>
-        <w:pStyle w:val="40"/>
+        <w:pStyle w:val="a3"/>
         <w:keepNext w:val="0"/>
         <w:keepLines w:val="0"/>
         <w:pageBreakBefore w:val="0"/>
@@ -9732,7 +9616,7 @@
         <w:bidi w:val="0"/>
         <w:adjustRightInd w:val="0"/>
         <w:snapToGrid w:val="0"/>
-        <w:ind w:left="425" w:leftChars="0" w:hanging="425" w:firstLineChars="0"/>
+        <w:ind w:left="425" w:hanging="425" w:leftChars="0" w:firstLineChars="0"/>
         <w:textAlignment w:val="baseline"/>
       </w:pPr>
       <w:r>
@@ -9741,7 +9625,7 @@
     </w:p>
     <w:p>
       <w:pPr>
-        <w:pStyle w:val="40"/>
+        <w:pStyle w:val="a3"/>
         <w:keepNext w:val="0"/>
         <w:keepLines w:val="0"/>
         <w:pageBreakBefore w:val="0"/>
@@ -9759,7 +9643,7 @@
         <w:bidi w:val="0"/>
         <w:adjustRightInd w:val="0"/>
         <w:snapToGrid w:val="0"/>
-        <w:ind w:left="425" w:leftChars="0" w:hanging="425" w:firstLineChars="0"/>
+        <w:ind w:left="425" w:hanging="425" w:leftChars="0" w:firstLineChars="0"/>
         <w:textAlignment w:val="baseline"/>
       </w:pPr>
       <w:r>
@@ -9768,7 +9652,7 @@
     </w:p>
     <w:p>
       <w:pPr>
-        <w:pStyle w:val="40"/>
+        <w:pStyle w:val="a3"/>
         <w:keepNext w:val="0"/>
         <w:keepLines w:val="0"/>
         <w:pageBreakBefore w:val="0"/>
@@ -9786,7 +9670,7 @@
         <w:bidi w:val="0"/>
         <w:adjustRightInd w:val="0"/>
         <w:snapToGrid w:val="0"/>
-        <w:ind w:left="425" w:leftChars="0" w:hanging="425" w:firstLineChars="0"/>
+        <w:ind w:left="425" w:hanging="425" w:leftChars="0" w:firstLineChars="0"/>
         <w:textAlignment w:val="baseline"/>
       </w:pPr>
       <w:r>
@@ -9795,7 +9679,7 @@
     </w:p>
     <w:p>
       <w:pPr>
-        <w:pStyle w:val="40"/>
+        <w:pStyle w:val="a3"/>
         <w:keepNext w:val="0"/>
         <w:keepLines w:val="0"/>
         <w:pageBreakBefore w:val="0"/>
@@ -9813,7 +9697,7 @@
         <w:bidi w:val="0"/>
         <w:adjustRightInd w:val="0"/>
         <w:snapToGrid w:val="0"/>
-        <w:ind w:left="425" w:leftChars="0" w:hanging="425" w:firstLineChars="0"/>
+        <w:ind w:left="425" w:hanging="425" w:leftChars="0" w:firstLineChars="0"/>
         <w:textAlignment w:val="baseline"/>
       </w:pPr>
       <w:r>
@@ -9822,7 +9706,7 @@
     </w:p>
     <w:p>
       <w:pPr>
-        <w:pStyle w:val="40"/>
+        <w:pStyle w:val="a3"/>
         <w:keepNext w:val="0"/>
         <w:keepLines w:val="0"/>
         <w:pageBreakBefore w:val="0"/>
@@ -9840,7 +9724,7 @@
         <w:bidi w:val="0"/>
         <w:adjustRightInd w:val="0"/>
         <w:snapToGrid w:val="0"/>
-        <w:ind w:left="425" w:leftChars="0" w:hanging="425" w:firstLineChars="0"/>
+        <w:ind w:left="425" w:hanging="425" w:leftChars="0" w:firstLineChars="0"/>
         <w:textAlignment w:val="baseline"/>
       </w:pPr>
       <w:r>
@@ -9849,7 +9733,7 @@
     </w:p>
     <w:p>
       <w:pPr>
-        <w:pStyle w:val="30"/>
+        <w:pStyle w:val="2"/>
         <w:keepNext w:val="0"/>
         <w:keepLines w:val="0"/>
         <w:pageBreakBefore w:val="0"/>
@@ -9875,7 +9759,7 @@
     </w:p>
     <w:p>
       <w:pPr>
-        <w:pStyle w:val="29"/>
+        <w:pStyle w:val="a1"/>
         <w:keepNext w:val="0"/>
         <w:keepLines w:val="0"/>
         <w:pageBreakBefore w:val="0"/>
@@ -9897,7 +9781,7 @@
     </w:p>
     <w:p>
       <w:pPr>
-        <w:pStyle w:val="29"/>
+        <w:pStyle w:val="a1"/>
         <w:keepNext w:val="0"/>
         <w:keepLines w:val="0"/>
         <w:pageBreakBefore w:val="0"/>
@@ -9919,7 +9803,7 @@
     </w:p>
     <w:p>
       <w:pPr>
-        <w:pStyle w:val="40"/>
+        <w:pStyle w:val="a3"/>
         <w:keepNext w:val="0"/>
         <w:keepLines w:val="0"/>
         <w:pageBreakBefore w:val="0"/>
@@ -9937,7 +9821,7 @@
         <w:bidi w:val="0"/>
         <w:adjustRightInd w:val="0"/>
         <w:snapToGrid w:val="0"/>
-        <w:ind w:left="425" w:leftChars="0" w:hanging="425" w:firstLineChars="0"/>
+        <w:ind w:left="425" w:hanging="425" w:leftChars="0" w:firstLineChars="0"/>
         <w:textAlignment w:val="baseline"/>
       </w:pPr>
       <w:r>
@@ -9946,7 +9830,7 @@
     </w:p>
     <w:p>
       <w:pPr>
-        <w:pStyle w:val="40"/>
+        <w:pStyle w:val="a3"/>
         <w:keepNext w:val="0"/>
         <w:keepLines w:val="0"/>
         <w:pageBreakBefore w:val="0"/>
@@ -9964,7 +9848,7 @@
         <w:bidi w:val="0"/>
         <w:adjustRightInd w:val="0"/>
         <w:snapToGrid w:val="0"/>
-        <w:ind w:left="425" w:leftChars="0" w:hanging="425" w:firstLineChars="0"/>
+        <w:ind w:left="425" w:hanging="425" w:leftChars="0" w:firstLineChars="0"/>
         <w:textAlignment w:val="baseline"/>
       </w:pPr>
       <w:r>
@@ -9973,7 +9857,7 @@
     </w:p>
     <w:p>
       <w:pPr>
-        <w:pStyle w:val="40"/>
+        <w:pStyle w:val="a3"/>
         <w:keepNext w:val="0"/>
         <w:keepLines w:val="0"/>
         <w:pageBreakBefore w:val="0"/>
@@ -9991,7 +9875,7 @@
         <w:bidi w:val="0"/>
         <w:adjustRightInd w:val="0"/>
         <w:snapToGrid w:val="0"/>
-        <w:ind w:left="425" w:leftChars="0" w:hanging="425" w:firstLineChars="0"/>
+        <w:ind w:left="425" w:hanging="425" w:leftChars="0" w:firstLineChars="0"/>
         <w:textAlignment w:val="baseline"/>
       </w:pPr>
       <w:r>
@@ -10000,7 +9884,7 @@
     </w:p>
     <w:p>
       <w:pPr>
-        <w:pStyle w:val="40"/>
+        <w:pStyle w:val="a3"/>
         <w:keepNext w:val="0"/>
         <w:keepLines w:val="0"/>
         <w:pageBreakBefore w:val="0"/>
@@ -10018,7 +9902,7 @@
         <w:bidi w:val="0"/>
         <w:adjustRightInd w:val="0"/>
         <w:snapToGrid w:val="0"/>
-        <w:ind w:left="425" w:leftChars="0" w:hanging="425" w:firstLineChars="0"/>
+        <w:ind w:left="425" w:hanging="425" w:leftChars="0" w:firstLineChars="0"/>
         <w:textAlignment w:val="baseline"/>
       </w:pPr>
       <w:r>
@@ -10027,7 +9911,7 @@
     </w:p>
     <w:p>
       <w:pPr>
-        <w:pStyle w:val="40"/>
+        <w:pStyle w:val="a3"/>
         <w:keepNext w:val="0"/>
         <w:keepLines w:val="0"/>
         <w:pageBreakBefore w:val="0"/>
@@ -10045,7 +9929,7 @@
         <w:bidi w:val="0"/>
         <w:adjustRightInd w:val="0"/>
         <w:snapToGrid w:val="0"/>
-        <w:ind w:left="425" w:leftChars="0" w:hanging="425" w:firstLineChars="0"/>
+        <w:ind w:left="425" w:hanging="425" w:leftChars="0" w:firstLineChars="0"/>
         <w:textAlignment w:val="baseline"/>
       </w:pPr>
       <w:r>
@@ -10054,7 +9938,7 @@
     </w:p>
     <w:p>
       <w:pPr>
-        <w:pStyle w:val="40"/>
+        <w:pStyle w:val="a3"/>
         <w:keepNext w:val="0"/>
         <w:keepLines w:val="0"/>
         <w:pageBreakBefore w:val="0"/>
@@ -10072,7 +9956,7 @@
         <w:bidi w:val="0"/>
         <w:adjustRightInd w:val="0"/>
         <w:snapToGrid w:val="0"/>
-        <w:ind w:left="425" w:leftChars="0" w:hanging="425" w:firstLineChars="0"/>
+        <w:ind w:left="425" w:hanging="425" w:leftChars="0" w:firstLineChars="0"/>
         <w:textAlignment w:val="baseline"/>
       </w:pPr>
       <w:r>
@@ -10081,7 +9965,7 @@
     </w:p>
     <w:p>
       <w:pPr>
-        <w:pStyle w:val="30"/>
+        <w:pStyle w:val="2"/>
         <w:keepNext w:val="0"/>
         <w:keepLines w:val="0"/>
         <w:pageBreakBefore w:val="0"/>
@@ -10107,7 +9991,7 @@
     </w:p>
     <w:p>
       <w:pPr>
-        <w:pStyle w:val="29"/>
+        <w:pStyle w:val="a1"/>
         <w:keepNext w:val="0"/>
         <w:keepLines w:val="0"/>
         <w:pageBreakBefore w:val="0"/>
@@ -10129,7 +10013,7 @@
     </w:p>
     <w:p>
       <w:pPr>
-        <w:pStyle w:val="29"/>
+        <w:pStyle w:val="a1"/>
         <w:keepNext w:val="0"/>
         <w:keepLines w:val="0"/>
         <w:pageBreakBefore w:val="0"/>
@@ -10151,7 +10035,7 @@
     </w:p>
     <w:p>
       <w:pPr>
-        <w:pStyle w:val="40"/>
+        <w:pStyle w:val="a3"/>
         <w:keepNext w:val="0"/>
         <w:keepLines w:val="0"/>
         <w:pageBreakBefore w:val="0"/>
@@ -10169,7 +10053,7 @@
         <w:bidi w:val="0"/>
         <w:adjustRightInd w:val="0"/>
         <w:snapToGrid w:val="0"/>
-        <w:ind w:left="425" w:leftChars="0" w:hanging="425" w:firstLineChars="0"/>
+        <w:ind w:left="425" w:hanging="425" w:leftChars="0" w:firstLineChars="0"/>
         <w:textAlignment w:val="baseline"/>
       </w:pPr>
       <w:r>
@@ -10178,7 +10062,7 @@
     </w:p>
     <w:p>
       <w:pPr>
-        <w:pStyle w:val="40"/>
+        <w:pStyle w:val="a3"/>
         <w:keepNext w:val="0"/>
         <w:keepLines w:val="0"/>
         <w:pageBreakBefore w:val="0"/>
@@ -10196,7 +10080,7 @@
         <w:bidi w:val="0"/>
         <w:adjustRightInd w:val="0"/>
         <w:snapToGrid w:val="0"/>
-        <w:ind w:left="425" w:leftChars="0" w:hanging="425" w:firstLineChars="0"/>
+        <w:ind w:left="425" w:hanging="425" w:leftChars="0" w:firstLineChars="0"/>
         <w:textAlignment w:val="baseline"/>
       </w:pPr>
       <w:r>
@@ -10205,7 +10089,7 @@
     </w:p>
     <w:p>
       <w:pPr>
-        <w:pStyle w:val="40"/>
+        <w:pStyle w:val="a3"/>
         <w:keepNext w:val="0"/>
         <w:keepLines w:val="0"/>
         <w:pageBreakBefore w:val="0"/>
@@ -10223,7 +10107,7 @@
         <w:bidi w:val="0"/>
         <w:adjustRightInd w:val="0"/>
         <w:snapToGrid w:val="0"/>
-        <w:ind w:left="425" w:leftChars="0" w:hanging="425" w:firstLineChars="0"/>
+        <w:ind w:left="425" w:hanging="425" w:leftChars="0" w:firstLineChars="0"/>
         <w:textAlignment w:val="baseline"/>
       </w:pPr>
       <w:r>
@@ -10232,7 +10116,7 @@
     </w:p>
     <w:p>
       <w:pPr>
-        <w:pStyle w:val="40"/>
+        <w:pStyle w:val="a3"/>
         <w:keepNext w:val="0"/>
         <w:keepLines w:val="0"/>
         <w:pageBreakBefore w:val="0"/>
@@ -10250,7 +10134,7 @@
         <w:bidi w:val="0"/>
         <w:adjustRightInd w:val="0"/>
         <w:snapToGrid w:val="0"/>
-        <w:ind w:left="425" w:leftChars="0" w:hanging="425" w:firstLineChars="0"/>
+        <w:ind w:left="425" w:hanging="425" w:leftChars="0" w:firstLineChars="0"/>
         <w:textAlignment w:val="baseline"/>
       </w:pPr>
       <w:r>
@@ -10259,7 +10143,7 @@
     </w:p>
     <w:p>
       <w:pPr>
-        <w:pStyle w:val="40"/>
+        <w:pStyle w:val="a3"/>
         <w:keepNext w:val="0"/>
         <w:keepLines w:val="0"/>
         <w:pageBreakBefore w:val="0"/>
@@ -10277,7 +10161,7 @@
         <w:bidi w:val="0"/>
         <w:adjustRightInd w:val="0"/>
         <w:snapToGrid w:val="0"/>
-        <w:ind w:left="425" w:leftChars="0" w:hanging="425" w:firstLineChars="0"/>
+        <w:ind w:left="425" w:hanging="425" w:leftChars="0" w:firstLineChars="0"/>
         <w:textAlignment w:val="baseline"/>
       </w:pPr>
       <w:r>
@@ -10286,7 +10170,7 @@
     </w:p>
     <w:p>
       <w:pPr>
-        <w:pStyle w:val="30"/>
+        <w:pStyle w:val="2"/>
         <w:keepNext w:val="0"/>
         <w:keepLines w:val="0"/>
         <w:pageBreakBefore w:val="0"/>
@@ -10312,7 +10196,7 @@
     </w:p>
     <w:p>
       <w:pPr>
-        <w:pStyle w:val="29"/>
+        <w:pStyle w:val="a1"/>
         <w:keepNext w:val="0"/>
         <w:keepLines w:val="0"/>
         <w:pageBreakBefore w:val="0"/>
@@ -10334,7 +10218,7 @@
     </w:p>
     <w:p>
       <w:pPr>
-        <w:pStyle w:val="29"/>
+        <w:pStyle w:val="a1"/>
         <w:keepNext w:val="0"/>
         <w:keepLines w:val="0"/>
         <w:pageBreakBefore w:val="0"/>
@@ -10356,7 +10240,7 @@
     </w:p>
     <w:p>
       <w:pPr>
-        <w:pStyle w:val="40"/>
+        <w:pStyle w:val="a3"/>
         <w:keepNext w:val="0"/>
         <w:keepLines w:val="0"/>
         <w:pageBreakBefore w:val="0"/>
@@ -10374,7 +10258,7 @@
         <w:bidi w:val="0"/>
         <w:adjustRightInd w:val="0"/>
         <w:snapToGrid w:val="0"/>
-        <w:ind w:left="425" w:leftChars="0" w:hanging="425" w:firstLineChars="0"/>
+        <w:ind w:left="425" w:hanging="425" w:leftChars="0" w:firstLineChars="0"/>
         <w:textAlignment w:val="baseline"/>
       </w:pPr>
       <w:r>
@@ -10393,7 +10277,7 @@
     </w:p>
     <w:p>
       <w:pPr>
-        <w:pStyle w:val="40"/>
+        <w:pStyle w:val="a3"/>
         <w:keepNext w:val="0"/>
         <w:keepLines w:val="0"/>
         <w:pageBreakBefore w:val="0"/>
@@ -10411,7 +10295,7 @@
         <w:bidi w:val="0"/>
         <w:adjustRightInd w:val="0"/>
         <w:snapToGrid w:val="0"/>
-        <w:ind w:left="425" w:leftChars="0" w:hanging="425" w:firstLineChars="0"/>
+        <w:ind w:left="425" w:hanging="425" w:leftChars="0" w:firstLineChars="0"/>
         <w:textAlignment w:val="baseline"/>
       </w:pPr>
       <w:r>
@@ -10420,7 +10304,7 @@
     </w:p>
     <w:p>
       <w:pPr>
-        <w:pStyle w:val="40"/>
+        <w:pStyle w:val="a3"/>
         <w:keepNext w:val="0"/>
         <w:keepLines w:val="0"/>
         <w:pageBreakBefore w:val="0"/>
@@ -10438,7 +10322,7 @@
         <w:bidi w:val="0"/>
         <w:adjustRightInd w:val="0"/>
         <w:snapToGrid w:val="0"/>
-        <w:ind w:left="425" w:leftChars="0" w:hanging="425" w:firstLineChars="0"/>
+        <w:ind w:left="425" w:hanging="425" w:leftChars="0" w:firstLineChars="0"/>
         <w:textAlignment w:val="baseline"/>
       </w:pPr>
       <w:r>
@@ -10447,7 +10331,7 @@
     </w:p>
     <w:p>
       <w:pPr>
-        <w:pStyle w:val="40"/>
+        <w:pStyle w:val="a3"/>
         <w:keepNext w:val="0"/>
         <w:keepLines w:val="0"/>
         <w:pageBreakBefore w:val="0"/>
@@ -10465,7 +10349,7 @@
         <w:bidi w:val="0"/>
         <w:adjustRightInd w:val="0"/>
         <w:snapToGrid w:val="0"/>
-        <w:ind w:left="425" w:leftChars="0" w:hanging="425" w:firstLineChars="0"/>
+        <w:ind w:left="425" w:hanging="425" w:leftChars="0" w:firstLineChars="0"/>
         <w:textAlignment w:val="baseline"/>
       </w:pPr>
       <w:r>
@@ -10474,7 +10358,7 @@
     </w:p>
     <w:p>
       <w:pPr>
-        <w:pStyle w:val="40"/>
+        <w:pStyle w:val="a3"/>
         <w:keepNext w:val="0"/>
         <w:keepLines w:val="0"/>
         <w:pageBreakBefore w:val="0"/>
@@ -10492,7 +10376,7 @@
         <w:bidi w:val="0"/>
         <w:adjustRightInd w:val="0"/>
         <w:snapToGrid w:val="0"/>
-        <w:ind w:left="425" w:leftChars="0" w:hanging="425" w:firstLineChars="0"/>
+        <w:ind w:left="425" w:hanging="425" w:leftChars="0" w:firstLineChars="0"/>
         <w:textAlignment w:val="baseline"/>
       </w:pPr>
       <w:r>
@@ -10501,7 +10385,7 @@
     </w:p>
     <w:p>
       <w:pPr>
-        <w:pStyle w:val="40"/>
+        <w:pStyle w:val="a3"/>
         <w:keepNext w:val="0"/>
         <w:keepLines w:val="0"/>
         <w:pageBreakBefore w:val="0"/>
@@ -10519,7 +10403,7 @@
         <w:bidi w:val="0"/>
         <w:adjustRightInd w:val="0"/>
         <w:snapToGrid w:val="0"/>
-        <w:ind w:left="425" w:leftChars="0" w:hanging="425" w:firstLineChars="0"/>
+        <w:ind w:left="425" w:hanging="425" w:leftChars="0" w:firstLineChars="0"/>
         <w:textAlignment w:val="baseline"/>
       </w:pPr>
       <w:r>
@@ -10528,7 +10412,7 @@
     </w:p>
     <w:p>
       <w:pPr>
-        <w:pStyle w:val="28"/>
+        <w:pStyle w:val="1"/>
         <w:keepNext w:val="0"/>
         <w:keepLines w:val="0"/>
         <w:pageBreakBefore w:val="0"/>
@@ -10554,7 +10438,7 @@
     </w:p>
     <w:p>
       <w:pPr>
-        <w:pStyle w:val="30"/>
+        <w:pStyle w:val="2"/>
         <w:keepNext w:val="0"/>
         <w:keepLines w:val="0"/>
         <w:pageBreakBefore w:val="0"/>
@@ -10580,7 +10464,7 @@
     </w:p>
     <w:p>
       <w:pPr>
-        <w:pStyle w:val="29"/>
+        <w:pStyle w:val="a1"/>
         <w:keepNext w:val="0"/>
         <w:keepLines w:val="0"/>
         <w:pageBreakBefore w:val="0"/>
@@ -10602,7 +10486,7 @@
     </w:p>
     <w:p>
       <w:pPr>
-        <w:pStyle w:val="30"/>
+        <w:pStyle w:val="2"/>
         <w:keepNext w:val="0"/>
         <w:keepLines w:val="0"/>
         <w:pageBreakBefore w:val="0"/>
@@ -10628,7 +10512,7 @@
     </w:p>
     <w:p>
       <w:pPr>
-        <w:pStyle w:val="29"/>
+        <w:pStyle w:val="a1"/>
         <w:keepNext w:val="0"/>
         <w:keepLines w:val="0"/>
         <w:pageBreakBefore w:val="0"/>
@@ -10650,7 +10534,7 @@
     </w:p>
     <w:p>
       <w:pPr>
-        <w:pStyle w:val="30"/>
+        <w:pStyle w:val="2"/>
         <w:keepNext w:val="0"/>
         <w:keepLines w:val="0"/>
         <w:pageBreakBefore w:val="0"/>
@@ -10676,7 +10560,7 @@
     </w:p>
     <w:p>
       <w:pPr>
-        <w:pStyle w:val="29"/>
+        <w:pStyle w:val="a1"/>
         <w:keepNext w:val="0"/>
         <w:keepLines w:val="0"/>
         <w:pageBreakBefore w:val="0"/>
@@ -10698,7 +10582,7 @@
     </w:p>
     <w:p>
       <w:pPr>
-        <w:pStyle w:val="30"/>
+        <w:pStyle w:val="2"/>
         <w:keepNext w:val="0"/>
         <w:keepLines w:val="0"/>
         <w:pageBreakBefore w:val="0"/>
@@ -10724,7 +10608,7 @@
     </w:p>
     <w:p>
       <w:pPr>
-        <w:pStyle w:val="29"/>
+        <w:pStyle w:val="a1"/>
         <w:keepNext w:val="0"/>
         <w:keepLines w:val="0"/>
         <w:pageBreakBefore w:val="0"/>
@@ -10756,7 +10640,7 @@
     </w:p>
     <w:p>
       <w:pPr>
-        <w:pStyle w:val="28"/>
+        <w:pStyle w:val="1"/>
         <w:keepNext w:val="0"/>
         <w:keepLines w:val="0"/>
         <w:pageBreakBefore w:val="0"/>
@@ -10782,7 +10666,7 @@
     </w:p>
     <w:p>
       <w:pPr>
-        <w:pStyle w:val="30"/>
+        <w:pStyle w:val="2"/>
         <w:keepNext w:val="0"/>
         <w:keepLines w:val="0"/>
         <w:pageBreakBefore w:val="0"/>
@@ -10808,7 +10692,7 @@
     </w:p>
     <w:p>
       <w:pPr>
-        <w:pStyle w:val="29"/>
+        <w:pStyle w:val="a1"/>
         <w:keepNext w:val="0"/>
         <w:keepLines w:val="0"/>
         <w:pageBreakBefore w:val="0"/>
@@ -10830,7 +10714,7 @@
     </w:p>
     <w:p>
       <w:pPr>
-        <w:pStyle w:val="30"/>
+        <w:pStyle w:val="2"/>
         <w:keepNext w:val="0"/>
         <w:keepLines w:val="0"/>
         <w:pageBreakBefore w:val="0"/>
@@ -10856,7 +10740,7 @@
     </w:p>
     <w:p>
       <w:pPr>
-        <w:pStyle w:val="29"/>
+        <w:pStyle w:val="a1"/>
         <w:keepNext w:val="0"/>
         <w:keepLines w:val="0"/>
         <w:pageBreakBefore w:val="0"/>
@@ -10878,7 +10762,7 @@
     </w:p>
     <w:p>
       <w:pPr>
-        <w:pStyle w:val="30"/>
+        <w:pStyle w:val="2"/>
         <w:keepNext w:val="0"/>
         <w:keepLines w:val="0"/>
         <w:pageBreakBefore w:val="0"/>
@@ -10904,7 +10788,7 @@
     </w:p>
     <w:p>
       <w:pPr>
-        <w:pStyle w:val="29"/>
+        <w:pStyle w:val="a1"/>
         <w:keepNext w:val="0"/>
         <w:keepLines w:val="0"/>
         <w:pageBreakBefore w:val="0"/>
@@ -10926,7 +10810,7 @@
     </w:p>
     <w:p>
       <w:pPr>
-        <w:pStyle w:val="30"/>
+        <w:pStyle w:val="2"/>
         <w:keepNext w:val="0"/>
         <w:keepLines w:val="0"/>
         <w:pageBreakBefore w:val="0"/>
@@ -10952,7 +10836,7 @@
     </w:p>
     <w:p>
       <w:pPr>
-        <w:pStyle w:val="29"/>
+        <w:pStyle w:val="a1"/>
         <w:keepNext w:val="0"/>
         <w:keepLines w:val="0"/>
         <w:pageBreakBefore w:val="0"/>
@@ -10974,7 +10858,7 @@
     </w:p>
     <w:p>
       <w:pPr>
-        <w:pStyle w:val="28"/>
+        <w:pStyle w:val="1"/>
         <w:keepNext w:val="0"/>
         <w:keepLines w:val="0"/>
         <w:pageBreakBefore w:val="0"/>
@@ -11000,7 +10884,7 @@
     </w:p>
     <w:p>
       <w:pPr>
-        <w:pStyle w:val="29"/>
+        <w:pStyle w:val="a1"/>
         <w:keepNext w:val="0"/>
         <w:keepLines w:val="0"/>
         <w:pageBreakBefore w:val="0"/>
@@ -11018,7 +10902,7 @@
         <w:bidi w:val="0"/>
         <w:adjustRightInd w:val="0"/>
         <w:snapToGrid w:val="0"/>
-        <w:ind w:left="425" w:leftChars="0" w:hanging="425" w:firstLineChars="0"/>
+        <w:ind w:left="425" w:hanging="425" w:leftChars="0" w:firstLineChars="0"/>
         <w:textAlignment w:val="baseline"/>
       </w:pPr>
       <w:r>
@@ -11027,7 +10911,7 @@
     </w:p>
     <w:p>
       <w:pPr>
-        <w:pStyle w:val="29"/>
+        <w:pStyle w:val="a1"/>
         <w:keepNext w:val="0"/>
         <w:keepLines w:val="0"/>
         <w:pageBreakBefore w:val="0"/>
@@ -11045,7 +10929,7 @@
         <w:bidi w:val="0"/>
         <w:adjustRightInd w:val="0"/>
         <w:snapToGrid w:val="0"/>
-        <w:ind w:left="425" w:leftChars="0" w:hanging="425" w:firstLineChars="0"/>
+        <w:ind w:left="425" w:hanging="425" w:leftChars="0" w:firstLineChars="0"/>
         <w:textAlignment w:val="baseline"/>
       </w:pPr>
       <w:r>
@@ -11054,7 +10938,7 @@
     </w:p>
     <w:p>
       <w:pPr>
-        <w:pStyle w:val="29"/>
+        <w:pStyle w:val="a1"/>
         <w:keepNext w:val="0"/>
         <w:keepLines w:val="0"/>
         <w:pageBreakBefore w:val="0"/>
@@ -11072,7 +10956,7 @@
         <w:bidi w:val="0"/>
         <w:adjustRightInd w:val="0"/>
         <w:snapToGrid w:val="0"/>
-        <w:ind w:left="425" w:leftChars="0" w:hanging="425" w:firstLineChars="0"/>
+        <w:ind w:left="425" w:hanging="425" w:leftChars="0" w:firstLineChars="0"/>
         <w:textAlignment w:val="baseline"/>
       </w:pPr>
       <w:r>
@@ -11081,7 +10965,7 @@
     </w:p>
     <w:p>
       <w:pPr>
-        <w:pStyle w:val="29"/>
+        <w:pStyle w:val="a1"/>
         <w:keepNext w:val="0"/>
         <w:keepLines w:val="0"/>
         <w:pageBreakBefore w:val="0"/>
@@ -11099,7 +10983,7 @@
         <w:bidi w:val="0"/>
         <w:adjustRightInd w:val="0"/>
         <w:snapToGrid w:val="0"/>
-        <w:ind w:left="425" w:leftChars="0" w:hanging="425" w:firstLineChars="0"/>
+        <w:ind w:left="425" w:hanging="425" w:leftChars="0" w:firstLineChars="0"/>
         <w:textAlignment w:val="baseline"/>
       </w:pPr>
       <w:r>
@@ -11108,7 +10992,7 @@
     </w:p>
     <w:p>
       <w:pPr>
-        <w:pStyle w:val="29"/>
+        <w:pStyle w:val="a1"/>
         <w:keepNext w:val="0"/>
         <w:keepLines w:val="0"/>
         <w:pageBreakBefore w:val="0"/>
@@ -11126,7 +11010,7 @@
         <w:bidi w:val="0"/>
         <w:adjustRightInd w:val="0"/>
         <w:snapToGrid w:val="0"/>
-        <w:ind w:left="425" w:leftChars="0" w:hanging="425" w:firstLineChars="0"/>
+        <w:ind w:left="425" w:hanging="425" w:leftChars="0" w:firstLineChars="0"/>
         <w:textAlignment w:val="baseline"/>
       </w:pPr>
       <w:r>
@@ -11135,7 +11019,7 @@
     </w:p>
     <w:p>
       <w:pPr>
-        <w:pStyle w:val="29"/>
+        <w:pStyle w:val="a1"/>
         <w:keepNext w:val="0"/>
         <w:keepLines w:val="0"/>
         <w:pageBreakBefore w:val="0"/>
@@ -11153,7 +11037,7 @@
         <w:bidi w:val="0"/>
         <w:adjustRightInd w:val="0"/>
         <w:snapToGrid w:val="0"/>
-        <w:ind w:left="425" w:leftChars="0" w:hanging="425" w:firstLineChars="0"/>
+        <w:ind w:left="425" w:hanging="425" w:leftChars="0" w:firstLineChars="0"/>
         <w:textAlignment w:val="baseline"/>
       </w:pPr>
       <w:r>
@@ -11162,7 +11046,7 @@
     </w:p>
     <w:p>
       <w:pPr>
-        <w:pStyle w:val="29"/>
+        <w:pStyle w:val="a1"/>
         <w:keepNext w:val="0"/>
         <w:keepLines w:val="0"/>
         <w:pageBreakBefore w:val="0"/>
@@ -11183,98 +11067,53 @@
         </w:rPr>
       </w:pPr>
     </w:p>
-    <w:bookmarkEnd w:id="69"/>
     <w:sectPr>
-      <w:headerReference r:id="rId7" w:type="first"/>
-      <w:footerReference r:id="rId10" w:type="first"/>
-      <w:headerReference r:id="rId5" w:type="default"/>
-      <w:footerReference r:id="rId8" w:type="default"/>
-      <w:headerReference r:id="rId6" w:type="even"/>
-      <w:footerReference r:id="rId9" w:type="even"/>
+      <w:headerReference w:type="even" r:id="rId6"/>
+      <w:headerReference w:type="default" r:id="rId7"/>
+      <w:footerReference w:type="even" r:id="rId8"/>
+      <w:footerReference w:type="default" r:id="rId9"/>
+      <w:headerReference w:type="first" r:id="rId10"/>
+      <w:footerReference w:type="first" r:id="rId11"/>
       <w:pgSz w:w="11906" w:h="16838"/>
       <w:pgMar w:top="1417" w:right="1800" w:bottom="1440" w:left="1800" w:header="1140" w:footer="992" w:gutter="0"/>
-      <w:cols w:space="425" w:num="1"/>
+      <w:cols w:num="1" w:space="425"/>
       <w:docGrid w:type="lines" w:linePitch="312" w:charSpace="0"/>
     </w:sectPr>
   </w:body>
 </w:document>
 </file>
 
-<file path=word/endnotes.xml><?xml version="1.0" encoding="utf-8"?>
-<w:endnotes xmlns:wpc="http://schemas.microsoft.com/office/word/2010/wordprocessingCanvas" xmlns:mc="http://schemas.openxmlformats.org/markup-compatibility/2006" xmlns:o="urn:schemas-microsoft-com:office:office" xmlns:r="http://schemas.openxmlformats.org/officeDocument/2006/relationships" xmlns:m="http://schemas.openxmlformats.org/officeDocument/2006/math" xmlns:v="urn:schemas-microsoft-com:vml" xmlns:wp14="http://schemas.microsoft.com/office/word/2010/wordprocessingDrawing" xmlns:wp="http://schemas.openxmlformats.org/drawingml/2006/wordprocessingDrawing" xmlns:w="http://schemas.openxmlformats.org/wordprocessingml/2006/main" xmlns:w14="http://schemas.microsoft.com/office/word/2010/wordml" xmlns:w15="http://schemas.microsoft.com/office/word/2012/wordml" xmlns:w10="urn:schemas-microsoft-com:office:word" xmlns:wpg="http://schemas.microsoft.com/office/word/2010/wordprocessingGroup" xmlns:wpi="http://schemas.microsoft.com/office/word/2010/wordprocessingInk" xmlns:wne="http://schemas.microsoft.com/office/word/2006/wordml" xmlns:wps="http://schemas.microsoft.com/office/word/2010/wordprocessingShape" xmlns:wpsCustomData="http://www.wps.cn/officeDocument/2013/wpsCustomData" mc:Ignorable="w14 w15 wp14">
-  <w:endnote w:type="separator" w:id="0">
-    <w:p>
-      <w:pPr>
-        <w:spacing w:line="240" w:lineRule="auto"/>
-      </w:pPr>
-      <w:r>
-        <w:separator/>
-      </w:r>
-    </w:p>
-  </w:endnote>
-  <w:endnote w:type="continuationSeparator" w:id="1">
-    <w:p>
-      <w:pPr>
-        <w:spacing w:line="240" w:lineRule="auto"/>
-      </w:pPr>
-      <w:r>
-        <w:continuationSeparator/>
-      </w:r>
-    </w:p>
-  </w:endnote>
-</w:endnotes>
-</file>
-
 <file path=word/footer1.xml><?xml version="1.0" encoding="utf-8"?>
-<w:ftr xmlns:wpc="http://schemas.microsoft.com/office/word/2010/wordprocessingCanvas" xmlns:mc="http://schemas.openxmlformats.org/markup-compatibility/2006" xmlns:o="urn:schemas-microsoft-com:office:office" xmlns:r="http://schemas.openxmlformats.org/officeDocument/2006/relationships" xmlns:m="http://schemas.openxmlformats.org/officeDocument/2006/math" xmlns:v="urn:schemas-microsoft-com:vml" xmlns:wp14="http://schemas.microsoft.com/office/word/2010/wordprocessingDrawing" xmlns:wp="http://schemas.openxmlformats.org/drawingml/2006/wordprocessingDrawing" xmlns:w10="urn:schemas-microsoft-com:office:word" xmlns:w="http://schemas.openxmlformats.org/wordprocessingml/2006/main" xmlns:w14="http://schemas.microsoft.com/office/word/2010/wordml" xmlns:w15="http://schemas.microsoft.com/office/word/2012/wordml" xmlns:wpg="http://schemas.microsoft.com/office/word/2010/wordprocessingGroup" xmlns:wpi="http://schemas.microsoft.com/office/word/2010/wordprocessingInk" xmlns:wne="http://schemas.microsoft.com/office/word/2006/wordml" xmlns:wps="http://schemas.microsoft.com/office/word/2010/wordprocessingShape" xmlns:wpsCustomData="http://www.wps.cn/officeDocument/2013/wpsCustomData" mc:Ignorable="w14 w15 wp14">
+<w:ftr xmlns:wpc="http://schemas.microsoft.com/office/word/2010/wordprocessingCanvas" xmlns:mc="http://schemas.openxmlformats.org/markup-compatibility/2006" xmlns:o="urn:schemas-microsoft-com:office:office" xmlns:r="http://schemas.openxmlformats.org/officeDocument/2006/relationships" xmlns:m="http://schemas.openxmlformats.org/officeDocument/2006/math" xmlns:v="urn:schemas-microsoft-com:vml" xmlns:wp14="http://schemas.microsoft.com/office/word/2010/wordprocessingDrawing" xmlns:wp="http://schemas.openxmlformats.org/drawingml/2006/wordprocessingDrawing" xmlns:w10="urn:schemas-microsoft-com:office:word" xmlns:w="http://schemas.openxmlformats.org/wordprocessingml/2006/main" xmlns:w14="http://schemas.microsoft.com/office/word/2010/wordml" xmlns:w15="http://schemas.microsoft.com/office/word/2012/wordml" xmlns:wne="http://schemas.microsoft.com/office/word/2006/wordml" xmlns:wpg="http://schemas.microsoft.com/office/word/2010/wordprocessingGroup" xmlns:wpi="http://schemas.microsoft.com/office/word/2010/wordprocessingInk" xmlns:wps="http://schemas.microsoft.com/office/word/2010/wordprocessingShape" mc:Ignorable="w14 w15 wp14">
   <w:p/>
 </w:ftr>
 </file>
 
 <file path=word/footer2.xml><?xml version="1.0" encoding="utf-8"?>
-<w:ftr xmlns:wpc="http://schemas.microsoft.com/office/word/2010/wordprocessingCanvas" xmlns:mc="http://schemas.openxmlformats.org/markup-compatibility/2006" xmlns:o="urn:schemas-microsoft-com:office:office" xmlns:r="http://schemas.openxmlformats.org/officeDocument/2006/relationships" xmlns:m="http://schemas.openxmlformats.org/officeDocument/2006/math" xmlns:v="urn:schemas-microsoft-com:vml" xmlns:wp14="http://schemas.microsoft.com/office/word/2010/wordprocessingDrawing" xmlns:wp="http://schemas.openxmlformats.org/drawingml/2006/wordprocessingDrawing" xmlns:w10="urn:schemas-microsoft-com:office:word" xmlns:w="http://schemas.openxmlformats.org/wordprocessingml/2006/main" xmlns:w14="http://schemas.microsoft.com/office/word/2010/wordml" xmlns:w15="http://schemas.microsoft.com/office/word/2012/wordml" xmlns:wpg="http://schemas.microsoft.com/office/word/2010/wordprocessingGroup" xmlns:wpi="http://schemas.microsoft.com/office/word/2010/wordprocessingInk" xmlns:wne="http://schemas.microsoft.com/office/word/2006/wordml" xmlns:wps="http://schemas.microsoft.com/office/word/2010/wordprocessingShape" xmlns:wpsCustomData="http://www.wps.cn/officeDocument/2013/wpsCustomData" mc:Ignorable="w14 w15 wp14">
+<w:ftr xmlns:wpc="http://schemas.microsoft.com/office/word/2010/wordprocessingCanvas" xmlns:mc="http://schemas.openxmlformats.org/markup-compatibility/2006" xmlns:o="urn:schemas-microsoft-com:office:office" xmlns:r="http://schemas.openxmlformats.org/officeDocument/2006/relationships" xmlns:m="http://schemas.openxmlformats.org/officeDocument/2006/math" xmlns:v="urn:schemas-microsoft-com:vml" xmlns:wp14="http://schemas.microsoft.com/office/word/2010/wordprocessingDrawing" xmlns:wp="http://schemas.openxmlformats.org/drawingml/2006/wordprocessingDrawing" xmlns:w10="urn:schemas-microsoft-com:office:word" xmlns:w="http://schemas.openxmlformats.org/wordprocessingml/2006/main" xmlns:w14="http://schemas.microsoft.com/office/word/2010/wordml" xmlns:w15="http://schemas.microsoft.com/office/word/2012/wordml" xmlns:wne="http://schemas.microsoft.com/office/word/2006/wordml" xmlns:wpg="http://schemas.microsoft.com/office/word/2010/wordprocessingGroup" xmlns:wpi="http://schemas.microsoft.com/office/word/2010/wordprocessingInk" xmlns:wps="http://schemas.microsoft.com/office/word/2010/wordprocessingShape" mc:Ignorable="w14 w15 wp14">
   <w:p/>
 </w:ftr>
 </file>
 
 <file path=word/footer3.xml><?xml version="1.0" encoding="utf-8"?>
-<w:ftr xmlns:wpc="http://schemas.microsoft.com/office/word/2010/wordprocessingCanvas" xmlns:mc="http://schemas.openxmlformats.org/markup-compatibility/2006" xmlns:o="urn:schemas-microsoft-com:office:office" xmlns:r="http://schemas.openxmlformats.org/officeDocument/2006/relationships" xmlns:m="http://schemas.openxmlformats.org/officeDocument/2006/math" xmlns:v="urn:schemas-microsoft-com:vml" xmlns:wp14="http://schemas.microsoft.com/office/word/2010/wordprocessingDrawing" xmlns:wp="http://schemas.openxmlformats.org/drawingml/2006/wordprocessingDrawing" xmlns:w10="urn:schemas-microsoft-com:office:word" xmlns:w="http://schemas.openxmlformats.org/wordprocessingml/2006/main" xmlns:w14="http://schemas.microsoft.com/office/word/2010/wordml" xmlns:w15="http://schemas.microsoft.com/office/word/2012/wordml" xmlns:wpg="http://schemas.microsoft.com/office/word/2010/wordprocessingGroup" xmlns:wpi="http://schemas.microsoft.com/office/word/2010/wordprocessingInk" xmlns:wne="http://schemas.microsoft.com/office/word/2006/wordml" xmlns:wps="http://schemas.microsoft.com/office/word/2010/wordprocessingShape" xmlns:wpsCustomData="http://www.wps.cn/officeDocument/2013/wpsCustomData" mc:Ignorable="w14 w15 wp14">
+<w:ftr xmlns:wpc="http://schemas.microsoft.com/office/word/2010/wordprocessingCanvas" xmlns:mc="http://schemas.openxmlformats.org/markup-compatibility/2006" xmlns:o="urn:schemas-microsoft-com:office:office" xmlns:r="http://schemas.openxmlformats.org/officeDocument/2006/relationships" xmlns:m="http://schemas.openxmlformats.org/officeDocument/2006/math" xmlns:v="urn:schemas-microsoft-com:vml" xmlns:wp14="http://schemas.microsoft.com/office/word/2010/wordprocessingDrawing" xmlns:wp="http://schemas.openxmlformats.org/drawingml/2006/wordprocessingDrawing" xmlns:w10="urn:schemas-microsoft-com:office:word" xmlns:w="http://schemas.openxmlformats.org/wordprocessingml/2006/main" xmlns:w14="http://schemas.microsoft.com/office/word/2010/wordml" xmlns:w15="http://schemas.microsoft.com/office/word/2012/wordml" xmlns:wne="http://schemas.microsoft.com/office/word/2006/wordml" xmlns:wpg="http://schemas.microsoft.com/office/word/2010/wordprocessingGroup" xmlns:wpi="http://schemas.microsoft.com/office/word/2010/wordprocessingInk" xmlns:wps="http://schemas.microsoft.com/office/word/2010/wordprocessingShape" mc:Ignorable="w14 w15 wp14">
   <w:p/>
 </w:ftr>
 </file>
 
-<file path=word/footnotes.xml><?xml version="1.0" encoding="utf-8"?>
-<w:footnotes xmlns:wpc="http://schemas.microsoft.com/office/word/2010/wordprocessingCanvas" xmlns:mc="http://schemas.openxmlformats.org/markup-compatibility/2006" xmlns:o="urn:schemas-microsoft-com:office:office" xmlns:r="http://schemas.openxmlformats.org/officeDocument/2006/relationships" xmlns:m="http://schemas.openxmlformats.org/officeDocument/2006/math" xmlns:v="urn:schemas-microsoft-com:vml" xmlns:wp14="http://schemas.microsoft.com/office/word/2010/wordprocessingDrawing" xmlns:wp="http://schemas.openxmlformats.org/drawingml/2006/wordprocessingDrawing" xmlns:w="http://schemas.openxmlformats.org/wordprocessingml/2006/main" xmlns:w14="http://schemas.microsoft.com/office/word/2010/wordml" xmlns:w15="http://schemas.microsoft.com/office/word/2012/wordml" xmlns:w10="urn:schemas-microsoft-com:office:word" xmlns:wpg="http://schemas.microsoft.com/office/word/2010/wordprocessingGroup" xmlns:wpi="http://schemas.microsoft.com/office/word/2010/wordprocessingInk" xmlns:wne="http://schemas.microsoft.com/office/word/2006/wordml" xmlns:wps="http://schemas.microsoft.com/office/word/2010/wordprocessingShape" xmlns:wpsCustomData="http://www.wps.cn/officeDocument/2013/wpsCustomData" mc:Ignorable="w14 w15 wp14">
-  <w:footnote w:type="separator" w:id="0">
-    <w:p>
-      <w:pPr>
-        <w:spacing w:line="360" w:lineRule="auto"/>
-      </w:pPr>
-      <w:r>
-        <w:separator/>
-      </w:r>
-    </w:p>
-  </w:footnote>
-  <w:footnote w:type="continuationSeparator" w:id="1">
-    <w:p>
-      <w:pPr>
-        <w:spacing w:line="360" w:lineRule="auto"/>
-      </w:pPr>
-      <w:r>
-        <w:continuationSeparator/>
-      </w:r>
-    </w:p>
-  </w:footnote>
-</w:footnotes>
+<file path=word/header1.xml><?xml version="1.0" encoding="utf-8"?>
+<w:hdr xmlns:wpc="http://schemas.microsoft.com/office/word/2010/wordprocessingCanvas" xmlns:mc="http://schemas.openxmlformats.org/markup-compatibility/2006" xmlns:o="urn:schemas-microsoft-com:office:office" xmlns:r="http://schemas.openxmlformats.org/officeDocument/2006/relationships" xmlns:m="http://schemas.openxmlformats.org/officeDocument/2006/math" xmlns:v="urn:schemas-microsoft-com:vml" xmlns:wp14="http://schemas.microsoft.com/office/word/2010/wordprocessingDrawing" xmlns:wp="http://schemas.openxmlformats.org/drawingml/2006/wordprocessingDrawing" xmlns:w10="urn:schemas-microsoft-com:office:word" xmlns:w="http://schemas.openxmlformats.org/wordprocessingml/2006/main" xmlns:w14="http://schemas.microsoft.com/office/word/2010/wordml" xmlns:w15="http://schemas.microsoft.com/office/word/2012/wordml" xmlns:wne="http://schemas.microsoft.com/office/word/2006/wordml" xmlns:wpg="http://schemas.microsoft.com/office/word/2010/wordprocessingGroup" xmlns:wpi="http://schemas.microsoft.com/office/word/2010/wordprocessingInk" xmlns:wps="http://schemas.microsoft.com/office/word/2010/wordprocessingShape" mc:Ignorable="w14 w15 wp14">
+  <w:p/>
+</w:hdr>
 </file>
 
-<file path=word/header1.xml><?xml version="1.0" encoding="utf-8"?>
-<w:hdr xmlns:wpc="http://schemas.microsoft.com/office/word/2010/wordprocessingCanvas" xmlns:mc="http://schemas.openxmlformats.org/markup-compatibility/2006" xmlns:o="urn:schemas-microsoft-com:office:office" xmlns:r="http://schemas.openxmlformats.org/officeDocument/2006/relationships" xmlns:m="http://schemas.openxmlformats.org/officeDocument/2006/math" xmlns:v="urn:schemas-microsoft-com:vml" xmlns:wp14="http://schemas.microsoft.com/office/word/2010/wordprocessingDrawing" xmlns:wp="http://schemas.openxmlformats.org/drawingml/2006/wordprocessingDrawing" xmlns:w10="urn:schemas-microsoft-com:office:word" xmlns:w="http://schemas.openxmlformats.org/wordprocessingml/2006/main" xmlns:w14="http://schemas.microsoft.com/office/word/2010/wordml" xmlns:w15="http://schemas.microsoft.com/office/word/2012/wordml" xmlns:wpg="http://schemas.microsoft.com/office/word/2010/wordprocessingGroup" xmlns:wpi="http://schemas.microsoft.com/office/word/2010/wordprocessingInk" xmlns:wne="http://schemas.microsoft.com/office/word/2006/wordml" xmlns:wps="http://schemas.microsoft.com/office/word/2010/wordprocessingShape" xmlns:wpsCustomData="http://www.wps.cn/officeDocument/2013/wpsCustomData" mc:Ignorable="w14 w15 wp14">
+<file path=word/header2.xml><?xml version="1.0" encoding="utf-8"?>
+<w:hdr xmlns:wpc="http://schemas.microsoft.com/office/word/2010/wordprocessingCanvas" xmlns:mc="http://schemas.openxmlformats.org/markup-compatibility/2006" xmlns:o="urn:schemas-microsoft-com:office:office" xmlns:r="http://schemas.openxmlformats.org/officeDocument/2006/relationships" xmlns:m="http://schemas.openxmlformats.org/officeDocument/2006/math" xmlns:v="urn:schemas-microsoft-com:vml" xmlns:wp14="http://schemas.microsoft.com/office/word/2010/wordprocessingDrawing" xmlns:wp="http://schemas.openxmlformats.org/drawingml/2006/wordprocessingDrawing" xmlns:w10="urn:schemas-microsoft-com:office:word" xmlns:w="http://schemas.openxmlformats.org/wordprocessingml/2006/main" xmlns:w14="http://schemas.microsoft.com/office/word/2010/wordml" xmlns:w15="http://schemas.microsoft.com/office/word/2012/wordml" xmlns:wne="http://schemas.microsoft.com/office/word/2006/wordml" xmlns:wpg="http://schemas.microsoft.com/office/word/2010/wordprocessingGroup" xmlns:wpi="http://schemas.microsoft.com/office/word/2010/wordprocessingInk" xmlns:wps="http://schemas.microsoft.com/office/word/2010/wordprocessingShape" mc:Ignorable="w14 w15 wp14">
   <w:p>
     <w:pPr>
-      <w:pStyle w:val="15"/>
+      <w:pStyle w:val="Header"/>
       <w:pBdr>
-        <w:bottom w:val="single" w:color="auto" w:sz="4" w:space="1"/>
+        <w:bottom w:val="single" w:sz="4" w:space="1" w:color="auto"/>
       </w:pBdr>
       <w:tabs>
         <w:tab w:val="left" w:pos="335"/>
@@ -11282,27 +11121,27 @@
       </w:tabs>
       <w:jc w:val="right"/>
       <w:rPr>
-        <w:rFonts w:hint="eastAsia" w:eastAsiaTheme="minorEastAsia"/>
+        <w:rFonts w:eastAsiaTheme="minorEastAsia" w:hint="eastAsia"/>
         <w:lang w:eastAsia="zh-CN"/>
       </w:rPr>
     </w:pPr>
     <w:r>
       <w:rPr>
-        <w:rFonts w:hint="eastAsia" w:eastAsiaTheme="minorEastAsia"/>
+        <w:rFonts w:eastAsiaTheme="minorEastAsia" w:hint="eastAsia"/>
         <w:lang w:val="en-US" w:eastAsia="zh-CN"/>
       </w:rPr>
       <w:tab/>
     </w:r>
     <w:r>
       <w:rPr>
-        <w:rFonts w:hint="eastAsia" w:eastAsiaTheme="minorEastAsia"/>
+        <w:rFonts w:eastAsiaTheme="minorEastAsia" w:hint="eastAsia"/>
         <w:lang w:val="en-US" w:eastAsia="zh-CN"/>
       </w:rPr>
       <w:tab/>
     </w:r>
     <w:r>
       <w:rPr>
-        <w:rFonts w:hint="eastAsia" w:eastAsiaTheme="minorEastAsia"/>
+        <w:rFonts w:eastAsiaTheme="minorEastAsia" w:hint="eastAsia"/>
         <w:lang w:val="en-US" w:eastAsia="zh-CN"/>
       </w:rPr>
       <w:t>重庆市鹧鸪哨信息技术有限责任公司</w:t>
@@ -11311,28 +11150,22 @@
 </w:hdr>
 </file>
 
-<file path=word/header2.xml><?xml version="1.0" encoding="utf-8"?>
-<w:hdr xmlns:wpc="http://schemas.microsoft.com/office/word/2010/wordprocessingCanvas" xmlns:mc="http://schemas.openxmlformats.org/markup-compatibility/2006" xmlns:o="urn:schemas-microsoft-com:office:office" xmlns:r="http://schemas.openxmlformats.org/officeDocument/2006/relationships" xmlns:m="http://schemas.openxmlformats.org/officeDocument/2006/math" xmlns:v="urn:schemas-microsoft-com:vml" xmlns:wp14="http://schemas.microsoft.com/office/word/2010/wordprocessingDrawing" xmlns:wp="http://schemas.openxmlformats.org/drawingml/2006/wordprocessingDrawing" xmlns:w10="urn:schemas-microsoft-com:office:word" xmlns:w="http://schemas.openxmlformats.org/wordprocessingml/2006/main" xmlns:w14="http://schemas.microsoft.com/office/word/2010/wordml" xmlns:w15="http://schemas.microsoft.com/office/word/2012/wordml" xmlns:wpg="http://schemas.microsoft.com/office/word/2010/wordprocessingGroup" xmlns:wpi="http://schemas.microsoft.com/office/word/2010/wordprocessingInk" xmlns:wne="http://schemas.microsoft.com/office/word/2006/wordml" xmlns:wps="http://schemas.microsoft.com/office/word/2010/wordprocessingShape" xmlns:wpsCustomData="http://www.wps.cn/officeDocument/2013/wpsCustomData" mc:Ignorable="w14 w15 wp14">
-  <w:p/>
-</w:hdr>
-</file>
-
 <file path=word/header3.xml><?xml version="1.0" encoding="utf-8"?>
-<w:hdr xmlns:wpc="http://schemas.microsoft.com/office/word/2010/wordprocessingCanvas" xmlns:mc="http://schemas.openxmlformats.org/markup-compatibility/2006" xmlns:o="urn:schemas-microsoft-com:office:office" xmlns:r="http://schemas.openxmlformats.org/officeDocument/2006/relationships" xmlns:m="http://schemas.openxmlformats.org/officeDocument/2006/math" xmlns:v="urn:schemas-microsoft-com:vml" xmlns:wp14="http://schemas.microsoft.com/office/word/2010/wordprocessingDrawing" xmlns:wp="http://schemas.openxmlformats.org/drawingml/2006/wordprocessingDrawing" xmlns:w10="urn:schemas-microsoft-com:office:word" xmlns:w="http://schemas.openxmlformats.org/wordprocessingml/2006/main" xmlns:w14="http://schemas.microsoft.com/office/word/2010/wordml" xmlns:w15="http://schemas.microsoft.com/office/word/2012/wordml" xmlns:wpg="http://schemas.microsoft.com/office/word/2010/wordprocessingGroup" xmlns:wpi="http://schemas.microsoft.com/office/word/2010/wordprocessingInk" xmlns:wne="http://schemas.microsoft.com/office/word/2006/wordml" xmlns:wps="http://schemas.microsoft.com/office/word/2010/wordprocessingShape" xmlns:wpsCustomData="http://www.wps.cn/officeDocument/2013/wpsCustomData" mc:Ignorable="w14 w15 wp14">
+<w:hdr xmlns:wpc="http://schemas.microsoft.com/office/word/2010/wordprocessingCanvas" xmlns:mc="http://schemas.openxmlformats.org/markup-compatibility/2006" xmlns:o="urn:schemas-microsoft-com:office:office" xmlns:r="http://schemas.openxmlformats.org/officeDocument/2006/relationships" xmlns:m="http://schemas.openxmlformats.org/officeDocument/2006/math" xmlns:v="urn:schemas-microsoft-com:vml" xmlns:wp14="http://schemas.microsoft.com/office/word/2010/wordprocessingDrawing" xmlns:wp="http://schemas.openxmlformats.org/drawingml/2006/wordprocessingDrawing" xmlns:w10="urn:schemas-microsoft-com:office:word" xmlns:w="http://schemas.openxmlformats.org/wordprocessingml/2006/main" xmlns:w14="http://schemas.microsoft.com/office/word/2010/wordml" xmlns:w15="http://schemas.microsoft.com/office/word/2012/wordml" xmlns:wne="http://schemas.microsoft.com/office/word/2006/wordml" xmlns:wpg="http://schemas.microsoft.com/office/word/2010/wordprocessingGroup" xmlns:wpi="http://schemas.microsoft.com/office/word/2010/wordprocessingInk" xmlns:wps="http://schemas.microsoft.com/office/word/2010/wordprocessingShape" mc:Ignorable="w14 w15 wp14">
   <w:p/>
 </w:hdr>
 </file>
 
 <file path=word/numbering.xml><?xml version="1.0" encoding="utf-8"?>
-<w:numbering xmlns:wpc="http://schemas.microsoft.com/office/word/2010/wordprocessingCanvas" xmlns:mc="http://schemas.openxmlformats.org/markup-compatibility/2006" xmlns:o="urn:schemas-microsoft-com:office:office" xmlns:r="http://schemas.openxmlformats.org/officeDocument/2006/relationships" xmlns:m="http://schemas.openxmlformats.org/officeDocument/2006/math" xmlns:v="urn:schemas-microsoft-com:vml" xmlns:wp14="http://schemas.microsoft.com/office/word/2010/wordprocessingDrawing" xmlns:wp="http://schemas.openxmlformats.org/drawingml/2006/wordprocessingDrawing" xmlns:w10="urn:schemas-microsoft-com:office:word" xmlns:w="http://schemas.openxmlformats.org/wordprocessingml/2006/main" xmlns:w14="http://schemas.microsoft.com/office/word/2010/wordml" xmlns:wpg="http://schemas.microsoft.com/office/word/2010/wordprocessingGroup" xmlns:wpi="http://schemas.microsoft.com/office/word/2010/wordprocessingInk" xmlns:wne="http://schemas.microsoft.com/office/word/2006/wordml" xmlns:wps="http://schemas.microsoft.com/office/word/2010/wordprocessingShape" xmlns:wpsCustomData="http://www.wps.cn/officeDocument/2013/wpsCustomData" mc:Ignorable="w14 wp14">
+<w:numbering xmlns:wpc="http://schemas.microsoft.com/office/word/2010/wordprocessingCanvas" xmlns:mc="http://schemas.openxmlformats.org/markup-compatibility/2006" xmlns:o="urn:schemas-microsoft-com:office:office" xmlns:r="http://schemas.openxmlformats.org/officeDocument/2006/relationships" xmlns:m="http://schemas.openxmlformats.org/officeDocument/2006/math" xmlns:v="urn:schemas-microsoft-com:vml" xmlns:wp14="http://schemas.microsoft.com/office/word/2010/wordprocessingDrawing" xmlns:wp="http://schemas.openxmlformats.org/drawingml/2006/wordprocessingDrawing" xmlns:w10="urn:schemas-microsoft-com:office:word" xmlns:w="http://schemas.openxmlformats.org/wordprocessingml/2006/main" xmlns:w14="http://schemas.microsoft.com/office/word/2010/wordml" xmlns:w15="http://schemas.microsoft.com/office/word/2012/wordml" xmlns:wne="http://schemas.microsoft.com/office/word/2006/wordml" xmlns:wpg="http://schemas.microsoft.com/office/word/2010/wordprocessingGroup" xmlns:wpi="http://schemas.microsoft.com/office/word/2010/wordprocessingInk" xmlns:wps="http://schemas.microsoft.com/office/word/2010/wordprocessingShape" mc:Ignorable="w14 w15 wp14">
   <w:abstractNum w:abstractNumId="0">
     <w:nsid w:val="8E964DCE"/>
     <w:multiLevelType w:val="multilevel"/>
     <w:tmpl w:val="8E964DCE"/>
-    <w:lvl w:ilvl="0" w:tentative="0">
+    <w:lvl w:ilvl="0">
       <w:start w:val="1"/>
       <w:numFmt w:val="decimal"/>
-      <w:pStyle w:val="2"/>
+      <w:pStyle w:val="Heading1"/>
       <w:lvlText w:val="%1."/>
       <w:lvlJc w:val="left"/>
       <w:pPr>
@@ -11342,10 +11175,10 @@
         <w:rFonts w:hint="default"/>
       </w:rPr>
     </w:lvl>
-    <w:lvl w:ilvl="1" w:tentative="0">
+    <w:lvl w:ilvl="1">
       <w:start w:val="1"/>
       <w:numFmt w:val="decimal"/>
-      <w:pStyle w:val="3"/>
+      <w:pStyle w:val="Heading2"/>
       <w:lvlText w:val="%1.%2."/>
       <w:lvlJc w:val="left"/>
       <w:pPr>
@@ -11355,10 +11188,10 @@
         <w:rFonts w:hint="default"/>
       </w:rPr>
     </w:lvl>
-    <w:lvl w:ilvl="2" w:tentative="0">
+    <w:lvl w:ilvl="2">
       <w:start w:val="1"/>
       <w:numFmt w:val="decimal"/>
-      <w:pStyle w:val="4"/>
+      <w:pStyle w:val="Heading3"/>
       <w:lvlText w:val="%1.%2.%3."/>
       <w:lvlJc w:val="left"/>
       <w:pPr>
@@ -11368,10 +11201,10 @@
         <w:rFonts w:hint="default"/>
       </w:rPr>
     </w:lvl>
-    <w:lvl w:ilvl="3" w:tentative="0">
+    <w:lvl w:ilvl="3">
       <w:start w:val="1"/>
       <w:numFmt w:val="decimal"/>
-      <w:pStyle w:val="5"/>
+      <w:pStyle w:val="Heading4"/>
       <w:lvlText w:val="%1.%2.%3.%4."/>
       <w:lvlJc w:val="left"/>
       <w:pPr>
@@ -11381,10 +11214,10 @@
         <w:rFonts w:hint="default"/>
       </w:rPr>
     </w:lvl>
-    <w:lvl w:ilvl="4" w:tentative="0">
+    <w:lvl w:ilvl="4">
       <w:start w:val="1"/>
       <w:numFmt w:val="decimal"/>
-      <w:pStyle w:val="6"/>
+      <w:pStyle w:val="Heading5"/>
       <w:lvlText w:val="%1.%2.%3.%4.%5."/>
       <w:lvlJc w:val="left"/>
       <w:pPr>
@@ -11394,10 +11227,10 @@
         <w:rFonts w:hint="default"/>
       </w:rPr>
     </w:lvl>
-    <w:lvl w:ilvl="5" w:tentative="0">
+    <w:lvl w:ilvl="5">
       <w:start w:val="1"/>
       <w:numFmt w:val="decimal"/>
-      <w:pStyle w:val="7"/>
+      <w:pStyle w:val="Heading6"/>
       <w:lvlText w:val="%1.%2.%3.%4.%5.%6."/>
       <w:lvlJc w:val="left"/>
       <w:pPr>
@@ -11407,10 +11240,10 @@
         <w:rFonts w:hint="default"/>
       </w:rPr>
     </w:lvl>
-    <w:lvl w:ilvl="6" w:tentative="0">
+    <w:lvl w:ilvl="6">
       <w:start w:val="1"/>
       <w:numFmt w:val="decimal"/>
-      <w:pStyle w:val="8"/>
+      <w:pStyle w:val="Heading7"/>
       <w:lvlText w:val="%1.%2.%3.%4.%5.%6.%7."/>
       <w:lvlJc w:val="left"/>
       <w:pPr>
@@ -11420,10 +11253,10 @@
         <w:rFonts w:hint="default"/>
       </w:rPr>
     </w:lvl>
-    <w:lvl w:ilvl="7" w:tentative="0">
+    <w:lvl w:ilvl="7">
       <w:start w:val="1"/>
       <w:numFmt w:val="decimal"/>
-      <w:pStyle w:val="9"/>
+      <w:pStyle w:val="Heading8"/>
       <w:lvlText w:val="%1.%2.%3.%4.%5.%6.%7.%8."/>
       <w:lvlJc w:val="left"/>
       <w:pPr>
@@ -11433,10 +11266,10 @@
         <w:rFonts w:hint="default"/>
       </w:rPr>
     </w:lvl>
-    <w:lvl w:ilvl="8" w:tentative="0">
+    <w:lvl w:ilvl="8">
       <w:start w:val="1"/>
       <w:numFmt w:val="decimal"/>
-      <w:pStyle w:val="10"/>
+      <w:pStyle w:val="Heading9"/>
       <w:lvlText w:val="%1.%2.%3.%4.%5.%6.%7.%8.%9."/>
       <w:lvlJc w:val="left"/>
       <w:pPr>
@@ -11451,7 +11284,7 @@
     <w:nsid w:val="9046A8B0"/>
     <w:multiLevelType w:val="singleLevel"/>
     <w:tmpl w:val="9046A8B0"/>
-    <w:lvl w:ilvl="0" w:tentative="0">
+    <w:lvl w:ilvl="0">
       <w:start w:val="1"/>
       <w:numFmt w:val="decimal"/>
       <w:lvlText w:val="%1."/>
@@ -11468,7 +11301,7 @@
     <w:nsid w:val="9635E39E"/>
     <w:multiLevelType w:val="singleLevel"/>
     <w:tmpl w:val="9635E39E"/>
-    <w:lvl w:ilvl="0" w:tentative="0">
+    <w:lvl w:ilvl="0">
       <w:start w:val="1"/>
       <w:numFmt w:val="decimal"/>
       <w:lvlText w:val="%1."/>
@@ -11485,7 +11318,7 @@
     <w:nsid w:val="9AA0DE6B"/>
     <w:multiLevelType w:val="singleLevel"/>
     <w:tmpl w:val="9AA0DE6B"/>
-    <w:lvl w:ilvl="0" w:tentative="0">
+    <w:lvl w:ilvl="0">
       <w:start w:val="1"/>
       <w:numFmt w:val="decimal"/>
       <w:lvlText w:val="%1."/>
@@ -11502,7 +11335,7 @@
     <w:nsid w:val="A6440532"/>
     <w:multiLevelType w:val="singleLevel"/>
     <w:tmpl w:val="A6440532"/>
-    <w:lvl w:ilvl="0" w:tentative="0">
+    <w:lvl w:ilvl="0">
       <w:start w:val="1"/>
       <w:numFmt w:val="decimal"/>
       <w:lvlText w:val="%1."/>
@@ -11519,7 +11352,7 @@
     <w:nsid w:val="251C6639"/>
     <w:multiLevelType w:val="singleLevel"/>
     <w:tmpl w:val="251C6639"/>
-    <w:lvl w:ilvl="0" w:tentative="0">
+    <w:lvl w:ilvl="0">
       <w:start w:val="1"/>
       <w:numFmt w:val="decimal"/>
       <w:lvlText w:val="%1."/>
@@ -11536,7 +11369,7 @@
     <w:nsid w:val="315AB1A2"/>
     <w:multiLevelType w:val="singleLevel"/>
     <w:tmpl w:val="315AB1A2"/>
-    <w:lvl w:ilvl="0" w:tentative="0">
+    <w:lvl w:ilvl="0">
       <w:start w:val="1"/>
       <w:numFmt w:val="decimal"/>
       <w:lvlText w:val="%1."/>
@@ -11553,7 +11386,7 @@
     <w:nsid w:val="4150DB76"/>
     <w:multiLevelType w:val="singleLevel"/>
     <w:tmpl w:val="4150DB76"/>
-    <w:lvl w:ilvl="0" w:tentative="0">
+    <w:lvl w:ilvl="0">
       <w:start w:val="1"/>
       <w:numFmt w:val="decimal"/>
       <w:lvlText w:val="%1."/>
@@ -11594,269 +11427,267 @@
 </file>
 
 <file path=word/styles.xml><?xml version="1.0" encoding="utf-8"?>
-<w:styles xmlns:mc="http://schemas.openxmlformats.org/markup-compatibility/2006" xmlns:o="urn:schemas-microsoft-com:office:office" xmlns:r="http://schemas.openxmlformats.org/officeDocument/2006/relationships" xmlns:m="http://schemas.openxmlformats.org/officeDocument/2006/math" xmlns:v="urn:schemas-microsoft-com:vml" xmlns:w="http://schemas.openxmlformats.org/wordprocessingml/2006/main" xmlns:w14="http://schemas.microsoft.com/office/word/2010/wordml" xmlns:w10="urn:schemas-microsoft-com:office:word" xmlns:sl="http://schemas.openxmlformats.org/schemaLibrary/2006/main" xmlns:wpsCustomData="http://www.wps.cn/officeDocument/2013/wpsCustomData" mc:Ignorable="w14">
+<w:styles xmlns:mc="http://schemas.openxmlformats.org/markup-compatibility/2006" xmlns:r="http://schemas.openxmlformats.org/officeDocument/2006/relationships" xmlns:w="http://schemas.openxmlformats.org/wordprocessingml/2006/main" xmlns:w14="http://schemas.microsoft.com/office/word/2010/wordml" xmlns:w15="http://schemas.microsoft.com/office/word/2012/wordml" mc:Ignorable="w14 w15">
   <w:docDefaults>
     <w:rPrDefault>
       <w:rPr>
-        <w:rFonts w:ascii="Times New Roman" w:hAnsi="Times New Roman" w:eastAsia="宋体" w:cs="Times New Roman"/>
+        <w:rFonts w:ascii="Times New Roman" w:eastAsia="宋体" w:hAnsi="Times New Roman" w:cs="Times New Roman"/>
       </w:rPr>
     </w:rPrDefault>
     <w:pPrDefault/>
   </w:docDefaults>
-  <w:latentStyles w:count="260" w:defQFormat="0" w:defUnhideWhenUsed="1" w:defSemiHidden="1" w:defUIPriority="99" w:defLockedState="0">
-    <w:lsdException w:qFormat="1" w:unhideWhenUsed="0" w:uiPriority="0" w:semiHidden="0" w:name="Normal"/>
-    <w:lsdException w:qFormat="1" w:unhideWhenUsed="0" w:uiPriority="0" w:semiHidden="0" w:name="heading 1"/>
-    <w:lsdException w:qFormat="1" w:uiPriority="0" w:semiHidden="0" w:name="heading 2"/>
-    <w:lsdException w:qFormat="1" w:uiPriority="0" w:name="heading 3"/>
-    <w:lsdException w:qFormat="1" w:uiPriority="0" w:semiHidden="0" w:name="heading 4"/>
-    <w:lsdException w:qFormat="1" w:uiPriority="0" w:name="heading 5"/>
-    <w:lsdException w:qFormat="1" w:uiPriority="0" w:name="heading 6"/>
-    <w:lsdException w:qFormat="1" w:uiPriority="0" w:name="heading 7"/>
-    <w:lsdException w:qFormat="1" w:uiPriority="0" w:name="heading 8"/>
-    <w:lsdException w:qFormat="1" w:uiPriority="0" w:name="heading 9"/>
-    <w:lsdException w:unhideWhenUsed="0" w:uiPriority="0" w:semiHidden="0" w:name="index 1"/>
-    <w:lsdException w:unhideWhenUsed="0" w:uiPriority="0" w:semiHidden="0" w:name="index 2"/>
-    <w:lsdException w:unhideWhenUsed="0" w:uiPriority="0" w:semiHidden="0" w:name="index 3"/>
-    <w:lsdException w:unhideWhenUsed="0" w:uiPriority="0" w:semiHidden="0" w:name="index 4"/>
-    <w:lsdException w:unhideWhenUsed="0" w:uiPriority="0" w:semiHidden="0" w:name="index 5"/>
-    <w:lsdException w:unhideWhenUsed="0" w:uiPriority="0" w:semiHidden="0" w:name="index 6"/>
-    <w:lsdException w:unhideWhenUsed="0" w:uiPriority="0" w:semiHidden="0" w:name="index 7"/>
-    <w:lsdException w:unhideWhenUsed="0" w:uiPriority="0" w:semiHidden="0" w:name="index 8"/>
-    <w:lsdException w:unhideWhenUsed="0" w:uiPriority="0" w:semiHidden="0" w:name="index 9"/>
-    <w:lsdException w:qFormat="1" w:unhideWhenUsed="0" w:uiPriority="0" w:semiHidden="0" w:name="toc 1"/>
-    <w:lsdException w:qFormat="1" w:unhideWhenUsed="0" w:uiPriority="0" w:semiHidden="0" w:name="toc 2"/>
-    <w:lsdException w:qFormat="1" w:unhideWhenUsed="0" w:uiPriority="0" w:semiHidden="0" w:name="toc 3"/>
-    <w:lsdException w:unhideWhenUsed="0" w:uiPriority="0" w:semiHidden="0" w:name="toc 4"/>
-    <w:lsdException w:unhideWhenUsed="0" w:uiPriority="0" w:semiHidden="0" w:name="toc 5"/>
-    <w:lsdException w:unhideWhenUsed="0" w:uiPriority="0" w:semiHidden="0" w:name="toc 6"/>
-    <w:lsdException w:unhideWhenUsed="0" w:uiPriority="0" w:semiHidden="0" w:name="toc 7"/>
-    <w:lsdException w:unhideWhenUsed="0" w:uiPriority="0" w:semiHidden="0" w:name="toc 8"/>
-    <w:lsdException w:unhideWhenUsed="0" w:uiPriority="0" w:semiHidden="0" w:name="toc 9"/>
-    <w:lsdException w:unhideWhenUsed="0" w:uiPriority="0" w:semiHidden="0" w:name="Normal Indent"/>
-    <w:lsdException w:unhideWhenUsed="0" w:uiPriority="0" w:semiHidden="0" w:name="footnote text"/>
-    <w:lsdException w:qFormat="1" w:unhideWhenUsed="0" w:uiPriority="0" w:semiHidden="0" w:name="annotation text"/>
-    <w:lsdException w:qFormat="1" w:unhideWhenUsed="0" w:uiPriority="0" w:semiHidden="0" w:name="header"/>
-    <w:lsdException w:qFormat="1" w:unhideWhenUsed="0" w:uiPriority="0" w:semiHidden="0" w:name="footer"/>
-    <w:lsdException w:unhideWhenUsed="0" w:uiPriority="0" w:semiHidden="0" w:name="index heading"/>
-    <w:lsdException w:qFormat="1" w:uiPriority="0" w:name="caption"/>
-    <w:lsdException w:unhideWhenUsed="0" w:uiPriority="0" w:semiHidden="0" w:name="table of figures"/>
-    <w:lsdException w:unhideWhenUsed="0" w:uiPriority="0" w:semiHidden="0" w:name="envelope address"/>
-    <w:lsdException w:unhideWhenUsed="0" w:uiPriority="0" w:semiHidden="0" w:name="envelope return"/>
-    <w:lsdException w:unhideWhenUsed="0" w:uiPriority="0" w:semiHidden="0" w:name="footnote reference"/>
-    <w:lsdException w:unhideWhenUsed="0" w:uiPriority="0" w:semiHidden="0" w:name="annotation reference"/>
-    <w:lsdException w:unhideWhenUsed="0" w:uiPriority="0" w:semiHidden="0" w:name="line number"/>
-    <w:lsdException w:unhideWhenUsed="0" w:uiPriority="0" w:semiHidden="0" w:name="page number"/>
-    <w:lsdException w:unhideWhenUsed="0" w:uiPriority="0" w:semiHidden="0" w:name="endnote reference"/>
-    <w:lsdException w:unhideWhenUsed="0" w:uiPriority="0" w:semiHidden="0" w:name="endnote text"/>
-    <w:lsdException w:unhideWhenUsed="0" w:uiPriority="0" w:semiHidden="0" w:name="table of authorities"/>
-    <w:lsdException w:unhideWhenUsed="0" w:uiPriority="0" w:semiHidden="0" w:name="macro"/>
-    <w:lsdException w:unhideWhenUsed="0" w:uiPriority="0" w:semiHidden="0" w:name="toa heading"/>
-    <w:lsdException w:unhideWhenUsed="0" w:uiPriority="0" w:semiHidden="0" w:name="List"/>
-    <w:lsdException w:unhideWhenUsed="0" w:uiPriority="0" w:semiHidden="0" w:name="List Bullet"/>
-    <w:lsdException w:unhideWhenUsed="0" w:uiPriority="0" w:semiHidden="0" w:name="List Number"/>
-    <w:lsdException w:unhideWhenUsed="0" w:uiPriority="0" w:semiHidden="0" w:name="List 2"/>
-    <w:lsdException w:unhideWhenUsed="0" w:uiPriority="0" w:semiHidden="0" w:name="List 3"/>
-    <w:lsdException w:unhideWhenUsed="0" w:uiPriority="0" w:semiHidden="0" w:name="List 4"/>
-    <w:lsdException w:unhideWhenUsed="0" w:uiPriority="0" w:semiHidden="0" w:name="List 5"/>
-    <w:lsdException w:unhideWhenUsed="0" w:uiPriority="0" w:semiHidden="0" w:name="List Bullet 2"/>
-    <w:lsdException w:unhideWhenUsed="0" w:uiPriority="0" w:semiHidden="0" w:name="List Bullet 3"/>
-    <w:lsdException w:unhideWhenUsed="0" w:uiPriority="0" w:semiHidden="0" w:name="List Bullet 4"/>
-    <w:lsdException w:unhideWhenUsed="0" w:uiPriority="0" w:semiHidden="0" w:name="List Bullet 5"/>
-    <w:lsdException w:unhideWhenUsed="0" w:uiPriority="0" w:semiHidden="0" w:name="List Number 2"/>
-    <w:lsdException w:unhideWhenUsed="0" w:uiPriority="0" w:semiHidden="0" w:name="List Number 3"/>
-    <w:lsdException w:unhideWhenUsed="0" w:uiPriority="0" w:semiHidden="0" w:name="List Number 4"/>
-    <w:lsdException w:unhideWhenUsed="0" w:uiPriority="0" w:semiHidden="0" w:name="List Number 5"/>
-    <w:lsdException w:qFormat="1" w:unhideWhenUsed="0" w:uiPriority="0" w:semiHidden="0" w:name="Title"/>
-    <w:lsdException w:unhideWhenUsed="0" w:uiPriority="0" w:semiHidden="0" w:name="Closing"/>
-    <w:lsdException w:unhideWhenUsed="0" w:uiPriority="0" w:semiHidden="0" w:name="Signature"/>
-    <w:lsdException w:qFormat="1" w:unhideWhenUsed="0" w:uiPriority="0" w:name="Default Paragraph Font"/>
-    <w:lsdException w:qFormat="1" w:unhideWhenUsed="0" w:uiPriority="0" w:name="Body Text"/>
-    <w:lsdException w:unhideWhenUsed="0" w:uiPriority="0" w:semiHidden="0" w:name="Body Text Indent"/>
-    <w:lsdException w:unhideWhenUsed="0" w:uiPriority="0" w:semiHidden="0" w:name="List Continue"/>
-    <w:lsdException w:unhideWhenUsed="0" w:uiPriority="0" w:semiHidden="0" w:name="List Continue 2"/>
-    <w:lsdException w:unhideWhenUsed="0" w:uiPriority="0" w:semiHidden="0" w:name="List Continue 3"/>
-    <w:lsdException w:unhideWhenUsed="0" w:uiPriority="0" w:semiHidden="0" w:name="List Continue 4"/>
-    <w:lsdException w:unhideWhenUsed="0" w:uiPriority="0" w:semiHidden="0" w:name="List Continue 5"/>
-    <w:lsdException w:unhideWhenUsed="0" w:uiPriority="0" w:semiHidden="0" w:name="Message Header"/>
-    <w:lsdException w:qFormat="1" w:unhideWhenUsed="0" w:uiPriority="0" w:semiHidden="0" w:name="Subtitle"/>
-    <w:lsdException w:unhideWhenUsed="0" w:uiPriority="0" w:semiHidden="0" w:name="Salutation"/>
-    <w:lsdException w:unhideWhenUsed="0" w:uiPriority="0" w:semiHidden="0" w:name="Date"/>
-    <w:lsdException w:unhideWhenUsed="0" w:uiPriority="0" w:semiHidden="0" w:name="Body Text First Indent"/>
-    <w:lsdException w:unhideWhenUsed="0" w:uiPriority="0" w:semiHidden="0" w:name="Body Text First Indent 2"/>
-    <w:lsdException w:uiPriority="99" w:name="Note Heading"/>
-    <w:lsdException w:unhideWhenUsed="0" w:uiPriority="0" w:semiHidden="0" w:name="Body Text 2"/>
-    <w:lsdException w:unhideWhenUsed="0" w:uiPriority="0" w:semiHidden="0" w:name="Body Text 3"/>
-    <w:lsdException w:unhideWhenUsed="0" w:uiPriority="0" w:semiHidden="0" w:name="Body Text Indent 2"/>
-    <w:lsdException w:unhideWhenUsed="0" w:uiPriority="0" w:semiHidden="0" w:name="Body Text Indent 3"/>
-    <w:lsdException w:unhideWhenUsed="0" w:uiPriority="0" w:semiHidden="0" w:name="Block Text"/>
-    <w:lsdException w:unhideWhenUsed="0" w:uiPriority="0" w:semiHidden="0" w:name="Hyperlink"/>
-    <w:lsdException w:unhideWhenUsed="0" w:uiPriority="0" w:semiHidden="0" w:name="FollowedHyperlink"/>
-    <w:lsdException w:qFormat="1" w:unhideWhenUsed="0" w:uiPriority="0" w:semiHidden="0" w:name="Strong"/>
-    <w:lsdException w:qFormat="1" w:unhideWhenUsed="0" w:uiPriority="0" w:semiHidden="0" w:name="Emphasis"/>
-    <w:lsdException w:unhideWhenUsed="0" w:uiPriority="0" w:semiHidden="0" w:name="Document Map"/>
-    <w:lsdException w:unhideWhenUsed="0" w:uiPriority="0" w:semiHidden="0" w:name="Plain Text"/>
-    <w:lsdException w:unhideWhenUsed="0" w:uiPriority="0" w:semiHidden="0" w:name="E-mail Signature"/>
-    <w:lsdException w:qFormat="1" w:unhideWhenUsed="0" w:uiPriority="0" w:semiHidden="0" w:name="Normal (Web)"/>
-    <w:lsdException w:unhideWhenUsed="0" w:uiPriority="0" w:semiHidden="0" w:name="HTML Acronym"/>
-    <w:lsdException w:unhideWhenUsed="0" w:uiPriority="0" w:semiHidden="0" w:name="HTML Address"/>
-    <w:lsdException w:unhideWhenUsed="0" w:uiPriority="0" w:semiHidden="0" w:name="HTML Cite"/>
-    <w:lsdException w:unhideWhenUsed="0" w:uiPriority="0" w:semiHidden="0" w:name="HTML Code"/>
-    <w:lsdException w:unhideWhenUsed="0" w:uiPriority="0" w:semiHidden="0" w:name="HTML Definition"/>
-    <w:lsdException w:unhideWhenUsed="0" w:uiPriority="0" w:semiHidden="0" w:name="HTML Keyboard"/>
-    <w:lsdException w:unhideWhenUsed="0" w:uiPriority="0" w:semiHidden="0" w:name="HTML Preformatted"/>
-    <w:lsdException w:unhideWhenUsed="0" w:uiPriority="0" w:semiHidden="0" w:name="HTML Sample"/>
-    <w:lsdException w:unhideWhenUsed="0" w:uiPriority="0" w:semiHidden="0" w:name="HTML Typewriter"/>
-    <w:lsdException w:unhideWhenUsed="0" w:uiPriority="0" w:semiHidden="0" w:name="HTML Variable"/>
-    <w:lsdException w:qFormat="1" w:unhideWhenUsed="0" w:uiPriority="0" w:name="Normal Table"/>
-    <w:lsdException w:unhideWhenUsed="0" w:uiPriority="0" w:semiHidden="0" w:name="annotation subject"/>
-    <w:lsdException w:unhideWhenUsed="0" w:uiPriority="0" w:semiHidden="0" w:name="Table Simple 1"/>
-    <w:lsdException w:unhideWhenUsed="0" w:uiPriority="0" w:semiHidden="0" w:name="Table Simple 2"/>
-    <w:lsdException w:unhideWhenUsed="0" w:uiPriority="0" w:semiHidden="0" w:name="Table Simple 3"/>
-    <w:lsdException w:unhideWhenUsed="0" w:uiPriority="0" w:semiHidden="0" w:name="Table Classic 1"/>
-    <w:lsdException w:unhideWhenUsed="0" w:uiPriority="0" w:semiHidden="0" w:name="Table Classic 2"/>
-    <w:lsdException w:unhideWhenUsed="0" w:uiPriority="0" w:semiHidden="0" w:name="Table Classic 3"/>
-    <w:lsdException w:unhideWhenUsed="0" w:uiPriority="0" w:semiHidden="0" w:name="Table Classic 4"/>
-    <w:lsdException w:unhideWhenUsed="0" w:uiPriority="0" w:semiHidden="0" w:name="Table Colorful 1"/>
-    <w:lsdException w:unhideWhenUsed="0" w:uiPriority="0" w:semiHidden="0" w:name="Table Colorful 2"/>
-    <w:lsdException w:unhideWhenUsed="0" w:uiPriority="0" w:semiHidden="0" w:name="Table Colorful 3"/>
-    <w:lsdException w:unhideWhenUsed="0" w:uiPriority="0" w:semiHidden="0" w:name="Table Columns 1"/>
-    <w:lsdException w:unhideWhenUsed="0" w:uiPriority="0" w:semiHidden="0" w:name="Table Columns 2"/>
-    <w:lsdException w:unhideWhenUsed="0" w:uiPriority="0" w:semiHidden="0" w:name="Table Columns 3"/>
-    <w:lsdException w:unhideWhenUsed="0" w:uiPriority="0" w:semiHidden="0" w:name="Table Columns 4"/>
-    <w:lsdException w:unhideWhenUsed="0" w:uiPriority="0" w:semiHidden="0" w:name="Table Columns 5"/>
-    <w:lsdException w:unhideWhenUsed="0" w:uiPriority="0" w:semiHidden="0" w:name="Table Grid 1"/>
-    <w:lsdException w:unhideWhenUsed="0" w:uiPriority="0" w:semiHidden="0" w:name="Table Grid 2"/>
-    <w:lsdException w:unhideWhenUsed="0" w:uiPriority="0" w:semiHidden="0" w:name="Table Grid 3"/>
-    <w:lsdException w:unhideWhenUsed="0" w:uiPriority="0" w:semiHidden="0" w:name="Table Grid 4"/>
-    <w:lsdException w:unhideWhenUsed="0" w:uiPriority="0" w:semiHidden="0" w:name="Table Grid 5"/>
-    <w:lsdException w:unhideWhenUsed="0" w:uiPriority="0" w:semiHidden="0" w:name="Table Grid 6"/>
-    <w:lsdException w:unhideWhenUsed="0" w:uiPriority="0" w:semiHidden="0" w:name="Table Grid 7"/>
-    <w:lsdException w:unhideWhenUsed="0" w:uiPriority="0" w:semiHidden="0" w:name="Table Grid 8"/>
-    <w:lsdException w:unhideWhenUsed="0" w:uiPriority="0" w:semiHidden="0" w:name="Table List 1"/>
-    <w:lsdException w:unhideWhenUsed="0" w:uiPriority="0" w:semiHidden="0" w:name="Table List 2"/>
-    <w:lsdException w:unhideWhenUsed="0" w:uiPriority="0" w:semiHidden="0" w:name="Table List 3"/>
-    <w:lsdException w:unhideWhenUsed="0" w:uiPriority="0" w:semiHidden="0" w:name="Table List 4"/>
-    <w:lsdException w:unhideWhenUsed="0" w:uiPriority="0" w:semiHidden="0" w:name="Table List 5"/>
-    <w:lsdException w:unhideWhenUsed="0" w:uiPriority="0" w:semiHidden="0" w:name="Table List 6"/>
-    <w:lsdException w:unhideWhenUsed="0" w:uiPriority="0" w:semiHidden="0" w:name="Table List 7"/>
-    <w:lsdException w:unhideWhenUsed="0" w:uiPriority="0" w:semiHidden="0" w:name="Table List 8"/>
-    <w:lsdException w:unhideWhenUsed="0" w:uiPriority="0" w:semiHidden="0" w:name="Table 3D effects 1"/>
-    <w:lsdException w:unhideWhenUsed="0" w:uiPriority="0" w:semiHidden="0" w:name="Table 3D effects 2"/>
-    <w:lsdException w:unhideWhenUsed="0" w:uiPriority="0" w:semiHidden="0" w:name="Table 3D effects 3"/>
-    <w:lsdException w:unhideWhenUsed="0" w:uiPriority="0" w:semiHidden="0" w:name="Table Contemporary"/>
-    <w:lsdException w:unhideWhenUsed="0" w:uiPriority="0" w:semiHidden="0" w:name="Table Elegant"/>
-    <w:lsdException w:unhideWhenUsed="0" w:uiPriority="0" w:semiHidden="0" w:name="Table Professional"/>
-    <w:lsdException w:unhideWhenUsed="0" w:uiPriority="0" w:semiHidden="0" w:name="Table Subtle 1"/>
-    <w:lsdException w:unhideWhenUsed="0" w:uiPriority="0" w:semiHidden="0" w:name="Table Subtle 2"/>
-    <w:lsdException w:unhideWhenUsed="0" w:uiPriority="0" w:semiHidden="0" w:name="Table Web 1"/>
-    <w:lsdException w:unhideWhenUsed="0" w:uiPriority="0" w:semiHidden="0" w:name="Table Web 2"/>
-    <w:lsdException w:unhideWhenUsed="0" w:uiPriority="0" w:semiHidden="0" w:name="Table Web 3"/>
-    <w:lsdException w:unhideWhenUsed="0" w:uiPriority="0" w:semiHidden="0" w:name="Balloon Text"/>
-    <w:lsdException w:qFormat="1" w:unhideWhenUsed="0" w:uiPriority="0" w:semiHidden="0" w:name="Table Grid"/>
-    <w:lsdException w:unhideWhenUsed="0" w:uiPriority="0" w:semiHidden="0" w:name="Table Theme"/>
-    <w:lsdException w:unhideWhenUsed="0" w:uiPriority="60" w:semiHidden="0" w:name="Light Shading"/>
-    <w:lsdException w:unhideWhenUsed="0" w:uiPriority="61" w:semiHidden="0" w:name="Light List"/>
-    <w:lsdException w:unhideWhenUsed="0" w:uiPriority="62" w:semiHidden="0" w:name="Light Grid"/>
-    <w:lsdException w:unhideWhenUsed="0" w:uiPriority="63" w:semiHidden="0" w:name="Medium Shading 1"/>
-    <w:lsdException w:unhideWhenUsed="0" w:uiPriority="64" w:semiHidden="0" w:name="Medium Shading 2"/>
-    <w:lsdException w:unhideWhenUsed="0" w:uiPriority="65" w:semiHidden="0" w:name="Medium List 1"/>
-    <w:lsdException w:unhideWhenUsed="0" w:uiPriority="66" w:semiHidden="0" w:name="Medium List 2"/>
-    <w:lsdException w:unhideWhenUsed="0" w:uiPriority="67" w:semiHidden="0" w:name="Medium Grid 1"/>
-    <w:lsdException w:unhideWhenUsed="0" w:uiPriority="68" w:semiHidden="0" w:name="Medium Grid 2"/>
-    <w:lsdException w:unhideWhenUsed="0" w:uiPriority="69" w:semiHidden="0" w:name="Medium Grid 3"/>
-    <w:lsdException w:unhideWhenUsed="0" w:uiPriority="70" w:semiHidden="0" w:name="Dark List"/>
-    <w:lsdException w:unhideWhenUsed="0" w:uiPriority="71" w:semiHidden="0" w:name="Colorful Shading"/>
-    <w:lsdException w:unhideWhenUsed="0" w:uiPriority="72" w:semiHidden="0" w:name="Colorful List"/>
-    <w:lsdException w:unhideWhenUsed="0" w:uiPriority="73" w:semiHidden="0" w:name="Colorful Grid"/>
-    <w:lsdException w:unhideWhenUsed="0" w:uiPriority="60" w:semiHidden="0" w:name="Light Shading Accent 1"/>
-    <w:lsdException w:unhideWhenUsed="0" w:uiPriority="61" w:semiHidden="0" w:name="Light List Accent 1"/>
-    <w:lsdException w:unhideWhenUsed="0" w:uiPriority="62" w:semiHidden="0" w:name="Light Grid Accent 1"/>
-    <w:lsdException w:unhideWhenUsed="0" w:uiPriority="63" w:semiHidden="0" w:name="Medium Shading 1 Accent 1"/>
-    <w:lsdException w:unhideWhenUsed="0" w:uiPriority="64" w:semiHidden="0" w:name="Medium Shading 2 Accent 1"/>
-    <w:lsdException w:unhideWhenUsed="0" w:uiPriority="65" w:semiHidden="0" w:name="Medium List 1 Accent 1"/>
-    <w:lsdException w:unhideWhenUsed="0" w:uiPriority="66" w:semiHidden="0" w:name="Medium List 2 Accent 1"/>
-    <w:lsdException w:unhideWhenUsed="0" w:uiPriority="67" w:semiHidden="0" w:name="Medium Grid 1 Accent 1"/>
-    <w:lsdException w:unhideWhenUsed="0" w:uiPriority="68" w:semiHidden="0" w:name="Medium Grid 2 Accent 1"/>
-    <w:lsdException w:unhideWhenUsed="0" w:uiPriority="69" w:semiHidden="0" w:name="Medium Grid 3 Accent 1"/>
-    <w:lsdException w:unhideWhenUsed="0" w:uiPriority="70" w:semiHidden="0" w:name="Dark List Accent 1"/>
-    <w:lsdException w:unhideWhenUsed="0" w:uiPriority="71" w:semiHidden="0" w:name="Colorful Shading Accent 1"/>
-    <w:lsdException w:unhideWhenUsed="0" w:uiPriority="72" w:semiHidden="0" w:name="Colorful List Accent 1"/>
-    <w:lsdException w:unhideWhenUsed="0" w:uiPriority="73" w:semiHidden="0" w:name="Colorful Grid Accent 1"/>
-    <w:lsdException w:unhideWhenUsed="0" w:uiPriority="60" w:semiHidden="0" w:name="Light Shading Accent 2"/>
-    <w:lsdException w:unhideWhenUsed="0" w:uiPriority="61" w:semiHidden="0" w:name="Light List Accent 2"/>
-    <w:lsdException w:unhideWhenUsed="0" w:uiPriority="62" w:semiHidden="0" w:name="Light Grid Accent 2"/>
-    <w:lsdException w:unhideWhenUsed="0" w:uiPriority="63" w:semiHidden="0" w:name="Medium Shading 1 Accent 2"/>
-    <w:lsdException w:unhideWhenUsed="0" w:uiPriority="64" w:semiHidden="0" w:name="Medium Shading 2 Accent 2"/>
-    <w:lsdException w:unhideWhenUsed="0" w:uiPriority="65" w:semiHidden="0" w:name="Medium List 1 Accent 2"/>
-    <w:lsdException w:unhideWhenUsed="0" w:uiPriority="66" w:semiHidden="0" w:name="Medium List 2 Accent 2"/>
-    <w:lsdException w:unhideWhenUsed="0" w:uiPriority="67" w:semiHidden="0" w:name="Medium Grid 1 Accent 2"/>
-    <w:lsdException w:unhideWhenUsed="0" w:uiPriority="68" w:semiHidden="0" w:name="Medium Grid 2 Accent 2"/>
-    <w:lsdException w:unhideWhenUsed="0" w:uiPriority="69" w:semiHidden="0" w:name="Medium Grid 3 Accent 2"/>
-    <w:lsdException w:unhideWhenUsed="0" w:uiPriority="70" w:semiHidden="0" w:name="Dark List Accent 2"/>
-    <w:lsdException w:unhideWhenUsed="0" w:uiPriority="71" w:semiHidden="0" w:name="Colorful Shading Accent 2"/>
-    <w:lsdException w:unhideWhenUsed="0" w:uiPriority="72" w:semiHidden="0" w:name="Colorful List Accent 2"/>
-    <w:lsdException w:unhideWhenUsed="0" w:uiPriority="73" w:semiHidden="0" w:name="Colorful Grid Accent 2"/>
-    <w:lsdException w:unhideWhenUsed="0" w:uiPriority="60" w:semiHidden="0" w:name="Light Shading Accent 3"/>
-    <w:lsdException w:unhideWhenUsed="0" w:uiPriority="61" w:semiHidden="0" w:name="Light List Accent 3"/>
-    <w:lsdException w:unhideWhenUsed="0" w:uiPriority="62" w:semiHidden="0" w:name="Light Grid Accent 3"/>
-    <w:lsdException w:unhideWhenUsed="0" w:uiPriority="63" w:semiHidden="0" w:name="Medium Shading 1 Accent 3"/>
-    <w:lsdException w:unhideWhenUsed="0" w:uiPriority="64" w:semiHidden="0" w:name="Medium Shading 2 Accent 3"/>
-    <w:lsdException w:unhideWhenUsed="0" w:uiPriority="65" w:semiHidden="0" w:name="Medium List 1 Accent 3"/>
-    <w:lsdException w:unhideWhenUsed="0" w:uiPriority="66" w:semiHidden="0" w:name="Medium List 2 Accent 3"/>
-    <w:lsdException w:unhideWhenUsed="0" w:uiPriority="67" w:semiHidden="0" w:name="Medium Grid 1 Accent 3"/>
-    <w:lsdException w:unhideWhenUsed="0" w:uiPriority="68" w:semiHidden="0" w:name="Medium Grid 2 Accent 3"/>
-    <w:lsdException w:unhideWhenUsed="0" w:uiPriority="69" w:semiHidden="0" w:name="Medium Grid 3 Accent 3"/>
-    <w:lsdException w:unhideWhenUsed="0" w:uiPriority="70" w:semiHidden="0" w:name="Dark List Accent 3"/>
-    <w:lsdException w:unhideWhenUsed="0" w:uiPriority="71" w:semiHidden="0" w:name="Colorful Shading Accent 3"/>
-    <w:lsdException w:unhideWhenUsed="0" w:uiPriority="72" w:semiHidden="0" w:name="Colorful List Accent 3"/>
-    <w:lsdException w:unhideWhenUsed="0" w:uiPriority="73" w:semiHidden="0" w:name="Colorful Grid Accent 3"/>
-    <w:lsdException w:unhideWhenUsed="0" w:uiPriority="60" w:semiHidden="0" w:name="Light Shading Accent 4"/>
-    <w:lsdException w:unhideWhenUsed="0" w:uiPriority="61" w:semiHidden="0" w:name="Light List Accent 4"/>
-    <w:lsdException w:unhideWhenUsed="0" w:uiPriority="62" w:semiHidden="0" w:name="Light Grid Accent 4"/>
-    <w:lsdException w:unhideWhenUsed="0" w:uiPriority="63" w:semiHidden="0" w:name="Medium Shading 1 Accent 4"/>
-    <w:lsdException w:unhideWhenUsed="0" w:uiPriority="64" w:semiHidden="0" w:name="Medium Shading 2 Accent 4"/>
-    <w:lsdException w:unhideWhenUsed="0" w:uiPriority="65" w:semiHidden="0" w:name="Medium List 1 Accent 4"/>
-    <w:lsdException w:unhideWhenUsed="0" w:uiPriority="66" w:semiHidden="0" w:name="Medium List 2 Accent 4"/>
-    <w:lsdException w:unhideWhenUsed="0" w:uiPriority="67" w:semiHidden="0" w:name="Medium Grid 1 Accent 4"/>
-    <w:lsdException w:unhideWhenUsed="0" w:uiPriority="68" w:semiHidden="0" w:name="Medium Grid 2 Accent 4"/>
-    <w:lsdException w:unhideWhenUsed="0" w:uiPriority="69" w:semiHidden="0" w:name="Medium Grid 3 Accent 4"/>
-    <w:lsdException w:unhideWhenUsed="0" w:uiPriority="70" w:semiHidden="0" w:name="Dark List Accent 4"/>
-    <w:lsdException w:unhideWhenUsed="0" w:uiPriority="71" w:semiHidden="0" w:name="Colorful Shading Accent 4"/>
-    <w:lsdException w:unhideWhenUsed="0" w:uiPriority="72" w:semiHidden="0" w:name="Colorful List Accent 4"/>
-    <w:lsdException w:unhideWhenUsed="0" w:uiPriority="73" w:semiHidden="0" w:name="Colorful Grid Accent 4"/>
-    <w:lsdException w:unhideWhenUsed="0" w:uiPriority="60" w:semiHidden="0" w:name="Light Shading Accent 5"/>
-    <w:lsdException w:unhideWhenUsed="0" w:uiPriority="61" w:semiHidden="0" w:name="Light List Accent 5"/>
-    <w:lsdException w:unhideWhenUsed="0" w:uiPriority="62" w:semiHidden="0" w:name="Light Grid Accent 5"/>
-    <w:lsdException w:unhideWhenUsed="0" w:uiPriority="63" w:semiHidden="0" w:name="Medium Shading 1 Accent 5"/>
-    <w:lsdException w:unhideWhenUsed="0" w:uiPriority="64" w:semiHidden="0" w:name="Medium Shading 2 Accent 5"/>
-    <w:lsdException w:unhideWhenUsed="0" w:uiPriority="65" w:semiHidden="0" w:name="Medium List 1 Accent 5"/>
-    <w:lsdException w:unhideWhenUsed="0" w:uiPriority="66" w:semiHidden="0" w:name="Medium List 2 Accent 5"/>
-    <w:lsdException w:unhideWhenUsed="0" w:uiPriority="67" w:semiHidden="0" w:name="Medium Grid 1 Accent 5"/>
-    <w:lsdException w:unhideWhenUsed="0" w:uiPriority="68" w:semiHidden="0" w:name="Medium Grid 2 Accent 5"/>
-    <w:lsdException w:unhideWhenUsed="0" w:uiPriority="69" w:semiHidden="0" w:name="Medium Grid 3 Accent 5"/>
-    <w:lsdException w:unhideWhenUsed="0" w:uiPriority="70" w:semiHidden="0" w:name="Dark List Accent 5"/>
-    <w:lsdException w:unhideWhenUsed="0" w:uiPriority="71" w:semiHidden="0" w:name="Colorful Shading Accent 5"/>
-    <w:lsdException w:unhideWhenUsed="0" w:uiPriority="72" w:semiHidden="0" w:name="Colorful List Accent 5"/>
-    <w:lsdException w:unhideWhenUsed="0" w:uiPriority="73" w:semiHidden="0" w:name="Colorful Grid Accent 5"/>
-    <w:lsdException w:unhideWhenUsed="0" w:uiPriority="60" w:semiHidden="0" w:name="Light Shading Accent 6"/>
-    <w:lsdException w:unhideWhenUsed="0" w:uiPriority="61" w:semiHidden="0" w:name="Light List Accent 6"/>
-    <w:lsdException w:unhideWhenUsed="0" w:uiPriority="62" w:semiHidden="0" w:name="Light Grid Accent 6"/>
-    <w:lsdException w:unhideWhenUsed="0" w:uiPriority="63" w:semiHidden="0" w:name="Medium Shading 1 Accent 6"/>
-    <w:lsdException w:unhideWhenUsed="0" w:uiPriority="64" w:semiHidden="0" w:name="Medium Shading 2 Accent 6"/>
-    <w:lsdException w:unhideWhenUsed="0" w:uiPriority="65" w:semiHidden="0" w:name="Medium List 1 Accent 6"/>
-    <w:lsdException w:unhideWhenUsed="0" w:uiPriority="66" w:semiHidden="0" w:name="Medium List 2 Accent 6"/>
-    <w:lsdException w:unhideWhenUsed="0" w:uiPriority="67" w:semiHidden="0" w:name="Medium Grid 1 Accent 6"/>
-    <w:lsdException w:unhideWhenUsed="0" w:uiPriority="68" w:semiHidden="0" w:name="Medium Grid 2 Accent 6"/>
-    <w:lsdException w:unhideWhenUsed="0" w:uiPriority="69" w:semiHidden="0" w:name="Medium Grid 3 Accent 6"/>
-    <w:lsdException w:unhideWhenUsed="0" w:uiPriority="70" w:semiHidden="0" w:name="Dark List Accent 6"/>
-    <w:lsdException w:unhideWhenUsed="0" w:uiPriority="71" w:semiHidden="0" w:name="Colorful Shading Accent 6"/>
-    <w:lsdException w:unhideWhenUsed="0" w:uiPriority="72" w:semiHidden="0" w:name="Colorful List Accent 6"/>
-    <w:lsdException w:unhideWhenUsed="0" w:uiPriority="73" w:semiHidden="0" w:name="Colorful Grid Accent 6"/>
+  <w:latentStyles w:defLockedState="0" w:defUIPriority="99" w:defSemiHidden="1" w:defUnhideWhenUsed="1" w:defQFormat="0" w:count="260">
+    <w:lsdException w:name="Normal" w:semiHidden="0" w:uiPriority="0" w:unhideWhenUsed="0" w:qFormat="1"/>
+    <w:lsdException w:name="heading 1" w:semiHidden="0" w:uiPriority="0" w:unhideWhenUsed="0" w:qFormat="1"/>
+    <w:lsdException w:name="heading 2" w:semiHidden="0" w:uiPriority="0" w:qFormat="1"/>
+    <w:lsdException w:name="heading 3" w:uiPriority="0" w:qFormat="1"/>
+    <w:lsdException w:name="heading 4" w:semiHidden="0" w:uiPriority="0" w:qFormat="1"/>
+    <w:lsdException w:name="heading 5" w:uiPriority="0" w:qFormat="1"/>
+    <w:lsdException w:name="heading 6" w:uiPriority="0" w:qFormat="1"/>
+    <w:lsdException w:name="heading 7" w:uiPriority="0" w:qFormat="1"/>
+    <w:lsdException w:name="heading 8" w:uiPriority="0" w:qFormat="1"/>
+    <w:lsdException w:name="heading 9" w:uiPriority="0" w:qFormat="1"/>
+    <w:lsdException w:name="index 1" w:semiHidden="0" w:uiPriority="0" w:unhideWhenUsed="0"/>
+    <w:lsdException w:name="index 2" w:semiHidden="0" w:uiPriority="0" w:unhideWhenUsed="0"/>
+    <w:lsdException w:name="index 3" w:semiHidden="0" w:uiPriority="0" w:unhideWhenUsed="0"/>
+    <w:lsdException w:name="index 4" w:semiHidden="0" w:uiPriority="0" w:unhideWhenUsed="0"/>
+    <w:lsdException w:name="index 5" w:semiHidden="0" w:uiPriority="0" w:unhideWhenUsed="0"/>
+    <w:lsdException w:name="index 6" w:semiHidden="0" w:uiPriority="0" w:unhideWhenUsed="0"/>
+    <w:lsdException w:name="index 7" w:semiHidden="0" w:uiPriority="0" w:unhideWhenUsed="0"/>
+    <w:lsdException w:name="index 8" w:semiHidden="0" w:uiPriority="0" w:unhideWhenUsed="0"/>
+    <w:lsdException w:name="index 9" w:semiHidden="0" w:uiPriority="0" w:unhideWhenUsed="0"/>
+    <w:lsdException w:name="toc 1" w:semiHidden="0" w:uiPriority="0" w:unhideWhenUsed="0" w:qFormat="1"/>
+    <w:lsdException w:name="toc 2" w:semiHidden="0" w:uiPriority="0" w:unhideWhenUsed="0" w:qFormat="1"/>
+    <w:lsdException w:name="toc 3" w:semiHidden="0" w:uiPriority="0" w:unhideWhenUsed="0" w:qFormat="1"/>
+    <w:lsdException w:name="toc 4" w:semiHidden="0" w:uiPriority="0" w:unhideWhenUsed="0"/>
+    <w:lsdException w:name="toc 5" w:semiHidden="0" w:uiPriority="0" w:unhideWhenUsed="0"/>
+    <w:lsdException w:name="toc 6" w:semiHidden="0" w:uiPriority="0" w:unhideWhenUsed="0"/>
+    <w:lsdException w:name="toc 7" w:semiHidden="0" w:uiPriority="0" w:unhideWhenUsed="0"/>
+    <w:lsdException w:name="toc 8" w:semiHidden="0" w:uiPriority="0" w:unhideWhenUsed="0"/>
+    <w:lsdException w:name="toc 9" w:semiHidden="0" w:uiPriority="0" w:unhideWhenUsed="0"/>
+    <w:lsdException w:name="Normal Indent" w:semiHidden="0" w:uiPriority="0" w:unhideWhenUsed="0"/>
+    <w:lsdException w:name="footnote text" w:semiHidden="0" w:uiPriority="0" w:unhideWhenUsed="0"/>
+    <w:lsdException w:name="annotation text" w:semiHidden="0" w:uiPriority="0" w:unhideWhenUsed="0" w:qFormat="1"/>
+    <w:lsdException w:name="header" w:semiHidden="0" w:uiPriority="0" w:unhideWhenUsed="0" w:qFormat="1"/>
+    <w:lsdException w:name="footer" w:semiHidden="0" w:uiPriority="0" w:unhideWhenUsed="0" w:qFormat="1"/>
+    <w:lsdException w:name="index heading" w:semiHidden="0" w:uiPriority="0" w:unhideWhenUsed="0"/>
+    <w:lsdException w:name="caption" w:uiPriority="0" w:qFormat="1"/>
+    <w:lsdException w:name="table of figures" w:semiHidden="0" w:uiPriority="0" w:unhideWhenUsed="0"/>
+    <w:lsdException w:name="envelope address" w:semiHidden="0" w:uiPriority="0" w:unhideWhenUsed="0"/>
+    <w:lsdException w:name="envelope return" w:semiHidden="0" w:uiPriority="0" w:unhideWhenUsed="0"/>
+    <w:lsdException w:name="footnote reference" w:semiHidden="0" w:uiPriority="0" w:unhideWhenUsed="0"/>
+    <w:lsdException w:name="annotation reference" w:semiHidden="0" w:uiPriority="0" w:unhideWhenUsed="0"/>
+    <w:lsdException w:name="line number" w:semiHidden="0" w:uiPriority="0" w:unhideWhenUsed="0"/>
+    <w:lsdException w:name="page number" w:semiHidden="0" w:uiPriority="0" w:unhideWhenUsed="0"/>
+    <w:lsdException w:name="endnote reference" w:semiHidden="0" w:uiPriority="0" w:unhideWhenUsed="0"/>
+    <w:lsdException w:name="endnote text" w:semiHidden="0" w:uiPriority="0" w:unhideWhenUsed="0"/>
+    <w:lsdException w:name="table of authorities" w:semiHidden="0" w:uiPriority="0" w:unhideWhenUsed="0"/>
+    <w:lsdException w:name="macro" w:semiHidden="0" w:uiPriority="0" w:unhideWhenUsed="0"/>
+    <w:lsdException w:name="toa heading" w:semiHidden="0" w:uiPriority="0" w:unhideWhenUsed="0"/>
+    <w:lsdException w:name="List" w:semiHidden="0" w:uiPriority="0" w:unhideWhenUsed="0"/>
+    <w:lsdException w:name="List Bullet" w:semiHidden="0" w:uiPriority="0" w:unhideWhenUsed="0"/>
+    <w:lsdException w:name="List Number" w:semiHidden="0" w:uiPriority="0" w:unhideWhenUsed="0"/>
+    <w:lsdException w:name="List 2" w:semiHidden="0" w:uiPriority="0" w:unhideWhenUsed="0"/>
+    <w:lsdException w:name="List 3" w:semiHidden="0" w:uiPriority="0" w:unhideWhenUsed="0"/>
+    <w:lsdException w:name="List 4" w:semiHidden="0" w:uiPriority="0" w:unhideWhenUsed="0"/>
+    <w:lsdException w:name="List 5" w:semiHidden="0" w:uiPriority="0" w:unhideWhenUsed="0"/>
+    <w:lsdException w:name="List Bullet 2" w:semiHidden="0" w:uiPriority="0" w:unhideWhenUsed="0"/>
+    <w:lsdException w:name="List Bullet 3" w:semiHidden="0" w:uiPriority="0" w:unhideWhenUsed="0"/>
+    <w:lsdException w:name="List Bullet 4" w:semiHidden="0" w:uiPriority="0" w:unhideWhenUsed="0"/>
+    <w:lsdException w:name="List Bullet 5" w:semiHidden="0" w:uiPriority="0" w:unhideWhenUsed="0"/>
+    <w:lsdException w:name="List Number 2" w:semiHidden="0" w:uiPriority="0" w:unhideWhenUsed="0"/>
+    <w:lsdException w:name="List Number 3" w:semiHidden="0" w:uiPriority="0" w:unhideWhenUsed="0"/>
+    <w:lsdException w:name="List Number 4" w:semiHidden="0" w:uiPriority="0" w:unhideWhenUsed="0"/>
+    <w:lsdException w:name="List Number 5" w:semiHidden="0" w:uiPriority="0" w:unhideWhenUsed="0"/>
+    <w:lsdException w:name="Title" w:semiHidden="0" w:uiPriority="0" w:unhideWhenUsed="0" w:qFormat="1"/>
+    <w:lsdException w:name="Closing" w:semiHidden="0" w:uiPriority="0" w:unhideWhenUsed="0"/>
+    <w:lsdException w:name="Signature" w:semiHidden="0" w:uiPriority="0" w:unhideWhenUsed="0"/>
+    <w:lsdException w:name="Default Paragraph Font" w:uiPriority="0" w:unhideWhenUsed="0" w:qFormat="1"/>
+    <w:lsdException w:name="Body Text" w:uiPriority="0" w:unhideWhenUsed="0" w:qFormat="1"/>
+    <w:lsdException w:name="Body Text Indent" w:semiHidden="0" w:uiPriority="0" w:unhideWhenUsed="0"/>
+    <w:lsdException w:name="List Continue" w:semiHidden="0" w:uiPriority="0" w:unhideWhenUsed="0"/>
+    <w:lsdException w:name="List Continue 2" w:semiHidden="0" w:uiPriority="0" w:unhideWhenUsed="0"/>
+    <w:lsdException w:name="List Continue 3" w:semiHidden="0" w:uiPriority="0" w:unhideWhenUsed="0"/>
+    <w:lsdException w:name="List Continue 4" w:semiHidden="0" w:uiPriority="0" w:unhideWhenUsed="0"/>
+    <w:lsdException w:name="List Continue 5" w:semiHidden="0" w:uiPriority="0" w:unhideWhenUsed="0"/>
+    <w:lsdException w:name="Message Header" w:semiHidden="0" w:uiPriority="0" w:unhideWhenUsed="0"/>
+    <w:lsdException w:name="Subtitle" w:semiHidden="0" w:uiPriority="0" w:unhideWhenUsed="0" w:qFormat="1"/>
+    <w:lsdException w:name="Salutation" w:semiHidden="0" w:uiPriority="0" w:unhideWhenUsed="0"/>
+    <w:lsdException w:name="Date" w:semiHidden="0" w:uiPriority="0" w:unhideWhenUsed="0"/>
+    <w:lsdException w:name="Body Text First Indent" w:semiHidden="0" w:uiPriority="0" w:unhideWhenUsed="0"/>
+    <w:lsdException w:name="Body Text First Indent 2" w:semiHidden="0" w:uiPriority="0" w:unhideWhenUsed="0"/>
+    <w:lsdException w:name="Body Text 2" w:semiHidden="0" w:uiPriority="0" w:unhideWhenUsed="0"/>
+    <w:lsdException w:name="Body Text 3" w:semiHidden="0" w:uiPriority="0" w:unhideWhenUsed="0"/>
+    <w:lsdException w:name="Body Text Indent 2" w:semiHidden="0" w:uiPriority="0" w:unhideWhenUsed="0"/>
+    <w:lsdException w:name="Body Text Indent 3" w:semiHidden="0" w:uiPriority="0" w:unhideWhenUsed="0"/>
+    <w:lsdException w:name="Block Text" w:semiHidden="0" w:uiPriority="0" w:unhideWhenUsed="0"/>
+    <w:lsdException w:name="Hyperlink" w:semiHidden="0" w:uiPriority="0" w:unhideWhenUsed="0"/>
+    <w:lsdException w:name="FollowedHyperlink" w:semiHidden="0" w:uiPriority="0" w:unhideWhenUsed="0"/>
+    <w:lsdException w:name="Strong" w:semiHidden="0" w:uiPriority="0" w:unhideWhenUsed="0" w:qFormat="1"/>
+    <w:lsdException w:name="Emphasis" w:semiHidden="0" w:uiPriority="0" w:unhideWhenUsed="0" w:qFormat="1"/>
+    <w:lsdException w:name="Document Map" w:semiHidden="0" w:uiPriority="0" w:unhideWhenUsed="0"/>
+    <w:lsdException w:name="Plain Text" w:semiHidden="0" w:uiPriority="0" w:unhideWhenUsed="0"/>
+    <w:lsdException w:name="E-mail Signature" w:semiHidden="0" w:uiPriority="0" w:unhideWhenUsed="0"/>
+    <w:lsdException w:name="Normal (Web)" w:semiHidden="0" w:uiPriority="0" w:unhideWhenUsed="0" w:qFormat="1"/>
+    <w:lsdException w:name="HTML Acronym" w:semiHidden="0" w:uiPriority="0" w:unhideWhenUsed="0"/>
+    <w:lsdException w:name="HTML Address" w:semiHidden="0" w:uiPriority="0" w:unhideWhenUsed="0"/>
+    <w:lsdException w:name="HTML Cite" w:semiHidden="0" w:uiPriority="0" w:unhideWhenUsed="0"/>
+    <w:lsdException w:name="HTML Code" w:semiHidden="0" w:uiPriority="0" w:unhideWhenUsed="0"/>
+    <w:lsdException w:name="HTML Definition" w:semiHidden="0" w:uiPriority="0" w:unhideWhenUsed="0"/>
+    <w:lsdException w:name="HTML Keyboard" w:semiHidden="0" w:uiPriority="0" w:unhideWhenUsed="0"/>
+    <w:lsdException w:name="HTML Preformatted" w:semiHidden="0" w:uiPriority="0" w:unhideWhenUsed="0"/>
+    <w:lsdException w:name="HTML Sample" w:semiHidden="0" w:uiPriority="0" w:unhideWhenUsed="0"/>
+    <w:lsdException w:name="HTML Typewriter" w:semiHidden="0" w:uiPriority="0" w:unhideWhenUsed="0"/>
+    <w:lsdException w:name="HTML Variable" w:semiHidden="0" w:uiPriority="0" w:unhideWhenUsed="0"/>
+    <w:lsdException w:name="Normal Table" w:uiPriority="0" w:unhideWhenUsed="0" w:qFormat="1"/>
+    <w:lsdException w:name="annotation subject" w:semiHidden="0" w:uiPriority="0" w:unhideWhenUsed="0"/>
+    <w:lsdException w:name="Table Simple 1" w:semiHidden="0" w:uiPriority="0" w:unhideWhenUsed="0"/>
+    <w:lsdException w:name="Table Simple 2" w:semiHidden="0" w:uiPriority="0" w:unhideWhenUsed="0"/>
+    <w:lsdException w:name="Table Simple 3" w:semiHidden="0" w:uiPriority="0" w:unhideWhenUsed="0"/>
+    <w:lsdException w:name="Table Classic 1" w:semiHidden="0" w:uiPriority="0" w:unhideWhenUsed="0"/>
+    <w:lsdException w:name="Table Classic 2" w:semiHidden="0" w:uiPriority="0" w:unhideWhenUsed="0"/>
+    <w:lsdException w:name="Table Classic 3" w:semiHidden="0" w:uiPriority="0" w:unhideWhenUsed="0"/>
+    <w:lsdException w:name="Table Classic 4" w:semiHidden="0" w:uiPriority="0" w:unhideWhenUsed="0"/>
+    <w:lsdException w:name="Table Colorful 1" w:semiHidden="0" w:uiPriority="0" w:unhideWhenUsed="0"/>
+    <w:lsdException w:name="Table Colorful 2" w:semiHidden="0" w:uiPriority="0" w:unhideWhenUsed="0"/>
+    <w:lsdException w:name="Table Colorful 3" w:semiHidden="0" w:uiPriority="0" w:unhideWhenUsed="0"/>
+    <w:lsdException w:name="Table Columns 1" w:semiHidden="0" w:uiPriority="0" w:unhideWhenUsed="0"/>
+    <w:lsdException w:name="Table Columns 2" w:semiHidden="0" w:uiPriority="0" w:unhideWhenUsed="0"/>
+    <w:lsdException w:name="Table Columns 3" w:semiHidden="0" w:uiPriority="0" w:unhideWhenUsed="0"/>
+    <w:lsdException w:name="Table Columns 4" w:semiHidden="0" w:uiPriority="0" w:unhideWhenUsed="0"/>
+    <w:lsdException w:name="Table Columns 5" w:semiHidden="0" w:uiPriority="0" w:unhideWhenUsed="0"/>
+    <w:lsdException w:name="Table Grid 1" w:semiHidden="0" w:uiPriority="0" w:unhideWhenUsed="0"/>
+    <w:lsdException w:name="Table Grid 2" w:semiHidden="0" w:uiPriority="0" w:unhideWhenUsed="0"/>
+    <w:lsdException w:name="Table Grid 3" w:semiHidden="0" w:uiPriority="0" w:unhideWhenUsed="0"/>
+    <w:lsdException w:name="Table Grid 4" w:semiHidden="0" w:uiPriority="0" w:unhideWhenUsed="0"/>
+    <w:lsdException w:name="Table Grid 5" w:semiHidden="0" w:uiPriority="0" w:unhideWhenUsed="0"/>
+    <w:lsdException w:name="Table Grid 6" w:semiHidden="0" w:uiPriority="0" w:unhideWhenUsed="0"/>
+    <w:lsdException w:name="Table Grid 7" w:semiHidden="0" w:uiPriority="0" w:unhideWhenUsed="0"/>
+    <w:lsdException w:name="Table Grid 8" w:semiHidden="0" w:uiPriority="0" w:unhideWhenUsed="0"/>
+    <w:lsdException w:name="Table List 1" w:semiHidden="0" w:uiPriority="0" w:unhideWhenUsed="0"/>
+    <w:lsdException w:name="Table List 2" w:semiHidden="0" w:uiPriority="0" w:unhideWhenUsed="0"/>
+    <w:lsdException w:name="Table List 3" w:semiHidden="0" w:uiPriority="0" w:unhideWhenUsed="0"/>
+    <w:lsdException w:name="Table List 4" w:semiHidden="0" w:uiPriority="0" w:unhideWhenUsed="0"/>
+    <w:lsdException w:name="Table List 5" w:semiHidden="0" w:uiPriority="0" w:unhideWhenUsed="0"/>
+    <w:lsdException w:name="Table List 6" w:semiHidden="0" w:uiPriority="0" w:unhideWhenUsed="0"/>
+    <w:lsdException w:name="Table List 7" w:semiHidden="0" w:uiPriority="0" w:unhideWhenUsed="0"/>
+    <w:lsdException w:name="Table List 8" w:semiHidden="0" w:uiPriority="0" w:unhideWhenUsed="0"/>
+    <w:lsdException w:name="Table 3D effects 1" w:semiHidden="0" w:uiPriority="0" w:unhideWhenUsed="0"/>
+    <w:lsdException w:name="Table 3D effects 2" w:semiHidden="0" w:uiPriority="0" w:unhideWhenUsed="0"/>
+    <w:lsdException w:name="Table 3D effects 3" w:semiHidden="0" w:uiPriority="0" w:unhideWhenUsed="0"/>
+    <w:lsdException w:name="Table Contemporary" w:semiHidden="0" w:uiPriority="0" w:unhideWhenUsed="0"/>
+    <w:lsdException w:name="Table Elegant" w:semiHidden="0" w:uiPriority="0" w:unhideWhenUsed="0"/>
+    <w:lsdException w:name="Table Professional" w:semiHidden="0" w:uiPriority="0" w:unhideWhenUsed="0"/>
+    <w:lsdException w:name="Table Subtle 1" w:semiHidden="0" w:uiPriority="0" w:unhideWhenUsed="0"/>
+    <w:lsdException w:name="Table Subtle 2" w:semiHidden="0" w:uiPriority="0" w:unhideWhenUsed="0"/>
+    <w:lsdException w:name="Table Web 1" w:semiHidden="0" w:uiPriority="0" w:unhideWhenUsed="0"/>
+    <w:lsdException w:name="Table Web 2" w:semiHidden="0" w:uiPriority="0" w:unhideWhenUsed="0"/>
+    <w:lsdException w:name="Table Web 3" w:semiHidden="0" w:uiPriority="0" w:unhideWhenUsed="0"/>
+    <w:lsdException w:name="Balloon Text" w:semiHidden="0" w:uiPriority="0" w:unhideWhenUsed="0"/>
+    <w:lsdException w:name="Table Grid" w:semiHidden="0" w:uiPriority="0" w:unhideWhenUsed="0" w:qFormat="1"/>
+    <w:lsdException w:name="Table Theme" w:semiHidden="0" w:uiPriority="0" w:unhideWhenUsed="0"/>
+    <w:lsdException w:name="Light Shading" w:semiHidden="0" w:uiPriority="60" w:unhideWhenUsed="0"/>
+    <w:lsdException w:name="Light List" w:semiHidden="0" w:uiPriority="61" w:unhideWhenUsed="0"/>
+    <w:lsdException w:name="Light Grid" w:semiHidden="0" w:uiPriority="62" w:unhideWhenUsed="0"/>
+    <w:lsdException w:name="Medium Shading 1" w:semiHidden="0" w:uiPriority="63" w:unhideWhenUsed="0"/>
+    <w:lsdException w:name="Medium Shading 2" w:semiHidden="0" w:uiPriority="64" w:unhideWhenUsed="0"/>
+    <w:lsdException w:name="Medium List 1" w:semiHidden="0" w:uiPriority="65" w:unhideWhenUsed="0"/>
+    <w:lsdException w:name="Medium List 2" w:semiHidden="0" w:uiPriority="66" w:unhideWhenUsed="0"/>
+    <w:lsdException w:name="Medium Grid 1" w:semiHidden="0" w:uiPriority="67" w:unhideWhenUsed="0"/>
+    <w:lsdException w:name="Medium Grid 2" w:semiHidden="0" w:uiPriority="68" w:unhideWhenUsed="0"/>
+    <w:lsdException w:name="Medium Grid 3" w:semiHidden="0" w:uiPriority="69" w:unhideWhenUsed="0"/>
+    <w:lsdException w:name="Dark List" w:semiHidden="0" w:uiPriority="70" w:unhideWhenUsed="0"/>
+    <w:lsdException w:name="Colorful Shading" w:semiHidden="0" w:uiPriority="71" w:unhideWhenUsed="0"/>
+    <w:lsdException w:name="Colorful List" w:semiHidden="0" w:uiPriority="72" w:unhideWhenUsed="0"/>
+    <w:lsdException w:name="Colorful Grid" w:semiHidden="0" w:uiPriority="73" w:unhideWhenUsed="0"/>
+    <w:lsdException w:name="Light Shading Accent 1" w:semiHidden="0" w:uiPriority="60" w:unhideWhenUsed="0"/>
+    <w:lsdException w:name="Light List Accent 1" w:semiHidden="0" w:uiPriority="61" w:unhideWhenUsed="0"/>
+    <w:lsdException w:name="Light Grid Accent 1" w:semiHidden="0" w:uiPriority="62" w:unhideWhenUsed="0"/>
+    <w:lsdException w:name="Medium Shading 1 Accent 1" w:semiHidden="0" w:uiPriority="63" w:unhideWhenUsed="0"/>
+    <w:lsdException w:name="Medium Shading 2 Accent 1" w:semiHidden="0" w:uiPriority="64" w:unhideWhenUsed="0"/>
+    <w:lsdException w:name="Medium List 1 Accent 1" w:semiHidden="0" w:uiPriority="65" w:unhideWhenUsed="0"/>
+    <w:lsdException w:name="Medium List 2 Accent 1" w:semiHidden="0" w:uiPriority="66" w:unhideWhenUsed="0"/>
+    <w:lsdException w:name="Medium Grid 1 Accent 1" w:semiHidden="0" w:uiPriority="67" w:unhideWhenUsed="0"/>
+    <w:lsdException w:name="Medium Grid 2 Accent 1" w:semiHidden="0" w:uiPriority="68" w:unhideWhenUsed="0"/>
+    <w:lsdException w:name="Medium Grid 3 Accent 1" w:semiHidden="0" w:uiPriority="69" w:unhideWhenUsed="0"/>
+    <w:lsdException w:name="Dark List Accent 1" w:semiHidden="0" w:uiPriority="70" w:unhideWhenUsed="0"/>
+    <w:lsdException w:name="Colorful Shading Accent 1" w:semiHidden="0" w:uiPriority="71" w:unhideWhenUsed="0"/>
+    <w:lsdException w:name="Colorful List Accent 1" w:semiHidden="0" w:uiPriority="72" w:unhideWhenUsed="0"/>
+    <w:lsdException w:name="Colorful Grid Accent 1" w:semiHidden="0" w:uiPriority="73" w:unhideWhenUsed="0"/>
+    <w:lsdException w:name="Light Shading Accent 2" w:semiHidden="0" w:uiPriority="60" w:unhideWhenUsed="0"/>
+    <w:lsdException w:name="Light List Accent 2" w:semiHidden="0" w:uiPriority="61" w:unhideWhenUsed="0"/>
+    <w:lsdException w:name="Light Grid Accent 2" w:semiHidden="0" w:uiPriority="62" w:unhideWhenUsed="0"/>
+    <w:lsdException w:name="Medium Shading 1 Accent 2" w:semiHidden="0" w:uiPriority="63" w:unhideWhenUsed="0"/>
+    <w:lsdException w:name="Medium Shading 2 Accent 2" w:semiHidden="0" w:uiPriority="64" w:unhideWhenUsed="0"/>
+    <w:lsdException w:name="Medium List 1 Accent 2" w:semiHidden="0" w:uiPriority="65" w:unhideWhenUsed="0"/>
+    <w:lsdException w:name="Medium List 2 Accent 2" w:semiHidden="0" w:uiPriority="66" w:unhideWhenUsed="0"/>
+    <w:lsdException w:name="Medium Grid 1 Accent 2" w:semiHidden="0" w:uiPriority="67" w:unhideWhenUsed="0"/>
+    <w:lsdException w:name="Medium Grid 2 Accent 2" w:semiHidden="0" w:uiPriority="68" w:unhideWhenUsed="0"/>
+    <w:lsdException w:name="Medium Grid 3 Accent 2" w:semiHidden="0" w:uiPriority="69" w:unhideWhenUsed="0"/>
+    <w:lsdException w:name="Dark List Accent 2" w:semiHidden="0" w:uiPriority="70" w:unhideWhenUsed="0"/>
+    <w:lsdException w:name="Colorful Shading Accent 2" w:semiHidden="0" w:uiPriority="71" w:unhideWhenUsed="0"/>
+    <w:lsdException w:name="Colorful List Accent 2" w:semiHidden="0" w:uiPriority="72" w:unhideWhenUsed="0"/>
+    <w:lsdException w:name="Colorful Grid Accent 2" w:semiHidden="0" w:uiPriority="73" w:unhideWhenUsed="0"/>
+    <w:lsdException w:name="Light Shading Accent 3" w:semiHidden="0" w:uiPriority="60" w:unhideWhenUsed="0"/>
+    <w:lsdException w:name="Light List Accent 3" w:semiHidden="0" w:uiPriority="61" w:unhideWhenUsed="0"/>
+    <w:lsdException w:name="Light Grid Accent 3" w:semiHidden="0" w:uiPriority="62" w:unhideWhenUsed="0"/>
+    <w:lsdException w:name="Medium Shading 1 Accent 3" w:semiHidden="0" w:uiPriority="63" w:unhideWhenUsed="0"/>
+    <w:lsdException w:name="Medium Shading 2 Accent 3" w:semiHidden="0" w:uiPriority="64" w:unhideWhenUsed="0"/>
+    <w:lsdException w:name="Medium List 1 Accent 3" w:semiHidden="0" w:uiPriority="65" w:unhideWhenUsed="0"/>
+    <w:lsdException w:name="Medium List 2 Accent 3" w:semiHidden="0" w:uiPriority="66" w:unhideWhenUsed="0"/>
+    <w:lsdException w:name="Medium Grid 1 Accent 3" w:semiHidden="0" w:uiPriority="67" w:unhideWhenUsed="0"/>
+    <w:lsdException w:name="Medium Grid 2 Accent 3" w:semiHidden="0" w:uiPriority="68" w:unhideWhenUsed="0"/>
+    <w:lsdException w:name="Medium Grid 3 Accent 3" w:semiHidden="0" w:uiPriority="69" w:unhideWhenUsed="0"/>
+    <w:lsdException w:name="Dark List Accent 3" w:semiHidden="0" w:uiPriority="70" w:unhideWhenUsed="0"/>
+    <w:lsdException w:name="Colorful Shading Accent 3" w:semiHidden="0" w:uiPriority="71" w:unhideWhenUsed="0"/>
+    <w:lsdException w:name="Colorful List Accent 3" w:semiHidden="0" w:uiPriority="72" w:unhideWhenUsed="0"/>
+    <w:lsdException w:name="Colorful Grid Accent 3" w:semiHidden="0" w:uiPriority="73" w:unhideWhenUsed="0"/>
+    <w:lsdException w:name="Light Shading Accent 4" w:semiHidden="0" w:uiPriority="60" w:unhideWhenUsed="0"/>
+    <w:lsdException w:name="Light List Accent 4" w:semiHidden="0" w:uiPriority="61" w:unhideWhenUsed="0"/>
+    <w:lsdException w:name="Light Grid Accent 4" w:semiHidden="0" w:uiPriority="62" w:unhideWhenUsed="0"/>
+    <w:lsdException w:name="Medium Shading 1 Accent 4" w:semiHidden="0" w:uiPriority="63" w:unhideWhenUsed="0"/>
+    <w:lsdException w:name="Medium Shading 2 Accent 4" w:semiHidden="0" w:uiPriority="64" w:unhideWhenUsed="0"/>
+    <w:lsdException w:name="Medium List 1 Accent 4" w:semiHidden="0" w:uiPriority="65" w:unhideWhenUsed="0"/>
+    <w:lsdException w:name="Medium List 2 Accent 4" w:semiHidden="0" w:uiPriority="66" w:unhideWhenUsed="0"/>
+    <w:lsdException w:name="Medium Grid 1 Accent 4" w:semiHidden="0" w:uiPriority="67" w:unhideWhenUsed="0"/>
+    <w:lsdException w:name="Medium Grid 2 Accent 4" w:semiHidden="0" w:uiPriority="68" w:unhideWhenUsed="0"/>
+    <w:lsdException w:name="Medium Grid 3 Accent 4" w:semiHidden="0" w:uiPriority="69" w:unhideWhenUsed="0"/>
+    <w:lsdException w:name="Dark List Accent 4" w:semiHidden="0" w:uiPriority="70" w:unhideWhenUsed="0"/>
+    <w:lsdException w:name="Colorful Shading Accent 4" w:semiHidden="0" w:uiPriority="71" w:unhideWhenUsed="0"/>
+    <w:lsdException w:name="Colorful List Accent 4" w:semiHidden="0" w:uiPriority="72" w:unhideWhenUsed="0"/>
+    <w:lsdException w:name="Colorful Grid Accent 4" w:semiHidden="0" w:uiPriority="73" w:unhideWhenUsed="0"/>
+    <w:lsdException w:name="Light Shading Accent 5" w:semiHidden="0" w:uiPriority="60" w:unhideWhenUsed="0"/>
+    <w:lsdException w:name="Light List Accent 5" w:semiHidden="0" w:uiPriority="61" w:unhideWhenUsed="0"/>
+    <w:lsdException w:name="Light Grid Accent 5" w:semiHidden="0" w:uiPriority="62" w:unhideWhenUsed="0"/>
+    <w:lsdException w:name="Medium Shading 1 Accent 5" w:semiHidden="0" w:uiPriority="63" w:unhideWhenUsed="0"/>
+    <w:lsdException w:name="Medium Shading 2 Accent 5" w:semiHidden="0" w:uiPriority="64" w:unhideWhenUsed="0"/>
+    <w:lsdException w:name="Medium List 1 Accent 5" w:semiHidden="0" w:uiPriority="65" w:unhideWhenUsed="0"/>
+    <w:lsdException w:name="Medium List 2 Accent 5" w:semiHidden="0" w:uiPriority="66" w:unhideWhenUsed="0"/>
+    <w:lsdException w:name="Medium Grid 1 Accent 5" w:semiHidden="0" w:uiPriority="67" w:unhideWhenUsed="0"/>
+    <w:lsdException w:name="Medium Grid 2 Accent 5" w:semiHidden="0" w:uiPriority="68" w:unhideWhenUsed="0"/>
+    <w:lsdException w:name="Medium Grid 3 Accent 5" w:semiHidden="0" w:uiPriority="69" w:unhideWhenUsed="0"/>
+    <w:lsdException w:name="Dark List Accent 5" w:semiHidden="0" w:uiPriority="70" w:unhideWhenUsed="0"/>
+    <w:lsdException w:name="Colorful Shading Accent 5" w:semiHidden="0" w:uiPriority="71" w:unhideWhenUsed="0"/>
+    <w:lsdException w:name="Colorful List Accent 5" w:semiHidden="0" w:uiPriority="72" w:unhideWhenUsed="0"/>
+    <w:lsdException w:name="Colorful Grid Accent 5" w:semiHidden="0" w:uiPriority="73" w:unhideWhenUsed="0"/>
+    <w:lsdException w:name="Light Shading Accent 6" w:semiHidden="0" w:uiPriority="60" w:unhideWhenUsed="0"/>
+    <w:lsdException w:name="Light List Accent 6" w:semiHidden="0" w:uiPriority="61" w:unhideWhenUsed="0"/>
+    <w:lsdException w:name="Light Grid Accent 6" w:semiHidden="0" w:uiPriority="62" w:unhideWhenUsed="0"/>
+    <w:lsdException w:name="Medium Shading 1 Accent 6" w:semiHidden="0" w:uiPriority="63" w:unhideWhenUsed="0"/>
+    <w:lsdException w:name="Medium Shading 2 Accent 6" w:semiHidden="0" w:uiPriority="64" w:unhideWhenUsed="0"/>
+    <w:lsdException w:name="Medium List 1 Accent 6" w:semiHidden="0" w:uiPriority="65" w:unhideWhenUsed="0"/>
+    <w:lsdException w:name="Medium List 2 Accent 6" w:semiHidden="0" w:uiPriority="66" w:unhideWhenUsed="0"/>
+    <w:lsdException w:name="Medium Grid 1 Accent 6" w:semiHidden="0" w:uiPriority="67" w:unhideWhenUsed="0"/>
+    <w:lsdException w:name="Medium Grid 2 Accent 6" w:semiHidden="0" w:uiPriority="68" w:unhideWhenUsed="0"/>
+    <w:lsdException w:name="Medium Grid 3 Accent 6" w:semiHidden="0" w:uiPriority="69" w:unhideWhenUsed="0"/>
+    <w:lsdException w:name="Dark List Accent 6" w:semiHidden="0" w:uiPriority="70" w:unhideWhenUsed="0"/>
+    <w:lsdException w:name="Colorful Shading Accent 6" w:semiHidden="0" w:uiPriority="71" w:unhideWhenUsed="0"/>
+    <w:lsdException w:name="Colorful List Accent 6" w:semiHidden="0" w:uiPriority="72" w:unhideWhenUsed="0"/>
+    <w:lsdException w:name="Colorful Grid Accent 6" w:semiHidden="0" w:uiPriority="73" w:unhideWhenUsed="0"/>
   </w:latentStyles>
-  <w:style w:type="paragraph" w:default="1" w:styleId="1">
+  <w:style w:type="paragraph" w:default="1" w:styleId="Normal">
     <w:name w:val="Normal"/>
     <w:qFormat/>
-    <w:uiPriority w:val="0"/>
     <w:pPr>
       <w:kinsoku w:val="0"/>
       <w:autoSpaceDE w:val="0"/>
@@ -11868,7 +11699,7 @@
       <w:textAlignment w:val="baseline"/>
     </w:pPr>
     <w:rPr>
-      <w:rFonts w:ascii="Arial" w:hAnsi="Arial" w:eastAsia="宋体" w:cs="Arial"/>
+      <w:rFonts w:ascii="Arial" w:eastAsia="宋体" w:hAnsi="Arial" w:cs="Arial"/>
       <w:snapToGrid w:val="0"/>
       <w:color w:val="000000"/>
       <w:kern w:val="0"/>
@@ -11877,12 +11708,11 @@
       <w:lang w:val="en-US" w:eastAsia="en-US" w:bidi="ar-SA"/>
     </w:rPr>
   </w:style>
-  <w:style w:type="paragraph" w:styleId="2">
+  <w:style w:type="paragraph" w:styleId="Heading1">
     <w:name w:val="heading 1"/>
-    <w:basedOn w:val="1"/>
-    <w:next w:val="1"/>
+    <w:basedOn w:val="Normal"/>
+    <w:next w:val="Normal"/>
     <w:qFormat/>
-    <w:uiPriority w:val="0"/>
     <w:pPr>
       <w:keepNext/>
       <w:keepLines/>
@@ -11900,13 +11730,12 @@
       <w:sz w:val="44"/>
     </w:rPr>
   </w:style>
-  <w:style w:type="paragraph" w:styleId="3">
+  <w:style w:type="paragraph" w:styleId="Heading2">
     <w:name w:val="heading 2"/>
-    <w:basedOn w:val="1"/>
-    <w:next w:val="1"/>
+    <w:basedOn w:val="Normal"/>
+    <w:next w:val="Normal"/>
     <w:unhideWhenUsed/>
     <w:qFormat/>
-    <w:uiPriority w:val="0"/>
     <w:pPr>
       <w:keepNext/>
       <w:keepLines/>
@@ -11919,19 +11748,18 @@
       <w:outlineLvl w:val="1"/>
     </w:pPr>
     <w:rPr>
-      <w:rFonts w:ascii="Arial" w:hAnsi="Arial" w:eastAsia="黑体"/>
+      <w:rFonts w:ascii="Arial" w:eastAsia="黑体" w:hAnsi="Arial"/>
       <w:b/>
       <w:sz w:val="32"/>
     </w:rPr>
   </w:style>
-  <w:style w:type="paragraph" w:styleId="4">
+  <w:style w:type="paragraph" w:styleId="Heading3">
     <w:name w:val="heading 3"/>
-    <w:basedOn w:val="1"/>
-    <w:next w:val="1"/>
+    <w:basedOn w:val="Normal"/>
+    <w:next w:val="Normal"/>
     <w:semiHidden/>
     <w:unhideWhenUsed/>
     <w:qFormat/>
-    <w:uiPriority w:val="0"/>
     <w:pPr>
       <w:keepNext/>
       <w:keepLines/>
@@ -11948,13 +11776,12 @@
       <w:sz w:val="32"/>
     </w:rPr>
   </w:style>
-  <w:style w:type="paragraph" w:styleId="5">
+  <w:style w:type="paragraph" w:styleId="Heading4">
     <w:name w:val="heading 4"/>
-    <w:basedOn w:val="1"/>
-    <w:next w:val="1"/>
+    <w:basedOn w:val="Normal"/>
+    <w:next w:val="Normal"/>
     <w:unhideWhenUsed/>
     <w:qFormat/>
-    <w:uiPriority w:val="0"/>
     <w:pPr>
       <w:keepNext/>
       <w:keepLines/>
@@ -11967,19 +11794,18 @@
       <w:outlineLvl w:val="3"/>
     </w:pPr>
     <w:rPr>
-      <w:rFonts w:ascii="Arial" w:hAnsi="Arial" w:eastAsia="黑体"/>
+      <w:rFonts w:ascii="Arial" w:eastAsia="黑体" w:hAnsi="Arial"/>
       <w:b/>
       <w:sz w:val="28"/>
     </w:rPr>
   </w:style>
-  <w:style w:type="paragraph" w:styleId="6">
+  <w:style w:type="paragraph" w:styleId="Heading5">
     <w:name w:val="heading 5"/>
-    <w:basedOn w:val="1"/>
-    <w:next w:val="1"/>
+    <w:basedOn w:val="Normal"/>
+    <w:next w:val="Normal"/>
     <w:semiHidden/>
     <w:unhideWhenUsed/>
     <w:qFormat/>
-    <w:uiPriority w:val="0"/>
     <w:pPr>
       <w:keepNext/>
       <w:keepLines/>
@@ -11996,14 +11822,13 @@
       <w:sz w:val="28"/>
     </w:rPr>
   </w:style>
-  <w:style w:type="paragraph" w:styleId="7">
+  <w:style w:type="paragraph" w:styleId="Heading6">
     <w:name w:val="heading 6"/>
-    <w:basedOn w:val="1"/>
-    <w:next w:val="1"/>
+    <w:basedOn w:val="Normal"/>
+    <w:next w:val="Normal"/>
     <w:semiHidden/>
     <w:unhideWhenUsed/>
     <w:qFormat/>
-    <w:uiPriority w:val="0"/>
     <w:pPr>
       <w:keepNext/>
       <w:keepLines/>
@@ -12016,19 +11841,18 @@
       <w:outlineLvl w:val="5"/>
     </w:pPr>
     <w:rPr>
-      <w:rFonts w:ascii="Arial" w:hAnsi="Arial" w:eastAsia="黑体"/>
+      <w:rFonts w:ascii="Arial" w:eastAsia="黑体" w:hAnsi="Arial"/>
       <w:b/>
       <w:sz w:val="24"/>
     </w:rPr>
   </w:style>
-  <w:style w:type="paragraph" w:styleId="8">
+  <w:style w:type="paragraph" w:styleId="Heading7">
     <w:name w:val="heading 7"/>
-    <w:basedOn w:val="1"/>
-    <w:next w:val="1"/>
+    <w:basedOn w:val="Normal"/>
+    <w:next w:val="Normal"/>
     <w:semiHidden/>
     <w:unhideWhenUsed/>
     <w:qFormat/>
-    <w:uiPriority w:val="0"/>
     <w:pPr>
       <w:keepNext/>
       <w:keepLines/>
@@ -12045,14 +11869,13 @@
       <w:sz w:val="24"/>
     </w:rPr>
   </w:style>
-  <w:style w:type="paragraph" w:styleId="9">
+  <w:style w:type="paragraph" w:styleId="Heading8">
     <w:name w:val="heading 8"/>
-    <w:basedOn w:val="1"/>
-    <w:next w:val="1"/>
+    <w:basedOn w:val="Normal"/>
+    <w:next w:val="Normal"/>
     <w:semiHidden/>
     <w:unhideWhenUsed/>
     <w:qFormat/>
-    <w:uiPriority w:val="0"/>
     <w:pPr>
       <w:keepNext/>
       <w:keepLines/>
@@ -12065,18 +11888,17 @@
       <w:outlineLvl w:val="7"/>
     </w:pPr>
     <w:rPr>
-      <w:rFonts w:ascii="Arial" w:hAnsi="Arial" w:eastAsia="黑体"/>
+      <w:rFonts w:ascii="Arial" w:eastAsia="黑体" w:hAnsi="Arial"/>
       <w:sz w:val="24"/>
     </w:rPr>
   </w:style>
-  <w:style w:type="paragraph" w:styleId="10">
+  <w:style w:type="paragraph" w:styleId="Heading9">
     <w:name w:val="heading 9"/>
-    <w:basedOn w:val="1"/>
-    <w:next w:val="1"/>
+    <w:basedOn w:val="Normal"/>
+    <w:next w:val="Normal"/>
     <w:semiHidden/>
     <w:unhideWhenUsed/>
     <w:qFormat/>
-    <w:uiPriority w:val="0"/>
     <w:pPr>
       <w:keepNext/>
       <w:keepLines/>
@@ -12089,21 +11911,19 @@
       <w:outlineLvl w:val="8"/>
     </w:pPr>
     <w:rPr>
-      <w:rFonts w:ascii="Arial" w:hAnsi="Arial" w:eastAsia="黑体"/>
+      <w:rFonts w:ascii="Arial" w:eastAsia="黑体" w:hAnsi="Arial"/>
       <w:sz w:val="21"/>
     </w:rPr>
   </w:style>
-  <w:style w:type="character" w:default="1" w:styleId="22">
+  <w:style w:type="character" w:default="1" w:styleId="DefaultParagraphFont">
     <w:name w:val="Default Paragraph Font"/>
     <w:semiHidden/>
     <w:qFormat/>
-    <w:uiPriority w:val="0"/>
   </w:style>
-  <w:style w:type="table" w:default="1" w:styleId="20">
+  <w:style w:type="table" w:default="1" w:styleId="TableNormal">
     <w:name w:val="Normal Table"/>
     <w:semiHidden/>
     <w:qFormat/>
-    <w:uiPriority w:val="0"/>
     <w:tblPr>
       <w:tblCellMar>
         <w:top w:w="0" w:type="dxa"/>
@@ -12113,43 +11933,39 @@
       </w:tblCellMar>
     </w:tblPr>
   </w:style>
-  <w:style w:type="paragraph" w:styleId="11">
+  <w:style w:type="paragraph" w:styleId="CommentText">
     <w:name w:val="annotation text"/>
-    <w:basedOn w:val="1"/>
+    <w:basedOn w:val="Normal"/>
     <w:qFormat/>
-    <w:uiPriority w:val="0"/>
     <w:pPr>
       <w:jc w:val="left"/>
     </w:pPr>
   </w:style>
-  <w:style w:type="paragraph" w:styleId="12">
+  <w:style w:type="paragraph" w:styleId="BodyText">
     <w:name w:val="Body Text"/>
-    <w:basedOn w:val="1"/>
+    <w:basedOn w:val="Normal"/>
     <w:semiHidden/>
     <w:qFormat/>
-    <w:uiPriority w:val="0"/>
     <w:rPr>
-      <w:rFonts w:ascii="Arial" w:hAnsi="Arial" w:eastAsia="Arial" w:cs="Arial"/>
+      <w:rFonts w:ascii="Arial" w:eastAsia="Arial" w:hAnsi="Arial" w:cs="Arial"/>
       <w:sz w:val="21"/>
       <w:szCs w:val="21"/>
       <w:lang w:val="en-US" w:eastAsia="en-US" w:bidi="ar-SA"/>
     </w:rPr>
   </w:style>
-  <w:style w:type="paragraph" w:styleId="13">
+  <w:style w:type="paragraph" w:styleId="TOC3">
     <w:name w:val="toc 3"/>
-    <w:basedOn w:val="1"/>
-    <w:next w:val="1"/>
+    <w:basedOn w:val="Normal"/>
+    <w:next w:val="Normal"/>
     <w:qFormat/>
-    <w:uiPriority w:val="0"/>
     <w:pPr>
       <w:ind w:left="840" w:leftChars="400"/>
     </w:pPr>
   </w:style>
-  <w:style w:type="paragraph" w:styleId="14">
+  <w:style w:type="paragraph" w:styleId="Footer">
     <w:name w:val="footer"/>
-    <w:basedOn w:val="1"/>
+    <w:basedOn w:val="Normal"/>
     <w:qFormat/>
-    <w:uiPriority w:val="0"/>
     <w:pPr>
       <w:tabs>
         <w:tab w:val="center" w:pos="4153"/>
@@ -12162,17 +11978,16 @@
       <w:sz w:val="18"/>
     </w:rPr>
   </w:style>
-  <w:style w:type="paragraph" w:styleId="15">
+  <w:style w:type="paragraph" w:styleId="Header">
     <w:name w:val="header"/>
-    <w:basedOn w:val="1"/>
+    <w:basedOn w:val="Normal"/>
     <w:qFormat/>
-    <w:uiPriority w:val="0"/>
     <w:pPr>
       <w:pBdr>
-        <w:top w:val="none" w:color="auto" w:sz="0" w:space="0"/>
-        <w:left w:val="none" w:color="auto" w:sz="0" w:space="0"/>
-        <w:bottom w:val="none" w:color="auto" w:sz="0" w:space="0"/>
-        <w:right w:val="none" w:color="auto" w:sz="0" w:space="0"/>
+        <w:top w:val="nil"/>
+        <w:left w:val="nil"/>
+        <w:bottom w:val="nil"/>
+        <w:right w:val="nil"/>
       </w:pBdr>
       <w:tabs>
         <w:tab w:val="center" w:pos="4153"/>
@@ -12187,41 +12002,37 @@
       <w:sz w:val="18"/>
     </w:rPr>
   </w:style>
-  <w:style w:type="paragraph" w:styleId="16">
+  <w:style w:type="paragraph" w:styleId="TOC1">
     <w:name w:val="toc 1"/>
-    <w:basedOn w:val="1"/>
-    <w:next w:val="1"/>
+    <w:basedOn w:val="Normal"/>
+    <w:next w:val="Normal"/>
     <w:qFormat/>
-    <w:uiPriority w:val="0"/>
     <w:rPr>
-      <w:rFonts w:ascii="Arial" w:hAnsi="Arial" w:eastAsia="Microsoft JhengHei"/>
+      <w:rFonts w:ascii="Arial" w:eastAsia="Microsoft JhengHei" w:hAnsi="Arial"/>
       <w:sz w:val="24"/>
     </w:rPr>
   </w:style>
-  <w:style w:type="paragraph" w:styleId="17">
+  <w:style w:type="paragraph" w:styleId="TOC2">
     <w:name w:val="toc 2"/>
-    <w:basedOn w:val="1"/>
-    <w:next w:val="1"/>
+    <w:basedOn w:val="Normal"/>
+    <w:next w:val="Normal"/>
     <w:qFormat/>
-    <w:uiPriority w:val="0"/>
     <w:pPr>
       <w:ind w:left="420" w:leftChars="200"/>
     </w:pPr>
   </w:style>
-  <w:style w:type="paragraph" w:styleId="18">
+  <w:style w:type="paragraph" w:styleId="NormalWeb">
     <w:name w:val="Normal (Web)"/>
-    <w:basedOn w:val="1"/>
+    <w:basedOn w:val="Normal"/>
     <w:qFormat/>
-    <w:uiPriority w:val="0"/>
     <w:rPr>
       <w:sz w:val="24"/>
     </w:rPr>
   </w:style>
-  <w:style w:type="paragraph" w:styleId="19">
+  <w:style w:type="paragraph" w:styleId="Title">
     <w:name w:val="Title"/>
-    <w:basedOn w:val="1"/>
+    <w:basedOn w:val="Normal"/>
     <w:qFormat/>
-    <w:uiPriority w:val="0"/>
     <w:pPr>
       <w:spacing w:before="240" w:beforeLines="0" w:beforeAutospacing="0" w:after="60" w:afterLines="0" w:afterAutospacing="0"/>
       <w:jc w:val="center"/>
@@ -12233,73 +12044,68 @@
       <w:sz w:val="32"/>
     </w:rPr>
   </w:style>
-  <w:style w:type="table" w:styleId="21">
+  <w:style w:type="table" w:styleId="TableGrid">
     <w:name w:val="Table Grid"/>
-    <w:basedOn w:val="20"/>
+    <w:basedOn w:val="TableNormal"/>
     <w:qFormat/>
-    <w:uiPriority w:val="0"/>
     <w:pPr>
       <w:widowControl w:val="0"/>
       <w:jc w:val="both"/>
     </w:pPr>
     <w:tblPr>
       <w:tblBorders>
-        <w:top w:val="single" w:color="auto" w:sz="4" w:space="0"/>
-        <w:left w:val="single" w:color="auto" w:sz="4" w:space="0"/>
-        <w:bottom w:val="single" w:color="auto" w:sz="4" w:space="0"/>
-        <w:right w:val="single" w:color="auto" w:sz="4" w:space="0"/>
-        <w:insideH w:val="single" w:color="auto" w:sz="4" w:space="0"/>
-        <w:insideV w:val="single" w:color="auto" w:sz="4" w:space="0"/>
+        <w:top w:val="single" w:sz="4" w:space="0" w:color="auto"/>
+        <w:left w:val="single" w:sz="4" w:space="0" w:color="auto"/>
+        <w:bottom w:val="single" w:sz="4" w:space="0" w:color="auto"/>
+        <w:right w:val="single" w:sz="4" w:space="0" w:color="auto"/>
+        <w:insideH w:val="single" w:sz="4" w:space="0" w:color="auto"/>
+        <w:insideV w:val="single" w:sz="4" w:space="0" w:color="auto"/>
       </w:tblBorders>
     </w:tblPr>
   </w:style>
-  <w:style w:type="character" w:styleId="23">
+  <w:style w:type="character" w:styleId="Strong">
     <w:name w:val="Strong"/>
-    <w:basedOn w:val="22"/>
+    <w:basedOn w:val="DefaultParagraphFont"/>
     <w:qFormat/>
-    <w:uiPriority w:val="0"/>
     <w:rPr>
       <w:b/>
     </w:rPr>
   </w:style>
-  <w:style w:type="paragraph" w:customStyle="1" w:styleId="24">
+  <w:style w:type="paragraph" w:customStyle="1" w:styleId="a">
     <w:name w:val="柴_公司名"/>
-    <w:basedOn w:val="19"/>
+    <w:basedOn w:val="Title"/>
     <w:qFormat/>
-    <w:uiPriority w:val="0"/>
     <w:pPr>
       <w:spacing w:after="600" w:afterLines="600"/>
     </w:pPr>
     <w:rPr>
-      <w:rFonts w:hint="eastAsia" w:ascii="宋体" w:hAnsi="宋体" w:eastAsia="宋体" w:cs="宋体"/>
+      <w:rFonts w:ascii="宋体" w:eastAsia="宋体" w:hAnsi="宋体" w:cs="宋体" w:hint="eastAsia"/>
       <w:bCs/>
       <w:spacing w:val="-6"/>
       <w:sz w:val="52"/>
       <w:szCs w:val="52"/>
     </w:rPr>
   </w:style>
-  <w:style w:type="paragraph" w:customStyle="1" w:styleId="25">
+  <w:style w:type="paragraph" w:customStyle="1" w:styleId="a0">
     <w:name w:val="柴_文档名"/>
-    <w:basedOn w:val="19"/>
+    <w:basedOn w:val="Title"/>
     <w:qFormat/>
-    <w:uiPriority w:val="0"/>
     <w:pPr>
       <w:spacing w:after="900" w:afterLines="900"/>
     </w:pPr>
     <w:rPr>
-      <w:rFonts w:ascii="黑体" w:hAnsi="黑体" w:eastAsia="黑体" w:cs="黑体"/>
+      <w:rFonts w:ascii="黑体" w:eastAsia="黑体" w:hAnsi="黑体" w:cs="黑体"/>
       <w:bCs/>
       <w:spacing w:val="-7"/>
       <w:sz w:val="52"/>
       <w:szCs w:val="52"/>
     </w:rPr>
   </w:style>
-  <w:style w:type="table" w:customStyle="1" w:styleId="26">
+  <w:style w:type="table" w:customStyle="1" w:styleId="TableNormal0">
     <w:name w:val="Table Normal_0"/>
     <w:semiHidden/>
     <w:unhideWhenUsed/>
     <w:qFormat/>
-    <w:uiPriority w:val="0"/>
     <w:tblPr>
       <w:tblCellMar>
         <w:top w:w="0" w:type="dxa"/>
@@ -12309,88 +12115,82 @@
       </w:tblCellMar>
     </w:tblPr>
   </w:style>
-  <w:style w:type="paragraph" w:customStyle="1" w:styleId="27">
+  <w:style w:type="paragraph" w:customStyle="1" w:styleId="TableText">
     <w:name w:val="Table Text"/>
-    <w:basedOn w:val="1"/>
+    <w:basedOn w:val="Normal"/>
     <w:semiHidden/>
     <w:qFormat/>
-    <w:uiPriority w:val="0"/>
     <w:rPr>
-      <w:rFonts w:ascii="宋体" w:hAnsi="宋体" w:eastAsia="宋体" w:cs="宋体"/>
+      <w:rFonts w:ascii="宋体" w:eastAsia="宋体" w:hAnsi="宋体" w:cs="宋体"/>
       <w:sz w:val="21"/>
       <w:szCs w:val="21"/>
       <w:lang w:val="en-US" w:eastAsia="en-US" w:bidi="ar-SA"/>
     </w:rPr>
   </w:style>
-  <w:style w:type="paragraph" w:customStyle="1" w:styleId="28">
+  <w:style w:type="paragraph" w:customStyle="1" w:styleId="1">
     <w:name w:val="柴_标题1"/>
-    <w:basedOn w:val="2"/>
-    <w:next w:val="29"/>
-    <w:link w:val="38"/>
+    <w:basedOn w:val="Heading1"/>
+    <w:next w:val="a1"/>
+    <w:link w:val="1Char"/>
     <w:qFormat/>
-    <w:uiPriority w:val="0"/>
     <w:pPr>
       <w:spacing w:before="100" w:after="90" w:line="360" w:lineRule="auto"/>
     </w:pPr>
     <w:rPr>
-      <w:rFonts w:ascii="Arial" w:hAnsi="Arial" w:eastAsia="宋体"/>
+      <w:rFonts w:ascii="Arial" w:eastAsia="宋体" w:hAnsi="Arial"/>
       <w:sz w:val="32"/>
     </w:rPr>
   </w:style>
-  <w:style w:type="paragraph" w:customStyle="1" w:styleId="29">
+  <w:style w:type="paragraph" w:customStyle="1" w:styleId="a1">
     <w:name w:val="柴_正文"/>
-    <w:basedOn w:val="12"/>
-    <w:link w:val="42"/>
+    <w:basedOn w:val="BodyText"/>
+    <w:link w:val="Char"/>
     <w:qFormat/>
-    <w:uiPriority w:val="0"/>
     <w:pPr>
       <w:spacing w:line="360" w:lineRule="auto"/>
       <w:ind w:firstLine="470" w:firstLineChars="200"/>
     </w:pPr>
     <w:rPr>
-      <w:rFonts w:ascii="Arial" w:hAnsi="Arial" w:eastAsia="宋体"/>
+      <w:rFonts w:ascii="Arial" w:eastAsia="宋体" w:hAnsi="Arial"/>
       <w:sz w:val="24"/>
       <w:lang w:eastAsia="zh-CN"/>
     </w:rPr>
   </w:style>
-  <w:style w:type="paragraph" w:customStyle="1" w:styleId="30">
+  <w:style w:type="paragraph" w:customStyle="1" w:styleId="2">
     <w:name w:val="柴_标题2"/>
-    <w:basedOn w:val="3"/>
-    <w:next w:val="29"/>
+    <w:basedOn w:val="Heading2"/>
+    <w:next w:val="a1"/>
     <w:qFormat/>
-    <w:uiPriority w:val="0"/>
     <w:pPr>
       <w:spacing w:line="360" w:lineRule="auto"/>
     </w:pPr>
     <w:rPr>
-      <w:rFonts w:ascii="Arial" w:hAnsi="Arial" w:eastAsia="宋体"/>
+      <w:rFonts w:ascii="Arial" w:eastAsia="宋体" w:hAnsi="Arial"/>
       <w:sz w:val="28"/>
     </w:rPr>
   </w:style>
-  <w:style w:type="paragraph" w:customStyle="1" w:styleId="31">
+  <w:style w:type="paragraph" w:customStyle="1" w:styleId="3">
     <w:name w:val="柴_标题3"/>
-    <w:basedOn w:val="4"/>
-    <w:next w:val="29"/>
-    <w:link w:val="43"/>
+    <w:basedOn w:val="Heading3"/>
+    <w:next w:val="a1"/>
+    <w:link w:val="3Char"/>
     <w:qFormat/>
-    <w:uiPriority w:val="0"/>
     <w:pPr>
       <w:spacing w:line="360" w:lineRule="auto"/>
       <w:ind w:left="0" w:firstLine="472" w:firstLineChars="200"/>
     </w:pPr>
     <w:rPr>
-      <w:rFonts w:ascii="宋体" w:hAnsi="宋体" w:eastAsia="宋体" w:cs="宋体"/>
+      <w:rFonts w:ascii="宋体" w:eastAsia="宋体" w:hAnsi="宋体" w:cs="宋体"/>
       <w:spacing w:val="-2"/>
       <w:sz w:val="24"/>
       <w:szCs w:val="24"/>
     </w:rPr>
   </w:style>
-  <w:style w:type="paragraph" w:customStyle="1" w:styleId="32">
+  <w:style w:type="paragraph" w:customStyle="1" w:styleId="a2">
     <w:name w:val="柴_目录"/>
-    <w:basedOn w:val="1"/>
-    <w:next w:val="12"/>
+    <w:basedOn w:val="Normal"/>
+    <w:next w:val="BodyText"/>
     <w:qFormat/>
-    <w:uiPriority w:val="0"/>
     <w:pPr>
       <w:tabs>
         <w:tab w:val="right" w:leader="dot" w:pos="8442"/>
@@ -12398,64 +12198,59 @@
       <w:ind w:left="0" w:leftChars="0"/>
     </w:pPr>
     <w:rPr>
-      <w:rFonts w:ascii="Arial" w:hAnsi="Arial" w:eastAsia="Microsoft JhengHei"/>
+      <w:rFonts w:ascii="Arial" w:eastAsia="Microsoft JhengHei" w:hAnsi="Arial"/>
       <w:sz w:val="24"/>
     </w:rPr>
   </w:style>
-  <w:style w:type="paragraph" w:customStyle="1" w:styleId="33">
+  <w:style w:type="paragraph" w:customStyle="1" w:styleId="WPSOffice1">
     <w:name w:val="WPSOffice手动目录 1"/>
     <w:qFormat/>
-    <w:uiPriority w:val="0"/>
     <w:pPr>
       <w:ind w:leftChars="0"/>
     </w:pPr>
     <w:rPr>
-      <w:rFonts w:ascii="Times New Roman" w:hAnsi="Times New Roman" w:eastAsia="宋体" w:cs="Times New Roman"/>
+      <w:rFonts w:ascii="Times New Roman" w:eastAsia="宋体" w:hAnsi="Times New Roman" w:cs="Times New Roman"/>
       <w:sz w:val="20"/>
       <w:szCs w:val="20"/>
     </w:rPr>
   </w:style>
-  <w:style w:type="paragraph" w:customStyle="1" w:styleId="34">
+  <w:style w:type="paragraph" w:customStyle="1" w:styleId="WPSOffice2">
     <w:name w:val="WPSOffice手动目录 2"/>
     <w:qFormat/>
-    <w:uiPriority w:val="0"/>
     <w:pPr>
       <w:ind w:leftChars="200"/>
     </w:pPr>
     <w:rPr>
-      <w:rFonts w:ascii="Times New Roman" w:hAnsi="Times New Roman" w:eastAsia="宋体" w:cs="Times New Roman"/>
+      <w:rFonts w:ascii="Times New Roman" w:eastAsia="宋体" w:hAnsi="Times New Roman" w:cs="Times New Roman"/>
       <w:sz w:val="20"/>
       <w:szCs w:val="20"/>
     </w:rPr>
   </w:style>
-  <w:style w:type="paragraph" w:customStyle="1" w:styleId="35">
+  <w:style w:type="paragraph" w:customStyle="1" w:styleId="WPSOffice3">
     <w:name w:val="WPSOffice手动目录 3"/>
     <w:qFormat/>
-    <w:uiPriority w:val="0"/>
     <w:pPr>
       <w:ind w:leftChars="400"/>
     </w:pPr>
     <w:rPr>
-      <w:rFonts w:ascii="Times New Roman" w:hAnsi="Times New Roman" w:eastAsia="宋体" w:cs="Times New Roman"/>
+      <w:rFonts w:ascii="Times New Roman" w:eastAsia="宋体" w:hAnsi="Times New Roman" w:cs="Times New Roman"/>
       <w:sz w:val="20"/>
       <w:szCs w:val="20"/>
     </w:rPr>
   </w:style>
-  <w:style w:type="paragraph" w:customStyle="1" w:styleId="36">
+  <w:style w:type="paragraph" w:customStyle="1" w:styleId="Compact">
     <w:name w:val="Compact"/>
-    <w:basedOn w:val="12"/>
+    <w:basedOn w:val="BodyText"/>
     <w:qFormat/>
-    <w:uiPriority w:val="0"/>
     <w:pPr>
       <w:spacing w:before="36" w:after="36"/>
     </w:pPr>
   </w:style>
-  <w:style w:type="table" w:customStyle="1" w:styleId="37">
+  <w:style w:type="table" w:customStyle="1" w:styleId="Table">
     <w:name w:val="Table"/>
     <w:semiHidden/>
     <w:unhideWhenUsed/>
     <w:qFormat/>
-    <w:uiPriority w:val="0"/>
     <w:tblPr>
       <w:tblCellMar>
         <w:top w:w="0" w:type="dxa"/>
@@ -12467,28 +12262,26 @@
     <w:tblStylePr w:type="firstRow">
       <w:tcPr>
         <w:tcBorders>
-          <w:bottom w:val="single" w:color="auto" w:sz="0" w:space="0"/>
+          <w:bottom w:val="single" w:sz="0" w:space="0" w:color="auto"/>
         </w:tcBorders>
         <w:vAlign w:val="bottom"/>
       </w:tcPr>
     </w:tblStylePr>
   </w:style>
-  <w:style w:type="character" w:customStyle="1" w:styleId="38">
+  <w:style w:type="character" w:customStyle="1" w:styleId="1Char">
     <w:name w:val="柴_标题1 Char"/>
-    <w:link w:val="28"/>
+    <w:link w:val="1"/>
     <w:qFormat/>
-    <w:uiPriority w:val="0"/>
     <w:rPr>
-      <w:rFonts w:ascii="Arial" w:hAnsi="Arial" w:eastAsia="宋体"/>
+      <w:rFonts w:ascii="Arial" w:eastAsia="宋体" w:hAnsi="Arial"/>
       <w:sz w:val="32"/>
     </w:rPr>
   </w:style>
-  <w:style w:type="table" w:customStyle="1" w:styleId="39">
+  <w:style w:type="table" w:customStyle="1" w:styleId="TableNormal1">
     <w:name w:val="Table Normal_1"/>
     <w:semiHidden/>
     <w:unhideWhenUsed/>
     <w:qFormat/>
-    <w:uiPriority w:val="0"/>
     <w:tblPr>
       <w:tblCellMar>
         <w:top w:w="0" w:type="dxa"/>
@@ -12498,11 +12291,10 @@
       </w:tblCellMar>
     </w:tblPr>
   </w:style>
-  <w:style w:type="paragraph" w:customStyle="1" w:styleId="40">
+  <w:style w:type="paragraph" w:customStyle="1" w:styleId="a3">
     <w:name w:val="柴_正文_无缩进"/>
-    <w:basedOn w:val="1"/>
+    <w:basedOn w:val="Normal"/>
     <w:qFormat/>
-    <w:uiPriority w:val="0"/>
     <w:pPr>
       <w:ind w:firstLine="0" w:firstLineChars="0"/>
     </w:pPr>
@@ -12512,42 +12304,39 @@
       <w:lang w:eastAsia="zh-CN"/>
     </w:rPr>
   </w:style>
-  <w:style w:type="paragraph" w:customStyle="1" w:styleId="41">
+  <w:style w:type="paragraph" w:customStyle="1" w:styleId="4">
     <w:name w:val="柴_标题4"/>
-    <w:basedOn w:val="5"/>
-    <w:next w:val="1"/>
+    <w:basedOn w:val="Heading4"/>
+    <w:next w:val="Normal"/>
     <w:qFormat/>
-    <w:uiPriority w:val="0"/>
     <w:pPr>
       <w:widowControl w:val="0"/>
       <w:spacing w:before="160" w:line="360" w:lineRule="auto"/>
-      <w:ind w:left="981" w:leftChars="300" w:hanging="862"/>
+      <w:ind w:left="981" w:hanging="862" w:leftChars="300"/>
     </w:pPr>
     <w:rPr>
-      <w:rFonts w:hint="eastAsia" w:ascii="Calibri" w:hAnsi="Calibri" w:eastAsia="宋体" w:cs="宋体"/>
+      <w:rFonts w:ascii="Calibri" w:eastAsia="宋体" w:hAnsi="Calibri" w:cs="宋体" w:hint="eastAsia"/>
       <w:sz w:val="24"/>
       <w:szCs w:val="24"/>
       <w:lang w:eastAsia="zh-CN" w:bidi="zh-CN"/>
     </w:rPr>
   </w:style>
-  <w:style w:type="character" w:customStyle="1" w:styleId="42">
+  <w:style w:type="character" w:customStyle="1" w:styleId="Char">
     <w:name w:val="柴_正文 Char"/>
-    <w:link w:val="29"/>
+    <w:link w:val="a1"/>
     <w:qFormat/>
-    <w:uiPriority w:val="0"/>
     <w:rPr>
-      <w:rFonts w:ascii="Arial" w:hAnsi="Arial" w:eastAsia="宋体"/>
+      <w:rFonts w:ascii="Arial" w:eastAsia="宋体" w:hAnsi="Arial"/>
       <w:sz w:val="24"/>
       <w:lang w:eastAsia="zh-CN"/>
     </w:rPr>
   </w:style>
-  <w:style w:type="character" w:customStyle="1" w:styleId="43">
+  <w:style w:type="character" w:customStyle="1" w:styleId="3Char">
     <w:name w:val="柴_标题3 Char"/>
-    <w:link w:val="31"/>
+    <w:link w:val="3"/>
     <w:qFormat/>
-    <w:uiPriority w:val="0"/>
     <w:rPr>
-      <w:rFonts w:ascii="宋体" w:hAnsi="宋体" w:eastAsia="宋体" w:cs="宋体"/>
+      <w:rFonts w:ascii="宋体" w:eastAsia="宋体" w:hAnsi="宋体" w:cs="宋体"/>
       <w:spacing w:val="-2"/>
       <w:sz w:val="24"/>
       <w:szCs w:val="24"/>
